--- a/Pricing.docx
+++ b/Pricing.docx
@@ -2,7 +2,7 @@
 <file path=word/document.xml><?xml version="1.0" encoding="utf-8"?>
 <w:document xmlns:w="http://schemas.openxmlformats.org/wordprocessingml/2006/main" xmlns:m="http://schemas.openxmlformats.org/officeDocument/2006/math" xmlns:r="http://schemas.openxmlformats.org/officeDocument/2006/relationships" xmlns:o="urn:schemas-microsoft-com:office:office" xmlns:v="urn:schemas-microsoft-com:vml" xmlns:w10="urn:schemas-microsoft-com:office:word" xmlns:a="http://schemas.openxmlformats.org/drawingml/2006/main" xmlns:pic="http://schemas.openxmlformats.org/drawingml/2006/picture" xmlns:wp="http://schemas.openxmlformats.org/drawingml/2006/wordprocessingDrawing">
   <w:body>
-    <w:bookmarkStart w:id="55" w:name="setnayan-pricing-v1-master-reference"/>
+    <w:bookmarkStart w:id="59" w:name="setnayan-pricing-v1-master-reference"/>
     <w:p>
       <w:pPr>
         <w:pStyle w:val="Heading1"/>
@@ -558,7 +558,7 @@
       </w:r>
     </w:p>
     <w:bookmarkEnd w:id="11"/>
-    <w:bookmarkStart w:id="27" w:name="core-platform-skus-couple-side"/>
+    <w:bookmarkStart w:id="30" w:name="core-platform-skus-couple-side"/>
     <w:p>
       <w:pPr>
         <w:pStyle w:val="Heading2"/>
@@ -3436,6 +3436,519 @@
         <w:t xml:space="preserve">LED prices not directly grepped from 0005 iteration .md in the latest sweep. Cross-check against iteration 0005 before using in production.</w:t>
       </w:r>
     </w:p>
+    <w:bookmarkEnd w:id="26"/>
+    <w:bookmarkStart w:id="29" w:name="X09d6d1077668ec5b5ea11202db05d98d652dc17"/>
+    <w:p>
+      <w:pPr>
+        <w:pStyle w:val="Heading3"/>
+      </w:pPr>
+      <w:r>
+        <w:t xml:space="preserve">2.9 Professional Mood Board · Composite Scene renders (iteration 0010 V1.1)</w:t>
+      </w:r>
+    </w:p>
+    <w:p>
+      <w:pPr>
+        <w:pStyle w:val="FirstParagraph"/>
+      </w:pPr>
+      <w:r>
+        <w:t xml:space="preserve">Pay-per-render pack pricing locked 2026-05-22 — NO subscription, no activation gate, use anytime. Render = AI-generated composite of host’s reference photos + couple’s palette, auto-segmented into layered transparent PNGs for live Color Range Manipulator recoloring. Per</w:t>
+      </w:r>
+      <w:r>
+        <w:t xml:space="preserve"> </w:t>
+      </w:r>
+      <w:hyperlink r:id="rId27">
+        <w:r>
+          <w:rPr>
+            <w:rStyle w:val="Hyperlink"/>
+          </w:rPr>
+          <w:t xml:space="preserve">0010 § Professional Mood Board (V1.1+) · Composite Scene generator</w:t>
+        </w:r>
+      </w:hyperlink>
+      <w:r>
+        <w:t xml:space="preserve">.</w:t>
+      </w:r>
+    </w:p>
+    <w:tbl>
+      <w:tblPr>
+        <w:tblStyle w:val="Table"/>
+        <w:tblW w:type="pct" w:w="5000"/>
+        <w:tblLayout w:type="fixed"/>
+        <w:tblLook w:firstRow="1" w:lastRow="0" w:firstColumn="0" w:lastColumn="0" w:noHBand="0" w:noVBand="0" w:val="0020"/>
+      </w:tblPr>
+      <w:tblGrid>
+        <w:gridCol w:w="990"/>
+        <w:gridCol w:w="990"/>
+        <w:gridCol w:w="990"/>
+        <w:gridCol w:w="990"/>
+        <w:gridCol w:w="990"/>
+        <w:gridCol w:w="990"/>
+        <w:gridCol w:w="990"/>
+        <w:gridCol w:w="990"/>
+      </w:tblGrid>
+      <w:tr>
+        <w:trPr>
+          <w:tblHeader w:val="on"/>
+        </w:trPr>
+        <w:tc>
+          <w:tcPr/>
+          <w:p>
+            <w:pPr>
+              <w:pStyle w:val="Compact"/>
+            </w:pPr>
+            <w:r>
+              <w:t xml:space="preserve">SKU</w:t>
+            </w:r>
+          </w:p>
+        </w:tc>
+        <w:tc>
+          <w:tcPr/>
+          <w:p>
+            <w:pPr>
+              <w:pStyle w:val="Compact"/>
+            </w:pPr>
+            <w:r>
+              <w:t xml:space="preserve">Renders</w:t>
+            </w:r>
+          </w:p>
+        </w:tc>
+        <w:tc>
+          <w:tcPr/>
+          <w:p>
+            <w:pPr>
+              <w:pStyle w:val="Compact"/>
+            </w:pPr>
+            <w:r>
+              <w:t xml:space="preserve">Price</w:t>
+            </w:r>
+          </w:p>
+        </w:tc>
+        <w:tc>
+          <w:tcPr/>
+          <w:p>
+            <w:pPr>
+              <w:pStyle w:val="Compact"/>
+            </w:pPr>
+            <w:r>
+              <w:t xml:space="preserve">Centavos</w:t>
+            </w:r>
+          </w:p>
+        </w:tc>
+        <w:tc>
+          <w:tcPr/>
+          <w:p>
+            <w:pPr>
+              <w:pStyle w:val="Compact"/>
+            </w:pPr>
+            <w:r>
+              <w:t xml:space="preserve">Per-render</w:t>
+            </w:r>
+          </w:p>
+        </w:tc>
+        <w:tc>
+          <w:tcPr/>
+          <w:p>
+            <w:pPr>
+              <w:pStyle w:val="Compact"/>
+            </w:pPr>
+            <w:r>
+              <w:t xml:space="preserve">Margin (API ~₱30)</w:t>
+            </w:r>
+          </w:p>
+        </w:tc>
+        <w:tc>
+          <w:tcPr/>
+          <w:p>
+            <w:pPr>
+              <w:pStyle w:val="Compact"/>
+            </w:pPr>
+            <w:r>
+              <w:t xml:space="preserve">Status</w:t>
+            </w:r>
+          </w:p>
+        </w:tc>
+        <w:tc>
+          <w:tcPr/>
+          <w:p>
+            <w:pPr>
+              <w:pStyle w:val="Compact"/>
+            </w:pPr>
+            <w:r>
+              <w:t xml:space="preserve">Source</w:t>
+            </w:r>
+          </w:p>
+        </w:tc>
+      </w:tr>
+      <w:tr>
+        <w:tc>
+          <w:tcPr/>
+          <w:p>
+            <w:pPr>
+              <w:pStyle w:val="Compact"/>
+            </w:pPr>
+            <w:r>
+              <w:t xml:space="preserve">Professional Mood Board · Single render</w:t>
+            </w:r>
+          </w:p>
+        </w:tc>
+        <w:tc>
+          <w:tcPr/>
+          <w:p>
+            <w:pPr>
+              <w:pStyle w:val="Compact"/>
+            </w:pPr>
+            <w:r>
+              <w:t xml:space="preserve">1</w:t>
+            </w:r>
+          </w:p>
+        </w:tc>
+        <w:tc>
+          <w:tcPr/>
+          <w:p>
+            <w:pPr>
+              <w:pStyle w:val="Compact"/>
+            </w:pPr>
+            <w:r>
+              <w:t xml:space="preserve">₱199</w:t>
+            </w:r>
+          </w:p>
+        </w:tc>
+        <w:tc>
+          <w:tcPr/>
+          <w:p>
+            <w:pPr>
+              <w:pStyle w:val="Compact"/>
+            </w:pPr>
+            <w:r>
+              <w:t xml:space="preserve">19,900</w:t>
+            </w:r>
+          </w:p>
+        </w:tc>
+        <w:tc>
+          <w:tcPr/>
+          <w:p>
+            <w:pPr>
+              <w:pStyle w:val="Compact"/>
+            </w:pPr>
+            <w:r>
+              <w:t xml:space="preserve">₱199</w:t>
+            </w:r>
+          </w:p>
+        </w:tc>
+        <w:tc>
+          <w:tcPr/>
+          <w:p>
+            <w:pPr>
+              <w:pStyle w:val="Compact"/>
+            </w:pPr>
+            <w:r>
+              <w:t xml:space="preserve">85%</w:t>
+            </w:r>
+          </w:p>
+        </w:tc>
+        <w:tc>
+          <w:tcPr/>
+          <w:p>
+            <w:pPr>
+              <w:pStyle w:val="Compact"/>
+            </w:pPr>
+            <w:r>
+              <w:t xml:space="preserve">ACTIVE (V1.1)</w:t>
+            </w:r>
+          </w:p>
+        </w:tc>
+        <w:tc>
+          <w:tcPr/>
+          <w:p>
+            <w:pPr>
+              <w:pStyle w:val="Compact"/>
+            </w:pPr>
+            <w:hyperlink r:id="rId27">
+              <w:r>
+                <w:rPr>
+                  <w:rStyle w:val="Hyperlink"/>
+                </w:rPr>
+                <w:t xml:space="preserve">0010_mood_board.md § Professional Mood Board</w:t>
+              </w:r>
+            </w:hyperlink>
+            <w:r>
+              <w:t xml:space="preserve"> </w:t>
+            </w:r>
+            <w:r>
+              <w:t xml:space="preserve">·</w:t>
+            </w:r>
+            <w:r>
+              <w:t xml:space="preserve"> </w:t>
+            </w:r>
+            <w:hyperlink r:id="rId28">
+              <w:r>
+                <w:rPr>
+                  <w:rStyle w:val="Hyperlink"/>
+                </w:rPr>
+                <w:t xml:space="preserve">CLAUDE.md 2026-05-22 fifth row</w:t>
+              </w:r>
+            </w:hyperlink>
+          </w:p>
+        </w:tc>
+      </w:tr>
+      <w:tr>
+        <w:tc>
+          <w:tcPr/>
+          <w:p>
+            <w:pPr>
+              <w:pStyle w:val="Compact"/>
+            </w:pPr>
+            <w:r>
+              <w:t xml:space="preserve">Professional Mood Board · Studio pack</w:t>
+            </w:r>
+          </w:p>
+        </w:tc>
+        <w:tc>
+          <w:tcPr/>
+          <w:p>
+            <w:pPr>
+              <w:pStyle w:val="Compact"/>
+            </w:pPr>
+            <w:r>
+              <w:t xml:space="preserve">50</w:t>
+            </w:r>
+          </w:p>
+        </w:tc>
+        <w:tc>
+          <w:tcPr/>
+          <w:p>
+            <w:pPr>
+              <w:pStyle w:val="Compact"/>
+            </w:pPr>
+            <w:r>
+              <w:t xml:space="preserve">₱8,999</w:t>
+            </w:r>
+          </w:p>
+        </w:tc>
+        <w:tc>
+          <w:tcPr/>
+          <w:p>
+            <w:pPr>
+              <w:pStyle w:val="Compact"/>
+            </w:pPr>
+            <w:r>
+              <w:t xml:space="preserve">899,900</w:t>
+            </w:r>
+          </w:p>
+        </w:tc>
+        <w:tc>
+          <w:tcPr/>
+          <w:p>
+            <w:pPr>
+              <w:pStyle w:val="Compact"/>
+            </w:pPr>
+            <w:r>
+              <w:t xml:space="preserve">₱180</w:t>
+            </w:r>
+          </w:p>
+        </w:tc>
+        <w:tc>
+          <w:tcPr/>
+          <w:p>
+            <w:pPr>
+              <w:pStyle w:val="Compact"/>
+            </w:pPr>
+            <w:r>
+              <w:t xml:space="preserve">75%</w:t>
+            </w:r>
+          </w:p>
+        </w:tc>
+        <w:tc>
+          <w:tcPr/>
+          <w:p>
+            <w:pPr>
+              <w:pStyle w:val="Compact"/>
+            </w:pPr>
+            <w:r>
+              <w:t xml:space="preserve">ACTIVE (V1.1)</w:t>
+            </w:r>
+          </w:p>
+        </w:tc>
+        <w:tc>
+          <w:tcPr/>
+          <w:p>
+            <w:pPr>
+              <w:pStyle w:val="Compact"/>
+            </w:pPr>
+            <w:r>
+              <w:t xml:space="preserve">same</w:t>
+            </w:r>
+          </w:p>
+        </w:tc>
+      </w:tr>
+      <w:tr>
+        <w:tc>
+          <w:tcPr/>
+          <w:p>
+            <w:pPr>
+              <w:pStyle w:val="Compact"/>
+            </w:pPr>
+            <w:r>
+              <w:t xml:space="preserve">Professional Mood Board · Production pack</w:t>
+            </w:r>
+          </w:p>
+        </w:tc>
+        <w:tc>
+          <w:tcPr/>
+          <w:p>
+            <w:pPr>
+              <w:pStyle w:val="Compact"/>
+            </w:pPr>
+            <w:r>
+              <w:t xml:space="preserve">150</w:t>
+            </w:r>
+          </w:p>
+        </w:tc>
+        <w:tc>
+          <w:tcPr/>
+          <w:p>
+            <w:pPr>
+              <w:pStyle w:val="Compact"/>
+            </w:pPr>
+            <w:r>
+              <w:t xml:space="preserve">₱24,999</w:t>
+            </w:r>
+          </w:p>
+        </w:tc>
+        <w:tc>
+          <w:tcPr/>
+          <w:p>
+            <w:pPr>
+              <w:pStyle w:val="Compact"/>
+            </w:pPr>
+            <w:r>
+              <w:t xml:space="preserve">2,499,900</w:t>
+            </w:r>
+          </w:p>
+        </w:tc>
+        <w:tc>
+          <w:tcPr/>
+          <w:p>
+            <w:pPr>
+              <w:pStyle w:val="Compact"/>
+            </w:pPr>
+            <w:r>
+              <w:t xml:space="preserve">₱167</w:t>
+            </w:r>
+          </w:p>
+        </w:tc>
+        <w:tc>
+          <w:tcPr/>
+          <w:p>
+            <w:pPr>
+              <w:pStyle w:val="Compact"/>
+            </w:pPr>
+            <w:r>
+              <w:t xml:space="preserve">68%</w:t>
+            </w:r>
+          </w:p>
+        </w:tc>
+        <w:tc>
+          <w:tcPr/>
+          <w:p>
+            <w:pPr>
+              <w:pStyle w:val="Compact"/>
+            </w:pPr>
+            <w:r>
+              <w:t xml:space="preserve">ACTIVE (V1.1)</w:t>
+            </w:r>
+          </w:p>
+        </w:tc>
+        <w:tc>
+          <w:tcPr/>
+          <w:p>
+            <w:pPr>
+              <w:pStyle w:val="Compact"/>
+            </w:pPr>
+            <w:r>
+              <w:t xml:space="preserve">same</w:t>
+            </w:r>
+          </w:p>
+        </w:tc>
+      </w:tr>
+    </w:tbl>
+    <w:p>
+      <w:pPr>
+        <w:pStyle w:val="BodyText"/>
+      </w:pPr>
+      <w:r>
+        <w:rPr>
+          <w:b/>
+          <w:bCs/>
+        </w:rPr>
+        <w:t xml:space="preserve">Host access pattern:</w:t>
+      </w:r>
+      <w:r>
+        <w:t xml:space="preserve"> </w:t>
+      </w:r>
+      <w:r>
+        <w:t xml:space="preserve">hosts (couples) cannot trigger renders directly without purchasing packs. Two paths: (a)</w:t>
+      </w:r>
+      <w:r>
+        <w:t xml:space="preserve"> </w:t>
+      </w:r>
+      <w:r>
+        <w:rPr>
+          <w:b/>
+          <w:bCs/>
+        </w:rPr>
+        <w:t xml:space="preserve">stylist-mediated</w:t>
+      </w:r>
+      <w:r>
+        <w:t xml:space="preserve"> </w:t>
+      </w:r>
+      <w:r>
+        <w:t xml:space="preserve">— host pins a stylist who holds Professional Mood Board credits; stylist generates the render for them; (b)</w:t>
+      </w:r>
+      <w:r>
+        <w:t xml:space="preserve"> </w:t>
+      </w:r>
+      <w:r>
+        <w:rPr>
+          <w:b/>
+          <w:bCs/>
+        </w:rPr>
+        <w:t xml:space="preserve">DIY direct</w:t>
+      </w:r>
+      <w:r>
+        <w:t xml:space="preserve"> </w:t>
+      </w:r>
+      <w:r>
+        <w:t xml:space="preserve">— host purchases their own pack. Drives stylist marketplace adoption while preserving DIY access.</w:t>
+      </w:r>
+    </w:p>
+    <w:p>
+      <w:pPr>
+        <w:pStyle w:val="BodyText"/>
+      </w:pPr>
+      <w:r>
+        <w:rPr>
+          <w:b/>
+          <w:bCs/>
+        </w:rPr>
+        <w:t xml:space="preserve">Industry positioning:</w:t>
+      </w:r>
+      <w:r>
+        <w:t xml:space="preserve"> </w:t>
+      </w:r>
+      <w:r>
+        <w:t xml:space="preserve">premium 3D event design renderings cost ₱45K-₱560K per render at top design studios; Setnayan delivers comparable visualization at ₱167-₱199/render = 99%+ savings. Marketing copy locked:</w:t>
+      </w:r>
+      <w:r>
+        <w:t xml:space="preserve"> </w:t>
+      </w:r>
+      <w:r>
+        <w:rPr>
+          <w:i/>
+          <w:iCs/>
+        </w:rPr>
+        <w:t xml:space="preserve">“Stop quoting clients ₱45,000+ for design renders. Generate unlimited concept visualizations with Professional Mood Board from ₱167/render. Win more bookings.”</w:t>
+      </w:r>
+    </w:p>
     <w:p>
       <w:r>
         <w:pict>
@@ -3443,9 +3956,9 @@
         </w:pict>
       </w:r>
     </w:p>
-    <w:bookmarkEnd w:id="26"/>
-    <w:bookmarkEnd w:id="27"/>
-    <w:bookmarkStart w:id="29" w:name="setnayan-concierge-iteration-0016"/>
+    <w:bookmarkEnd w:id="29"/>
+    <w:bookmarkEnd w:id="30"/>
+    <w:bookmarkStart w:id="32" w:name="setnayan-concierge-iteration-0016"/>
     <w:p>
       <w:pPr>
         <w:pStyle w:val="Heading2"/>
@@ -3587,7 +4100,7 @@
             <w:pPr>
               <w:pStyle w:val="Compact"/>
             </w:pPr>
-            <w:hyperlink r:id="rId28">
+            <w:hyperlink r:id="rId31">
               <w:r>
                 <w:rPr>
                   <w:rStyle w:val="Hyperlink"/>
@@ -3649,7 +4162,7 @@
             <w:pPr>
               <w:pStyle w:val="Compact"/>
             </w:pPr>
-            <w:hyperlink r:id="rId28">
+            <w:hyperlink r:id="rId31">
               <w:r>
                 <w:rPr>
                   <w:rStyle w:val="Hyperlink"/>
@@ -3710,8 +4223,8 @@
         </w:pict>
       </w:r>
     </w:p>
-    <w:bookmarkEnd w:id="29"/>
-    <w:bookmarkStart w:id="36" w:name="X737655faf5e4b66e9a6b66bb0695c23a4b74897"/>
+    <w:bookmarkEnd w:id="32"/>
+    <w:bookmarkStart w:id="41" w:name="X737655faf5e4b66e9a6b66bb0695c23a4b74897"/>
     <w:p>
       <w:pPr>
         <w:pStyle w:val="Heading2"/>
@@ -3728,7 +4241,7 @@
         <w:t xml:space="preserve">These are what verified vendors pay Setnayan for visibility, tools, and integrations. Couple-side never sees these prices.</w:t>
       </w:r>
     </w:p>
-    <w:bookmarkStart w:id="31" w:name="vendor-pro-subscription"/>
+    <w:bookmarkStart w:id="34" w:name="vendor-pro-subscription"/>
     <w:p>
       <w:pPr>
         <w:pStyle w:val="Heading3"/>
@@ -3862,7 +4375,7 @@
             <w:pPr>
               <w:pStyle w:val="Compact"/>
             </w:pPr>
-            <w:hyperlink r:id="rId30">
+            <w:hyperlink r:id="rId33">
               <w:r>
                 <w:rPr>
                   <w:rStyle w:val="Hyperlink"/>
@@ -3924,7 +4437,7 @@
             <w:pPr>
               <w:pStyle w:val="Compact"/>
             </w:pPr>
-            <w:hyperlink r:id="rId30">
+            <w:hyperlink r:id="rId33">
               <w:r>
                 <w:rPr>
                   <w:rStyle w:val="Hyperlink"/>
@@ -3936,8 +4449,8 @@
         </w:tc>
       </w:tr>
     </w:tbl>
-    <w:bookmarkEnd w:id="31"/>
-    <w:bookmarkStart w:id="32" w:name="boosted-ads-geo-radius-targeting"/>
+    <w:bookmarkEnd w:id="34"/>
+    <w:bookmarkStart w:id="35" w:name="boosted-ads-geo-radius-targeting"/>
     <w:p>
       <w:pPr>
         <w:pStyle w:val="Heading3"/>
@@ -4071,7 +4584,7 @@
             <w:pPr>
               <w:pStyle w:val="Compact"/>
             </w:pPr>
-            <w:hyperlink r:id="rId30">
+            <w:hyperlink r:id="rId33">
               <w:r>
                 <w:rPr>
                   <w:rStyle w:val="Hyperlink"/>
@@ -4133,7 +4646,7 @@
             <w:pPr>
               <w:pStyle w:val="Compact"/>
             </w:pPr>
-            <w:hyperlink r:id="rId30">
+            <w:hyperlink r:id="rId33">
               <w:r>
                 <w:rPr>
                   <w:rStyle w:val="Hyperlink"/>
@@ -4195,7 +4708,7 @@
             <w:pPr>
               <w:pStyle w:val="Compact"/>
             </w:pPr>
-            <w:hyperlink r:id="rId30">
+            <w:hyperlink r:id="rId33">
               <w:r>
                 <w:rPr>
                   <w:rStyle w:val="Hyperlink"/>
@@ -4207,8 +4720,8 @@
         </w:tc>
       </w:tr>
     </w:tbl>
-    <w:bookmarkEnd w:id="32"/>
-    <w:bookmarkStart w:id="33" w:name="sponsored-boost-premium-long-commit"/>
+    <w:bookmarkEnd w:id="35"/>
+    <w:bookmarkStart w:id="36" w:name="sponsored-boost-premium-long-commit"/>
     <w:p>
       <w:pPr>
         <w:pStyle w:val="Heading3"/>
@@ -4342,7 +4855,7 @@
             <w:pPr>
               <w:pStyle w:val="Compact"/>
             </w:pPr>
-            <w:hyperlink r:id="rId30">
+            <w:hyperlink r:id="rId33">
               <w:r>
                 <w:rPr>
                   <w:rStyle w:val="Hyperlink"/>
@@ -4404,7 +4917,7 @@
             <w:pPr>
               <w:pStyle w:val="Compact"/>
             </w:pPr>
-            <w:hyperlink r:id="rId30">
+            <w:hyperlink r:id="rId33">
               <w:r>
                 <w:rPr>
                   <w:rStyle w:val="Hyperlink"/>
@@ -4416,8 +4929,8 @@
         </w:tc>
       </w:tr>
     </w:tbl>
-    <w:bookmarkEnd w:id="33"/>
-    <w:bookmarkStart w:id="34" w:name="tool-integrations-à-la-carte"/>
+    <w:bookmarkEnd w:id="36"/>
+    <w:bookmarkStart w:id="37" w:name="tool-integrations-à-la-carte"/>
     <w:p>
       <w:pPr>
         <w:pStyle w:val="Heading3"/>
@@ -4551,7 +5064,7 @@
             <w:pPr>
               <w:pStyle w:val="Compact"/>
             </w:pPr>
-            <w:hyperlink r:id="rId30">
+            <w:hyperlink r:id="rId33">
               <w:r>
                 <w:rPr>
                   <w:rStyle w:val="Hyperlink"/>
@@ -4613,7 +5126,7 @@
             <w:pPr>
               <w:pStyle w:val="Compact"/>
             </w:pPr>
-            <w:hyperlink r:id="rId30">
+            <w:hyperlink r:id="rId33">
               <w:r>
                 <w:rPr>
                   <w:rStyle w:val="Hyperlink"/>
@@ -4675,7 +5188,7 @@
             <w:pPr>
               <w:pStyle w:val="Compact"/>
             </w:pPr>
-            <w:hyperlink r:id="rId30">
+            <w:hyperlink r:id="rId33">
               <w:r>
                 <w:rPr>
                   <w:rStyle w:val="Hyperlink"/>
@@ -4737,7 +5250,7 @@
             <w:pPr>
               <w:pStyle w:val="Compact"/>
             </w:pPr>
-            <w:hyperlink r:id="rId30">
+            <w:hyperlink r:id="rId33">
               <w:r>
                 <w:rPr>
                   <w:rStyle w:val="Hyperlink"/>
@@ -4799,7 +5312,7 @@
             <w:pPr>
               <w:pStyle w:val="Compact"/>
             </w:pPr>
-            <w:hyperlink r:id="rId30">
+            <w:hyperlink r:id="rId33">
               <w:r>
                 <w:rPr>
                   <w:rStyle w:val="Hyperlink"/>
@@ -4871,7 +5384,7 @@
             <w:pPr>
               <w:pStyle w:val="Compact"/>
             </w:pPr>
-            <w:hyperlink r:id="rId30">
+            <w:hyperlink r:id="rId33">
               <w:r>
                 <w:rPr>
                   <w:rStyle w:val="Hyperlink"/>
@@ -4883,8 +5396,8 @@
         </w:tc>
       </w:tr>
     </w:tbl>
-    <w:bookmarkEnd w:id="34"/>
-    <w:bookmarkStart w:id="35" w:name="non-pro-vendor-utilities"/>
+    <w:bookmarkEnd w:id="37"/>
+    <w:bookmarkStart w:id="38" w:name="non-pro-vendor-utilities"/>
     <w:p>
       <w:pPr>
         <w:pStyle w:val="Heading3"/>
@@ -5018,7 +5531,7 @@
             <w:pPr>
               <w:pStyle w:val="Compact"/>
             </w:pPr>
-            <w:hyperlink r:id="rId30">
+            <w:hyperlink r:id="rId33">
               <w:r>
                 <w:rPr>
                   <w:rStyle w:val="Hyperlink"/>
@@ -5030,22 +5543,14 @@
         </w:tc>
       </w:tr>
     </w:tbl>
-    <w:p>
-      <w:r>
-        <w:pict>
-          <v:rect style="width:0;height:1.5pt" o:hralign="center" o:hrstd="t" o:hr="t"/>
-        </w:pict>
-      </w:r>
-    </w:p>
-    <w:bookmarkEnd w:id="35"/>
-    <w:bookmarkEnd w:id="36"/>
-    <w:bookmarkStart w:id="42" w:name="X327b3c7c004584cb68a3bc8f76c7a68334f8226"/>
+    <w:bookmarkEnd w:id="38"/>
+    <w:bookmarkStart w:id="40" w:name="X1af1347afa59d4db20fd4c28daab05e64663043"/>
     <w:p>
       <w:pPr>
-        <w:pStyle w:val="Heading2"/>
+        <w:pStyle w:val="Heading3"/>
       </w:pPr>
       <w:r>
-        <w:t xml:space="preserve">5. Vendor-to-couple fee structures · per-vendor policies (NOT Setnayan SKUs)</w:t>
+        <w:t xml:space="preserve">4.6 Specialized Pro Tools · per-service AI / specialized-coding add-ons (V1.x+ rollout · locked 2026-05-22)</w:t>
       </w:r>
     </w:p>
     <w:p>
@@ -5053,1766 +5558,38 @@
         <w:pStyle w:val="FirstParagraph"/>
       </w:pPr>
       <w:r>
-        <w:t xml:space="preserve">These are fee policies vendors set themselves at onboarding (iteration 0006). They’re NOT Setnayan platform prices — they’re between the vendor and the couple. Setnayan surfaces them in confirmation modals and applies them via the mediator (V1) or via 0034 Phase 2 auto-debit.</w:t>
-      </w:r>
-    </w:p>
-    <w:bookmarkStart w:id="37" w:name="X71347799efd12051d72bd42b5a9520981fcabce"/>
-    <w:p>
-      <w:pPr>
-        <w:pStyle w:val="Heading3"/>
-      </w:pPr>
-      <w:r>
-        <w:t xml:space="preserve">5.1 Reschedule fee policy (date changes · iteration 0021 § 10.9)</w:t>
-      </w:r>
-    </w:p>
-    <w:p>
-      <w:pPr>
-        <w:pStyle w:val="FirstParagraph"/>
-      </w:pPr>
-      <w:r>
-        <w:t xml:space="preserve">Vendor declares at onboarding whether they charge a fee for date changes, scaled to proximity. Common patterns:</w:t>
-      </w:r>
-    </w:p>
-    <w:p>
-      <w:pPr>
-        <w:pStyle w:val="Compact"/>
-        <w:numPr>
-          <w:ilvl w:val="0"/>
-          <w:numId w:val="1002"/>
-        </w:numPr>
-      </w:pPr>
-      <w:r>
-        <w:rPr>
-          <w:i/>
-          <w:iCs/>
-        </w:rPr>
-        <w:t xml:space="preserve">“No fee 60+ days out, 50% inside 30 days, 100% inside 14 days”</w:t>
-      </w:r>
-    </w:p>
-    <w:p>
-      <w:pPr>
-        <w:pStyle w:val="Compact"/>
-        <w:numPr>
-          <w:ilvl w:val="0"/>
-          <w:numId w:val="1002"/>
-        </w:numPr>
-      </w:pPr>
-      <w:r>
-        <w:rPr>
-          <w:i/>
-          <w:iCs/>
-        </w:rPr>
-        <w:t xml:space="preserve">“₱5,000 flat fee for any date change inside T-21 days”</w:t>
-      </w:r>
-    </w:p>
-    <w:p>
-      <w:pPr>
-        <w:pStyle w:val="Compact"/>
-        <w:numPr>
-          <w:ilvl w:val="0"/>
-          <w:numId w:val="1002"/>
-        </w:numPr>
-      </w:pPr>
-      <w:r>
-        <w:rPr>
-          <w:i/>
-          <w:iCs/>
-        </w:rPr>
-        <w:t xml:space="preserve">“No reschedule fee — included in base price”</w:t>
-      </w:r>
-    </w:p>
-    <w:p>
-      <w:pPr>
-        <w:pStyle w:val="FirstParagraph"/>
-      </w:pPr>
-      <w:r>
-        <w:t xml:space="preserve">Surfaced in the § 10.1 confirmation modal when ≥1 affected vendor has a non-zero fee at the current proximity. V1: manual mediator action. V2 (0034 Phase 2): auto-debit on vendor accept.</w:t>
-      </w:r>
-    </w:p>
-    <w:bookmarkEnd w:id="37"/>
-    <w:bookmarkStart w:id="38" w:name="Xab9f68577e4599973bc97418d8fe58b1c1749a5"/>
-    <w:p>
-      <w:pPr>
-        <w:pStyle w:val="Heading3"/>
-      </w:pPr>
-      <w:r>
-        <w:t xml:space="preserve">5.2 Relocation fee policy (venue changes · iteration 0021 § 11.3)</w:t>
-      </w:r>
-    </w:p>
-    <w:p>
-      <w:pPr>
-        <w:pStyle w:val="FirstParagraph"/>
-      </w:pPr>
-      <w:r>
-        <w:t xml:space="preserve">Vendor declares travel-cost rules at onboarding.</w:t>
+        <w:t xml:space="preserve">Per-service Professional [Tool] subscriptions independent of the universal Free/Pro/Max vendor tier (§ 4.1-4.5). A vendor in any tier can subscribe to any Specialized Pro Tool matching their canonical_service. Per</w:t>
       </w:r>
       <w:r>
         <w:t xml:space="preserve"> </w:t>
       </w:r>
-      <w:r>
-        <w:rPr>
-          <w:b/>
-          <w:bCs/>
-        </w:rPr>
-        <w:t xml:space="preserve">Illustrative examples</w:t>
-      </w:r>
-      <w:r>
-        <w:t xml:space="preserve"> </w:t>
-      </w:r>
-      <w:r>
-        <w:t xml:space="preserve">from the spec:</w:t>
-      </w:r>
-    </w:p>
-    <w:p>
-      <w:pPr>
-        <w:pStyle w:val="Compact"/>
-        <w:numPr>
-          <w:ilvl w:val="0"/>
-          <w:numId w:val="1003"/>
-        </w:numPr>
-      </w:pPr>
-      <w:r>
-        <w:rPr>
-          <w:i/>
-          <w:iCs/>
-        </w:rPr>
-        <w:t xml:space="preserve">“Free within 30 km of home base; ₱5,000 per additional 10 km”</w:t>
-      </w:r>
-    </w:p>
-    <w:p>
-      <w:pPr>
-        <w:pStyle w:val="Compact"/>
-        <w:numPr>
-          <w:ilvl w:val="0"/>
-          <w:numId w:val="1003"/>
-        </w:numPr>
-      </w:pPr>
-      <w:r>
-        <w:rPr>
-          <w:i/>
-          <w:iCs/>
-        </w:rPr>
-        <w:t xml:space="preserve">“Free within Metro Manila; ₱15,000 flat for Tagaytay; case-by-case beyond”</w:t>
-      </w:r>
-    </w:p>
-    <w:p>
-      <w:pPr>
-        <w:pStyle w:val="Compact"/>
-        <w:numPr>
-          <w:ilvl w:val="0"/>
-          <w:numId w:val="1003"/>
-        </w:numPr>
-      </w:pPr>
-      <w:r>
-        <w:rPr>
-          <w:i/>
-          <w:iCs/>
-        </w:rPr>
-        <w:t xml:space="preserve">“₱8,000 equipment transport fee for any venue change inside T-30 days”</w:t>
-      </w:r>
-    </w:p>
-    <w:p>
-      <w:pPr>
-        <w:pStyle w:val="BlockText"/>
-      </w:pPr>
-      <w:r>
-        <w:t xml:space="preserve">⚠</w:t>
-      </w:r>
-      <w:r>
-        <w:t xml:space="preserve"> </w:t>
-      </w:r>
-      <w:r>
-        <w:rPr>
-          <w:b/>
-          <w:bCs/>
-        </w:rPr>
-        <w:t xml:space="preserve">These examples are illustrative.</w:t>
-      </w:r>
-      <w:r>
-        <w:t xml:space="preserve"> </w:t>
-      </w:r>
-      <w:r>
-        <w:t xml:space="preserve">Vendors set their own policy; the numbers above are sample text in the spec, not platform-mandated rates.</w:t>
-      </w:r>
-    </w:p>
-    <w:p>
-      <w:pPr>
-        <w:pStyle w:val="FirstParagraph"/>
-      </w:pPr>
-      <w:r>
-        <w:t xml:space="preserve">Same surfacing pattern as reschedule fees — modal at § 11.1, manual mediator V1, auto-debit V2.</w:t>
-      </w:r>
-    </w:p>
-    <w:bookmarkEnd w:id="38"/>
-    <w:bookmarkStart w:id="39" w:name="X11faf474eea7b7ad18f2176fce16ebd5e50d082"/>
-    <w:p>
-      <w:pPr>
-        <w:pStyle w:val="Heading3"/>
-      </w:pPr>
-      <w:r>
-        <w:t xml:space="preserve">5.3 Per-head / per-table rates (guest count changes · iteration 0021 § 12.3)</w:t>
-      </w:r>
-    </w:p>
-    <w:p>
-      <w:pPr>
-        <w:pStyle w:val="FirstParagraph"/>
-      </w:pPr>
-      <w:r>
-        <w:t xml:space="preserve">Vendors who are guest-count-dependent (catering, florals, mobile bar, lights &amp; sound, name cards/favors/print — see § 12.1 of 0021) capture per-head or per-table rates at booking.</w:t>
-      </w:r>
-      <w:r>
-        <w:t xml:space="preserve"> </w:t>
-      </w:r>
-      <w:r>
-        <w:rPr>
-          <w:b/>
-          <w:bCs/>
-        </w:rPr>
-        <w:t xml:space="preserve">Illustrative examples</w:t>
-      </w:r>
-      <w:r>
-        <w:t xml:space="preserve"> </w:t>
-      </w:r>
-      <w:r>
-        <w:t xml:space="preserve">from the spec:</w:t>
-      </w:r>
-    </w:p>
-    <w:p>
-      <w:pPr>
-        <w:pStyle w:val="Compact"/>
-        <w:numPr>
-          <w:ilvl w:val="0"/>
-          <w:numId w:val="1004"/>
-        </w:numPr>
-      </w:pPr>
-      <w:r>
-        <w:t xml:space="preserve">Casa Manila Catering — ₱1,200 / plate</w:t>
-      </w:r>
-    </w:p>
-    <w:p>
-      <w:pPr>
-        <w:pStyle w:val="Compact"/>
-        <w:numPr>
-          <w:ilvl w:val="0"/>
-          <w:numId w:val="1004"/>
-        </w:numPr>
-      </w:pPr>
-      <w:r>
-        <w:t xml:space="preserve">Bloomwood Florals — ₱5,500 / table</w:t>
-      </w:r>
-    </w:p>
-    <w:p>
-      <w:pPr>
-        <w:pStyle w:val="Compact"/>
-        <w:numPr>
-          <w:ilvl w:val="0"/>
-          <w:numId w:val="1004"/>
-        </w:numPr>
-      </w:pPr>
-      <w:r>
-        <w:t xml:space="preserve">Lumiere Lights &amp; Sound — flat (capacity ceiling-bounded)</w:t>
-      </w:r>
-    </w:p>
-    <w:p>
-      <w:pPr>
-        <w:pStyle w:val="BlockText"/>
-      </w:pPr>
-      <w:r>
-        <w:t xml:space="preserve">⚠</w:t>
-      </w:r>
-      <w:r>
-        <w:t xml:space="preserve"> </w:t>
-      </w:r>
-      <w:r>
-        <w:rPr>
-          <w:b/>
-          <w:bCs/>
-        </w:rPr>
-        <w:t xml:space="preserve">These examples are illustrative.</w:t>
-      </w:r>
-      <w:r>
-        <w:t xml:space="preserve"> </w:t>
-      </w:r>
-      <w:r>
-        <w:t xml:space="preserve">Real vendor rates are captured per-vendor at booking via</w:t>
-      </w:r>
-      <w:r>
-        <w:t xml:space="preserve"> </w:t>
-      </w:r>
-      <w:r>
-        <w:rPr>
-          <w:rStyle w:val="VerbatimChar"/>
-        </w:rPr>
-        <w:t xml:space="preserve">vendor_event_window.confirmed_guest_count</w:t>
-      </w:r>
-      <w:r>
-        <w:t xml:space="preserve"> </w:t>
-      </w:r>
-      <w:r>
-        <w:t xml:space="preserve">× per-head rate. Vendors enter their actual numbers; Setnayan does not set them.</w:t>
-      </w:r>
-    </w:p>
-    <w:p>
-      <w:pPr>
-        <w:pStyle w:val="FirstParagraph"/>
-      </w:pPr>
-      <w:r>
-        <w:t xml:space="preserve">The § 12.3 modal computes the cost delta at the time of a guest-count increase (e.g.,</w:t>
-      </w:r>
-      <w:r>
-        <w:t xml:space="preserve"> </w:t>
-      </w:r>
-      <w:r>
-        <w:t xml:space="preserve">“+20 plates × ₱1,200 = +₱24,000”</w:t>
-      </w:r>
-      <w:r>
-        <w:t xml:space="preserve">) and surfaces both per-vendor and total impact before couple confirms.</w:t>
-      </w:r>
-    </w:p>
-    <w:bookmarkEnd w:id="39"/>
-    <w:bookmarkStart w:id="41" w:name="X5efda879f3473b354051bb9aa28c199b32c1b7e"/>
-    <w:p>
-      <w:pPr>
-        <w:pStyle w:val="Heading3"/>
-      </w:pPr>
-      <w:r>
-        <w:t xml:space="preserve">5.4 Per-vendor change-acceptance cutoffs (iteration 0021 § 13.2)</w:t>
-      </w:r>
-    </w:p>
-    <w:p>
-      <w:pPr>
-        <w:pStyle w:val="FirstParagraph"/>
-      </w:pPr>
-      <w:r>
-        <w:t xml:space="preserve">V1 default cutoff values (days before event), pre-filled at vendor account creation. Vendors edit at onboarding. NOT prices — these are acceptance windows.</w:t>
-      </w:r>
-    </w:p>
-    <w:tbl>
-      <w:tblPr>
-        <w:tblStyle w:val="Table"/>
-        <w:tblW w:type="auto" w:w="0"/>
-        <w:tblLook w:firstRow="1" w:lastRow="0" w:firstColumn="0" w:lastColumn="0" w:noHBand="0" w:noVBand="0" w:val="0020"/>
-      </w:tblPr>
-      <w:tblGrid>
-        <w:gridCol w:w="1980"/>
-        <w:gridCol w:w="1980"/>
-        <w:gridCol w:w="1980"/>
-        <w:gridCol w:w="1980"/>
-      </w:tblGrid>
-      <w:tr>
-        <w:trPr>
-          <w:tblHeader w:val="on"/>
-        </w:trPr>
-        <w:tc>
-          <w:tcPr/>
-          <w:p>
-            <w:pPr>
-              <w:pStyle w:val="Compact"/>
-            </w:pPr>
-            <w:r>
-              <w:t xml:space="preserve">Vendor category</w:t>
-            </w:r>
-          </w:p>
-        </w:tc>
-        <w:tc>
-          <w:tcPr/>
-          <w:p>
-            <w:pPr>
-              <w:pStyle w:val="Compact"/>
-            </w:pPr>
-            <w:r>
-              <w:t xml:space="preserve">Date</w:t>
-            </w:r>
-          </w:p>
-        </w:tc>
-        <w:tc>
-          <w:tcPr/>
-          <w:p>
-            <w:pPr>
-              <w:pStyle w:val="Compact"/>
-            </w:pPr>
-            <w:r>
-              <w:t xml:space="preserve">Venue</w:t>
-            </w:r>
-          </w:p>
-        </w:tc>
-        <w:tc>
-          <w:tcPr/>
-          <w:p>
-            <w:pPr>
-              <w:pStyle w:val="Compact"/>
-            </w:pPr>
-            <w:r>
-              <w:t xml:space="preserve">Guest count</w:t>
-            </w:r>
-          </w:p>
-        </w:tc>
-      </w:tr>
-      <w:tr>
-        <w:tc>
-          <w:tcPr/>
-          <w:p>
-            <w:pPr>
-              <w:pStyle w:val="Compact"/>
-            </w:pPr>
-            <w:r>
-              <w:t xml:space="preserve">Catering</w:t>
-            </w:r>
-          </w:p>
-        </w:tc>
-        <w:tc>
-          <w:tcPr/>
-          <w:p>
-            <w:pPr>
-              <w:pStyle w:val="Compact"/>
-            </w:pPr>
-            <w:r>
-              <w:t xml:space="preserve">30</w:t>
-            </w:r>
-          </w:p>
-        </w:tc>
-        <w:tc>
-          <w:tcPr/>
-          <w:p>
-            <w:pPr>
-              <w:pStyle w:val="Compact"/>
-            </w:pPr>
-            <w:r>
-              <w:t xml:space="preserve">21</w:t>
-            </w:r>
-          </w:p>
-        </w:tc>
-        <w:tc>
-          <w:tcPr/>
-          <w:p>
-            <w:pPr>
-              <w:pStyle w:val="Compact"/>
-            </w:pPr>
-            <w:r>
-              <w:t xml:space="preserve">14</w:t>
-            </w:r>
-          </w:p>
-        </w:tc>
-      </w:tr>
-      <w:tr>
-        <w:tc>
-          <w:tcPr/>
-          <w:p>
-            <w:pPr>
-              <w:pStyle w:val="Compact"/>
-            </w:pPr>
-            <w:r>
-              <w:t xml:space="preserve">Florals</w:t>
-            </w:r>
-          </w:p>
-        </w:tc>
-        <w:tc>
-          <w:tcPr/>
-          <w:p>
-            <w:pPr>
-              <w:pStyle w:val="Compact"/>
-            </w:pPr>
-            <w:r>
-              <w:t xml:space="preserve">21</w:t>
-            </w:r>
-          </w:p>
-        </w:tc>
-        <w:tc>
-          <w:tcPr/>
-          <w:p>
-            <w:pPr>
-              <w:pStyle w:val="Compact"/>
-            </w:pPr>
-            <w:r>
-              <w:t xml:space="preserve">14</w:t>
-            </w:r>
-          </w:p>
-        </w:tc>
-        <w:tc>
-          <w:tcPr/>
-          <w:p>
-            <w:pPr>
-              <w:pStyle w:val="Compact"/>
-            </w:pPr>
-            <w:r>
-              <w:t xml:space="preserve">10</w:t>
-            </w:r>
-          </w:p>
-        </w:tc>
-      </w:tr>
-      <w:tr>
-        <w:tc>
-          <w:tcPr/>
-          <w:p>
-            <w:pPr>
-              <w:pStyle w:val="Compact"/>
-            </w:pPr>
-            <w:r>
-              <w:t xml:space="preserve">Mobile bar</w:t>
-            </w:r>
-          </w:p>
-        </w:tc>
-        <w:tc>
-          <w:tcPr/>
-          <w:p>
-            <w:pPr>
-              <w:pStyle w:val="Compact"/>
-            </w:pPr>
-            <w:r>
-              <w:t xml:space="preserve">21</w:t>
-            </w:r>
-          </w:p>
-        </w:tc>
-        <w:tc>
-          <w:tcPr/>
-          <w:p>
-            <w:pPr>
-              <w:pStyle w:val="Compact"/>
-            </w:pPr>
-            <w:r>
-              <w:t xml:space="preserve">14</w:t>
-            </w:r>
-          </w:p>
-        </w:tc>
-        <w:tc>
-          <w:tcPr/>
-          <w:p>
-            <w:pPr>
-              <w:pStyle w:val="Compact"/>
-            </w:pPr>
-            <w:r>
-              <w:t xml:space="preserve">7</w:t>
-            </w:r>
-          </w:p>
-        </w:tc>
-      </w:tr>
-      <w:tr>
-        <w:tc>
-          <w:tcPr/>
-          <w:p>
-            <w:pPr>
-              <w:pStyle w:val="Compact"/>
-            </w:pPr>
-            <w:r>
-              <w:t xml:space="preserve">Lights &amp; sound</w:t>
-            </w:r>
-          </w:p>
-        </w:tc>
-        <w:tc>
-          <w:tcPr/>
-          <w:p>
-            <w:pPr>
-              <w:pStyle w:val="Compact"/>
-            </w:pPr>
-            <w:r>
-              <w:t xml:space="preserve">14</w:t>
-            </w:r>
-          </w:p>
-        </w:tc>
-        <w:tc>
-          <w:tcPr/>
-          <w:p>
-            <w:pPr>
-              <w:pStyle w:val="Compact"/>
-            </w:pPr>
-            <w:r>
-              <w:t xml:space="preserve">21</w:t>
-            </w:r>
-          </w:p>
-        </w:tc>
-        <w:tc>
-          <w:tcPr/>
-          <w:p>
-            <w:pPr>
-              <w:pStyle w:val="Compact"/>
-            </w:pPr>
-            <w:r>
-              <w:t xml:space="preserve">7</w:t>
-            </w:r>
-          </w:p>
-        </w:tc>
-      </w:tr>
-      <w:tr>
-        <w:tc>
-          <w:tcPr/>
-          <w:p>
-            <w:pPr>
-              <w:pStyle w:val="Compact"/>
-            </w:pPr>
-            <w:r>
-              <w:t xml:space="preserve">Name cards / favors / print</w:t>
-            </w:r>
-          </w:p>
-        </w:tc>
-        <w:tc>
-          <w:tcPr/>
-          <w:p>
-            <w:pPr>
-              <w:pStyle w:val="Compact"/>
-            </w:pPr>
-            <w:r>
-              <w:t xml:space="preserve">21</w:t>
-            </w:r>
-          </w:p>
-        </w:tc>
-        <w:tc>
-          <w:tcPr/>
-          <w:p>
-            <w:pPr>
-              <w:pStyle w:val="Compact"/>
-            </w:pPr>
-            <w:r>
-              <w:t xml:space="preserve">14</w:t>
-            </w:r>
-          </w:p>
-        </w:tc>
-        <w:tc>
-          <w:tcPr/>
-          <w:p>
-            <w:pPr>
-              <w:pStyle w:val="Compact"/>
-            </w:pPr>
-            <w:r>
-              <w:t xml:space="preserve">10</w:t>
-            </w:r>
-          </w:p>
-        </w:tc>
-      </w:tr>
-      <w:tr>
-        <w:tc>
-          <w:tcPr/>
-          <w:p>
-            <w:pPr>
-              <w:pStyle w:val="Compact"/>
-            </w:pPr>
-            <w:r>
-              <w:t xml:space="preserve">Photography</w:t>
-            </w:r>
-          </w:p>
-        </w:tc>
-        <w:tc>
-          <w:tcPr/>
-          <w:p>
-            <w:pPr>
-              <w:pStyle w:val="Compact"/>
-            </w:pPr>
-            <w:r>
-              <w:t xml:space="preserve">7</w:t>
-            </w:r>
-          </w:p>
-        </w:tc>
-        <w:tc>
-          <w:tcPr/>
-          <w:p>
-            <w:pPr>
-              <w:pStyle w:val="Compact"/>
-            </w:pPr>
-            <w:r>
-              <w:t xml:space="preserve">3</w:t>
-            </w:r>
-          </w:p>
-        </w:tc>
-        <w:tc>
-          <w:tcPr/>
-          <w:p>
-            <w:pPr>
-              <w:pStyle w:val="Compact"/>
-            </w:pPr>
-            <w:r>
-              <w:t xml:space="preserve">N/A</w:t>
-            </w:r>
-          </w:p>
-        </w:tc>
-      </w:tr>
-      <w:tr>
-        <w:tc>
-          <w:tcPr/>
-          <w:p>
-            <w:pPr>
-              <w:pStyle w:val="Compact"/>
-            </w:pPr>
-            <w:r>
-              <w:t xml:space="preserve">Videography</w:t>
-            </w:r>
-          </w:p>
-        </w:tc>
-        <w:tc>
-          <w:tcPr/>
-          <w:p>
-            <w:pPr>
-              <w:pStyle w:val="Compact"/>
-            </w:pPr>
-            <w:r>
-              <w:t xml:space="preserve">7</w:t>
-            </w:r>
-          </w:p>
-        </w:tc>
-        <w:tc>
-          <w:tcPr/>
-          <w:p>
-            <w:pPr>
-              <w:pStyle w:val="Compact"/>
-            </w:pPr>
-            <w:r>
-              <w:t xml:space="preserve">3</w:t>
-            </w:r>
-          </w:p>
-        </w:tc>
-        <w:tc>
-          <w:tcPr/>
-          <w:p>
-            <w:pPr>
-              <w:pStyle w:val="Compact"/>
-            </w:pPr>
-            <w:r>
-              <w:t xml:space="preserve">N/A</w:t>
-            </w:r>
-          </w:p>
-        </w:tc>
-      </w:tr>
-      <w:tr>
-        <w:tc>
-          <w:tcPr/>
-          <w:p>
-            <w:pPr>
-              <w:pStyle w:val="Compact"/>
-            </w:pPr>
-            <w:r>
-              <w:t xml:space="preserve">HMUA</w:t>
-            </w:r>
-          </w:p>
-        </w:tc>
-        <w:tc>
-          <w:tcPr/>
-          <w:p>
-            <w:pPr>
-              <w:pStyle w:val="Compact"/>
-            </w:pPr>
-            <w:r>
-              <w:t xml:space="preserve">7</w:t>
-            </w:r>
-          </w:p>
-        </w:tc>
-        <w:tc>
-          <w:tcPr/>
-          <w:p>
-            <w:pPr>
-              <w:pStyle w:val="Compact"/>
-            </w:pPr>
-            <w:r>
-              <w:t xml:space="preserve">3</w:t>
-            </w:r>
-          </w:p>
-        </w:tc>
-        <w:tc>
-          <w:tcPr/>
-          <w:p>
-            <w:pPr>
-              <w:pStyle w:val="Compact"/>
-            </w:pPr>
-            <w:r>
-              <w:t xml:space="preserve">N/A</w:t>
-            </w:r>
-          </w:p>
-        </w:tc>
-      </w:tr>
-      <w:tr>
-        <w:tc>
-          <w:tcPr/>
-          <w:p>
-            <w:pPr>
-              <w:pStyle w:val="Compact"/>
-            </w:pPr>
-            <w:r>
-              <w:t xml:space="preserve">Planner / coordinator</w:t>
-            </w:r>
-          </w:p>
-        </w:tc>
-        <w:tc>
-          <w:tcPr/>
-          <w:p>
-            <w:pPr>
-              <w:pStyle w:val="Compact"/>
-            </w:pPr>
-            <w:r>
-              <w:t xml:space="preserve">7</w:t>
-            </w:r>
-          </w:p>
-        </w:tc>
-        <w:tc>
-          <w:tcPr/>
-          <w:p>
-            <w:pPr>
-              <w:pStyle w:val="Compact"/>
-            </w:pPr>
-            <w:r>
-              <w:t xml:space="preserve">3</w:t>
-            </w:r>
-          </w:p>
-        </w:tc>
-        <w:tc>
-          <w:tcPr/>
-          <w:p>
-            <w:pPr>
-              <w:pStyle w:val="Compact"/>
-            </w:pPr>
-            <w:r>
-              <w:t xml:space="preserve">7</w:t>
-            </w:r>
-          </w:p>
-        </w:tc>
-      </w:tr>
-      <w:tr>
-        <w:tc>
-          <w:tcPr/>
-          <w:p>
-            <w:pPr>
-              <w:pStyle w:val="Compact"/>
-            </w:pPr>
-            <w:r>
-              <w:t xml:space="preserve">Live stream / broadcast</w:t>
-            </w:r>
-          </w:p>
-        </w:tc>
-        <w:tc>
-          <w:tcPr/>
-          <w:p>
-            <w:pPr>
-              <w:pStyle w:val="Compact"/>
-            </w:pPr>
-            <w:r>
-              <w:t xml:space="preserve">3</w:t>
-            </w:r>
-          </w:p>
-        </w:tc>
-        <w:tc>
-          <w:tcPr/>
-          <w:p>
-            <w:pPr>
-              <w:pStyle w:val="Compact"/>
-            </w:pPr>
-            <w:r>
-              <w:t xml:space="preserve">3</w:t>
-            </w:r>
-          </w:p>
-        </w:tc>
-        <w:tc>
-          <w:tcPr/>
-          <w:p>
-            <w:pPr>
-              <w:pStyle w:val="Compact"/>
-            </w:pPr>
-            <w:r>
-              <w:t xml:space="preserve">N/A</w:t>
-            </w:r>
-          </w:p>
-        </w:tc>
-      </w:tr>
-    </w:tbl>
-    <w:p>
-      <w:pPr>
-        <w:pStyle w:val="BodyText"/>
-      </w:pPr>
-      <w:r>
-        <w:t xml:space="preserve">See</w:t>
-      </w:r>
-      <w:r>
-        <w:t xml:space="preserve"> </w:t>
-      </w:r>
-      <w:hyperlink r:id="rId40">
+      <w:hyperlink r:id="rId28">
         <w:r>
           <w:rPr>
             <w:rStyle w:val="Hyperlink"/>
           </w:rPr>
-          <w:t xml:space="preserve">0021 § 13</w:t>
+          <w:t xml:space="preserve">CLAUDE.md 2026-05-22 fifth decision-log row</w:t>
         </w:r>
       </w:hyperlink>
       <w:r>
         <w:t xml:space="preserve"> </w:t>
       </w:r>
       <w:r>
-        <w:t xml:space="preserve">for the snapshot rule + admin override path.</w:t>
-      </w:r>
-    </w:p>
-    <w:p>
-      <w:r>
-        <w:pict>
-          <v:rect style="width:0;height:1.5pt" o:hralign="center" o:hrstd="t" o:hr="t"/>
-        </w:pict>
-      </w:r>
-    </w:p>
-    <w:bookmarkEnd w:id="41"/>
-    <w:bookmarkEnd w:id="42"/>
-    <w:bookmarkStart w:id="43" w:name="X9bd2d3719dc1ecf8ec7216f00b1f501f0e213ed"/>
-    <w:p>
-      <w:pPr>
-        <w:pStyle w:val="Heading2"/>
-      </w:pPr>
-      <w:r>
-        <w:t xml:space="preserve">6. Cost-per-event reference (Setnayan-side · for margin tracking)</w:t>
-      </w:r>
-    </w:p>
-    <w:tbl>
-      <w:tblPr>
-        <w:tblStyle w:val="Table"/>
-        <w:tblW w:type="pct" w:w="5000"/>
-        <w:tblLayout w:type="fixed"/>
-        <w:tblLook w:firstRow="1" w:lastRow="0" w:firstColumn="0" w:lastColumn="0" w:noHBand="0" w:noVBand="0" w:val="0020"/>
-      </w:tblPr>
-      <w:tblGrid>
-        <w:gridCol w:w="1980"/>
-        <w:gridCol w:w="1980"/>
-        <w:gridCol w:w="1980"/>
-        <w:gridCol w:w="1980"/>
-      </w:tblGrid>
-      <w:tr>
-        <w:trPr>
-          <w:tblHeader w:val="on"/>
-        </w:trPr>
-        <w:tc>
-          <w:tcPr/>
-          <w:p>
-            <w:pPr>
-              <w:pStyle w:val="Compact"/>
-            </w:pPr>
-            <w:r>
-              <w:t xml:space="preserve">SKU</w:t>
-            </w:r>
-          </w:p>
-        </w:tc>
-        <w:tc>
-          <w:tcPr/>
-          <w:p>
-            <w:pPr>
-              <w:pStyle w:val="Compact"/>
-            </w:pPr>
-            <w:r>
-              <w:t xml:space="preserve">Setnayan cost</w:t>
-            </w:r>
-          </w:p>
-        </w:tc>
-        <w:tc>
-          <w:tcPr/>
-          <w:p>
-            <w:pPr>
-              <w:pStyle w:val="Compact"/>
-            </w:pPr>
-            <w:r>
-              <w:t xml:space="preserve">Price</w:t>
-            </w:r>
-          </w:p>
-        </w:tc>
-        <w:tc>
-          <w:tcPr/>
-          <w:p>
-            <w:pPr>
-              <w:pStyle w:val="Compact"/>
-            </w:pPr>
-            <w:r>
-              <w:t xml:space="preserve">Margin</w:t>
-            </w:r>
-          </w:p>
-        </w:tc>
-      </w:tr>
-      <w:tr>
-        <w:tc>
-          <w:tcPr/>
-          <w:p>
-            <w:pPr>
-              <w:pStyle w:val="Compact"/>
-            </w:pPr>
-            <w:r>
-              <w:t xml:space="preserve">Save-the-Date Video</w:t>
-            </w:r>
-          </w:p>
-        </w:tc>
-        <w:tc>
-          <w:tcPr/>
-          <w:p>
-            <w:pPr>
-              <w:pStyle w:val="Compact"/>
-            </w:pPr>
-            <w:r>
-              <w:t xml:space="preserve">~₱5</w:t>
-            </w:r>
-          </w:p>
-        </w:tc>
-        <w:tc>
-          <w:tcPr/>
-          <w:p>
-            <w:pPr>
-              <w:pStyle w:val="Compact"/>
-            </w:pPr>
-            <w:r>
-              <w:t xml:space="preserve">₱199</w:t>
-            </w:r>
-          </w:p>
-        </w:tc>
-        <w:tc>
-          <w:tcPr/>
-          <w:p>
-            <w:pPr>
-              <w:pStyle w:val="Compact"/>
-            </w:pPr>
-            <w:r>
-              <w:t xml:space="preserve">~97%</w:t>
-            </w:r>
-          </w:p>
-        </w:tc>
-      </w:tr>
-      <w:tr>
-        <w:tc>
-          <w:tcPr/>
-          <w:p>
-            <w:pPr>
-              <w:pStyle w:val="Compact"/>
-            </w:pPr>
-            <w:r>
-              <w:t xml:space="preserve">Papic 3-seat</w:t>
-            </w:r>
-          </w:p>
-        </w:tc>
-        <w:tc>
-          <w:tcPr/>
-          <w:p>
-            <w:pPr>
-              <w:pStyle w:val="Compact"/>
-            </w:pPr>
-            <w:r>
-              <w:t xml:space="preserve">~₱195</w:t>
-            </w:r>
-          </w:p>
-        </w:tc>
-        <w:tc>
-          <w:tcPr/>
-          <w:p>
-            <w:pPr>
-              <w:pStyle w:val="Compact"/>
-            </w:pPr>
-            <w:r>
-              <w:t xml:space="preserve">₱1,499</w:t>
-            </w:r>
-          </w:p>
-        </w:tc>
-        <w:tc>
-          <w:tcPr/>
-          <w:p>
-            <w:pPr>
-              <w:pStyle w:val="Compact"/>
-            </w:pPr>
-            <w:r>
-              <w:t xml:space="preserve">87%</w:t>
-            </w:r>
-          </w:p>
-        </w:tc>
-      </w:tr>
-      <w:tr>
-        <w:tc>
-          <w:tcPr/>
-          <w:p>
-            <w:pPr>
-              <w:pStyle w:val="Compact"/>
-            </w:pPr>
-            <w:r>
-              <w:t xml:space="preserve">Papic 5-seat</w:t>
-            </w:r>
-          </w:p>
-        </w:tc>
-        <w:tc>
-          <w:tcPr/>
-          <w:p>
-            <w:pPr>
-              <w:pStyle w:val="Compact"/>
-            </w:pPr>
-            <w:r>
-              <w:t xml:space="preserve">~₱265</w:t>
-            </w:r>
-          </w:p>
-        </w:tc>
-        <w:tc>
-          <w:tcPr/>
-          <w:p>
-            <w:pPr>
-              <w:pStyle w:val="Compact"/>
-            </w:pPr>
-            <w:r>
-              <w:t xml:space="preserve">₱2,499</w:t>
-            </w:r>
-          </w:p>
-        </w:tc>
-        <w:tc>
-          <w:tcPr/>
-          <w:p>
-            <w:pPr>
-              <w:pStyle w:val="Compact"/>
-            </w:pPr>
-            <w:r>
-              <w:t xml:space="preserve">89%</w:t>
-            </w:r>
-          </w:p>
-        </w:tc>
-      </w:tr>
-      <w:tr>
-        <w:tc>
-          <w:tcPr/>
-          <w:p>
-            <w:pPr>
-              <w:pStyle w:val="Compact"/>
-            </w:pPr>
-            <w:r>
-              <w:t xml:space="preserve">Per Template add-on</w:t>
-            </w:r>
-          </w:p>
-        </w:tc>
-        <w:tc>
-          <w:tcPr/>
-          <w:p>
-            <w:pPr>
-              <w:pStyle w:val="Compact"/>
-            </w:pPr>
-            <w:r>
-              <w:t xml:space="preserve">~₱2 / render × ~30 reels = ~₱60</w:t>
-            </w:r>
-          </w:p>
-        </w:tc>
-        <w:tc>
-          <w:tcPr/>
-          <w:p>
-            <w:pPr>
-              <w:pStyle w:val="Compact"/>
-            </w:pPr>
-            <w:r>
-              <w:t xml:space="preserve">₱49 each</w:t>
-            </w:r>
-          </w:p>
-        </w:tc>
-        <w:tc>
-          <w:tcPr/>
-          <w:p>
-            <w:pPr>
-              <w:pStyle w:val="Compact"/>
-            </w:pPr>
-            <w:r>
-              <w:t xml:space="preserve">varies by usage</w:t>
-            </w:r>
-          </w:p>
-        </w:tc>
-      </w:tr>
-      <w:tr>
-        <w:tc>
-          <w:tcPr/>
-          <w:p>
-            <w:pPr>
-              <w:pStyle w:val="Compact"/>
-            </w:pPr>
-            <w:r>
-              <w:t xml:space="preserve">Monogram Hero (widget Pro)</w:t>
-            </w:r>
-          </w:p>
-        </w:tc>
-        <w:tc>
-          <w:tcPr/>
-          <w:p>
-            <w:pPr>
-              <w:pStyle w:val="Compact"/>
-            </w:pPr>
-            <w:r>
-              <w:t xml:space="preserve">₱0 (animation/template assets)</w:t>
-            </w:r>
-          </w:p>
-        </w:tc>
-        <w:tc>
-          <w:tcPr/>
-          <w:p>
-            <w:pPr>
-              <w:pStyle w:val="Compact"/>
-            </w:pPr>
-            <w:r>
-              <w:t xml:space="preserve">₱1,999</w:t>
-            </w:r>
-          </w:p>
-        </w:tc>
-        <w:tc>
-          <w:tcPr/>
-          <w:p>
-            <w:pPr>
-              <w:pStyle w:val="Compact"/>
-            </w:pPr>
-            <w:r>
-              <w:t xml:space="preserve">~100%</w:t>
-            </w:r>
-          </w:p>
-        </w:tc>
-      </w:tr>
-      <w:tr>
-        <w:tc>
-          <w:tcPr/>
-          <w:p>
-            <w:pPr>
-              <w:pStyle w:val="Compact"/>
-            </w:pPr>
-            <w:r>
-              <w:t xml:space="preserve">Live Schedule (widget Pro)</w:t>
-            </w:r>
-          </w:p>
-        </w:tc>
-        <w:tc>
-          <w:tcPr/>
-          <w:p>
-            <w:pPr>
-              <w:pStyle w:val="Compact"/>
-            </w:pPr>
-            <w:r>
-              <w:t xml:space="preserve">₱0</w:t>
-            </w:r>
-          </w:p>
-        </w:tc>
-        <w:tc>
-          <w:tcPr/>
-          <w:p>
-            <w:pPr>
-              <w:pStyle w:val="Compact"/>
-            </w:pPr>
-            <w:r>
-              <w:t xml:space="preserve">₱999</w:t>
-            </w:r>
-          </w:p>
-        </w:tc>
-        <w:tc>
-          <w:tcPr/>
-          <w:p>
-            <w:pPr>
-              <w:pStyle w:val="Compact"/>
-            </w:pPr>
-            <w:r>
-              <w:t xml:space="preserve">~100%</w:t>
-            </w:r>
-          </w:p>
-        </w:tc>
-      </w:tr>
-      <w:tr>
-        <w:tc>
-          <w:tcPr/>
-          <w:p>
-            <w:pPr>
-              <w:pStyle w:val="Compact"/>
-            </w:pPr>
-            <w:r>
-              <w:t xml:space="preserve">Panood Daily Broadcast (3 cams × 3 hrs reference)</w:t>
-            </w:r>
-          </w:p>
-        </w:tc>
-        <w:tc>
-          <w:tcPr/>
-          <w:p>
-            <w:pPr>
-              <w:pStyle w:val="Compact"/>
-            </w:pPr>
-            <w:r>
-              <w:t xml:space="preserve">~₱120</w:t>
-            </w:r>
-          </w:p>
-        </w:tc>
-        <w:tc>
-          <w:tcPr/>
-          <w:p>
-            <w:pPr>
-              <w:pStyle w:val="Compact"/>
-            </w:pPr>
-            <w:r>
-              <w:t xml:space="preserve">₱2,499</w:t>
-            </w:r>
-          </w:p>
-        </w:tc>
-        <w:tc>
-          <w:tcPr/>
-          <w:p>
-            <w:pPr>
-              <w:pStyle w:val="Compact"/>
-            </w:pPr>
-            <w:r>
-              <w:t xml:space="preserve">95%</w:t>
-            </w:r>
-          </w:p>
-        </w:tc>
-      </w:tr>
-      <w:tr>
-        <w:tc>
-          <w:tcPr/>
-          <w:p>
-            <w:pPr>
-              <w:pStyle w:val="Compact"/>
-            </w:pPr>
-            <w:r>
-              <w:t xml:space="preserve">Panood Daily + 2 cams (5 cams × 3 hrs)</w:t>
-            </w:r>
-          </w:p>
-        </w:tc>
-        <w:tc>
-          <w:tcPr/>
-          <w:p>
-            <w:pPr>
-              <w:pStyle w:val="Compact"/>
-            </w:pPr>
-            <w:r>
-              <w:t xml:space="preserve">~₱180</w:t>
-            </w:r>
-          </w:p>
-        </w:tc>
-        <w:tc>
-          <w:tcPr/>
-          <w:p>
-            <w:pPr>
-              <w:pStyle w:val="Compact"/>
-            </w:pPr>
-            <w:r>
-              <w:t xml:space="preserve">(now bundled into Daily Broadcast ₱2,499)</w:t>
-            </w:r>
-          </w:p>
-        </w:tc>
-        <w:tc>
-          <w:tcPr/>
-          <w:p>
-            <w:pPr>
-              <w:pStyle w:val="Compact"/>
-            </w:pPr>
-            <w:r>
-              <w:t xml:space="preserve">—</w:t>
-            </w:r>
-          </w:p>
-        </w:tc>
-      </w:tr>
-      <w:tr>
-        <w:tc>
-          <w:tcPr/>
-          <w:p>
-            <w:pPr>
-              <w:pStyle w:val="Compact"/>
-            </w:pPr>
-            <w:r>
-              <w:t xml:space="preserve">Bespoke Monogram</w:t>
-            </w:r>
-          </w:p>
-        </w:tc>
-        <w:tc>
-          <w:tcPr/>
-          <w:p>
-            <w:pPr>
-              <w:pStyle w:val="Compact"/>
-            </w:pPr>
-            <w:r>
-              <w:t xml:space="preserve">~₱5 (DALL-E generation)</w:t>
-            </w:r>
-          </w:p>
-        </w:tc>
-        <w:tc>
-          <w:tcPr/>
-          <w:p>
-            <w:pPr>
-              <w:pStyle w:val="Compact"/>
-            </w:pPr>
-            <w:r>
-              <w:t xml:space="preserve">₱2,999</w:t>
-            </w:r>
-          </w:p>
-        </w:tc>
-        <w:tc>
-          <w:tcPr/>
-          <w:p>
-            <w:pPr>
-              <w:pStyle w:val="Compact"/>
-            </w:pPr>
-            <w:r>
-              <w:t xml:space="preserve">~99%</w:t>
-            </w:r>
-          </w:p>
-        </w:tc>
-      </w:tr>
-      <w:tr>
-        <w:tc>
-          <w:tcPr/>
-          <w:p>
-            <w:pPr>
-              <w:pStyle w:val="Compact"/>
-            </w:pPr>
-            <w:r>
-              <w:t xml:space="preserve">Broadcast Style Pack</w:t>
-            </w:r>
-          </w:p>
-        </w:tc>
-        <w:tc>
-          <w:tcPr/>
-          <w:p>
-            <w:pPr>
-              <w:pStyle w:val="Compact"/>
-            </w:pPr>
-            <w:r>
-              <w:t xml:space="preserve">~₱5 (LUT swaps)</w:t>
-            </w:r>
-          </w:p>
-        </w:tc>
-        <w:tc>
-          <w:tcPr/>
-          <w:p>
-            <w:pPr>
-              <w:pStyle w:val="Compact"/>
-            </w:pPr>
-            <w:r>
-              <w:t xml:space="preserve">₱2,999</w:t>
-            </w:r>
-          </w:p>
-        </w:tc>
-        <w:tc>
-          <w:tcPr/>
-          <w:p>
-            <w:pPr>
-              <w:pStyle w:val="Compact"/>
-            </w:pPr>
-            <w:r>
-              <w:t xml:space="preserve">~99%</w:t>
-            </w:r>
-          </w:p>
-        </w:tc>
-      </w:tr>
-      <w:tr>
-        <w:tc>
-          <w:tcPr/>
-          <w:p>
-            <w:pPr>
-              <w:pStyle w:val="Compact"/>
-            </w:pPr>
-            <w:r>
-              <w:t xml:space="preserve">AI Video Highlight</w:t>
-            </w:r>
-          </w:p>
-        </w:tc>
-        <w:tc>
-          <w:tcPr/>
-          <w:p>
-            <w:pPr>
-              <w:pStyle w:val="Compact"/>
-            </w:pPr>
-            <w:r>
-              <w:t xml:space="preserve">~₱10 (Claude API + ffmpeg)</w:t>
-            </w:r>
-          </w:p>
-        </w:tc>
-        <w:tc>
-          <w:tcPr/>
-          <w:p>
-            <w:pPr>
-              <w:pStyle w:val="Compact"/>
-            </w:pPr>
-            <w:r>
-              <w:t xml:space="preserve">₱1,999</w:t>
-            </w:r>
-          </w:p>
-        </w:tc>
-        <w:tc>
-          <w:tcPr/>
-          <w:p>
-            <w:pPr>
-              <w:pStyle w:val="Compact"/>
-            </w:pPr>
-            <w:r>
-              <w:t xml:space="preserve">~99%</w:t>
-            </w:r>
-          </w:p>
-        </w:tc>
-      </w:tr>
-      <w:tr>
-        <w:tc>
-          <w:tcPr/>
-          <w:p>
-            <w:pPr>
-              <w:pStyle w:val="Compact"/>
-            </w:pPr>
-            <w:r>
-              <w:t xml:space="preserve">AI Edited Highlight (3-min)</w:t>
-            </w:r>
-          </w:p>
-        </w:tc>
-        <w:tc>
-          <w:tcPr/>
-          <w:p>
-            <w:pPr>
-              <w:pStyle w:val="Compact"/>
-            </w:pPr>
-            <w:r>
-              <w:t xml:space="preserve">~₱30 (Claude API + ffmpeg + theme template)</w:t>
-            </w:r>
-          </w:p>
-        </w:tc>
-        <w:tc>
-          <w:tcPr/>
-          <w:p>
-            <w:pPr>
-              <w:pStyle w:val="Compact"/>
-            </w:pPr>
-            <w:r>
-              <w:t xml:space="preserve">₱3,499</w:t>
-            </w:r>
-          </w:p>
-        </w:tc>
-        <w:tc>
-          <w:tcPr/>
-          <w:p>
-            <w:pPr>
-              <w:pStyle w:val="Compact"/>
-            </w:pPr>
-            <w:r>
-              <w:t xml:space="preserve">~99%</w:t>
-            </w:r>
-          </w:p>
-        </w:tc>
-      </w:tr>
-      <w:tr>
-        <w:tc>
-          <w:tcPr/>
-          <w:p>
-            <w:pPr>
-              <w:pStyle w:val="Compact"/>
-            </w:pPr>
-            <w:r>
-              <w:t xml:space="preserve">Same-Day Edit</w:t>
-            </w:r>
-          </w:p>
-        </w:tc>
-        <w:tc>
-          <w:tcPr/>
-          <w:p>
-            <w:pPr>
-              <w:pStyle w:val="Compact"/>
-            </w:pPr>
-            <w:r>
-              <w:t xml:space="preserve">(human editor billable to Setnayan)</w:t>
-            </w:r>
-          </w:p>
-        </w:tc>
-        <w:tc>
-          <w:tcPr/>
-          <w:p>
-            <w:pPr>
-              <w:pStyle w:val="Compact"/>
-            </w:pPr>
-            <w:r>
-              <w:t xml:space="preserve">₱24,999</w:t>
-            </w:r>
-          </w:p>
-        </w:tc>
-        <w:tc>
-          <w:tcPr/>
-          <w:p>
-            <w:pPr>
-              <w:pStyle w:val="Compact"/>
-            </w:pPr>
-            <w:r>
-              <w:t xml:space="preserve">—</w:t>
-            </w:r>
-          </w:p>
-        </w:tc>
-      </w:tr>
-      <w:tr>
-        <w:tc>
-          <w:tcPr/>
-          <w:p>
-            <w:pPr>
-              <w:pStyle w:val="Compact"/>
-            </w:pPr>
-            <w:r>
-              <w:t xml:space="preserve">Pakanta Wedding Suite</w:t>
-            </w:r>
-          </w:p>
-        </w:tc>
-        <w:tc>
-          <w:tcPr/>
-          <w:p>
-            <w:pPr>
-              <w:pStyle w:val="Compact"/>
-            </w:pPr>
-            <w:r>
-              <w:t xml:space="preserve">~₱200 (Suno credits + Claude API)</w:t>
-            </w:r>
-          </w:p>
-        </w:tc>
-        <w:tc>
-          <w:tcPr/>
-          <w:p>
-            <w:pPr>
-              <w:pStyle w:val="Compact"/>
-            </w:pPr>
-            <w:r>
-              <w:t xml:space="preserve">₱9,999</w:t>
-            </w:r>
-          </w:p>
-        </w:tc>
-        <w:tc>
-          <w:tcPr/>
-          <w:p>
-            <w:pPr>
-              <w:pStyle w:val="Compact"/>
-            </w:pPr>
-            <w:r>
-              <w:t xml:space="preserve">85–90%</w:t>
-            </w:r>
-          </w:p>
-        </w:tc>
-      </w:tr>
-      <w:tr>
-        <w:tc>
-          <w:tcPr/>
-          <w:p>
-            <w:pPr>
-              <w:pStyle w:val="Compact"/>
-            </w:pPr>
-            <w:r>
-              <w:t xml:space="preserve">Vendor Pro Weekly</w:t>
-            </w:r>
-          </w:p>
-        </w:tc>
-        <w:tc>
-          <w:tcPr/>
-          <w:p>
-            <w:pPr>
-              <w:pStyle w:val="Compact"/>
-            </w:pPr>
-            <w:r>
-              <w:t xml:space="preserve">₱0 (analytics + landing styling)</w:t>
-            </w:r>
-          </w:p>
-        </w:tc>
-        <w:tc>
-          <w:tcPr/>
-          <w:p>
-            <w:pPr>
-              <w:pStyle w:val="Compact"/>
-            </w:pPr>
-            <w:r>
-              <w:t xml:space="preserve">₱499 / wk</w:t>
-            </w:r>
-          </w:p>
-        </w:tc>
-        <w:tc>
-          <w:tcPr/>
-          <w:p>
-            <w:pPr>
-              <w:pStyle w:val="Compact"/>
-            </w:pPr>
-            <w:r>
-              <w:t xml:space="preserve">~100%</w:t>
-            </w:r>
-          </w:p>
-        </w:tc>
-      </w:tr>
-      <w:tr>
-        <w:tc>
-          <w:tcPr/>
-          <w:p>
-            <w:pPr>
-              <w:pStyle w:val="Compact"/>
-            </w:pPr>
-            <w:r>
-              <w:t xml:space="preserve">All Tools Unlock Bundle</w:t>
-            </w:r>
-          </w:p>
-        </w:tc>
-        <w:tc>
-          <w:tcPr/>
-          <w:p>
-            <w:pPr>
-              <w:pStyle w:val="Compact"/>
-            </w:pPr>
-            <w:r>
-              <w:t xml:space="preserve">₱0</w:t>
-            </w:r>
-          </w:p>
-        </w:tc>
-        <w:tc>
-          <w:tcPr/>
-          <w:p>
-            <w:pPr>
-              <w:pStyle w:val="Compact"/>
-            </w:pPr>
-            <w:r>
-              <w:t xml:space="preserve">₱9,999 / yr</w:t>
-            </w:r>
-          </w:p>
-        </w:tc>
-        <w:tc>
-          <w:tcPr/>
-          <w:p>
-            <w:pPr>
-              <w:pStyle w:val="Compact"/>
-            </w:pPr>
-            <w:r>
-              <w:t xml:space="preserve">~100%</w:t>
-            </w:r>
-          </w:p>
-        </w:tc>
-      </w:tr>
-      <w:tr>
-        <w:tc>
-          <w:tcPr/>
-          <w:p>
-            <w:pPr>
-              <w:pStyle w:val="Compact"/>
-            </w:pPr>
-            <w:r>
-              <w:t xml:space="preserve">Sponsored Boost (Quarterly / Annual)</w:t>
-            </w:r>
-          </w:p>
-        </w:tc>
-        <w:tc>
-          <w:tcPr/>
-          <w:p>
-            <w:pPr>
-              <w:pStyle w:val="Compact"/>
-            </w:pPr>
-            <w:r>
-              <w:t xml:space="preserve">₱0 (ranking is software-only)</w:t>
-            </w:r>
-          </w:p>
-        </w:tc>
-        <w:tc>
-          <w:tcPr/>
-          <w:p>
-            <w:pPr>
-              <w:pStyle w:val="Compact"/>
-            </w:pPr>
-            <w:r>
-              <w:t xml:space="preserve">₱249,999 / ₱799,999</w:t>
-            </w:r>
-          </w:p>
-        </w:tc>
-        <w:tc>
-          <w:tcPr/>
-          <w:p>
-            <w:pPr>
-              <w:pStyle w:val="Compact"/>
-            </w:pPr>
-            <w:r>
-              <w:t xml:space="preserve">~100%</w:t>
-            </w:r>
-          </w:p>
-        </w:tc>
-      </w:tr>
-    </w:tbl>
-    <w:p>
-      <w:pPr>
-        <w:pStyle w:val="BodyText"/>
-      </w:pPr>
-      <w:r>
-        <w:rPr>
-          <w:b/>
-          <w:bCs/>
-        </w:rPr>
-        <w:t xml:space="preserve">Per-render cost reference:</w:t>
+        <w:t xml:space="preserve">and</w:t>
       </w:r>
       <w:r>
         <w:t xml:space="preserve"> </w:t>
       </w:r>
-      <w:r>
-        <w:t xml:space="preserve">~₱2–₱5 (FFmpeg compute + R2 storage; music is free since Suno catalogue is owned; CDN egress is free on R2).</w:t>
+      <w:hyperlink r:id="rId33">
+        <w:r>
+          <w:rPr>
+            <w:rStyle w:val="Hyperlink"/>
+          </w:rPr>
+          <w:t xml:space="preserve">0022 § 11 Specialized Pro Tools subscription management</w:t>
+        </w:r>
+      </w:hyperlink>
+      <w:r>
+        <w:t xml:space="preserve">.</w:t>
       </w:r>
     </w:p>
     <w:p>
@@ -6824,365 +5601,13 @@
           <w:b/>
           <w:bCs/>
         </w:rPr>
-        <w:t xml:space="preserve">Live Stream cost is audience-independent.</w:t>
+        <w:t xml:space="preserve">13 SKUs at ₱888/wk PLACEHOLDER pricing</w:t>
       </w:r>
       <w:r>
         <w:t xml:space="preserve"> </w:t>
       </w:r>
       <w:r>
-        <w:t xml:space="preserve">YouTube absorbs all viewers at ₱0 marginal cost to Setnayan — bill scales only with camera count and stream hours, not viewer count.</w:t>
-      </w:r>
-    </w:p>
-    <w:p>
-      <w:r>
-        <w:pict>
-          <v:rect style="width:0;height:1.5pt" o:hralign="center" o:hrstd="t" o:hr="t"/>
-        </w:pict>
-      </w:r>
-    </w:p>
-    <w:bookmarkEnd w:id="43"/>
-    <w:bookmarkStart w:id="45" w:name="X1356e193794515b2922bec543ab3ffab832ab7d"/>
-    <w:p>
-      <w:pPr>
-        <w:pStyle w:val="Heading2"/>
-      </w:pPr>
-      <w:r>
-        <w:t xml:space="preserve">7. CLAUDE.md cheat-sheet drift (reconcile when convenient)</w:t>
-      </w:r>
-    </w:p>
-    <w:p>
-      <w:pPr>
-        <w:pStyle w:val="FirstParagraph"/>
-      </w:pPr>
-      <w:r>
-        <w:t xml:space="preserve">The</w:t>
-      </w:r>
-      <w:r>
-        <w:t xml:space="preserve"> </w:t>
-      </w:r>
-      <w:hyperlink r:id="rId44">
-        <w:r>
-          <w:rPr>
-            <w:rStyle w:val="Hyperlink"/>
-          </w:rPr>
-          <w:t xml:space="preserve">CLAUDE.md § Cost-per-event cheat sheet</w:t>
-        </w:r>
-      </w:hyperlink>
-      <w:r>
-        <w:t xml:space="preserve"> </w:t>
-      </w:r>
-      <w:r>
-        <w:t xml:space="preserve">was last updated 2026-05-09 and has drifted from current iteration spec. Rows to refresh:</w:t>
-      </w:r>
-    </w:p>
-    <w:tbl>
-      <w:tblPr>
-        <w:tblStyle w:val="Table"/>
-        <w:tblW w:type="pct" w:w="5000"/>
-        <w:tblLayout w:type="fixed"/>
-        <w:tblLook w:firstRow="1" w:lastRow="0" w:firstColumn="0" w:lastColumn="0" w:noHBand="0" w:noVBand="0" w:val="0020"/>
-      </w:tblPr>
-      <w:tblGrid>
-        <w:gridCol w:w="3960"/>
-        <w:gridCol w:w="3960"/>
-      </w:tblGrid>
-      <w:tr>
-        <w:trPr>
-          <w:tblHeader w:val="on"/>
-        </w:trPr>
-        <w:tc>
-          <w:tcPr/>
-          <w:p>
-            <w:pPr>
-              <w:pStyle w:val="Compact"/>
-            </w:pPr>
-            <w:r>
-              <w:t xml:space="preserve">CLAUDE.md row</w:t>
-            </w:r>
-          </w:p>
-        </w:tc>
-        <w:tc>
-          <w:tcPr/>
-          <w:p>
-            <w:pPr>
-              <w:pStyle w:val="Compact"/>
-            </w:pPr>
-            <w:r>
-              <w:t xml:space="preserve">Current state</w:t>
-            </w:r>
-          </w:p>
-        </w:tc>
-      </w:tr>
-      <w:tr>
-        <w:tc>
-          <w:tcPr/>
-          <w:p>
-            <w:pPr>
-              <w:pStyle w:val="Compact"/>
-            </w:pPr>
-            <w:r>
-              <w:t xml:space="preserve">“Save-the-Date Render (₱49)”</w:t>
-            </w:r>
-          </w:p>
-        </w:tc>
-        <w:tc>
-          <w:tcPr/>
-          <w:p>
-            <w:pPr>
-              <w:pStyle w:val="Compact"/>
-            </w:pPr>
-            <w:r>
-              <w:t xml:space="preserve">Repriced to ₱199 on 2026-05-17 (iteration 0024)</w:t>
-            </w:r>
-          </w:p>
-        </w:tc>
-      </w:tr>
-      <w:tr>
-        <w:tc>
-          <w:tcPr/>
-          <w:p>
-            <w:pPr>
-              <w:pStyle w:val="Compact"/>
-            </w:pPr>
-            <w:r>
-              <w:t xml:space="preserve">“Pro tier per Widget (₱99)”</w:t>
-            </w:r>
-          </w:p>
-        </w:tc>
-        <w:tc>
-          <w:tcPr/>
-          <w:p>
-            <w:pPr>
-              <w:pStyle w:val="Compact"/>
-            </w:pPr>
-            <w:r>
-              <w:t xml:space="preserve">Retired; replaced by Monogram Hero ₱1,999 + Live Schedule ₱999 (2026-05-16)</w:t>
-            </w:r>
-          </w:p>
-        </w:tc>
-      </w:tr>
-      <w:tr>
-        <w:tc>
-          <w:tcPr/>
-          <w:p>
-            <w:pPr>
-              <w:pStyle w:val="Compact"/>
-            </w:pPr>
-            <w:r>
-              <w:t xml:space="preserve">“Pro Bundle (₱199)”</w:t>
-            </w:r>
-          </w:p>
-        </w:tc>
-        <w:tc>
-          <w:tcPr/>
-          <w:p>
-            <w:pPr>
-              <w:pStyle w:val="Compact"/>
-            </w:pPr>
-            <w:r>
-              <w:t xml:space="preserve">Retired 2026-05-16</w:t>
-            </w:r>
-          </w:p>
-        </w:tc>
-      </w:tr>
-      <w:tr>
-        <w:tc>
-          <w:tcPr/>
-          <w:p>
-            <w:pPr>
-              <w:pStyle w:val="Compact"/>
-            </w:pPr>
-            <w:r>
-              <w:t xml:space="preserve">“Live Stream Base (₱2,499 — 3 cams × 3 hrs)”</w:t>
-            </w:r>
-          </w:p>
-        </w:tc>
-        <w:tc>
-          <w:tcPr/>
-          <w:p>
-            <w:pPr>
-              <w:pStyle w:val="Compact"/>
-            </w:pPr>
-            <w:r>
-              <w:t xml:space="preserve">Folded into Panood Daily Broadcast ₱2,499 / day (multi-cam built-in 2026-05-17)</w:t>
-            </w:r>
-          </w:p>
-        </w:tc>
-      </w:tr>
-      <w:tr>
-        <w:tc>
-          <w:tcPr/>
-          <w:p>
-            <w:pPr>
-              <w:pStyle w:val="Compact"/>
-            </w:pPr>
-            <w:r>
-              <w:t xml:space="preserve">“Custom Monogram Pack (₱1,999)”</w:t>
-            </w:r>
-          </w:p>
-        </w:tc>
-        <w:tc>
-          <w:tcPr/>
-          <w:p>
-            <w:pPr>
-              <w:pStyle w:val="Compact"/>
-            </w:pPr>
-            <w:r>
-              <w:t xml:space="preserve">Status uncertain — iteration 0021 § 1 still lists it active at ₱2,000; iteration 0037 introduces Bespoke Monogram at ₱2,999 as a replacement.</w:t>
-            </w:r>
-            <w:r>
-              <w:t xml:space="preserve"> </w:t>
-            </w:r>
-            <w:r>
-              <w:rPr>
-                <w:b/>
-                <w:bCs/>
-              </w:rPr>
-              <w:t xml:space="preserve">Reconciliation needed.</w:t>
-            </w:r>
-          </w:p>
-        </w:tc>
-      </w:tr>
-      <w:tr>
-        <w:tc>
-          <w:tcPr/>
-          <w:p>
-            <w:pPr>
-              <w:pStyle w:val="Compact"/>
-            </w:pPr>
-            <w:r>
-              <w:t xml:space="preserve">“Sponsored Boost (₱1,499/wk)”</w:t>
-            </w:r>
-          </w:p>
-        </w:tc>
-        <w:tc>
-          <w:tcPr/>
-          <w:p>
-            <w:pPr>
-              <w:pStyle w:val="Compact"/>
-            </w:pPr>
-            <w:r>
-              <w:t xml:space="preserve">Retired 2026-05-16; replaced by Boosted Ads 5km/10km/20km weekly + Quarterly/Annual long-commit</w:t>
-            </w:r>
-          </w:p>
-        </w:tc>
-      </w:tr>
-      <w:tr>
-        <w:tc>
-          <w:tcPr/>
-          <w:p>
-            <w:pPr>
-              <w:pStyle w:val="Compact"/>
-            </w:pPr>
-            <w:r>
-              <w:t xml:space="preserve">“AI Edited Highlight (₱3,499 per 3-min · repriced 2026-05-16 from ₱4,999)”</w:t>
-            </w:r>
-          </w:p>
-        </w:tc>
-        <w:tc>
-          <w:tcPr/>
-          <w:p>
-            <w:pPr>
-              <w:pStyle w:val="Compact"/>
-            </w:pPr>
-            <w:r>
-              <w:t xml:space="preserve">✅ current</w:t>
-            </w:r>
-          </w:p>
-        </w:tc>
-      </w:tr>
-      <w:tr>
-        <w:tc>
-          <w:tcPr/>
-          <w:p>
-            <w:pPr>
-              <w:pStyle w:val="Compact"/>
-            </w:pPr>
-            <w:r>
-              <w:t xml:space="preserve">“Vendor Pro Weekly (₱499/wk)”</w:t>
-            </w:r>
-          </w:p>
-        </w:tc>
-        <w:tc>
-          <w:tcPr/>
-          <w:p>
-            <w:pPr>
-              <w:pStyle w:val="Compact"/>
-            </w:pPr>
-            <w:r>
-              <w:t xml:space="preserve">✅ current</w:t>
-            </w:r>
-          </w:p>
-        </w:tc>
-      </w:tr>
-    </w:tbl>
-    <w:p>
-      <w:pPr>
-        <w:pStyle w:val="BodyText"/>
-      </w:pPr>
-      <w:r>
-        <w:t xml:space="preserve">Refresh action: rewrite the</w:t>
-      </w:r>
-      <w:r>
-        <w:t xml:space="preserve"> </w:t>
-      </w:r>
-      <w:hyperlink r:id="rId44">
-        <w:r>
-          <w:rPr>
-            <w:rStyle w:val="Hyperlink"/>
-          </w:rPr>
-          <w:t xml:space="preserve">CLAUDE.md § Cost-per-event cheat sheet</w:t>
-        </w:r>
-      </w:hyperlink>
-      <w:r>
-        <w:t xml:space="preserve"> </w:t>
-      </w:r>
-      <w:r>
-        <w:t xml:space="preserve">to match § 6 above, then mark</w:t>
-      </w:r>
-      <w:r>
-        <w:t xml:space="preserve"> </w:t>
-      </w:r>
-      <w:r>
-        <w:rPr>
-          <w:rStyle w:val="VerbatimChar"/>
-        </w:rPr>
-        <w:t xml:space="preserve">CLAUDE.md</w:t>
-      </w:r>
-      <w:r>
-        <w:t xml:space="preserve"> </w:t>
-      </w:r>
-      <w:r>
-        <w:t xml:space="preserve">section dated</w:t>
-      </w:r>
-      <w:r>
-        <w:t xml:space="preserve"> </w:t>
-      </w:r>
-      <w:r>
-        <w:rPr>
-          <w:rStyle w:val="VerbatimChar"/>
-        </w:rPr>
-        <w:t xml:space="preserve">(refreshed 2026-05-17)</w:t>
-      </w:r>
-      <w:r>
-        <w:t xml:space="preserve">.</w:t>
-      </w:r>
-    </w:p>
-    <w:p>
-      <w:r>
-        <w:pict>
-          <v:rect style="width:0;height:1.5pt" o:hralign="center" o:hrstd="t" o:hr="t"/>
-        </w:pict>
-      </w:r>
-    </w:p>
-    <w:bookmarkEnd w:id="45"/>
-    <w:bookmarkStart w:id="46" w:name="retired-skus-historical-context"/>
-    <w:p>
-      <w:pPr>
-        <w:pStyle w:val="Heading2"/>
-      </w:pPr>
-      <w:r>
-        <w:t xml:space="preserve">8. Retired SKUs (historical context)</w:t>
+        <w:t xml:space="preserve">— deliberately non-charm-priced marker so they’re impossible to miss when finalizing. Final pricing TBD per SKU; pure-code likely settles ₱499-₱999/wk, AI likely ₱1,999-₱2,999/wk with bundled allowance + overage packs.</w:t>
       </w:r>
     </w:p>
     <w:tbl>
@@ -7210,976 +5635,495 @@
               <w:pStyle w:val="Compact"/>
             </w:pPr>
             <w:r>
-              <w:t xml:space="preserve">Retired SKU</w:t>
-            </w:r>
-          </w:p>
-        </w:tc>
-        <w:tc>
-          <w:tcPr/>
-          <w:p>
-            <w:pPr>
-              <w:pStyle w:val="Compact"/>
-            </w:pPr>
-            <w:r>
-              <w:t xml:space="preserve">Last price</w:t>
-            </w:r>
-          </w:p>
-        </w:tc>
-        <w:tc>
-          <w:tcPr/>
-          <w:p>
-            <w:pPr>
-              <w:pStyle w:val="Compact"/>
-            </w:pPr>
-            <w:r>
-              <w:t xml:space="preserve">Retired</w:t>
-            </w:r>
-          </w:p>
-        </w:tc>
-        <w:tc>
-          <w:tcPr/>
-          <w:p>
-            <w:pPr>
-              <w:pStyle w:val="Compact"/>
-            </w:pPr>
-            <w:r>
-              <w:t xml:space="preserve">Replacement</w:t>
-            </w:r>
-          </w:p>
-        </w:tc>
-        <w:tc>
-          <w:tcPr/>
-          <w:p>
-            <w:pPr>
-              <w:pStyle w:val="Compact"/>
-            </w:pPr>
-            <w:r>
-              <w:t xml:space="preserve">New price</w:t>
-            </w:r>
-          </w:p>
-        </w:tc>
-      </w:tr>
-      <w:tr>
-        <w:tc>
-          <w:tcPr/>
-          <w:p>
-            <w:pPr>
-              <w:pStyle w:val="Compact"/>
-            </w:pPr>
-            <w:r>
-              <w:t xml:space="preserve">Token Wallet system (iteration 0003)</w:t>
-            </w:r>
-          </w:p>
-        </w:tc>
-        <w:tc>
-          <w:tcPr/>
-          <w:p>
-            <w:pPr>
-              <w:pStyle w:val="Compact"/>
-            </w:pPr>
-            <w:r>
-              <w:t xml:space="preserve">Per-pack model</w:t>
-            </w:r>
-          </w:p>
-        </w:tc>
-        <w:tc>
-          <w:tcPr/>
-          <w:p>
-            <w:pPr>
-              <w:pStyle w:val="Compact"/>
-            </w:pPr>
-            <w:r>
-              <w:t xml:space="preserve">2026-05-11</w:t>
-            </w:r>
-          </w:p>
-        </w:tc>
-        <w:tc>
-          <w:tcPr/>
-          <w:p>
-            <w:pPr>
-              <w:pStyle w:val="Compact"/>
-            </w:pPr>
-            <w:r>
-              <w:t xml:space="preserve">Apply-then-pay (PHP-direct)</w:t>
-            </w:r>
-          </w:p>
-        </w:tc>
-        <w:tc>
-          <w:tcPr/>
-          <w:p>
-            <w:pPr>
-              <w:pStyle w:val="Compact"/>
-            </w:pPr>
-            <w:r>
-              <w:t xml:space="preserve">N/A</w:t>
-            </w:r>
-          </w:p>
-        </w:tc>
-      </w:tr>
-      <w:tr>
-        <w:tc>
-          <w:tcPr/>
-          <w:p>
-            <w:pPr>
-              <w:pStyle w:val="Compact"/>
-            </w:pPr>
-            <w:r>
-              <w:t xml:space="preserve">Save-the-Date Render (₱99 MP4)</w:t>
-            </w:r>
-          </w:p>
-        </w:tc>
-        <w:tc>
-          <w:tcPr/>
-          <w:p>
-            <w:pPr>
-              <w:pStyle w:val="Compact"/>
-            </w:pPr>
-            <w:r>
-              <w:t xml:space="preserve">₱99</w:t>
-            </w:r>
-          </w:p>
-        </w:tc>
-        <w:tc>
-          <w:tcPr/>
-          <w:p>
-            <w:pPr>
-              <w:pStyle w:val="Compact"/>
-            </w:pPr>
-            <w:r>
-              <w:t xml:space="preserve">2026-05-16</w:t>
-            </w:r>
-          </w:p>
-        </w:tc>
-        <w:tc>
-          <w:tcPr/>
-          <w:p>
-            <w:pPr>
-              <w:pStyle w:val="Compact"/>
-            </w:pPr>
-            <w:r>
-              <w:t xml:space="preserve">Save-the-Date Video</w:t>
-            </w:r>
-          </w:p>
-        </w:tc>
-        <w:tc>
-          <w:tcPr/>
-          <w:p>
-            <w:pPr>
-              <w:pStyle w:val="Compact"/>
-            </w:pPr>
-            <w:r>
-              <w:t xml:space="preserve">₱199</w:t>
-            </w:r>
-          </w:p>
-        </w:tc>
-      </w:tr>
-      <w:tr>
-        <w:tc>
-          <w:tcPr/>
-          <w:p>
-            <w:pPr>
-              <w:pStyle w:val="Compact"/>
-            </w:pPr>
-            <w:r>
-              <w:t xml:space="preserve">Save-the-Date Render (₱49 MP4)</w:t>
-            </w:r>
-          </w:p>
-        </w:tc>
-        <w:tc>
-          <w:tcPr/>
-          <w:p>
-            <w:pPr>
-              <w:pStyle w:val="Compact"/>
-            </w:pPr>
-            <w:r>
-              <w:t xml:space="preserve">₱49</w:t>
-            </w:r>
-          </w:p>
-        </w:tc>
-        <w:tc>
-          <w:tcPr/>
-          <w:p>
-            <w:pPr>
-              <w:pStyle w:val="Compact"/>
-            </w:pPr>
-            <w:r>
-              <w:t xml:space="preserve">2026-05-17</w:t>
-            </w:r>
-          </w:p>
-        </w:tc>
-        <w:tc>
-          <w:tcPr/>
-          <w:p>
-            <w:pPr>
-              <w:pStyle w:val="Compact"/>
-            </w:pPr>
-            <w:r>
-              <w:t xml:space="preserve">Save-the-Date Video</w:t>
-            </w:r>
-          </w:p>
-        </w:tc>
-        <w:tc>
-          <w:tcPr/>
-          <w:p>
-            <w:pPr>
-              <w:pStyle w:val="Compact"/>
-            </w:pPr>
-            <w:r>
-              <w:t xml:space="preserve">₱199</w:t>
-            </w:r>
-          </w:p>
-        </w:tc>
-      </w:tr>
-      <w:tr>
-        <w:tc>
-          <w:tcPr/>
-          <w:p>
-            <w:pPr>
-              <w:pStyle w:val="Compact"/>
-            </w:pPr>
-            <w:r>
-              <w:t xml:space="preserve">Pro Widget Bundle</w:t>
-            </w:r>
-          </w:p>
-        </w:tc>
-        <w:tc>
-          <w:tcPr/>
-          <w:p>
-            <w:pPr>
-              <w:pStyle w:val="Compact"/>
-            </w:pPr>
-            <w:r>
-              <w:t xml:space="preserve">₱199</w:t>
-            </w:r>
-          </w:p>
-        </w:tc>
-        <w:tc>
-          <w:tcPr/>
-          <w:p>
-            <w:pPr>
-              <w:pStyle w:val="Compact"/>
-            </w:pPr>
-            <w:r>
-              <w:t xml:space="preserve">2026-05-16</w:t>
-            </w:r>
-          </w:p>
-        </w:tc>
-        <w:tc>
-          <w:tcPr/>
-          <w:p>
-            <w:pPr>
-              <w:pStyle w:val="Compact"/>
-            </w:pPr>
-            <w:r>
-              <w:t xml:space="preserve">Individual purchases (Monogram Hero ₱1,999 + Live Schedule ₱999)</w:t>
-            </w:r>
-          </w:p>
-        </w:tc>
-        <w:tc>
-          <w:tcPr/>
-          <w:p>
-            <w:pPr>
-              <w:pStyle w:val="Compact"/>
-            </w:pPr>
-            <w:r>
-              <w:t xml:space="preserve">—</w:t>
-            </w:r>
-          </w:p>
-        </w:tc>
-      </w:tr>
-      <w:tr>
-        <w:tc>
-          <w:tcPr/>
-          <w:p>
-            <w:pPr>
-              <w:pStyle w:val="Compact"/>
-            </w:pPr>
-            <w:r>
-              <w:t xml:space="preserve">Pro Widget Story (₱99)</w:t>
-            </w:r>
-          </w:p>
-        </w:tc>
-        <w:tc>
-          <w:tcPr/>
-          <w:p>
-            <w:pPr>
-              <w:pStyle w:val="Compact"/>
-            </w:pPr>
-            <w:r>
-              <w:t xml:space="preserve">₱99</w:t>
-            </w:r>
-          </w:p>
-        </w:tc>
-        <w:tc>
-          <w:tcPr/>
-          <w:p>
-            <w:pPr>
-              <w:pStyle w:val="Compact"/>
-            </w:pPr>
-            <w:r>
-              <w:t xml:space="preserve">2026-05-16</w:t>
-            </w:r>
-          </w:p>
-        </w:tc>
-        <w:tc>
-          <w:tcPr/>
-          <w:p>
-            <w:pPr>
-              <w:pStyle w:val="Compact"/>
-            </w:pPr>
-            <w:r>
-              <w:t xml:space="preserve">Folded to free (scroll parallax + Ken Burns)</w:t>
-            </w:r>
-          </w:p>
-        </w:tc>
-        <w:tc>
-          <w:tcPr/>
-          <w:p>
-            <w:pPr>
-              <w:pStyle w:val="Compact"/>
-            </w:pPr>
-            <w:r>
-              <w:t xml:space="preserve">FREE</w:t>
-            </w:r>
-          </w:p>
-        </w:tc>
-      </w:tr>
-      <w:tr>
-        <w:tc>
-          <w:tcPr/>
-          <w:p>
-            <w:pPr>
-              <w:pStyle w:val="Compact"/>
-            </w:pPr>
-            <w:r>
-              <w:t xml:space="preserve">Pro Widget Monogram (₱99)</w:t>
-            </w:r>
-          </w:p>
-        </w:tc>
-        <w:tc>
-          <w:tcPr/>
-          <w:p>
-            <w:pPr>
-              <w:pStyle w:val="Compact"/>
-            </w:pPr>
-            <w:r>
-              <w:t xml:space="preserve">₱99</w:t>
-            </w:r>
-          </w:p>
-        </w:tc>
-        <w:tc>
-          <w:tcPr/>
-          <w:p>
-            <w:pPr>
-              <w:pStyle w:val="Compact"/>
-            </w:pPr>
-            <w:r>
-              <w:t xml:space="preserve">2026-05-16</w:t>
-            </w:r>
-          </w:p>
-        </w:tc>
-        <w:tc>
-          <w:tcPr/>
-          <w:p>
-            <w:pPr>
-              <w:pStyle w:val="Compact"/>
-            </w:pPr>
-            <w:r>
-              <w:t xml:space="preserve">Monogram Hero</w:t>
-            </w:r>
-          </w:p>
-        </w:tc>
-        <w:tc>
-          <w:tcPr/>
-          <w:p>
-            <w:pPr>
-              <w:pStyle w:val="Compact"/>
-            </w:pPr>
-            <w:r>
-              <w:t xml:space="preserve">₱1,999</w:t>
-            </w:r>
-          </w:p>
-        </w:tc>
-      </w:tr>
-      <w:tr>
-        <w:tc>
-          <w:tcPr/>
-          <w:p>
-            <w:pPr>
-              <w:pStyle w:val="Compact"/>
-            </w:pPr>
-            <w:r>
-              <w:t xml:space="preserve">Pro Widget Schedule (₱99)</w:t>
-            </w:r>
-          </w:p>
-        </w:tc>
-        <w:tc>
-          <w:tcPr/>
-          <w:p>
-            <w:pPr>
-              <w:pStyle w:val="Compact"/>
-            </w:pPr>
-            <w:r>
-              <w:t xml:space="preserve">₱99</w:t>
-            </w:r>
-          </w:p>
-        </w:tc>
-        <w:tc>
-          <w:tcPr/>
-          <w:p>
-            <w:pPr>
-              <w:pStyle w:val="Compact"/>
-            </w:pPr>
-            <w:r>
-              <w:t xml:space="preserve">2026-05-16</w:t>
-            </w:r>
-          </w:p>
-        </w:tc>
-        <w:tc>
-          <w:tcPr/>
-          <w:p>
-            <w:pPr>
-              <w:pStyle w:val="Compact"/>
-            </w:pPr>
-            <w:r>
-              <w:t xml:space="preserve">Live Schedule</w:t>
-            </w:r>
-          </w:p>
-        </w:tc>
-        <w:tc>
-          <w:tcPr/>
-          <w:p>
-            <w:pPr>
-              <w:pStyle w:val="Compact"/>
-            </w:pPr>
-            <w:r>
-              <w:t xml:space="preserve">₱999</w:t>
-            </w:r>
-          </w:p>
-        </w:tc>
-      </w:tr>
-      <w:tr>
-        <w:tc>
-          <w:tcPr/>
-          <w:p>
-            <w:pPr>
-              <w:pStyle w:val="Compact"/>
-            </w:pPr>
-            <w:r>
-              <w:t xml:space="preserve">Custom Monogram Pack (₱1,999)</w:t>
-            </w:r>
-          </w:p>
-        </w:tc>
-        <w:tc>
-          <w:tcPr/>
-          <w:p>
-            <w:pPr>
-              <w:pStyle w:val="Compact"/>
-            </w:pPr>
-            <w:r>
-              <w:t xml:space="preserve">₱1,999</w:t>
-            </w:r>
-          </w:p>
-        </w:tc>
-        <w:tc>
-          <w:tcPr/>
-          <w:p>
-            <w:pPr>
-              <w:pStyle w:val="Compact"/>
-            </w:pPr>
-            <w:r>
-              <w:t xml:space="preserve">Status uncertain</w:t>
-            </w:r>
-          </w:p>
-        </w:tc>
-        <w:tc>
-          <w:tcPr/>
-          <w:p>
-            <w:pPr>
-              <w:pStyle w:val="Compact"/>
-            </w:pPr>
-            <w:r>
-              <w:t xml:space="preserve">Possibly Bespoke Monogram</w:t>
-            </w:r>
-          </w:p>
-        </w:tc>
-        <w:tc>
-          <w:tcPr/>
-          <w:p>
-            <w:pPr>
-              <w:pStyle w:val="Compact"/>
-            </w:pPr>
-            <w:r>
-              <w:t xml:space="preserve">₱2,999</w:t>
-            </w:r>
-          </w:p>
-        </w:tc>
-      </w:tr>
-      <w:tr>
-        <w:tc>
-          <w:tcPr/>
-          <w:p>
-            <w:pPr>
-              <w:pStyle w:val="Compact"/>
-            </w:pPr>
-            <w:r>
-              <w:t xml:space="preserve">Concierge Essentials (₱2,499 / 6mo)</w:t>
-            </w:r>
-          </w:p>
-        </w:tc>
-        <w:tc>
-          <w:tcPr/>
-          <w:p>
-            <w:pPr>
-              <w:pStyle w:val="Compact"/>
-            </w:pPr>
-            <w:r>
-              <w:t xml:space="preserve">₱2,499</w:t>
-            </w:r>
-          </w:p>
-        </w:tc>
-        <w:tc>
-          <w:tcPr/>
-          <w:p>
-            <w:pPr>
-              <w:pStyle w:val="Compact"/>
-            </w:pPr>
-            <w:r>
-              <w:t xml:space="preserve">2026-05-16</w:t>
-            </w:r>
-          </w:p>
-        </w:tc>
-        <w:tc>
-          <w:tcPr/>
-          <w:p>
-            <w:pPr>
-              <w:pStyle w:val="Compact"/>
-            </w:pPr>
-            <w:r>
-              <w:t xml:space="preserve">Concierge Complete (single SKU)</w:t>
-            </w:r>
-          </w:p>
-        </w:tc>
-        <w:tc>
-          <w:tcPr/>
-          <w:p>
-            <w:pPr>
-              <w:pStyle w:val="Compact"/>
-            </w:pPr>
-            <w:r>
-              <w:t xml:space="preserve">₱4,999 / 12mo</w:t>
-            </w:r>
-          </w:p>
-        </w:tc>
-      </w:tr>
-      <w:tr>
-        <w:tc>
-          <w:tcPr/>
-          <w:p>
-            <w:pPr>
-              <w:pStyle w:val="Compact"/>
-            </w:pPr>
-            <w:r>
-              <w:t xml:space="preserve">Concierge 3-tier ladder (₱99 / ₱999 / ₱1,999)</w:t>
-            </w:r>
-          </w:p>
-        </w:tc>
-        <w:tc>
-          <w:tcPr/>
-          <w:p>
-            <w:pPr>
-              <w:pStyle w:val="Compact"/>
-            </w:pPr>
-            <w:r>
-              <w:t xml:space="preserve">varied</w:t>
-            </w:r>
-          </w:p>
-        </w:tc>
-        <w:tc>
-          <w:tcPr/>
-          <w:p>
-            <w:pPr>
-              <w:pStyle w:val="Compact"/>
-            </w:pPr>
-            <w:r>
-              <w:t xml:space="preserve">2026-05-14</w:t>
-            </w:r>
-          </w:p>
-        </w:tc>
-        <w:tc>
-          <w:tcPr/>
-          <w:p>
-            <w:pPr>
-              <w:pStyle w:val="Compact"/>
-            </w:pPr>
-            <w:r>
-              <w:t xml:space="preserve">Single-SKU Concierge model</w:t>
-            </w:r>
-          </w:p>
-        </w:tc>
-        <w:tc>
-          <w:tcPr/>
-          <w:p>
-            <w:pPr>
-              <w:pStyle w:val="Compact"/>
-            </w:pPr>
-            <w:r>
-              <w:t xml:space="preserve">₱4,999</w:t>
-            </w:r>
-          </w:p>
-        </w:tc>
-      </w:tr>
-      <w:tr>
-        <w:tc>
-          <w:tcPr/>
-          <w:p>
-            <w:pPr>
-              <w:pStyle w:val="Compact"/>
-            </w:pPr>
-            <w:r>
-              <w:t xml:space="preserve">AI Edited Highlight (prior)</w:t>
-            </w:r>
-          </w:p>
-        </w:tc>
-        <w:tc>
-          <w:tcPr/>
-          <w:p>
-            <w:pPr>
-              <w:pStyle w:val="Compact"/>
-            </w:pPr>
-            <w:r>
-              <w:t xml:space="preserve">₱4,999</w:t>
-            </w:r>
-          </w:p>
-        </w:tc>
-        <w:tc>
-          <w:tcPr/>
-          <w:p>
-            <w:pPr>
-              <w:pStyle w:val="Compact"/>
-            </w:pPr>
-            <w:r>
-              <w:t xml:space="preserve">2026-05-16</w:t>
-            </w:r>
-          </w:p>
-        </w:tc>
-        <w:tc>
-          <w:tcPr/>
-          <w:p>
-            <w:pPr>
-              <w:pStyle w:val="Compact"/>
-            </w:pPr>
-            <w:r>
-              <w:t xml:space="preserve">AI Edited Highlight (repriced)</w:t>
-            </w:r>
-          </w:p>
-        </w:tc>
-        <w:tc>
-          <w:tcPr/>
-          <w:p>
-            <w:pPr>
-              <w:pStyle w:val="Compact"/>
-            </w:pPr>
-            <w:r>
-              <w:t xml:space="preserve">₱3,499</w:t>
-            </w:r>
-          </w:p>
-        </w:tc>
-      </w:tr>
-      <w:tr>
-        <w:tc>
-          <w:tcPr/>
-          <w:p>
-            <w:pPr>
-              <w:pStyle w:val="Compact"/>
-            </w:pPr>
-            <w:r>
-              <w:t xml:space="preserve">Concierge 7-day card-less preview</w:t>
-            </w:r>
-          </w:p>
-        </w:tc>
-        <w:tc>
-          <w:tcPr/>
-          <w:p>
-            <w:pPr>
-              <w:pStyle w:val="Compact"/>
-            </w:pPr>
-            <w:r>
-              <w:t xml:space="preserve">FREE</w:t>
-            </w:r>
-          </w:p>
-        </w:tc>
-        <w:tc>
-          <w:tcPr/>
-          <w:p>
-            <w:pPr>
-              <w:pStyle w:val="Compact"/>
-            </w:pPr>
-            <w:r>
-              <w:t xml:space="preserve">2026-05-17</w:t>
-            </w:r>
-          </w:p>
-        </w:tc>
-        <w:tc>
-          <w:tcPr/>
-          <w:p>
-            <w:pPr>
-              <w:pStyle w:val="Compact"/>
-            </w:pPr>
-            <w:r>
-              <w:t xml:space="preserve">3-day card-less trial (account-level cap)</w:t>
-            </w:r>
-          </w:p>
-        </w:tc>
-        <w:tc>
-          <w:tcPr/>
-          <w:p>
-            <w:pPr>
-              <w:pStyle w:val="Compact"/>
-            </w:pPr>
-            <w:r>
-              <w:t xml:space="preserve">FREE</w:t>
-            </w:r>
-          </w:p>
-        </w:tc>
-      </w:tr>
-      <w:tr>
-        <w:tc>
-          <w:tcPr/>
-          <w:p>
-            <w:pPr>
-              <w:pStyle w:val="Compact"/>
-            </w:pPr>
-            <w:r>
-              <w:t xml:space="preserve">Panood Annual Streaming Plus</w:t>
-            </w:r>
-          </w:p>
-        </w:tc>
-        <w:tc>
-          <w:tcPr/>
-          <w:p>
-            <w:pPr>
-              <w:pStyle w:val="Compact"/>
-            </w:pPr>
-            <w:r>
-              <w:t xml:space="preserve">₱3,999 / yr</w:t>
-            </w:r>
-          </w:p>
-        </w:tc>
-        <w:tc>
-          <w:tcPr/>
-          <w:p>
-            <w:pPr>
-              <w:pStyle w:val="Compact"/>
-            </w:pPr>
-            <w:r>
-              <w:t xml:space="preserve">2026-05-17</w:t>
-            </w:r>
-          </w:p>
-        </w:tc>
-        <w:tc>
-          <w:tcPr/>
-          <w:p>
-            <w:pPr>
-              <w:pStyle w:val="Compact"/>
-            </w:pPr>
-            <w:r>
-              <w:t xml:space="preserve">Folded into Annual Streaming base</w:t>
-            </w:r>
-          </w:p>
-        </w:tc>
-        <w:tc>
-          <w:tcPr/>
-          <w:p>
-            <w:pPr>
-              <w:pStyle w:val="Compact"/>
-            </w:pPr>
-            <w:r>
-              <w:t xml:space="preserve">₱19,999 / yr</w:t>
-            </w:r>
-          </w:p>
-        </w:tc>
-      </w:tr>
-      <w:tr>
-        <w:tc>
-          <w:tcPr/>
-          <w:p>
-            <w:pPr>
-              <w:pStyle w:val="Compact"/>
-            </w:pPr>
-            <w:r>
-              <w:t xml:space="preserve">Panood Camera Sync</w:t>
-            </w:r>
-          </w:p>
-        </w:tc>
-        <w:tc>
-          <w:tcPr/>
-          <w:p>
-            <w:pPr>
-              <w:pStyle w:val="Compact"/>
-            </w:pPr>
-            <w:r>
-              <w:t xml:space="preserve">₱99 / day</w:t>
-            </w:r>
-          </w:p>
-        </w:tc>
-        <w:tc>
-          <w:tcPr/>
-          <w:p>
-            <w:pPr>
-              <w:pStyle w:val="Compact"/>
-            </w:pPr>
-            <w:r>
-              <w:t xml:space="preserve">2026-05-17</w:t>
-            </w:r>
-          </w:p>
-        </w:tc>
-        <w:tc>
-          <w:tcPr/>
-          <w:p>
-            <w:pPr>
-              <w:pStyle w:val="Compact"/>
-            </w:pPr>
-            <w:r>
-              <w:t xml:space="preserve">Built into Daily Broadcast base</w:t>
-            </w:r>
-          </w:p>
-        </w:tc>
-        <w:tc>
-          <w:tcPr/>
-          <w:p>
-            <w:pPr>
-              <w:pStyle w:val="Compact"/>
-            </w:pPr>
-            <w:r>
-              <w:t xml:space="preserve">₱2,499 / day</w:t>
-            </w:r>
-          </w:p>
-        </w:tc>
-      </w:tr>
-      <w:tr>
-        <w:tc>
-          <w:tcPr/>
-          <w:p>
-            <w:pPr>
-              <w:pStyle w:val="Compact"/>
-            </w:pPr>
-            <w:r>
-              <w:t xml:space="preserve">Panood Camera Add-on (per camera)</w:t>
-            </w:r>
-          </w:p>
-        </w:tc>
-        <w:tc>
-          <w:tcPr/>
-          <w:p>
-            <w:pPr>
-              <w:pStyle w:val="Compact"/>
-            </w:pPr>
-            <w:r>
-              <w:t xml:space="preserve">₱999</w:t>
-            </w:r>
-          </w:p>
-        </w:tc>
-        <w:tc>
-          <w:tcPr/>
-          <w:p>
-            <w:pPr>
-              <w:pStyle w:val="Compact"/>
-            </w:pPr>
-            <w:r>
-              <w:t xml:space="preserve">2026-05-17</w:t>
-            </w:r>
-          </w:p>
-        </w:tc>
-        <w:tc>
-          <w:tcPr/>
-          <w:p>
-            <w:pPr>
-              <w:pStyle w:val="Compact"/>
-            </w:pPr>
-            <w:r>
-              <w:t xml:space="preserve">Folded into Daily Broadcast base (multi-cam now built-in)</w:t>
-            </w:r>
-          </w:p>
-        </w:tc>
-        <w:tc>
-          <w:tcPr/>
-          <w:p>
-            <w:pPr>
-              <w:pStyle w:val="Compact"/>
-            </w:pPr>
-            <w:r>
-              <w:t xml:space="preserve">₱2,499 / day</w:t>
-            </w:r>
-          </w:p>
-        </w:tc>
-      </w:tr>
-      <w:tr>
-        <w:tc>
-          <w:tcPr/>
-          <w:p>
-            <w:pPr>
-              <w:pStyle w:val="Compact"/>
-            </w:pPr>
-            <w:r>
-              <w:t xml:space="preserve">Sponsored Boost Weekly</w:t>
-            </w:r>
-          </w:p>
-        </w:tc>
-        <w:tc>
-          <w:tcPr/>
-          <w:p>
-            <w:pPr>
-              <w:pStyle w:val="Compact"/>
-            </w:pPr>
-            <w:r>
-              <w:t xml:space="preserve">₱1,499 / week</w:t>
-            </w:r>
-          </w:p>
-        </w:tc>
-        <w:tc>
-          <w:tcPr/>
-          <w:p>
-            <w:pPr>
-              <w:pStyle w:val="Compact"/>
-            </w:pPr>
-            <w:r>
-              <w:t xml:space="preserve">2026-05-16</w:t>
-            </w:r>
-          </w:p>
-        </w:tc>
-        <w:tc>
-          <w:tcPr/>
-          <w:p>
-            <w:pPr>
-              <w:pStyle w:val="Compact"/>
-            </w:pPr>
-            <w:r>
-              <w:t xml:space="preserve">Boosted Ads 5km/10km/20km weekly tiers</w:t>
-            </w:r>
-          </w:p>
-        </w:tc>
-        <w:tc>
-          <w:tcPr/>
-          <w:p>
-            <w:pPr>
-              <w:pStyle w:val="Compact"/>
-            </w:pPr>
-            <w:r>
-              <w:t xml:space="preserve">₱4,999–14,999 / wk</w:t>
-            </w:r>
-          </w:p>
-        </w:tc>
-      </w:tr>
-      <w:tr>
-        <w:tc>
-          <w:tcPr/>
-          <w:p>
-            <w:pPr>
-              <w:pStyle w:val="Compact"/>
-            </w:pPr>
-            <w:r>
-              <w:t xml:space="preserve">Live Stream tiered SKUs (5–8 with crew bundles)</w:t>
+              <w:t xml:space="preserve">SKU</w:t>
+            </w:r>
+          </w:p>
+        </w:tc>
+        <w:tc>
+          <w:tcPr/>
+          <w:p>
+            <w:pPr>
+              <w:pStyle w:val="Compact"/>
+            </w:pPr>
+            <w:r>
+              <w:t xml:space="preserve">Cost shape</w:t>
+            </w:r>
+          </w:p>
+        </w:tc>
+        <w:tc>
+          <w:tcPr/>
+          <w:p>
+            <w:pPr>
+              <w:pStyle w:val="Compact"/>
+            </w:pPr>
+            <w:r>
+              <w:t xml:space="preserve">Vendor service category</w:t>
+            </w:r>
+          </w:p>
+        </w:tc>
+        <w:tc>
+          <w:tcPr/>
+          <w:p>
+            <w:pPr>
+              <w:pStyle w:val="Compact"/>
+            </w:pPr>
+            <w:r>
+              <w:t xml:space="preserve">Price (placeholder)</w:t>
+            </w:r>
+          </w:p>
+        </w:tc>
+        <w:tc>
+          <w:tcPr/>
+          <w:p>
+            <w:pPr>
+              <w:pStyle w:val="Compact"/>
+            </w:pPr>
+            <w:r>
+              <w:t xml:space="preserve">Status</w:t>
+            </w:r>
+          </w:p>
+        </w:tc>
+      </w:tr>
+      <w:tr>
+        <w:tc>
+          <w:tcPr/>
+          <w:p>
+            <w:pPr>
+              <w:pStyle w:val="Compact"/>
+            </w:pPr>
+            <w:r>
+              <w:t xml:space="preserve">Professional Coordination</w:t>
+            </w:r>
+          </w:p>
+        </w:tc>
+        <w:tc>
+          <w:tcPr/>
+          <w:p>
+            <w:pPr>
+              <w:pStyle w:val="Compact"/>
+            </w:pPr>
+            <w:r>
+              <w:t xml:space="preserve">Pure code</w:t>
+            </w:r>
+          </w:p>
+        </w:tc>
+        <w:tc>
+          <w:tcPr/>
+          <w:p>
+            <w:pPr>
+              <w:pStyle w:val="Compact"/>
+            </w:pPr>
+            <w:r>
+              <w:rPr>
+                <w:rStyle w:val="VerbatimChar"/>
+              </w:rPr>
+              <w:t xml:space="preserve">wedding_coordination</w:t>
+            </w:r>
+          </w:p>
+        </w:tc>
+        <w:tc>
+          <w:tcPr/>
+          <w:p>
+            <w:pPr>
+              <w:pStyle w:val="Compact"/>
+            </w:pPr>
+            <w:r>
+              <w:t xml:space="preserve">₱888 / week</w:t>
+            </w:r>
+          </w:p>
+        </w:tc>
+        <w:tc>
+          <w:tcPr/>
+          <w:p>
+            <w:pPr>
+              <w:pStyle w:val="Compact"/>
+            </w:pPr>
+            <w:r>
+              <w:t xml:space="preserve">PLACEHOLDER · V1.x</w:t>
+            </w:r>
+          </w:p>
+        </w:tc>
+      </w:tr>
+      <w:tr>
+        <w:tc>
+          <w:tcPr/>
+          <w:p>
+            <w:pPr>
+              <w:pStyle w:val="Compact"/>
+            </w:pPr>
+            <w:r>
+              <w:t xml:space="preserve">Professional Catering</w:t>
+            </w:r>
+          </w:p>
+        </w:tc>
+        <w:tc>
+          <w:tcPr/>
+          <w:p>
+            <w:pPr>
+              <w:pStyle w:val="Compact"/>
+            </w:pPr>
+            <w:r>
+              <w:t xml:space="preserve">Pure code</w:t>
+            </w:r>
+          </w:p>
+        </w:tc>
+        <w:tc>
+          <w:tcPr/>
+          <w:p>
+            <w:pPr>
+              <w:pStyle w:val="Compact"/>
+            </w:pPr>
+            <w:r>
+              <w:rPr>
+                <w:rStyle w:val="VerbatimChar"/>
+              </w:rPr>
+              <w:t xml:space="preserve">catering</w:t>
+            </w:r>
+          </w:p>
+        </w:tc>
+        <w:tc>
+          <w:tcPr/>
+          <w:p>
+            <w:pPr>
+              <w:pStyle w:val="Compact"/>
+            </w:pPr>
+            <w:r>
+              <w:t xml:space="preserve">₱888 / week</w:t>
+            </w:r>
+          </w:p>
+        </w:tc>
+        <w:tc>
+          <w:tcPr/>
+          <w:p>
+            <w:pPr>
+              <w:pStyle w:val="Compact"/>
+            </w:pPr>
+            <w:r>
+              <w:t xml:space="preserve">PLACEHOLDER · V1.x</w:t>
+            </w:r>
+          </w:p>
+        </w:tc>
+      </w:tr>
+      <w:tr>
+        <w:tc>
+          <w:tcPr/>
+          <w:p>
+            <w:pPr>
+              <w:pStyle w:val="Compact"/>
+            </w:pPr>
+            <w:r>
+              <w:t xml:space="preserve">Professional HMUA</w:t>
+            </w:r>
+          </w:p>
+        </w:tc>
+        <w:tc>
+          <w:tcPr/>
+          <w:p>
+            <w:pPr>
+              <w:pStyle w:val="Compact"/>
+            </w:pPr>
+            <w:r>
+              <w:t xml:space="preserve">Pure code</w:t>
+            </w:r>
+          </w:p>
+        </w:tc>
+        <w:tc>
+          <w:tcPr/>
+          <w:p>
+            <w:pPr>
+              <w:pStyle w:val="Compact"/>
+            </w:pPr>
+            <w:r>
+              <w:rPr>
+                <w:rStyle w:val="VerbatimChar"/>
+              </w:rPr>
+              <w:t xml:space="preserve">hmua</w:t>
+            </w:r>
+          </w:p>
+        </w:tc>
+        <w:tc>
+          <w:tcPr/>
+          <w:p>
+            <w:pPr>
+              <w:pStyle w:val="Compact"/>
+            </w:pPr>
+            <w:r>
+              <w:t xml:space="preserve">₱888 / week</w:t>
+            </w:r>
+          </w:p>
+        </w:tc>
+        <w:tc>
+          <w:tcPr/>
+          <w:p>
+            <w:pPr>
+              <w:pStyle w:val="Compact"/>
+            </w:pPr>
+            <w:r>
+              <w:t xml:space="preserve">PLACEHOLDER · V1.x</w:t>
+            </w:r>
+          </w:p>
+        </w:tc>
+      </w:tr>
+      <w:tr>
+        <w:tc>
+          <w:tcPr/>
+          <w:p>
+            <w:pPr>
+              <w:pStyle w:val="Compact"/>
+            </w:pPr>
+            <w:r>
+              <w:t xml:space="preserve">Professional Music DJ/Emcee/Host</w:t>
+            </w:r>
+          </w:p>
+        </w:tc>
+        <w:tc>
+          <w:tcPr/>
+          <w:p>
+            <w:pPr>
+              <w:pStyle w:val="Compact"/>
+            </w:pPr>
+            <w:r>
+              <w:t xml:space="preserve">Pure code</w:t>
+            </w:r>
+          </w:p>
+        </w:tc>
+        <w:tc>
+          <w:tcPr/>
+          <w:p>
+            <w:pPr>
+              <w:pStyle w:val="Compact"/>
+            </w:pPr>
+            <w:r>
+              <w:rPr>
+                <w:rStyle w:val="VerbatimChar"/>
+              </w:rPr>
+              <w:t xml:space="preserve">dj_emcee_host</w:t>
+            </w:r>
+          </w:p>
+        </w:tc>
+        <w:tc>
+          <w:tcPr/>
+          <w:p>
+            <w:pPr>
+              <w:pStyle w:val="Compact"/>
+            </w:pPr>
+            <w:r>
+              <w:t xml:space="preserve">₱888 / week</w:t>
+            </w:r>
+          </w:p>
+        </w:tc>
+        <w:tc>
+          <w:tcPr/>
+          <w:p>
+            <w:pPr>
+              <w:pStyle w:val="Compact"/>
+            </w:pPr>
+            <w:r>
+              <w:t xml:space="preserve">PLACEHOLDER · V1.x+</w:t>
+            </w:r>
+          </w:p>
+        </w:tc>
+      </w:tr>
+      <w:tr>
+        <w:tc>
+          <w:tcPr/>
+          <w:p>
+            <w:pPr>
+              <w:pStyle w:val="Compact"/>
+            </w:pPr>
+            <w:r>
+              <w:t xml:space="preserve">Professional Live Band</w:t>
+            </w:r>
+          </w:p>
+        </w:tc>
+        <w:tc>
+          <w:tcPr/>
+          <w:p>
+            <w:pPr>
+              <w:pStyle w:val="Compact"/>
+            </w:pPr>
+            <w:r>
+              <w:t xml:space="preserve">Pure code</w:t>
+            </w:r>
+          </w:p>
+        </w:tc>
+        <w:tc>
+          <w:tcPr/>
+          <w:p>
+            <w:pPr>
+              <w:pStyle w:val="Compact"/>
+            </w:pPr>
+            <w:r>
+              <w:rPr>
+                <w:rStyle w:val="VerbatimChar"/>
+              </w:rPr>
+              <w:t xml:space="preserve">band_live_music</w:t>
+            </w:r>
+          </w:p>
+        </w:tc>
+        <w:tc>
+          <w:tcPr/>
+          <w:p>
+            <w:pPr>
+              <w:pStyle w:val="Compact"/>
+            </w:pPr>
+            <w:r>
+              <w:t xml:space="preserve">₱888 / week</w:t>
+            </w:r>
+          </w:p>
+        </w:tc>
+        <w:tc>
+          <w:tcPr/>
+          <w:p>
+            <w:pPr>
+              <w:pStyle w:val="Compact"/>
+            </w:pPr>
+            <w:r>
+              <w:t xml:space="preserve">PLACEHOLDER · V1.x+</w:t>
+            </w:r>
+          </w:p>
+        </w:tc>
+      </w:tr>
+      <w:tr>
+        <w:tc>
+          <w:tcPr/>
+          <w:p>
+            <w:pPr>
+              <w:pStyle w:val="Compact"/>
+            </w:pPr>
+            <w:r>
+              <w:t xml:space="preserve">Professional Cake/Desserts</w:t>
+            </w:r>
+          </w:p>
+        </w:tc>
+        <w:tc>
+          <w:tcPr/>
+          <w:p>
+            <w:pPr>
+              <w:pStyle w:val="Compact"/>
+            </w:pPr>
+            <w:r>
+              <w:t xml:space="preserve">Pure code</w:t>
+            </w:r>
+          </w:p>
+        </w:tc>
+        <w:tc>
+          <w:tcPr/>
+          <w:p>
+            <w:pPr>
+              <w:pStyle w:val="Compact"/>
+            </w:pPr>
+            <w:r>
+              <w:rPr>
+                <w:rStyle w:val="VerbatimChar"/>
+              </w:rPr>
+              <w:t xml:space="preserve">cake_desserts</w:t>
+            </w:r>
+          </w:p>
+        </w:tc>
+        <w:tc>
+          <w:tcPr/>
+          <w:p>
+            <w:pPr>
+              <w:pStyle w:val="Compact"/>
+            </w:pPr>
+            <w:r>
+              <w:t xml:space="preserve">₱888 / week</w:t>
+            </w:r>
+          </w:p>
+        </w:tc>
+        <w:tc>
+          <w:tcPr/>
+          <w:p>
+            <w:pPr>
+              <w:pStyle w:val="Compact"/>
+            </w:pPr>
+            <w:r>
+              <w:t xml:space="preserve">PLACEHOLDER · V1.x+</w:t>
+            </w:r>
+          </w:p>
+        </w:tc>
+      </w:tr>
+      <w:tr>
+        <w:tc>
+          <w:tcPr/>
+          <w:p>
+            <w:pPr>
+              <w:pStyle w:val="Compact"/>
+            </w:pPr>
+            <w:r>
+              <w:t xml:space="preserve">Professional Sound/Lighting</w:t>
+            </w:r>
+          </w:p>
+        </w:tc>
+        <w:tc>
+          <w:tcPr/>
+          <w:p>
+            <w:pPr>
+              <w:pStyle w:val="Compact"/>
+            </w:pPr>
+            <w:r>
+              <w:t xml:space="preserve">Pure code</w:t>
+            </w:r>
+          </w:p>
+        </w:tc>
+        <w:tc>
+          <w:tcPr/>
+          <w:p>
+            <w:pPr>
+              <w:pStyle w:val="Compact"/>
+            </w:pPr>
+            <w:r>
+              <w:rPr>
+                <w:rStyle w:val="VerbatimChar"/>
+              </w:rPr>
+              <w:t xml:space="preserve">lights_sound</w:t>
+            </w:r>
+          </w:p>
+        </w:tc>
+        <w:tc>
+          <w:tcPr/>
+          <w:p>
+            <w:pPr>
+              <w:pStyle w:val="Compact"/>
+            </w:pPr>
+            <w:r>
+              <w:t xml:space="preserve">₱888 / week</w:t>
+            </w:r>
+          </w:p>
+        </w:tc>
+        <w:tc>
+          <w:tcPr/>
+          <w:p>
+            <w:pPr>
+              <w:pStyle w:val="Compact"/>
+            </w:pPr>
+            <w:r>
+              <w:t xml:space="preserve">PLACEHOLDER · V1.x+</w:t>
+            </w:r>
+          </w:p>
+        </w:tc>
+      </w:tr>
+      <w:tr>
+        <w:tc>
+          <w:tcPr/>
+          <w:p>
+            <w:pPr>
+              <w:pStyle w:val="Compact"/>
+            </w:pPr>
+            <w:r>
+              <w:t xml:space="preserve">Professional Rings/Officiant/Transport/Booth</w:t>
+            </w:r>
+          </w:p>
+        </w:tc>
+        <w:tc>
+          <w:tcPr/>
+          <w:p>
+            <w:pPr>
+              <w:pStyle w:val="Compact"/>
+            </w:pPr>
+            <w:r>
+              <w:t xml:space="preserve">Pure code</w:t>
             </w:r>
           </w:p>
         </w:tc>
@@ -8201,106 +6145,400 @@
               <w:pStyle w:val="Compact"/>
             </w:pPr>
             <w:r>
-              <w:t xml:space="preserve">2026-05-09</w:t>
-            </w:r>
-          </w:p>
-        </w:tc>
-        <w:tc>
-          <w:tcPr/>
-          <w:p>
-            <w:pPr>
-              <w:pStyle w:val="Compact"/>
-            </w:pPr>
-            <w:r>
-              <w:t xml:space="preserve">Dropped from V1 — apparatus rule (price the tool, not the labor)</w:t>
-            </w:r>
-          </w:p>
-        </w:tc>
-        <w:tc>
-          <w:tcPr/>
-          <w:p>
-            <w:pPr>
-              <w:pStyle w:val="Compact"/>
-            </w:pPr>
-            <w:r>
-              <w:t xml:space="preserve">—</w:t>
-            </w:r>
-          </w:p>
-        </w:tc>
-      </w:tr>
-      <w:tr>
-        <w:tc>
-          <w:tcPr/>
-          <w:p>
-            <w:pPr>
-              <w:pStyle w:val="Compact"/>
-            </w:pPr>
-            <w:r>
-              <w:t xml:space="preserve">Wedding Ceremony +3 hrs add-on</w:t>
-            </w:r>
-          </w:p>
-        </w:tc>
-        <w:tc>
-          <w:tcPr/>
-          <w:p>
-            <w:pPr>
-              <w:pStyle w:val="Compact"/>
-            </w:pPr>
-            <w:r>
-              <w:t xml:space="preserve">₱999</w:t>
-            </w:r>
-          </w:p>
-        </w:tc>
-        <w:tc>
-          <w:tcPr/>
-          <w:p>
-            <w:pPr>
-              <w:pStyle w:val="Compact"/>
-            </w:pPr>
-            <w:r>
-              <w:t xml:space="preserve">2026-05-09</w:t>
-            </w:r>
-          </w:p>
-        </w:tc>
-        <w:tc>
-          <w:tcPr/>
-          <w:p>
-            <w:pPr>
-              <w:pStyle w:val="Compact"/>
-            </w:pPr>
-            <w:r>
-              <w:t xml:space="preserve">Per-day model (Daily Broadcast)</w:t>
-            </w:r>
-          </w:p>
-        </w:tc>
-        <w:tc>
-          <w:tcPr/>
-          <w:p>
-            <w:pPr>
-              <w:pStyle w:val="Compact"/>
-            </w:pPr>
-            <w:r>
-              <w:t xml:space="preserve">₱2,499 / day</w:t>
+              <w:t xml:space="preserve">₱888 / week</w:t>
+            </w:r>
+          </w:p>
+        </w:tc>
+        <w:tc>
+          <w:tcPr/>
+          <w:p>
+            <w:pPr>
+              <w:pStyle w:val="Compact"/>
+            </w:pPr>
+            <w:r>
+              <w:t xml:space="preserve">PLACEHOLDER · V1.x+</w:t>
+            </w:r>
+          </w:p>
+        </w:tc>
+      </w:tr>
+      <w:tr>
+        <w:tc>
+          <w:tcPr/>
+          <w:p>
+            <w:pPr>
+              <w:pStyle w:val="Compact"/>
+            </w:pPr>
+            <w:r>
+              <w:t xml:space="preserve">Professional Photo Tools</w:t>
+            </w:r>
+          </w:p>
+        </w:tc>
+        <w:tc>
+          <w:tcPr/>
+          <w:p>
+            <w:pPr>
+              <w:pStyle w:val="Compact"/>
+            </w:pPr>
+            <w:r>
+              <w:t xml:space="preserve">Hybrid (OpenCV + AI ranking)</w:t>
+            </w:r>
+          </w:p>
+        </w:tc>
+        <w:tc>
+          <w:tcPr/>
+          <w:p>
+            <w:pPr>
+              <w:pStyle w:val="Compact"/>
+            </w:pPr>
+            <w:r>
+              <w:rPr>
+                <w:rStyle w:val="VerbatimChar"/>
+              </w:rPr>
+              <w:t xml:space="preserve">photographer</w:t>
+            </w:r>
+          </w:p>
+        </w:tc>
+        <w:tc>
+          <w:tcPr/>
+          <w:p>
+            <w:pPr>
+              <w:pStyle w:val="Compact"/>
+            </w:pPr>
+            <w:r>
+              <w:t xml:space="preserve">₱888 / week</w:t>
+            </w:r>
+          </w:p>
+        </w:tc>
+        <w:tc>
+          <w:tcPr/>
+          <w:p>
+            <w:pPr>
+              <w:pStyle w:val="Compact"/>
+            </w:pPr>
+            <w:r>
+              <w:t xml:space="preserve">PLACEHOLDER · V1.x</w:t>
+            </w:r>
+          </w:p>
+        </w:tc>
+      </w:tr>
+      <w:tr>
+        <w:tc>
+          <w:tcPr/>
+          <w:p>
+            <w:pPr>
+              <w:pStyle w:val="Compact"/>
+            </w:pPr>
+            <w:r>
+              <w:t xml:space="preserve">Professional Video Tools</w:t>
+            </w:r>
+          </w:p>
+        </w:tc>
+        <w:tc>
+          <w:tcPr/>
+          <w:p>
+            <w:pPr>
+              <w:pStyle w:val="Compact"/>
+            </w:pPr>
+            <w:r>
+              <w:t xml:space="preserve">AI (video editing)</w:t>
+            </w:r>
+          </w:p>
+        </w:tc>
+        <w:tc>
+          <w:tcPr/>
+          <w:p>
+            <w:pPr>
+              <w:pStyle w:val="Compact"/>
+            </w:pPr>
+            <w:r>
+              <w:rPr>
+                <w:rStyle w:val="VerbatimChar"/>
+              </w:rPr>
+              <w:t xml:space="preserve">videographer</w:t>
+            </w:r>
+          </w:p>
+        </w:tc>
+        <w:tc>
+          <w:tcPr/>
+          <w:p>
+            <w:pPr>
+              <w:pStyle w:val="Compact"/>
+            </w:pPr>
+            <w:r>
+              <w:t xml:space="preserve">₱888 / week</w:t>
+            </w:r>
+          </w:p>
+        </w:tc>
+        <w:tc>
+          <w:tcPr/>
+          <w:p>
+            <w:pPr>
+              <w:pStyle w:val="Compact"/>
+            </w:pPr>
+            <w:r>
+              <w:t xml:space="preserve">PLACEHOLDER · V1.x</w:t>
+            </w:r>
+          </w:p>
+        </w:tc>
+      </w:tr>
+      <w:tr>
+        <w:tc>
+          <w:tcPr/>
+          <w:p>
+            <w:pPr>
+              <w:pStyle w:val="Compact"/>
+            </w:pPr>
+            <w:r>
+              <w:t xml:space="preserve">Professional Florist</w:t>
+            </w:r>
+          </w:p>
+        </w:tc>
+        <w:tc>
+          <w:tcPr/>
+          <w:p>
+            <w:pPr>
+              <w:pStyle w:val="Compact"/>
+            </w:pPr>
+            <w:r>
+              <w:t xml:space="preserve">AI (bouquet visualizer · reuses Mood Board engine)</w:t>
+            </w:r>
+          </w:p>
+        </w:tc>
+        <w:tc>
+          <w:tcPr/>
+          <w:p>
+            <w:pPr>
+              <w:pStyle w:val="Compact"/>
+            </w:pPr>
+            <w:r>
+              <w:rPr>
+                <w:rStyle w:val="VerbatimChar"/>
+              </w:rPr>
+              <w:t xml:space="preserve">florist</w:t>
+            </w:r>
+          </w:p>
+        </w:tc>
+        <w:tc>
+          <w:tcPr/>
+          <w:p>
+            <w:pPr>
+              <w:pStyle w:val="Compact"/>
+            </w:pPr>
+            <w:r>
+              <w:t xml:space="preserve">₱888 / week</w:t>
+            </w:r>
+          </w:p>
+        </w:tc>
+        <w:tc>
+          <w:tcPr/>
+          <w:p>
+            <w:pPr>
+              <w:pStyle w:val="Compact"/>
+            </w:pPr>
+            <w:r>
+              <w:t xml:space="preserve">PLACEHOLDER · V1.x</w:t>
+            </w:r>
+          </w:p>
+        </w:tc>
+      </w:tr>
+      <w:tr>
+        <w:tc>
+          <w:tcPr/>
+          <w:p>
+            <w:pPr>
+              <w:pStyle w:val="Compact"/>
+            </w:pPr>
+            <w:r>
+              <w:t xml:space="preserve">Professional Stationery</w:t>
+            </w:r>
+          </w:p>
+        </w:tc>
+        <w:tc>
+          <w:tcPr/>
+          <w:p>
+            <w:pPr>
+              <w:pStyle w:val="Compact"/>
+            </w:pPr>
+            <w:r>
+              <w:t xml:space="preserve">AI (invitation designer)</w:t>
+            </w:r>
+          </w:p>
+        </w:tc>
+        <w:tc>
+          <w:tcPr/>
+          <w:p>
+            <w:pPr>
+              <w:pStyle w:val="Compact"/>
+            </w:pPr>
+            <w:r>
+              <w:rPr>
+                <w:rStyle w:val="VerbatimChar"/>
+              </w:rPr>
+              <w:t xml:space="preserve">invitation_print</w:t>
+            </w:r>
+            <w:r>
+              <w:t xml:space="preserve"> </w:t>
+            </w:r>
+            <w:r>
+              <w:t xml:space="preserve">/</w:t>
+            </w:r>
+            <w:r>
+              <w:t xml:space="preserve"> </w:t>
+            </w:r>
+            <w:r>
+              <w:rPr>
+                <w:rStyle w:val="VerbatimChar"/>
+              </w:rPr>
+              <w:t xml:space="preserve">stationery_signage</w:t>
+            </w:r>
+          </w:p>
+        </w:tc>
+        <w:tc>
+          <w:tcPr/>
+          <w:p>
+            <w:pPr>
+              <w:pStyle w:val="Compact"/>
+            </w:pPr>
+            <w:r>
+              <w:t xml:space="preserve">₱888 / week</w:t>
+            </w:r>
+          </w:p>
+        </w:tc>
+        <w:tc>
+          <w:tcPr/>
+          <w:p>
+            <w:pPr>
+              <w:pStyle w:val="Compact"/>
+            </w:pPr>
+            <w:r>
+              <w:t xml:space="preserve">PLACEHOLDER · V1.x+</w:t>
+            </w:r>
+          </w:p>
+        </w:tc>
+      </w:tr>
+      <w:tr>
+        <w:tc>
+          <w:tcPr/>
+          <w:p>
+            <w:pPr>
+              <w:pStyle w:val="Compact"/>
+            </w:pPr>
+            <w:r>
+              <w:t xml:space="preserve">Professional Attire</w:t>
+            </w:r>
+          </w:p>
+        </w:tc>
+        <w:tc>
+          <w:tcPr/>
+          <w:p>
+            <w:pPr>
+              <w:pStyle w:val="Compact"/>
+            </w:pPr>
+            <w:r>
+              <w:t xml:space="preserve">AI (try-on visualizer · reuses Mood Board engine)</w:t>
+            </w:r>
+          </w:p>
+        </w:tc>
+        <w:tc>
+          <w:tcPr/>
+          <w:p>
+            <w:pPr>
+              <w:pStyle w:val="Compact"/>
+            </w:pPr>
+            <w:r>
+              <w:rPr>
+                <w:rStyle w:val="VerbatimChar"/>
+              </w:rPr>
+              <w:t xml:space="preserve">bridal_gown</w:t>
+            </w:r>
+            <w:r>
+              <w:t xml:space="preserve"> </w:t>
+            </w:r>
+            <w:r>
+              <w:t xml:space="preserve">/</w:t>
+            </w:r>
+            <w:r>
+              <w:t xml:space="preserve"> </w:t>
+            </w:r>
+            <w:r>
+              <w:rPr>
+                <w:rStyle w:val="VerbatimChar"/>
+              </w:rPr>
+              <w:t xml:space="preserve">groom_suit</w:t>
+            </w:r>
+            <w:r>
+              <w:t xml:space="preserve"> </w:t>
+            </w:r>
+            <w:r>
+              <w:t xml:space="preserve">/</w:t>
+            </w:r>
+            <w:r>
+              <w:t xml:space="preserve"> </w:t>
+            </w:r>
+            <w:r>
+              <w:rPr>
+                <w:rStyle w:val="VerbatimChar"/>
+              </w:rPr>
+              <w:t xml:space="preserve">entourage_attire</w:t>
+            </w:r>
+          </w:p>
+        </w:tc>
+        <w:tc>
+          <w:tcPr/>
+          <w:p>
+            <w:pPr>
+              <w:pStyle w:val="Compact"/>
+            </w:pPr>
+            <w:r>
+              <w:t xml:space="preserve">₱888 / week</w:t>
+            </w:r>
+          </w:p>
+        </w:tc>
+        <w:tc>
+          <w:tcPr/>
+          <w:p>
+            <w:pPr>
+              <w:pStyle w:val="Compact"/>
+            </w:pPr>
+            <w:r>
+              <w:t xml:space="preserve">PLACEHOLDER · V1.x+</w:t>
             </w:r>
           </w:p>
         </w:tc>
       </w:tr>
     </w:tbl>
     <w:p>
-      <w:r>
-        <w:pict>
-          <v:rect style="width:0;height:1.5pt" o:hralign="center" o:hrstd="t" o:hr="t"/>
-        </w:pict>
-      </w:r>
-    </w:p>
-    <w:bookmarkEnd w:id="46"/>
-    <w:bookmarkStart w:id="48" w:name="Xe0a64e4b78c866d74648b4f3932e545a6b6c60a"/>
-    <w:p>
       <w:pPr>
-        <w:pStyle w:val="Heading2"/>
+        <w:pStyle w:val="BlockText"/>
       </w:pPr>
       <w:r>
-        <w:t xml:space="preserve">9. Companion artifacts (binary; for stakeholder + financial modeling)</w:t>
+        <w:rPr>
+          <w:b/>
+          <w:bCs/>
+        </w:rPr>
+        <w:t xml:space="preserve">Professional Mood Board (§ 2.9 above)</w:t>
+      </w:r>
+      <w:r>
+        <w:t xml:space="preserve"> </w:t>
+      </w:r>
+      <w:r>
+        <w:t xml:space="preserve">is the 14th SKU in this portfolio but ships pay-per-render packs instead of subscription. Owner directive:</w:t>
+      </w:r>
+      <w:r>
+        <w:t xml:space="preserve"> </w:t>
+      </w:r>
+      <w:r>
+        <w:rPr>
+          <w:i/>
+          <w:iCs/>
+        </w:rPr>
+        <w:t xml:space="preserve">“mood board out”</w:t>
+      </w:r>
+      <w:r>
+        <w:t xml:space="preserve"> </w:t>
+      </w:r>
+      <w:r>
+        <w:t xml:space="preserve">of the ₱888 placeholder set; its pack pricing is the FINAL model.</w:t>
       </w:r>
     </w:p>
     <w:p>
@@ -8308,12 +6546,3317 @@
         <w:pStyle w:val="FirstParagraph"/>
       </w:pPr>
       <w:r>
+        <w:rPr>
+          <w:b/>
+          <w:bCs/>
+        </w:rPr>
+        <w:t xml:space="preserve">V1.x rollout sequencing:</w:t>
+      </w:r>
+      <w:r>
+        <w:t xml:space="preserve"> </w:t>
+      </w:r>
+      <w:r>
+        <w:t xml:space="preserve">Professional Mood Board ships V1.1 first (parallel with Stylist marketplace launch per</w:t>
+      </w:r>
+      <w:r>
+        <w:t xml:space="preserve"> </w:t>
+      </w:r>
+      <w:hyperlink r:id="rId39">
+        <w:r>
+          <w:rPr>
+            <w:rStyle w:val="Hyperlink"/>
+          </w:rPr>
+          <w:t xml:space="preserve">0047</w:t>
+        </w:r>
+      </w:hyperlink>
+      <w:r>
+        <w:t xml:space="preserve">) · Professional Coordination second · Photo + Video + Catering + Florist third batch · others V1.x+ as marketplaces launch.</w:t>
+      </w:r>
+    </w:p>
+    <w:p>
+      <w:r>
+        <w:pict>
+          <v:rect style="width:0;height:1.5pt" o:hralign="center" o:hrstd="t" o:hr="t"/>
+        </w:pict>
+      </w:r>
+    </w:p>
+    <w:bookmarkEnd w:id="40"/>
+    <w:bookmarkEnd w:id="41"/>
+    <w:bookmarkStart w:id="47" w:name="X327b3c7c004584cb68a3bc8f76c7a68334f8226"/>
+    <w:p>
+      <w:pPr>
+        <w:pStyle w:val="Heading2"/>
+      </w:pPr>
+      <w:r>
+        <w:t xml:space="preserve">5. Vendor-to-couple fee structures · per-vendor policies (NOT Setnayan SKUs)</w:t>
+      </w:r>
+    </w:p>
+    <w:p>
+      <w:pPr>
+        <w:pStyle w:val="FirstParagraph"/>
+      </w:pPr>
+      <w:r>
+        <w:t xml:space="preserve">These are fee policies vendors set themselves at onboarding (iteration 0006). They’re NOT Setnayan platform prices — they’re between the vendor and the couple. Setnayan surfaces them in confirmation modals and applies them via the mediator (V1) or via 0034 Phase 2 auto-debit.</w:t>
+      </w:r>
+    </w:p>
+    <w:bookmarkStart w:id="42" w:name="X71347799efd12051d72bd42b5a9520981fcabce"/>
+    <w:p>
+      <w:pPr>
+        <w:pStyle w:val="Heading3"/>
+      </w:pPr>
+      <w:r>
+        <w:t xml:space="preserve">5.1 Reschedule fee policy (date changes · iteration 0021 § 10.9)</w:t>
+      </w:r>
+    </w:p>
+    <w:p>
+      <w:pPr>
+        <w:pStyle w:val="FirstParagraph"/>
+      </w:pPr>
+      <w:r>
+        <w:t xml:space="preserve">Vendor declares at onboarding whether they charge a fee for date changes, scaled to proximity. Common patterns:</w:t>
+      </w:r>
+    </w:p>
+    <w:p>
+      <w:pPr>
+        <w:pStyle w:val="Compact"/>
+        <w:numPr>
+          <w:ilvl w:val="0"/>
+          <w:numId w:val="1002"/>
+        </w:numPr>
+      </w:pPr>
+      <w:r>
+        <w:rPr>
+          <w:i/>
+          <w:iCs/>
+        </w:rPr>
+        <w:t xml:space="preserve">“No fee 60+ days out, 50% inside 30 days, 100% inside 14 days”</w:t>
+      </w:r>
+    </w:p>
+    <w:p>
+      <w:pPr>
+        <w:pStyle w:val="Compact"/>
+        <w:numPr>
+          <w:ilvl w:val="0"/>
+          <w:numId w:val="1002"/>
+        </w:numPr>
+      </w:pPr>
+      <w:r>
+        <w:rPr>
+          <w:i/>
+          <w:iCs/>
+        </w:rPr>
+        <w:t xml:space="preserve">“₱5,000 flat fee for any date change inside T-21 days”</w:t>
+      </w:r>
+    </w:p>
+    <w:p>
+      <w:pPr>
+        <w:pStyle w:val="Compact"/>
+        <w:numPr>
+          <w:ilvl w:val="0"/>
+          <w:numId w:val="1002"/>
+        </w:numPr>
+      </w:pPr>
+      <w:r>
+        <w:rPr>
+          <w:i/>
+          <w:iCs/>
+        </w:rPr>
+        <w:t xml:space="preserve">“No reschedule fee — included in base price”</w:t>
+      </w:r>
+    </w:p>
+    <w:p>
+      <w:pPr>
+        <w:pStyle w:val="FirstParagraph"/>
+      </w:pPr>
+      <w:r>
+        <w:t xml:space="preserve">Surfaced in the § 10.1 confirmation modal when ≥1 affected vendor has a non-zero fee at the current proximity. V1: manual mediator action. V2 (0034 Phase 2): auto-debit on vendor accept.</w:t>
+      </w:r>
+    </w:p>
+    <w:bookmarkEnd w:id="42"/>
+    <w:bookmarkStart w:id="43" w:name="Xab9f68577e4599973bc97418d8fe58b1c1749a5"/>
+    <w:p>
+      <w:pPr>
+        <w:pStyle w:val="Heading3"/>
+      </w:pPr>
+      <w:r>
+        <w:t xml:space="preserve">5.2 Relocation fee policy (venue changes · iteration 0021 § 11.3)</w:t>
+      </w:r>
+    </w:p>
+    <w:p>
+      <w:pPr>
+        <w:pStyle w:val="FirstParagraph"/>
+      </w:pPr>
+      <w:r>
+        <w:t xml:space="preserve">Vendor declares travel-cost rules at onboarding.</w:t>
+      </w:r>
+      <w:r>
+        <w:t xml:space="preserve"> </w:t>
+      </w:r>
+      <w:r>
+        <w:rPr>
+          <w:b/>
+          <w:bCs/>
+        </w:rPr>
+        <w:t xml:space="preserve">Illustrative examples</w:t>
+      </w:r>
+      <w:r>
+        <w:t xml:space="preserve"> </w:t>
+      </w:r>
+      <w:r>
+        <w:t xml:space="preserve">from the spec:</w:t>
+      </w:r>
+    </w:p>
+    <w:p>
+      <w:pPr>
+        <w:pStyle w:val="Compact"/>
+        <w:numPr>
+          <w:ilvl w:val="0"/>
+          <w:numId w:val="1003"/>
+        </w:numPr>
+      </w:pPr>
+      <w:r>
+        <w:rPr>
+          <w:i/>
+          <w:iCs/>
+        </w:rPr>
+        <w:t xml:space="preserve">“Free within 30 km of home base; ₱5,000 per additional 10 km”</w:t>
+      </w:r>
+    </w:p>
+    <w:p>
+      <w:pPr>
+        <w:pStyle w:val="Compact"/>
+        <w:numPr>
+          <w:ilvl w:val="0"/>
+          <w:numId w:val="1003"/>
+        </w:numPr>
+      </w:pPr>
+      <w:r>
+        <w:rPr>
+          <w:i/>
+          <w:iCs/>
+        </w:rPr>
+        <w:t xml:space="preserve">“Free within Metro Manila; ₱15,000 flat for Tagaytay; case-by-case beyond”</w:t>
+      </w:r>
+    </w:p>
+    <w:p>
+      <w:pPr>
+        <w:pStyle w:val="Compact"/>
+        <w:numPr>
+          <w:ilvl w:val="0"/>
+          <w:numId w:val="1003"/>
+        </w:numPr>
+      </w:pPr>
+      <w:r>
+        <w:rPr>
+          <w:i/>
+          <w:iCs/>
+        </w:rPr>
+        <w:t xml:space="preserve">“₱8,000 equipment transport fee for any venue change inside T-30 days”</w:t>
+      </w:r>
+    </w:p>
+    <w:p>
+      <w:pPr>
+        <w:pStyle w:val="BlockText"/>
+      </w:pPr>
+      <w:r>
+        <w:t xml:space="preserve">⚠</w:t>
+      </w:r>
+      <w:r>
+        <w:t xml:space="preserve"> </w:t>
+      </w:r>
+      <w:r>
+        <w:rPr>
+          <w:b/>
+          <w:bCs/>
+        </w:rPr>
+        <w:t xml:space="preserve">These examples are illustrative.</w:t>
+      </w:r>
+      <w:r>
+        <w:t xml:space="preserve"> </w:t>
+      </w:r>
+      <w:r>
+        <w:t xml:space="preserve">Vendors set their own policy; the numbers above are sample text in the spec, not platform-mandated rates.</w:t>
+      </w:r>
+    </w:p>
+    <w:p>
+      <w:pPr>
+        <w:pStyle w:val="FirstParagraph"/>
+      </w:pPr>
+      <w:r>
+        <w:t xml:space="preserve">Same surfacing pattern as reschedule fees — modal at § 11.1, manual mediator V1, auto-debit V2.</w:t>
+      </w:r>
+    </w:p>
+    <w:bookmarkEnd w:id="43"/>
+    <w:bookmarkStart w:id="44" w:name="X11faf474eea7b7ad18f2176fce16ebd5e50d082"/>
+    <w:p>
+      <w:pPr>
+        <w:pStyle w:val="Heading3"/>
+      </w:pPr>
+      <w:r>
+        <w:t xml:space="preserve">5.3 Per-head / per-table rates (guest count changes · iteration 0021 § 12.3)</w:t>
+      </w:r>
+    </w:p>
+    <w:p>
+      <w:pPr>
+        <w:pStyle w:val="FirstParagraph"/>
+      </w:pPr>
+      <w:r>
+        <w:t xml:space="preserve">Vendors who are guest-count-dependent (catering, florals, mobile bar, lights &amp; sound, name cards/favors/print — see § 12.1 of 0021) capture per-head or per-table rates at booking.</w:t>
+      </w:r>
+      <w:r>
+        <w:t xml:space="preserve"> </w:t>
+      </w:r>
+      <w:r>
+        <w:rPr>
+          <w:b/>
+          <w:bCs/>
+        </w:rPr>
+        <w:t xml:space="preserve">Illustrative examples</w:t>
+      </w:r>
+      <w:r>
+        <w:t xml:space="preserve"> </w:t>
+      </w:r>
+      <w:r>
+        <w:t xml:space="preserve">from the spec:</w:t>
+      </w:r>
+    </w:p>
+    <w:p>
+      <w:pPr>
+        <w:pStyle w:val="Compact"/>
+        <w:numPr>
+          <w:ilvl w:val="0"/>
+          <w:numId w:val="1004"/>
+        </w:numPr>
+      </w:pPr>
+      <w:r>
+        <w:t xml:space="preserve">Casa Manila Catering — ₱1,200 / plate</w:t>
+      </w:r>
+    </w:p>
+    <w:p>
+      <w:pPr>
+        <w:pStyle w:val="Compact"/>
+        <w:numPr>
+          <w:ilvl w:val="0"/>
+          <w:numId w:val="1004"/>
+        </w:numPr>
+      </w:pPr>
+      <w:r>
+        <w:t xml:space="preserve">Bloomwood Florals — ₱5,500 / table</w:t>
+      </w:r>
+    </w:p>
+    <w:p>
+      <w:pPr>
+        <w:pStyle w:val="Compact"/>
+        <w:numPr>
+          <w:ilvl w:val="0"/>
+          <w:numId w:val="1004"/>
+        </w:numPr>
+      </w:pPr>
+      <w:r>
+        <w:t xml:space="preserve">Lumiere Lights &amp; Sound — flat (capacity ceiling-bounded)</w:t>
+      </w:r>
+    </w:p>
+    <w:p>
+      <w:pPr>
+        <w:pStyle w:val="BlockText"/>
+      </w:pPr>
+      <w:r>
+        <w:t xml:space="preserve">⚠</w:t>
+      </w:r>
+      <w:r>
+        <w:t xml:space="preserve"> </w:t>
+      </w:r>
+      <w:r>
+        <w:rPr>
+          <w:b/>
+          <w:bCs/>
+        </w:rPr>
+        <w:t xml:space="preserve">These examples are illustrative.</w:t>
+      </w:r>
+      <w:r>
+        <w:t xml:space="preserve"> </w:t>
+      </w:r>
+      <w:r>
+        <w:t xml:space="preserve">Real vendor rates are captured per-vendor at booking via</w:t>
+      </w:r>
+      <w:r>
+        <w:t xml:space="preserve"> </w:t>
+      </w:r>
+      <w:r>
+        <w:rPr>
+          <w:rStyle w:val="VerbatimChar"/>
+        </w:rPr>
+        <w:t xml:space="preserve">vendor_event_window.confirmed_guest_count</w:t>
+      </w:r>
+      <w:r>
+        <w:t xml:space="preserve"> </w:t>
+      </w:r>
+      <w:r>
+        <w:t xml:space="preserve">× per-head rate. Vendors enter their actual numbers; Setnayan does not set them.</w:t>
+      </w:r>
+    </w:p>
+    <w:p>
+      <w:pPr>
+        <w:pStyle w:val="FirstParagraph"/>
+      </w:pPr>
+      <w:r>
+        <w:t xml:space="preserve">The § 12.3 modal computes the cost delta at the time of a guest-count increase (e.g.,</w:t>
+      </w:r>
+      <w:r>
+        <w:t xml:space="preserve"> </w:t>
+      </w:r>
+      <w:r>
+        <w:t xml:space="preserve">“+20 plates × ₱1,200 = +₱24,000”</w:t>
+      </w:r>
+      <w:r>
+        <w:t xml:space="preserve">) and surfaces both per-vendor and total impact before couple confirms.</w:t>
+      </w:r>
+    </w:p>
+    <w:bookmarkEnd w:id="44"/>
+    <w:bookmarkStart w:id="46" w:name="X5efda879f3473b354051bb9aa28c199b32c1b7e"/>
+    <w:p>
+      <w:pPr>
+        <w:pStyle w:val="Heading3"/>
+      </w:pPr>
+      <w:r>
+        <w:t xml:space="preserve">5.4 Per-vendor change-acceptance cutoffs (iteration 0021 § 13.2)</w:t>
+      </w:r>
+    </w:p>
+    <w:p>
+      <w:pPr>
+        <w:pStyle w:val="FirstParagraph"/>
+      </w:pPr>
+      <w:r>
+        <w:t xml:space="preserve">V1 default cutoff values (days before event), pre-filled at vendor account creation. Vendors edit at onboarding. NOT prices — these are acceptance windows.</w:t>
+      </w:r>
+    </w:p>
+    <w:tbl>
+      <w:tblPr>
+        <w:tblStyle w:val="Table"/>
+        <w:tblW w:type="auto" w:w="0"/>
+        <w:tblLook w:firstRow="1" w:lastRow="0" w:firstColumn="0" w:lastColumn="0" w:noHBand="0" w:noVBand="0" w:val="0020"/>
+      </w:tblPr>
+      <w:tblGrid>
+        <w:gridCol w:w="1980"/>
+        <w:gridCol w:w="1980"/>
+        <w:gridCol w:w="1980"/>
+        <w:gridCol w:w="1980"/>
+      </w:tblGrid>
+      <w:tr>
+        <w:trPr>
+          <w:tblHeader w:val="on"/>
+        </w:trPr>
+        <w:tc>
+          <w:tcPr/>
+          <w:p>
+            <w:pPr>
+              <w:pStyle w:val="Compact"/>
+            </w:pPr>
+            <w:r>
+              <w:t xml:space="preserve">Vendor category</w:t>
+            </w:r>
+          </w:p>
+        </w:tc>
+        <w:tc>
+          <w:tcPr/>
+          <w:p>
+            <w:pPr>
+              <w:pStyle w:val="Compact"/>
+            </w:pPr>
+            <w:r>
+              <w:t xml:space="preserve">Date</w:t>
+            </w:r>
+          </w:p>
+        </w:tc>
+        <w:tc>
+          <w:tcPr/>
+          <w:p>
+            <w:pPr>
+              <w:pStyle w:val="Compact"/>
+            </w:pPr>
+            <w:r>
+              <w:t xml:space="preserve">Venue</w:t>
+            </w:r>
+          </w:p>
+        </w:tc>
+        <w:tc>
+          <w:tcPr/>
+          <w:p>
+            <w:pPr>
+              <w:pStyle w:val="Compact"/>
+            </w:pPr>
+            <w:r>
+              <w:t xml:space="preserve">Guest count</w:t>
+            </w:r>
+          </w:p>
+        </w:tc>
+      </w:tr>
+      <w:tr>
+        <w:tc>
+          <w:tcPr/>
+          <w:p>
+            <w:pPr>
+              <w:pStyle w:val="Compact"/>
+            </w:pPr>
+            <w:r>
+              <w:t xml:space="preserve">Catering</w:t>
+            </w:r>
+          </w:p>
+        </w:tc>
+        <w:tc>
+          <w:tcPr/>
+          <w:p>
+            <w:pPr>
+              <w:pStyle w:val="Compact"/>
+            </w:pPr>
+            <w:r>
+              <w:t xml:space="preserve">30</w:t>
+            </w:r>
+          </w:p>
+        </w:tc>
+        <w:tc>
+          <w:tcPr/>
+          <w:p>
+            <w:pPr>
+              <w:pStyle w:val="Compact"/>
+            </w:pPr>
+            <w:r>
+              <w:t xml:space="preserve">21</w:t>
+            </w:r>
+          </w:p>
+        </w:tc>
+        <w:tc>
+          <w:tcPr/>
+          <w:p>
+            <w:pPr>
+              <w:pStyle w:val="Compact"/>
+            </w:pPr>
+            <w:r>
+              <w:t xml:space="preserve">14</w:t>
+            </w:r>
+          </w:p>
+        </w:tc>
+      </w:tr>
+      <w:tr>
+        <w:tc>
+          <w:tcPr/>
+          <w:p>
+            <w:pPr>
+              <w:pStyle w:val="Compact"/>
+            </w:pPr>
+            <w:r>
+              <w:t xml:space="preserve">Florals</w:t>
+            </w:r>
+          </w:p>
+        </w:tc>
+        <w:tc>
+          <w:tcPr/>
+          <w:p>
+            <w:pPr>
+              <w:pStyle w:val="Compact"/>
+            </w:pPr>
+            <w:r>
+              <w:t xml:space="preserve">21</w:t>
+            </w:r>
+          </w:p>
+        </w:tc>
+        <w:tc>
+          <w:tcPr/>
+          <w:p>
+            <w:pPr>
+              <w:pStyle w:val="Compact"/>
+            </w:pPr>
+            <w:r>
+              <w:t xml:space="preserve">14</w:t>
+            </w:r>
+          </w:p>
+        </w:tc>
+        <w:tc>
+          <w:tcPr/>
+          <w:p>
+            <w:pPr>
+              <w:pStyle w:val="Compact"/>
+            </w:pPr>
+            <w:r>
+              <w:t xml:space="preserve">10</w:t>
+            </w:r>
+          </w:p>
+        </w:tc>
+      </w:tr>
+      <w:tr>
+        <w:tc>
+          <w:tcPr/>
+          <w:p>
+            <w:pPr>
+              <w:pStyle w:val="Compact"/>
+            </w:pPr>
+            <w:r>
+              <w:t xml:space="preserve">Mobile bar</w:t>
+            </w:r>
+          </w:p>
+        </w:tc>
+        <w:tc>
+          <w:tcPr/>
+          <w:p>
+            <w:pPr>
+              <w:pStyle w:val="Compact"/>
+            </w:pPr>
+            <w:r>
+              <w:t xml:space="preserve">21</w:t>
+            </w:r>
+          </w:p>
+        </w:tc>
+        <w:tc>
+          <w:tcPr/>
+          <w:p>
+            <w:pPr>
+              <w:pStyle w:val="Compact"/>
+            </w:pPr>
+            <w:r>
+              <w:t xml:space="preserve">14</w:t>
+            </w:r>
+          </w:p>
+        </w:tc>
+        <w:tc>
+          <w:tcPr/>
+          <w:p>
+            <w:pPr>
+              <w:pStyle w:val="Compact"/>
+            </w:pPr>
+            <w:r>
+              <w:t xml:space="preserve">7</w:t>
+            </w:r>
+          </w:p>
+        </w:tc>
+      </w:tr>
+      <w:tr>
+        <w:tc>
+          <w:tcPr/>
+          <w:p>
+            <w:pPr>
+              <w:pStyle w:val="Compact"/>
+            </w:pPr>
+            <w:r>
+              <w:t xml:space="preserve">Lights &amp; sound</w:t>
+            </w:r>
+          </w:p>
+        </w:tc>
+        <w:tc>
+          <w:tcPr/>
+          <w:p>
+            <w:pPr>
+              <w:pStyle w:val="Compact"/>
+            </w:pPr>
+            <w:r>
+              <w:t xml:space="preserve">14</w:t>
+            </w:r>
+          </w:p>
+        </w:tc>
+        <w:tc>
+          <w:tcPr/>
+          <w:p>
+            <w:pPr>
+              <w:pStyle w:val="Compact"/>
+            </w:pPr>
+            <w:r>
+              <w:t xml:space="preserve">21</w:t>
+            </w:r>
+          </w:p>
+        </w:tc>
+        <w:tc>
+          <w:tcPr/>
+          <w:p>
+            <w:pPr>
+              <w:pStyle w:val="Compact"/>
+            </w:pPr>
+            <w:r>
+              <w:t xml:space="preserve">7</w:t>
+            </w:r>
+          </w:p>
+        </w:tc>
+      </w:tr>
+      <w:tr>
+        <w:tc>
+          <w:tcPr/>
+          <w:p>
+            <w:pPr>
+              <w:pStyle w:val="Compact"/>
+            </w:pPr>
+            <w:r>
+              <w:t xml:space="preserve">Name cards / favors / print</w:t>
+            </w:r>
+          </w:p>
+        </w:tc>
+        <w:tc>
+          <w:tcPr/>
+          <w:p>
+            <w:pPr>
+              <w:pStyle w:val="Compact"/>
+            </w:pPr>
+            <w:r>
+              <w:t xml:space="preserve">21</w:t>
+            </w:r>
+          </w:p>
+        </w:tc>
+        <w:tc>
+          <w:tcPr/>
+          <w:p>
+            <w:pPr>
+              <w:pStyle w:val="Compact"/>
+            </w:pPr>
+            <w:r>
+              <w:t xml:space="preserve">14</w:t>
+            </w:r>
+          </w:p>
+        </w:tc>
+        <w:tc>
+          <w:tcPr/>
+          <w:p>
+            <w:pPr>
+              <w:pStyle w:val="Compact"/>
+            </w:pPr>
+            <w:r>
+              <w:t xml:space="preserve">10</w:t>
+            </w:r>
+          </w:p>
+        </w:tc>
+      </w:tr>
+      <w:tr>
+        <w:tc>
+          <w:tcPr/>
+          <w:p>
+            <w:pPr>
+              <w:pStyle w:val="Compact"/>
+            </w:pPr>
+            <w:r>
+              <w:t xml:space="preserve">Photography</w:t>
+            </w:r>
+          </w:p>
+        </w:tc>
+        <w:tc>
+          <w:tcPr/>
+          <w:p>
+            <w:pPr>
+              <w:pStyle w:val="Compact"/>
+            </w:pPr>
+            <w:r>
+              <w:t xml:space="preserve">7</w:t>
+            </w:r>
+          </w:p>
+        </w:tc>
+        <w:tc>
+          <w:tcPr/>
+          <w:p>
+            <w:pPr>
+              <w:pStyle w:val="Compact"/>
+            </w:pPr>
+            <w:r>
+              <w:t xml:space="preserve">3</w:t>
+            </w:r>
+          </w:p>
+        </w:tc>
+        <w:tc>
+          <w:tcPr/>
+          <w:p>
+            <w:pPr>
+              <w:pStyle w:val="Compact"/>
+            </w:pPr>
+            <w:r>
+              <w:t xml:space="preserve">N/A</w:t>
+            </w:r>
+          </w:p>
+        </w:tc>
+      </w:tr>
+      <w:tr>
+        <w:tc>
+          <w:tcPr/>
+          <w:p>
+            <w:pPr>
+              <w:pStyle w:val="Compact"/>
+            </w:pPr>
+            <w:r>
+              <w:t xml:space="preserve">Videography</w:t>
+            </w:r>
+          </w:p>
+        </w:tc>
+        <w:tc>
+          <w:tcPr/>
+          <w:p>
+            <w:pPr>
+              <w:pStyle w:val="Compact"/>
+            </w:pPr>
+            <w:r>
+              <w:t xml:space="preserve">7</w:t>
+            </w:r>
+          </w:p>
+        </w:tc>
+        <w:tc>
+          <w:tcPr/>
+          <w:p>
+            <w:pPr>
+              <w:pStyle w:val="Compact"/>
+            </w:pPr>
+            <w:r>
+              <w:t xml:space="preserve">3</w:t>
+            </w:r>
+          </w:p>
+        </w:tc>
+        <w:tc>
+          <w:tcPr/>
+          <w:p>
+            <w:pPr>
+              <w:pStyle w:val="Compact"/>
+            </w:pPr>
+            <w:r>
+              <w:t xml:space="preserve">N/A</w:t>
+            </w:r>
+          </w:p>
+        </w:tc>
+      </w:tr>
+      <w:tr>
+        <w:tc>
+          <w:tcPr/>
+          <w:p>
+            <w:pPr>
+              <w:pStyle w:val="Compact"/>
+            </w:pPr>
+            <w:r>
+              <w:t xml:space="preserve">HMUA</w:t>
+            </w:r>
+          </w:p>
+        </w:tc>
+        <w:tc>
+          <w:tcPr/>
+          <w:p>
+            <w:pPr>
+              <w:pStyle w:val="Compact"/>
+            </w:pPr>
+            <w:r>
+              <w:t xml:space="preserve">7</w:t>
+            </w:r>
+          </w:p>
+        </w:tc>
+        <w:tc>
+          <w:tcPr/>
+          <w:p>
+            <w:pPr>
+              <w:pStyle w:val="Compact"/>
+            </w:pPr>
+            <w:r>
+              <w:t xml:space="preserve">3</w:t>
+            </w:r>
+          </w:p>
+        </w:tc>
+        <w:tc>
+          <w:tcPr/>
+          <w:p>
+            <w:pPr>
+              <w:pStyle w:val="Compact"/>
+            </w:pPr>
+            <w:r>
+              <w:t xml:space="preserve">N/A</w:t>
+            </w:r>
+          </w:p>
+        </w:tc>
+      </w:tr>
+      <w:tr>
+        <w:tc>
+          <w:tcPr/>
+          <w:p>
+            <w:pPr>
+              <w:pStyle w:val="Compact"/>
+            </w:pPr>
+            <w:r>
+              <w:t xml:space="preserve">Planner / coordinator</w:t>
+            </w:r>
+          </w:p>
+        </w:tc>
+        <w:tc>
+          <w:tcPr/>
+          <w:p>
+            <w:pPr>
+              <w:pStyle w:val="Compact"/>
+            </w:pPr>
+            <w:r>
+              <w:t xml:space="preserve">7</w:t>
+            </w:r>
+          </w:p>
+        </w:tc>
+        <w:tc>
+          <w:tcPr/>
+          <w:p>
+            <w:pPr>
+              <w:pStyle w:val="Compact"/>
+            </w:pPr>
+            <w:r>
+              <w:t xml:space="preserve">3</w:t>
+            </w:r>
+          </w:p>
+        </w:tc>
+        <w:tc>
+          <w:tcPr/>
+          <w:p>
+            <w:pPr>
+              <w:pStyle w:val="Compact"/>
+            </w:pPr>
+            <w:r>
+              <w:t xml:space="preserve">7</w:t>
+            </w:r>
+          </w:p>
+        </w:tc>
+      </w:tr>
+      <w:tr>
+        <w:tc>
+          <w:tcPr/>
+          <w:p>
+            <w:pPr>
+              <w:pStyle w:val="Compact"/>
+            </w:pPr>
+            <w:r>
+              <w:t xml:space="preserve">Live stream / broadcast</w:t>
+            </w:r>
+          </w:p>
+        </w:tc>
+        <w:tc>
+          <w:tcPr/>
+          <w:p>
+            <w:pPr>
+              <w:pStyle w:val="Compact"/>
+            </w:pPr>
+            <w:r>
+              <w:t xml:space="preserve">3</w:t>
+            </w:r>
+          </w:p>
+        </w:tc>
+        <w:tc>
+          <w:tcPr/>
+          <w:p>
+            <w:pPr>
+              <w:pStyle w:val="Compact"/>
+            </w:pPr>
+            <w:r>
+              <w:t xml:space="preserve">3</w:t>
+            </w:r>
+          </w:p>
+        </w:tc>
+        <w:tc>
+          <w:tcPr/>
+          <w:p>
+            <w:pPr>
+              <w:pStyle w:val="Compact"/>
+            </w:pPr>
+            <w:r>
+              <w:t xml:space="preserve">N/A</w:t>
+            </w:r>
+          </w:p>
+        </w:tc>
+      </w:tr>
+    </w:tbl>
+    <w:p>
+      <w:pPr>
+        <w:pStyle w:val="BodyText"/>
+      </w:pPr>
+      <w:r>
+        <w:t xml:space="preserve">See</w:t>
+      </w:r>
+      <w:r>
+        <w:t xml:space="preserve"> </w:t>
+      </w:r>
+      <w:hyperlink r:id="rId45">
+        <w:r>
+          <w:rPr>
+            <w:rStyle w:val="Hyperlink"/>
+          </w:rPr>
+          <w:t xml:space="preserve">0021 § 13</w:t>
+        </w:r>
+      </w:hyperlink>
+      <w:r>
+        <w:t xml:space="preserve"> </w:t>
+      </w:r>
+      <w:r>
+        <w:t xml:space="preserve">for the snapshot rule + admin override path.</w:t>
+      </w:r>
+    </w:p>
+    <w:p>
+      <w:r>
+        <w:pict>
+          <v:rect style="width:0;height:1.5pt" o:hralign="center" o:hrstd="t" o:hr="t"/>
+        </w:pict>
+      </w:r>
+    </w:p>
+    <w:bookmarkEnd w:id="46"/>
+    <w:bookmarkEnd w:id="47"/>
+    <w:bookmarkStart w:id="48" w:name="X9bd2d3719dc1ecf8ec7216f00b1f501f0e213ed"/>
+    <w:p>
+      <w:pPr>
+        <w:pStyle w:val="Heading2"/>
+      </w:pPr>
+      <w:r>
+        <w:t xml:space="preserve">6. Cost-per-event reference (Setnayan-side · for margin tracking)</w:t>
+      </w:r>
+    </w:p>
+    <w:tbl>
+      <w:tblPr>
+        <w:tblStyle w:val="Table"/>
+        <w:tblW w:type="pct" w:w="5000"/>
+        <w:tblLayout w:type="fixed"/>
+        <w:tblLook w:firstRow="1" w:lastRow="0" w:firstColumn="0" w:lastColumn="0" w:noHBand="0" w:noVBand="0" w:val="0020"/>
+      </w:tblPr>
+      <w:tblGrid>
+        <w:gridCol w:w="1980"/>
+        <w:gridCol w:w="1980"/>
+        <w:gridCol w:w="1980"/>
+        <w:gridCol w:w="1980"/>
+      </w:tblGrid>
+      <w:tr>
+        <w:trPr>
+          <w:tblHeader w:val="on"/>
+        </w:trPr>
+        <w:tc>
+          <w:tcPr/>
+          <w:p>
+            <w:pPr>
+              <w:pStyle w:val="Compact"/>
+            </w:pPr>
+            <w:r>
+              <w:t xml:space="preserve">SKU</w:t>
+            </w:r>
+          </w:p>
+        </w:tc>
+        <w:tc>
+          <w:tcPr/>
+          <w:p>
+            <w:pPr>
+              <w:pStyle w:val="Compact"/>
+            </w:pPr>
+            <w:r>
+              <w:t xml:space="preserve">Setnayan cost</w:t>
+            </w:r>
+          </w:p>
+        </w:tc>
+        <w:tc>
+          <w:tcPr/>
+          <w:p>
+            <w:pPr>
+              <w:pStyle w:val="Compact"/>
+            </w:pPr>
+            <w:r>
+              <w:t xml:space="preserve">Price</w:t>
+            </w:r>
+          </w:p>
+        </w:tc>
+        <w:tc>
+          <w:tcPr/>
+          <w:p>
+            <w:pPr>
+              <w:pStyle w:val="Compact"/>
+            </w:pPr>
+            <w:r>
+              <w:t xml:space="preserve">Margin</w:t>
+            </w:r>
+          </w:p>
+        </w:tc>
+      </w:tr>
+      <w:tr>
+        <w:tc>
+          <w:tcPr/>
+          <w:p>
+            <w:pPr>
+              <w:pStyle w:val="Compact"/>
+            </w:pPr>
+            <w:r>
+              <w:t xml:space="preserve">Save-the-Date Video</w:t>
+            </w:r>
+          </w:p>
+        </w:tc>
+        <w:tc>
+          <w:tcPr/>
+          <w:p>
+            <w:pPr>
+              <w:pStyle w:val="Compact"/>
+            </w:pPr>
+            <w:r>
+              <w:t xml:space="preserve">~₱5</w:t>
+            </w:r>
+          </w:p>
+        </w:tc>
+        <w:tc>
+          <w:tcPr/>
+          <w:p>
+            <w:pPr>
+              <w:pStyle w:val="Compact"/>
+            </w:pPr>
+            <w:r>
+              <w:t xml:space="preserve">₱199</w:t>
+            </w:r>
+          </w:p>
+        </w:tc>
+        <w:tc>
+          <w:tcPr/>
+          <w:p>
+            <w:pPr>
+              <w:pStyle w:val="Compact"/>
+            </w:pPr>
+            <w:r>
+              <w:t xml:space="preserve">~97%</w:t>
+            </w:r>
+          </w:p>
+        </w:tc>
+      </w:tr>
+      <w:tr>
+        <w:tc>
+          <w:tcPr/>
+          <w:p>
+            <w:pPr>
+              <w:pStyle w:val="Compact"/>
+            </w:pPr>
+            <w:r>
+              <w:t xml:space="preserve">Papic 3-seat</w:t>
+            </w:r>
+          </w:p>
+        </w:tc>
+        <w:tc>
+          <w:tcPr/>
+          <w:p>
+            <w:pPr>
+              <w:pStyle w:val="Compact"/>
+            </w:pPr>
+            <w:r>
+              <w:t xml:space="preserve">~₱195</w:t>
+            </w:r>
+          </w:p>
+        </w:tc>
+        <w:tc>
+          <w:tcPr/>
+          <w:p>
+            <w:pPr>
+              <w:pStyle w:val="Compact"/>
+            </w:pPr>
+            <w:r>
+              <w:t xml:space="preserve">₱1,499</w:t>
+            </w:r>
+          </w:p>
+        </w:tc>
+        <w:tc>
+          <w:tcPr/>
+          <w:p>
+            <w:pPr>
+              <w:pStyle w:val="Compact"/>
+            </w:pPr>
+            <w:r>
+              <w:t xml:space="preserve">87%</w:t>
+            </w:r>
+          </w:p>
+        </w:tc>
+      </w:tr>
+      <w:tr>
+        <w:tc>
+          <w:tcPr/>
+          <w:p>
+            <w:pPr>
+              <w:pStyle w:val="Compact"/>
+            </w:pPr>
+            <w:r>
+              <w:t xml:space="preserve">Papic 5-seat</w:t>
+            </w:r>
+          </w:p>
+        </w:tc>
+        <w:tc>
+          <w:tcPr/>
+          <w:p>
+            <w:pPr>
+              <w:pStyle w:val="Compact"/>
+            </w:pPr>
+            <w:r>
+              <w:t xml:space="preserve">~₱265</w:t>
+            </w:r>
+          </w:p>
+        </w:tc>
+        <w:tc>
+          <w:tcPr/>
+          <w:p>
+            <w:pPr>
+              <w:pStyle w:val="Compact"/>
+            </w:pPr>
+            <w:r>
+              <w:t xml:space="preserve">₱2,499</w:t>
+            </w:r>
+          </w:p>
+        </w:tc>
+        <w:tc>
+          <w:tcPr/>
+          <w:p>
+            <w:pPr>
+              <w:pStyle w:val="Compact"/>
+            </w:pPr>
+            <w:r>
+              <w:t xml:space="preserve">89%</w:t>
+            </w:r>
+          </w:p>
+        </w:tc>
+      </w:tr>
+      <w:tr>
+        <w:tc>
+          <w:tcPr/>
+          <w:p>
+            <w:pPr>
+              <w:pStyle w:val="Compact"/>
+            </w:pPr>
+            <w:r>
+              <w:t xml:space="preserve">Per Template add-on</w:t>
+            </w:r>
+          </w:p>
+        </w:tc>
+        <w:tc>
+          <w:tcPr/>
+          <w:p>
+            <w:pPr>
+              <w:pStyle w:val="Compact"/>
+            </w:pPr>
+            <w:r>
+              <w:t xml:space="preserve">~₱2 / render × ~30 reels = ~₱60</w:t>
+            </w:r>
+          </w:p>
+        </w:tc>
+        <w:tc>
+          <w:tcPr/>
+          <w:p>
+            <w:pPr>
+              <w:pStyle w:val="Compact"/>
+            </w:pPr>
+            <w:r>
+              <w:t xml:space="preserve">₱49 each</w:t>
+            </w:r>
+          </w:p>
+        </w:tc>
+        <w:tc>
+          <w:tcPr/>
+          <w:p>
+            <w:pPr>
+              <w:pStyle w:val="Compact"/>
+            </w:pPr>
+            <w:r>
+              <w:t xml:space="preserve">varies by usage</w:t>
+            </w:r>
+          </w:p>
+        </w:tc>
+      </w:tr>
+      <w:tr>
+        <w:tc>
+          <w:tcPr/>
+          <w:p>
+            <w:pPr>
+              <w:pStyle w:val="Compact"/>
+            </w:pPr>
+            <w:r>
+              <w:t xml:space="preserve">Monogram Hero (widget Pro)</w:t>
+            </w:r>
+          </w:p>
+        </w:tc>
+        <w:tc>
+          <w:tcPr/>
+          <w:p>
+            <w:pPr>
+              <w:pStyle w:val="Compact"/>
+            </w:pPr>
+            <w:r>
+              <w:t xml:space="preserve">₱0 (animation/template assets)</w:t>
+            </w:r>
+          </w:p>
+        </w:tc>
+        <w:tc>
+          <w:tcPr/>
+          <w:p>
+            <w:pPr>
+              <w:pStyle w:val="Compact"/>
+            </w:pPr>
+            <w:r>
+              <w:t xml:space="preserve">₱1,999</w:t>
+            </w:r>
+          </w:p>
+        </w:tc>
+        <w:tc>
+          <w:tcPr/>
+          <w:p>
+            <w:pPr>
+              <w:pStyle w:val="Compact"/>
+            </w:pPr>
+            <w:r>
+              <w:t xml:space="preserve">~100%</w:t>
+            </w:r>
+          </w:p>
+        </w:tc>
+      </w:tr>
+      <w:tr>
+        <w:tc>
+          <w:tcPr/>
+          <w:p>
+            <w:pPr>
+              <w:pStyle w:val="Compact"/>
+            </w:pPr>
+            <w:r>
+              <w:t xml:space="preserve">Live Schedule (widget Pro)</w:t>
+            </w:r>
+          </w:p>
+        </w:tc>
+        <w:tc>
+          <w:tcPr/>
+          <w:p>
+            <w:pPr>
+              <w:pStyle w:val="Compact"/>
+            </w:pPr>
+            <w:r>
+              <w:t xml:space="preserve">₱0</w:t>
+            </w:r>
+          </w:p>
+        </w:tc>
+        <w:tc>
+          <w:tcPr/>
+          <w:p>
+            <w:pPr>
+              <w:pStyle w:val="Compact"/>
+            </w:pPr>
+            <w:r>
+              <w:t xml:space="preserve">₱999</w:t>
+            </w:r>
+          </w:p>
+        </w:tc>
+        <w:tc>
+          <w:tcPr/>
+          <w:p>
+            <w:pPr>
+              <w:pStyle w:val="Compact"/>
+            </w:pPr>
+            <w:r>
+              <w:t xml:space="preserve">~100%</w:t>
+            </w:r>
+          </w:p>
+        </w:tc>
+      </w:tr>
+      <w:tr>
+        <w:tc>
+          <w:tcPr/>
+          <w:p>
+            <w:pPr>
+              <w:pStyle w:val="Compact"/>
+            </w:pPr>
+            <w:r>
+              <w:t xml:space="preserve">Panood Daily Broadcast (3 cams × 3 hrs reference)</w:t>
+            </w:r>
+          </w:p>
+        </w:tc>
+        <w:tc>
+          <w:tcPr/>
+          <w:p>
+            <w:pPr>
+              <w:pStyle w:val="Compact"/>
+            </w:pPr>
+            <w:r>
+              <w:t xml:space="preserve">~₱120</w:t>
+            </w:r>
+          </w:p>
+        </w:tc>
+        <w:tc>
+          <w:tcPr/>
+          <w:p>
+            <w:pPr>
+              <w:pStyle w:val="Compact"/>
+            </w:pPr>
+            <w:r>
+              <w:t xml:space="preserve">₱2,499</w:t>
+            </w:r>
+          </w:p>
+        </w:tc>
+        <w:tc>
+          <w:tcPr/>
+          <w:p>
+            <w:pPr>
+              <w:pStyle w:val="Compact"/>
+            </w:pPr>
+            <w:r>
+              <w:t xml:space="preserve">95%</w:t>
+            </w:r>
+          </w:p>
+        </w:tc>
+      </w:tr>
+      <w:tr>
+        <w:tc>
+          <w:tcPr/>
+          <w:p>
+            <w:pPr>
+              <w:pStyle w:val="Compact"/>
+            </w:pPr>
+            <w:r>
+              <w:t xml:space="preserve">Panood Daily + 2 cams (5 cams × 3 hrs)</w:t>
+            </w:r>
+          </w:p>
+        </w:tc>
+        <w:tc>
+          <w:tcPr/>
+          <w:p>
+            <w:pPr>
+              <w:pStyle w:val="Compact"/>
+            </w:pPr>
+            <w:r>
+              <w:t xml:space="preserve">~₱180</w:t>
+            </w:r>
+          </w:p>
+        </w:tc>
+        <w:tc>
+          <w:tcPr/>
+          <w:p>
+            <w:pPr>
+              <w:pStyle w:val="Compact"/>
+            </w:pPr>
+            <w:r>
+              <w:t xml:space="preserve">(now bundled into Daily Broadcast ₱2,499)</w:t>
+            </w:r>
+          </w:p>
+        </w:tc>
+        <w:tc>
+          <w:tcPr/>
+          <w:p>
+            <w:pPr>
+              <w:pStyle w:val="Compact"/>
+            </w:pPr>
+            <w:r>
+              <w:t xml:space="preserve">—</w:t>
+            </w:r>
+          </w:p>
+        </w:tc>
+      </w:tr>
+      <w:tr>
+        <w:tc>
+          <w:tcPr/>
+          <w:p>
+            <w:pPr>
+              <w:pStyle w:val="Compact"/>
+            </w:pPr>
+            <w:r>
+              <w:t xml:space="preserve">Bespoke Monogram</w:t>
+            </w:r>
+          </w:p>
+        </w:tc>
+        <w:tc>
+          <w:tcPr/>
+          <w:p>
+            <w:pPr>
+              <w:pStyle w:val="Compact"/>
+            </w:pPr>
+            <w:r>
+              <w:t xml:space="preserve">~₱5 (DALL-E generation)</w:t>
+            </w:r>
+          </w:p>
+        </w:tc>
+        <w:tc>
+          <w:tcPr/>
+          <w:p>
+            <w:pPr>
+              <w:pStyle w:val="Compact"/>
+            </w:pPr>
+            <w:r>
+              <w:t xml:space="preserve">₱2,999</w:t>
+            </w:r>
+          </w:p>
+        </w:tc>
+        <w:tc>
+          <w:tcPr/>
+          <w:p>
+            <w:pPr>
+              <w:pStyle w:val="Compact"/>
+            </w:pPr>
+            <w:r>
+              <w:t xml:space="preserve">~99%</w:t>
+            </w:r>
+          </w:p>
+        </w:tc>
+      </w:tr>
+      <w:tr>
+        <w:tc>
+          <w:tcPr/>
+          <w:p>
+            <w:pPr>
+              <w:pStyle w:val="Compact"/>
+            </w:pPr>
+            <w:r>
+              <w:t xml:space="preserve">Broadcast Style Pack</w:t>
+            </w:r>
+          </w:p>
+        </w:tc>
+        <w:tc>
+          <w:tcPr/>
+          <w:p>
+            <w:pPr>
+              <w:pStyle w:val="Compact"/>
+            </w:pPr>
+            <w:r>
+              <w:t xml:space="preserve">~₱5 (LUT swaps)</w:t>
+            </w:r>
+          </w:p>
+        </w:tc>
+        <w:tc>
+          <w:tcPr/>
+          <w:p>
+            <w:pPr>
+              <w:pStyle w:val="Compact"/>
+            </w:pPr>
+            <w:r>
+              <w:t xml:space="preserve">₱2,999</w:t>
+            </w:r>
+          </w:p>
+        </w:tc>
+        <w:tc>
+          <w:tcPr/>
+          <w:p>
+            <w:pPr>
+              <w:pStyle w:val="Compact"/>
+            </w:pPr>
+            <w:r>
+              <w:t xml:space="preserve">~99%</w:t>
+            </w:r>
+          </w:p>
+        </w:tc>
+      </w:tr>
+      <w:tr>
+        <w:tc>
+          <w:tcPr/>
+          <w:p>
+            <w:pPr>
+              <w:pStyle w:val="Compact"/>
+            </w:pPr>
+            <w:r>
+              <w:t xml:space="preserve">AI Video Highlight</w:t>
+            </w:r>
+          </w:p>
+        </w:tc>
+        <w:tc>
+          <w:tcPr/>
+          <w:p>
+            <w:pPr>
+              <w:pStyle w:val="Compact"/>
+            </w:pPr>
+            <w:r>
+              <w:t xml:space="preserve">~₱10 (Claude API + ffmpeg)</w:t>
+            </w:r>
+          </w:p>
+        </w:tc>
+        <w:tc>
+          <w:tcPr/>
+          <w:p>
+            <w:pPr>
+              <w:pStyle w:val="Compact"/>
+            </w:pPr>
+            <w:r>
+              <w:t xml:space="preserve">₱1,999</w:t>
+            </w:r>
+          </w:p>
+        </w:tc>
+        <w:tc>
+          <w:tcPr/>
+          <w:p>
+            <w:pPr>
+              <w:pStyle w:val="Compact"/>
+            </w:pPr>
+            <w:r>
+              <w:t xml:space="preserve">~99%</w:t>
+            </w:r>
+          </w:p>
+        </w:tc>
+      </w:tr>
+      <w:tr>
+        <w:tc>
+          <w:tcPr/>
+          <w:p>
+            <w:pPr>
+              <w:pStyle w:val="Compact"/>
+            </w:pPr>
+            <w:r>
+              <w:t xml:space="preserve">AI Edited Highlight (3-min)</w:t>
+            </w:r>
+          </w:p>
+        </w:tc>
+        <w:tc>
+          <w:tcPr/>
+          <w:p>
+            <w:pPr>
+              <w:pStyle w:val="Compact"/>
+            </w:pPr>
+            <w:r>
+              <w:t xml:space="preserve">~₱30 (Claude API + ffmpeg + theme template)</w:t>
+            </w:r>
+          </w:p>
+        </w:tc>
+        <w:tc>
+          <w:tcPr/>
+          <w:p>
+            <w:pPr>
+              <w:pStyle w:val="Compact"/>
+            </w:pPr>
+            <w:r>
+              <w:t xml:space="preserve">₱3,499</w:t>
+            </w:r>
+          </w:p>
+        </w:tc>
+        <w:tc>
+          <w:tcPr/>
+          <w:p>
+            <w:pPr>
+              <w:pStyle w:val="Compact"/>
+            </w:pPr>
+            <w:r>
+              <w:t xml:space="preserve">~99%</w:t>
+            </w:r>
+          </w:p>
+        </w:tc>
+      </w:tr>
+      <w:tr>
+        <w:tc>
+          <w:tcPr/>
+          <w:p>
+            <w:pPr>
+              <w:pStyle w:val="Compact"/>
+            </w:pPr>
+            <w:r>
+              <w:t xml:space="preserve">Same-Day Edit</w:t>
+            </w:r>
+          </w:p>
+        </w:tc>
+        <w:tc>
+          <w:tcPr/>
+          <w:p>
+            <w:pPr>
+              <w:pStyle w:val="Compact"/>
+            </w:pPr>
+            <w:r>
+              <w:t xml:space="preserve">(human editor billable to Setnayan)</w:t>
+            </w:r>
+          </w:p>
+        </w:tc>
+        <w:tc>
+          <w:tcPr/>
+          <w:p>
+            <w:pPr>
+              <w:pStyle w:val="Compact"/>
+            </w:pPr>
+            <w:r>
+              <w:t xml:space="preserve">₱24,999</w:t>
+            </w:r>
+          </w:p>
+        </w:tc>
+        <w:tc>
+          <w:tcPr/>
+          <w:p>
+            <w:pPr>
+              <w:pStyle w:val="Compact"/>
+            </w:pPr>
+            <w:r>
+              <w:t xml:space="preserve">—</w:t>
+            </w:r>
+          </w:p>
+        </w:tc>
+      </w:tr>
+      <w:tr>
+        <w:tc>
+          <w:tcPr/>
+          <w:p>
+            <w:pPr>
+              <w:pStyle w:val="Compact"/>
+            </w:pPr>
+            <w:r>
+              <w:t xml:space="preserve">Pakanta Wedding Suite</w:t>
+            </w:r>
+          </w:p>
+        </w:tc>
+        <w:tc>
+          <w:tcPr/>
+          <w:p>
+            <w:pPr>
+              <w:pStyle w:val="Compact"/>
+            </w:pPr>
+            <w:r>
+              <w:t xml:space="preserve">~₱200 (Suno credits + Claude API)</w:t>
+            </w:r>
+          </w:p>
+        </w:tc>
+        <w:tc>
+          <w:tcPr/>
+          <w:p>
+            <w:pPr>
+              <w:pStyle w:val="Compact"/>
+            </w:pPr>
+            <w:r>
+              <w:t xml:space="preserve">₱9,999</w:t>
+            </w:r>
+          </w:p>
+        </w:tc>
+        <w:tc>
+          <w:tcPr/>
+          <w:p>
+            <w:pPr>
+              <w:pStyle w:val="Compact"/>
+            </w:pPr>
+            <w:r>
+              <w:t xml:space="preserve">85–90%</w:t>
+            </w:r>
+          </w:p>
+        </w:tc>
+      </w:tr>
+      <w:tr>
+        <w:tc>
+          <w:tcPr/>
+          <w:p>
+            <w:pPr>
+              <w:pStyle w:val="Compact"/>
+            </w:pPr>
+            <w:r>
+              <w:t xml:space="preserve">Vendor Pro Weekly</w:t>
+            </w:r>
+          </w:p>
+        </w:tc>
+        <w:tc>
+          <w:tcPr/>
+          <w:p>
+            <w:pPr>
+              <w:pStyle w:val="Compact"/>
+            </w:pPr>
+            <w:r>
+              <w:t xml:space="preserve">₱0 (analytics + landing styling)</w:t>
+            </w:r>
+          </w:p>
+        </w:tc>
+        <w:tc>
+          <w:tcPr/>
+          <w:p>
+            <w:pPr>
+              <w:pStyle w:val="Compact"/>
+            </w:pPr>
+            <w:r>
+              <w:t xml:space="preserve">₱499 / wk</w:t>
+            </w:r>
+          </w:p>
+        </w:tc>
+        <w:tc>
+          <w:tcPr/>
+          <w:p>
+            <w:pPr>
+              <w:pStyle w:val="Compact"/>
+            </w:pPr>
+            <w:r>
+              <w:t xml:space="preserve">~100%</w:t>
+            </w:r>
+          </w:p>
+        </w:tc>
+      </w:tr>
+      <w:tr>
+        <w:tc>
+          <w:tcPr/>
+          <w:p>
+            <w:pPr>
+              <w:pStyle w:val="Compact"/>
+            </w:pPr>
+            <w:r>
+              <w:t xml:space="preserve">All Tools Unlock Bundle</w:t>
+            </w:r>
+          </w:p>
+        </w:tc>
+        <w:tc>
+          <w:tcPr/>
+          <w:p>
+            <w:pPr>
+              <w:pStyle w:val="Compact"/>
+            </w:pPr>
+            <w:r>
+              <w:t xml:space="preserve">₱0</w:t>
+            </w:r>
+          </w:p>
+        </w:tc>
+        <w:tc>
+          <w:tcPr/>
+          <w:p>
+            <w:pPr>
+              <w:pStyle w:val="Compact"/>
+            </w:pPr>
+            <w:r>
+              <w:t xml:space="preserve">₱9,999 / yr</w:t>
+            </w:r>
+          </w:p>
+        </w:tc>
+        <w:tc>
+          <w:tcPr/>
+          <w:p>
+            <w:pPr>
+              <w:pStyle w:val="Compact"/>
+            </w:pPr>
+            <w:r>
+              <w:t xml:space="preserve">~100%</w:t>
+            </w:r>
+          </w:p>
+        </w:tc>
+      </w:tr>
+      <w:tr>
+        <w:tc>
+          <w:tcPr/>
+          <w:p>
+            <w:pPr>
+              <w:pStyle w:val="Compact"/>
+            </w:pPr>
+            <w:r>
+              <w:t xml:space="preserve">Sponsored Boost (Quarterly / Annual)</w:t>
+            </w:r>
+          </w:p>
+        </w:tc>
+        <w:tc>
+          <w:tcPr/>
+          <w:p>
+            <w:pPr>
+              <w:pStyle w:val="Compact"/>
+            </w:pPr>
+            <w:r>
+              <w:t xml:space="preserve">₱0 (ranking is software-only)</w:t>
+            </w:r>
+          </w:p>
+        </w:tc>
+        <w:tc>
+          <w:tcPr/>
+          <w:p>
+            <w:pPr>
+              <w:pStyle w:val="Compact"/>
+            </w:pPr>
+            <w:r>
+              <w:t xml:space="preserve">₱249,999 / ₱799,999</w:t>
+            </w:r>
+          </w:p>
+        </w:tc>
+        <w:tc>
+          <w:tcPr/>
+          <w:p>
+            <w:pPr>
+              <w:pStyle w:val="Compact"/>
+            </w:pPr>
+            <w:r>
+              <w:t xml:space="preserve">~100%</w:t>
+            </w:r>
+          </w:p>
+        </w:tc>
+      </w:tr>
+    </w:tbl>
+    <w:p>
+      <w:pPr>
+        <w:pStyle w:val="BodyText"/>
+      </w:pPr>
+      <w:r>
+        <w:rPr>
+          <w:b/>
+          <w:bCs/>
+        </w:rPr>
+        <w:t xml:space="preserve">Per-render cost reference:</w:t>
+      </w:r>
+      <w:r>
+        <w:t xml:space="preserve"> </w:t>
+      </w:r>
+      <w:r>
+        <w:t xml:space="preserve">~₱2–₱5 (FFmpeg compute + R2 storage; music is free since Suno catalogue is owned; CDN egress is free on R2).</w:t>
+      </w:r>
+    </w:p>
+    <w:p>
+      <w:pPr>
+        <w:pStyle w:val="BodyText"/>
+      </w:pPr>
+      <w:r>
+        <w:rPr>
+          <w:b/>
+          <w:bCs/>
+        </w:rPr>
+        <w:t xml:space="preserve">Live Stream cost is audience-independent.</w:t>
+      </w:r>
+      <w:r>
+        <w:t xml:space="preserve"> </w:t>
+      </w:r>
+      <w:r>
+        <w:t xml:space="preserve">YouTube absorbs all viewers at ₱0 marginal cost to Setnayan — bill scales only with camera count and stream hours, not viewer count.</w:t>
+      </w:r>
+    </w:p>
+    <w:p>
+      <w:r>
+        <w:pict>
+          <v:rect style="width:0;height:1.5pt" o:hralign="center" o:hrstd="t" o:hr="t"/>
+        </w:pict>
+      </w:r>
+    </w:p>
+    <w:bookmarkEnd w:id="48"/>
+    <w:bookmarkStart w:id="49" w:name="X1356e193794515b2922bec543ab3ffab832ab7d"/>
+    <w:p>
+      <w:pPr>
+        <w:pStyle w:val="Heading2"/>
+      </w:pPr>
+      <w:r>
+        <w:t xml:space="preserve">7. CLAUDE.md cheat-sheet drift (reconcile when convenient)</w:t>
+      </w:r>
+    </w:p>
+    <w:p>
+      <w:pPr>
+        <w:pStyle w:val="FirstParagraph"/>
+      </w:pPr>
+      <w:r>
+        <w:t xml:space="preserve">The</w:t>
+      </w:r>
+      <w:r>
+        <w:t xml:space="preserve"> </w:t>
+      </w:r>
+      <w:hyperlink r:id="rId28">
+        <w:r>
+          <w:rPr>
+            <w:rStyle w:val="Hyperlink"/>
+          </w:rPr>
+          <w:t xml:space="preserve">CLAUDE.md § Cost-per-event cheat sheet</w:t>
+        </w:r>
+      </w:hyperlink>
+      <w:r>
+        <w:t xml:space="preserve"> </w:t>
+      </w:r>
+      <w:r>
+        <w:t xml:space="preserve">was last updated 2026-05-09 and has drifted from current iteration spec. Rows to refresh:</w:t>
+      </w:r>
+    </w:p>
+    <w:tbl>
+      <w:tblPr>
+        <w:tblStyle w:val="Table"/>
+        <w:tblW w:type="pct" w:w="5000"/>
+        <w:tblLayout w:type="fixed"/>
+        <w:tblLook w:firstRow="1" w:lastRow="0" w:firstColumn="0" w:lastColumn="0" w:noHBand="0" w:noVBand="0" w:val="0020"/>
+      </w:tblPr>
+      <w:tblGrid>
+        <w:gridCol w:w="3960"/>
+        <w:gridCol w:w="3960"/>
+      </w:tblGrid>
+      <w:tr>
+        <w:trPr>
+          <w:tblHeader w:val="on"/>
+        </w:trPr>
+        <w:tc>
+          <w:tcPr/>
+          <w:p>
+            <w:pPr>
+              <w:pStyle w:val="Compact"/>
+            </w:pPr>
+            <w:r>
+              <w:t xml:space="preserve">CLAUDE.md row</w:t>
+            </w:r>
+          </w:p>
+        </w:tc>
+        <w:tc>
+          <w:tcPr/>
+          <w:p>
+            <w:pPr>
+              <w:pStyle w:val="Compact"/>
+            </w:pPr>
+            <w:r>
+              <w:t xml:space="preserve">Current state</w:t>
+            </w:r>
+          </w:p>
+        </w:tc>
+      </w:tr>
+      <w:tr>
+        <w:tc>
+          <w:tcPr/>
+          <w:p>
+            <w:pPr>
+              <w:pStyle w:val="Compact"/>
+            </w:pPr>
+            <w:r>
+              <w:t xml:space="preserve">“Save-the-Date Render (₱49)”</w:t>
+            </w:r>
+          </w:p>
+        </w:tc>
+        <w:tc>
+          <w:tcPr/>
+          <w:p>
+            <w:pPr>
+              <w:pStyle w:val="Compact"/>
+            </w:pPr>
+            <w:r>
+              <w:t xml:space="preserve">Repriced to ₱199 on 2026-05-17 (iteration 0024)</w:t>
+            </w:r>
+          </w:p>
+        </w:tc>
+      </w:tr>
+      <w:tr>
+        <w:tc>
+          <w:tcPr/>
+          <w:p>
+            <w:pPr>
+              <w:pStyle w:val="Compact"/>
+            </w:pPr>
+            <w:r>
+              <w:t xml:space="preserve">“Pro tier per Widget (₱99)”</w:t>
+            </w:r>
+          </w:p>
+        </w:tc>
+        <w:tc>
+          <w:tcPr/>
+          <w:p>
+            <w:pPr>
+              <w:pStyle w:val="Compact"/>
+            </w:pPr>
+            <w:r>
+              <w:t xml:space="preserve">Retired; replaced by Monogram Hero ₱1,999 + Live Schedule ₱999 (2026-05-16)</w:t>
+            </w:r>
+          </w:p>
+        </w:tc>
+      </w:tr>
+      <w:tr>
+        <w:tc>
+          <w:tcPr/>
+          <w:p>
+            <w:pPr>
+              <w:pStyle w:val="Compact"/>
+            </w:pPr>
+            <w:r>
+              <w:t xml:space="preserve">“Pro Bundle (₱199)”</w:t>
+            </w:r>
+          </w:p>
+        </w:tc>
+        <w:tc>
+          <w:tcPr/>
+          <w:p>
+            <w:pPr>
+              <w:pStyle w:val="Compact"/>
+            </w:pPr>
+            <w:r>
+              <w:t xml:space="preserve">Retired 2026-05-16</w:t>
+            </w:r>
+          </w:p>
+        </w:tc>
+      </w:tr>
+      <w:tr>
+        <w:tc>
+          <w:tcPr/>
+          <w:p>
+            <w:pPr>
+              <w:pStyle w:val="Compact"/>
+            </w:pPr>
+            <w:r>
+              <w:t xml:space="preserve">“Live Stream Base (₱2,499 — 3 cams × 3 hrs)”</w:t>
+            </w:r>
+          </w:p>
+        </w:tc>
+        <w:tc>
+          <w:tcPr/>
+          <w:p>
+            <w:pPr>
+              <w:pStyle w:val="Compact"/>
+            </w:pPr>
+            <w:r>
+              <w:t xml:space="preserve">Folded into Panood Daily Broadcast ₱2,499 / day (multi-cam built-in 2026-05-17)</w:t>
+            </w:r>
+          </w:p>
+        </w:tc>
+      </w:tr>
+      <w:tr>
+        <w:tc>
+          <w:tcPr/>
+          <w:p>
+            <w:pPr>
+              <w:pStyle w:val="Compact"/>
+            </w:pPr>
+            <w:r>
+              <w:t xml:space="preserve">“Custom Monogram Pack (₱1,999)”</w:t>
+            </w:r>
+          </w:p>
+        </w:tc>
+        <w:tc>
+          <w:tcPr/>
+          <w:p>
+            <w:pPr>
+              <w:pStyle w:val="Compact"/>
+            </w:pPr>
+            <w:r>
+              <w:t xml:space="preserve">Status uncertain — iteration 0021 § 1 still lists it active at ₱2,000; iteration 0037 introduces Bespoke Monogram at ₱2,999 as a replacement.</w:t>
+            </w:r>
+            <w:r>
+              <w:t xml:space="preserve"> </w:t>
+            </w:r>
+            <w:r>
+              <w:rPr>
+                <w:b/>
+                <w:bCs/>
+              </w:rPr>
+              <w:t xml:space="preserve">Reconciliation needed.</w:t>
+            </w:r>
+          </w:p>
+        </w:tc>
+      </w:tr>
+      <w:tr>
+        <w:tc>
+          <w:tcPr/>
+          <w:p>
+            <w:pPr>
+              <w:pStyle w:val="Compact"/>
+            </w:pPr>
+            <w:r>
+              <w:t xml:space="preserve">“Sponsored Boost (₱1,499/wk)”</w:t>
+            </w:r>
+          </w:p>
+        </w:tc>
+        <w:tc>
+          <w:tcPr/>
+          <w:p>
+            <w:pPr>
+              <w:pStyle w:val="Compact"/>
+            </w:pPr>
+            <w:r>
+              <w:t xml:space="preserve">Retired 2026-05-16; replaced by Boosted Ads 5km/10km/20km weekly + Quarterly/Annual long-commit</w:t>
+            </w:r>
+          </w:p>
+        </w:tc>
+      </w:tr>
+      <w:tr>
+        <w:tc>
+          <w:tcPr/>
+          <w:p>
+            <w:pPr>
+              <w:pStyle w:val="Compact"/>
+            </w:pPr>
+            <w:r>
+              <w:t xml:space="preserve">“AI Edited Highlight (₱3,499 per 3-min · repriced 2026-05-16 from ₱4,999)”</w:t>
+            </w:r>
+          </w:p>
+        </w:tc>
+        <w:tc>
+          <w:tcPr/>
+          <w:p>
+            <w:pPr>
+              <w:pStyle w:val="Compact"/>
+            </w:pPr>
+            <w:r>
+              <w:t xml:space="preserve">✅ current</w:t>
+            </w:r>
+          </w:p>
+        </w:tc>
+      </w:tr>
+      <w:tr>
+        <w:tc>
+          <w:tcPr/>
+          <w:p>
+            <w:pPr>
+              <w:pStyle w:val="Compact"/>
+            </w:pPr>
+            <w:r>
+              <w:t xml:space="preserve">“Vendor Pro Weekly (₱499/wk)”</w:t>
+            </w:r>
+          </w:p>
+        </w:tc>
+        <w:tc>
+          <w:tcPr/>
+          <w:p>
+            <w:pPr>
+              <w:pStyle w:val="Compact"/>
+            </w:pPr>
+            <w:r>
+              <w:t xml:space="preserve">✅ current</w:t>
+            </w:r>
+          </w:p>
+        </w:tc>
+      </w:tr>
+    </w:tbl>
+    <w:p>
+      <w:pPr>
+        <w:pStyle w:val="BodyText"/>
+      </w:pPr>
+      <w:r>
+        <w:t xml:space="preserve">Refresh action: rewrite the</w:t>
+      </w:r>
+      <w:r>
+        <w:t xml:space="preserve"> </w:t>
+      </w:r>
+      <w:hyperlink r:id="rId28">
+        <w:r>
+          <w:rPr>
+            <w:rStyle w:val="Hyperlink"/>
+          </w:rPr>
+          <w:t xml:space="preserve">CLAUDE.md § Cost-per-event cheat sheet</w:t>
+        </w:r>
+      </w:hyperlink>
+      <w:r>
+        <w:t xml:space="preserve"> </w:t>
+      </w:r>
+      <w:r>
+        <w:t xml:space="preserve">to match § 6 above, then mark</w:t>
+      </w:r>
+      <w:r>
+        <w:t xml:space="preserve"> </w:t>
+      </w:r>
+      <w:r>
+        <w:rPr>
+          <w:rStyle w:val="VerbatimChar"/>
+        </w:rPr>
+        <w:t xml:space="preserve">CLAUDE.md</w:t>
+      </w:r>
+      <w:r>
+        <w:t xml:space="preserve"> </w:t>
+      </w:r>
+      <w:r>
+        <w:t xml:space="preserve">section dated</w:t>
+      </w:r>
+      <w:r>
+        <w:t xml:space="preserve"> </w:t>
+      </w:r>
+      <w:r>
+        <w:rPr>
+          <w:rStyle w:val="VerbatimChar"/>
+        </w:rPr>
+        <w:t xml:space="preserve">(refreshed 2026-05-17)</w:t>
+      </w:r>
+      <w:r>
+        <w:t xml:space="preserve">.</w:t>
+      </w:r>
+    </w:p>
+    <w:p>
+      <w:r>
+        <w:pict>
+          <v:rect style="width:0;height:1.5pt" o:hralign="center" o:hrstd="t" o:hr="t"/>
+        </w:pict>
+      </w:r>
+    </w:p>
+    <w:bookmarkEnd w:id="49"/>
+    <w:bookmarkStart w:id="50" w:name="retired-skus-historical-context"/>
+    <w:p>
+      <w:pPr>
+        <w:pStyle w:val="Heading2"/>
+      </w:pPr>
+      <w:r>
+        <w:t xml:space="preserve">8. Retired SKUs (historical context)</w:t>
+      </w:r>
+    </w:p>
+    <w:tbl>
+      <w:tblPr>
+        <w:tblStyle w:val="Table"/>
+        <w:tblW w:type="pct" w:w="5000"/>
+        <w:tblLayout w:type="fixed"/>
+        <w:tblLook w:firstRow="1" w:lastRow="0" w:firstColumn="0" w:lastColumn="0" w:noHBand="0" w:noVBand="0" w:val="0020"/>
+      </w:tblPr>
+      <w:tblGrid>
+        <w:gridCol w:w="1584"/>
+        <w:gridCol w:w="1584"/>
+        <w:gridCol w:w="1584"/>
+        <w:gridCol w:w="1584"/>
+        <w:gridCol w:w="1584"/>
+      </w:tblGrid>
+      <w:tr>
+        <w:trPr>
+          <w:tblHeader w:val="on"/>
+        </w:trPr>
+        <w:tc>
+          <w:tcPr/>
+          <w:p>
+            <w:pPr>
+              <w:pStyle w:val="Compact"/>
+            </w:pPr>
+            <w:r>
+              <w:t xml:space="preserve">Retired SKU</w:t>
+            </w:r>
+          </w:p>
+        </w:tc>
+        <w:tc>
+          <w:tcPr/>
+          <w:p>
+            <w:pPr>
+              <w:pStyle w:val="Compact"/>
+            </w:pPr>
+            <w:r>
+              <w:t xml:space="preserve">Last price</w:t>
+            </w:r>
+          </w:p>
+        </w:tc>
+        <w:tc>
+          <w:tcPr/>
+          <w:p>
+            <w:pPr>
+              <w:pStyle w:val="Compact"/>
+            </w:pPr>
+            <w:r>
+              <w:t xml:space="preserve">Retired</w:t>
+            </w:r>
+          </w:p>
+        </w:tc>
+        <w:tc>
+          <w:tcPr/>
+          <w:p>
+            <w:pPr>
+              <w:pStyle w:val="Compact"/>
+            </w:pPr>
+            <w:r>
+              <w:t xml:space="preserve">Replacement</w:t>
+            </w:r>
+          </w:p>
+        </w:tc>
+        <w:tc>
+          <w:tcPr/>
+          <w:p>
+            <w:pPr>
+              <w:pStyle w:val="Compact"/>
+            </w:pPr>
+            <w:r>
+              <w:t xml:space="preserve">New price</w:t>
+            </w:r>
+          </w:p>
+        </w:tc>
+      </w:tr>
+      <w:tr>
+        <w:tc>
+          <w:tcPr/>
+          <w:p>
+            <w:pPr>
+              <w:pStyle w:val="Compact"/>
+            </w:pPr>
+            <w:r>
+              <w:t xml:space="preserve">Token Wallet system (iteration 0003)</w:t>
+            </w:r>
+          </w:p>
+        </w:tc>
+        <w:tc>
+          <w:tcPr/>
+          <w:p>
+            <w:pPr>
+              <w:pStyle w:val="Compact"/>
+            </w:pPr>
+            <w:r>
+              <w:t xml:space="preserve">Per-pack model</w:t>
+            </w:r>
+          </w:p>
+        </w:tc>
+        <w:tc>
+          <w:tcPr/>
+          <w:p>
+            <w:pPr>
+              <w:pStyle w:val="Compact"/>
+            </w:pPr>
+            <w:r>
+              <w:t xml:space="preserve">2026-05-11</w:t>
+            </w:r>
+          </w:p>
+        </w:tc>
+        <w:tc>
+          <w:tcPr/>
+          <w:p>
+            <w:pPr>
+              <w:pStyle w:val="Compact"/>
+            </w:pPr>
+            <w:r>
+              <w:t xml:space="preserve">Apply-then-pay (PHP-direct)</w:t>
+            </w:r>
+          </w:p>
+        </w:tc>
+        <w:tc>
+          <w:tcPr/>
+          <w:p>
+            <w:pPr>
+              <w:pStyle w:val="Compact"/>
+            </w:pPr>
+            <w:r>
+              <w:t xml:space="preserve">N/A</w:t>
+            </w:r>
+          </w:p>
+        </w:tc>
+      </w:tr>
+      <w:tr>
+        <w:tc>
+          <w:tcPr/>
+          <w:p>
+            <w:pPr>
+              <w:pStyle w:val="Compact"/>
+            </w:pPr>
+            <w:r>
+              <w:t xml:space="preserve">Save-the-Date Render (₱99 MP4)</w:t>
+            </w:r>
+          </w:p>
+        </w:tc>
+        <w:tc>
+          <w:tcPr/>
+          <w:p>
+            <w:pPr>
+              <w:pStyle w:val="Compact"/>
+            </w:pPr>
+            <w:r>
+              <w:t xml:space="preserve">₱99</w:t>
+            </w:r>
+          </w:p>
+        </w:tc>
+        <w:tc>
+          <w:tcPr/>
+          <w:p>
+            <w:pPr>
+              <w:pStyle w:val="Compact"/>
+            </w:pPr>
+            <w:r>
+              <w:t xml:space="preserve">2026-05-16</w:t>
+            </w:r>
+          </w:p>
+        </w:tc>
+        <w:tc>
+          <w:tcPr/>
+          <w:p>
+            <w:pPr>
+              <w:pStyle w:val="Compact"/>
+            </w:pPr>
+            <w:r>
+              <w:t xml:space="preserve">Save-the-Date Video</w:t>
+            </w:r>
+          </w:p>
+        </w:tc>
+        <w:tc>
+          <w:tcPr/>
+          <w:p>
+            <w:pPr>
+              <w:pStyle w:val="Compact"/>
+            </w:pPr>
+            <w:r>
+              <w:t xml:space="preserve">₱199</w:t>
+            </w:r>
+          </w:p>
+        </w:tc>
+      </w:tr>
+      <w:tr>
+        <w:tc>
+          <w:tcPr/>
+          <w:p>
+            <w:pPr>
+              <w:pStyle w:val="Compact"/>
+            </w:pPr>
+            <w:r>
+              <w:t xml:space="preserve">Save-the-Date Render (₱49 MP4)</w:t>
+            </w:r>
+          </w:p>
+        </w:tc>
+        <w:tc>
+          <w:tcPr/>
+          <w:p>
+            <w:pPr>
+              <w:pStyle w:val="Compact"/>
+            </w:pPr>
+            <w:r>
+              <w:t xml:space="preserve">₱49</w:t>
+            </w:r>
+          </w:p>
+        </w:tc>
+        <w:tc>
+          <w:tcPr/>
+          <w:p>
+            <w:pPr>
+              <w:pStyle w:val="Compact"/>
+            </w:pPr>
+            <w:r>
+              <w:t xml:space="preserve">2026-05-17</w:t>
+            </w:r>
+          </w:p>
+        </w:tc>
+        <w:tc>
+          <w:tcPr/>
+          <w:p>
+            <w:pPr>
+              <w:pStyle w:val="Compact"/>
+            </w:pPr>
+            <w:r>
+              <w:t xml:space="preserve">Save-the-Date Video</w:t>
+            </w:r>
+          </w:p>
+        </w:tc>
+        <w:tc>
+          <w:tcPr/>
+          <w:p>
+            <w:pPr>
+              <w:pStyle w:val="Compact"/>
+            </w:pPr>
+            <w:r>
+              <w:t xml:space="preserve">₱199</w:t>
+            </w:r>
+          </w:p>
+        </w:tc>
+      </w:tr>
+      <w:tr>
+        <w:tc>
+          <w:tcPr/>
+          <w:p>
+            <w:pPr>
+              <w:pStyle w:val="Compact"/>
+            </w:pPr>
+            <w:r>
+              <w:t xml:space="preserve">Pro Widget Bundle</w:t>
+            </w:r>
+          </w:p>
+        </w:tc>
+        <w:tc>
+          <w:tcPr/>
+          <w:p>
+            <w:pPr>
+              <w:pStyle w:val="Compact"/>
+            </w:pPr>
+            <w:r>
+              <w:t xml:space="preserve">₱199</w:t>
+            </w:r>
+          </w:p>
+        </w:tc>
+        <w:tc>
+          <w:tcPr/>
+          <w:p>
+            <w:pPr>
+              <w:pStyle w:val="Compact"/>
+            </w:pPr>
+            <w:r>
+              <w:t xml:space="preserve">2026-05-16</w:t>
+            </w:r>
+          </w:p>
+        </w:tc>
+        <w:tc>
+          <w:tcPr/>
+          <w:p>
+            <w:pPr>
+              <w:pStyle w:val="Compact"/>
+            </w:pPr>
+            <w:r>
+              <w:t xml:space="preserve">Individual purchases (Monogram Hero ₱1,999 + Live Schedule ₱999)</w:t>
+            </w:r>
+          </w:p>
+        </w:tc>
+        <w:tc>
+          <w:tcPr/>
+          <w:p>
+            <w:pPr>
+              <w:pStyle w:val="Compact"/>
+            </w:pPr>
+            <w:r>
+              <w:t xml:space="preserve">—</w:t>
+            </w:r>
+          </w:p>
+        </w:tc>
+      </w:tr>
+      <w:tr>
+        <w:tc>
+          <w:tcPr/>
+          <w:p>
+            <w:pPr>
+              <w:pStyle w:val="Compact"/>
+            </w:pPr>
+            <w:r>
+              <w:t xml:space="preserve">Pro Widget Story (₱99)</w:t>
+            </w:r>
+          </w:p>
+        </w:tc>
+        <w:tc>
+          <w:tcPr/>
+          <w:p>
+            <w:pPr>
+              <w:pStyle w:val="Compact"/>
+            </w:pPr>
+            <w:r>
+              <w:t xml:space="preserve">₱99</w:t>
+            </w:r>
+          </w:p>
+        </w:tc>
+        <w:tc>
+          <w:tcPr/>
+          <w:p>
+            <w:pPr>
+              <w:pStyle w:val="Compact"/>
+            </w:pPr>
+            <w:r>
+              <w:t xml:space="preserve">2026-05-16</w:t>
+            </w:r>
+          </w:p>
+        </w:tc>
+        <w:tc>
+          <w:tcPr/>
+          <w:p>
+            <w:pPr>
+              <w:pStyle w:val="Compact"/>
+            </w:pPr>
+            <w:r>
+              <w:t xml:space="preserve">Folded to free (scroll parallax + Ken Burns)</w:t>
+            </w:r>
+          </w:p>
+        </w:tc>
+        <w:tc>
+          <w:tcPr/>
+          <w:p>
+            <w:pPr>
+              <w:pStyle w:val="Compact"/>
+            </w:pPr>
+            <w:r>
+              <w:t xml:space="preserve">FREE</w:t>
+            </w:r>
+          </w:p>
+        </w:tc>
+      </w:tr>
+      <w:tr>
+        <w:tc>
+          <w:tcPr/>
+          <w:p>
+            <w:pPr>
+              <w:pStyle w:val="Compact"/>
+            </w:pPr>
+            <w:r>
+              <w:t xml:space="preserve">Pro Widget Monogram (₱99)</w:t>
+            </w:r>
+          </w:p>
+        </w:tc>
+        <w:tc>
+          <w:tcPr/>
+          <w:p>
+            <w:pPr>
+              <w:pStyle w:val="Compact"/>
+            </w:pPr>
+            <w:r>
+              <w:t xml:space="preserve">₱99</w:t>
+            </w:r>
+          </w:p>
+        </w:tc>
+        <w:tc>
+          <w:tcPr/>
+          <w:p>
+            <w:pPr>
+              <w:pStyle w:val="Compact"/>
+            </w:pPr>
+            <w:r>
+              <w:t xml:space="preserve">2026-05-16</w:t>
+            </w:r>
+          </w:p>
+        </w:tc>
+        <w:tc>
+          <w:tcPr/>
+          <w:p>
+            <w:pPr>
+              <w:pStyle w:val="Compact"/>
+            </w:pPr>
+            <w:r>
+              <w:t xml:space="preserve">Monogram Hero</w:t>
+            </w:r>
+          </w:p>
+        </w:tc>
+        <w:tc>
+          <w:tcPr/>
+          <w:p>
+            <w:pPr>
+              <w:pStyle w:val="Compact"/>
+            </w:pPr>
+            <w:r>
+              <w:t xml:space="preserve">₱1,999</w:t>
+            </w:r>
+          </w:p>
+        </w:tc>
+      </w:tr>
+      <w:tr>
+        <w:tc>
+          <w:tcPr/>
+          <w:p>
+            <w:pPr>
+              <w:pStyle w:val="Compact"/>
+            </w:pPr>
+            <w:r>
+              <w:t xml:space="preserve">Pro Widget Schedule (₱99)</w:t>
+            </w:r>
+          </w:p>
+        </w:tc>
+        <w:tc>
+          <w:tcPr/>
+          <w:p>
+            <w:pPr>
+              <w:pStyle w:val="Compact"/>
+            </w:pPr>
+            <w:r>
+              <w:t xml:space="preserve">₱99</w:t>
+            </w:r>
+          </w:p>
+        </w:tc>
+        <w:tc>
+          <w:tcPr/>
+          <w:p>
+            <w:pPr>
+              <w:pStyle w:val="Compact"/>
+            </w:pPr>
+            <w:r>
+              <w:t xml:space="preserve">2026-05-16</w:t>
+            </w:r>
+          </w:p>
+        </w:tc>
+        <w:tc>
+          <w:tcPr/>
+          <w:p>
+            <w:pPr>
+              <w:pStyle w:val="Compact"/>
+            </w:pPr>
+            <w:r>
+              <w:t xml:space="preserve">Live Schedule</w:t>
+            </w:r>
+          </w:p>
+        </w:tc>
+        <w:tc>
+          <w:tcPr/>
+          <w:p>
+            <w:pPr>
+              <w:pStyle w:val="Compact"/>
+            </w:pPr>
+            <w:r>
+              <w:t xml:space="preserve">₱999</w:t>
+            </w:r>
+          </w:p>
+        </w:tc>
+      </w:tr>
+      <w:tr>
+        <w:tc>
+          <w:tcPr/>
+          <w:p>
+            <w:pPr>
+              <w:pStyle w:val="Compact"/>
+            </w:pPr>
+            <w:r>
+              <w:t xml:space="preserve">Custom Monogram Pack (₱1,999)</w:t>
+            </w:r>
+          </w:p>
+        </w:tc>
+        <w:tc>
+          <w:tcPr/>
+          <w:p>
+            <w:pPr>
+              <w:pStyle w:val="Compact"/>
+            </w:pPr>
+            <w:r>
+              <w:t xml:space="preserve">₱1,999</w:t>
+            </w:r>
+          </w:p>
+        </w:tc>
+        <w:tc>
+          <w:tcPr/>
+          <w:p>
+            <w:pPr>
+              <w:pStyle w:val="Compact"/>
+            </w:pPr>
+            <w:r>
+              <w:t xml:space="preserve">Status uncertain</w:t>
+            </w:r>
+          </w:p>
+        </w:tc>
+        <w:tc>
+          <w:tcPr/>
+          <w:p>
+            <w:pPr>
+              <w:pStyle w:val="Compact"/>
+            </w:pPr>
+            <w:r>
+              <w:t xml:space="preserve">Possibly Bespoke Monogram</w:t>
+            </w:r>
+          </w:p>
+        </w:tc>
+        <w:tc>
+          <w:tcPr/>
+          <w:p>
+            <w:pPr>
+              <w:pStyle w:val="Compact"/>
+            </w:pPr>
+            <w:r>
+              <w:t xml:space="preserve">₱2,999</w:t>
+            </w:r>
+          </w:p>
+        </w:tc>
+      </w:tr>
+      <w:tr>
+        <w:tc>
+          <w:tcPr/>
+          <w:p>
+            <w:pPr>
+              <w:pStyle w:val="Compact"/>
+            </w:pPr>
+            <w:r>
+              <w:t xml:space="preserve">Concierge Essentials (₱2,499 / 6mo)</w:t>
+            </w:r>
+          </w:p>
+        </w:tc>
+        <w:tc>
+          <w:tcPr/>
+          <w:p>
+            <w:pPr>
+              <w:pStyle w:val="Compact"/>
+            </w:pPr>
+            <w:r>
+              <w:t xml:space="preserve">₱2,499</w:t>
+            </w:r>
+          </w:p>
+        </w:tc>
+        <w:tc>
+          <w:tcPr/>
+          <w:p>
+            <w:pPr>
+              <w:pStyle w:val="Compact"/>
+            </w:pPr>
+            <w:r>
+              <w:t xml:space="preserve">2026-05-16</w:t>
+            </w:r>
+          </w:p>
+        </w:tc>
+        <w:tc>
+          <w:tcPr/>
+          <w:p>
+            <w:pPr>
+              <w:pStyle w:val="Compact"/>
+            </w:pPr>
+            <w:r>
+              <w:t xml:space="preserve">Concierge Complete (single SKU)</w:t>
+            </w:r>
+          </w:p>
+        </w:tc>
+        <w:tc>
+          <w:tcPr/>
+          <w:p>
+            <w:pPr>
+              <w:pStyle w:val="Compact"/>
+            </w:pPr>
+            <w:r>
+              <w:t xml:space="preserve">₱4,999 / 12mo</w:t>
+            </w:r>
+          </w:p>
+        </w:tc>
+      </w:tr>
+      <w:tr>
+        <w:tc>
+          <w:tcPr/>
+          <w:p>
+            <w:pPr>
+              <w:pStyle w:val="Compact"/>
+            </w:pPr>
+            <w:r>
+              <w:t xml:space="preserve">Concierge 3-tier ladder (₱99 / ₱999 / ₱1,999)</w:t>
+            </w:r>
+          </w:p>
+        </w:tc>
+        <w:tc>
+          <w:tcPr/>
+          <w:p>
+            <w:pPr>
+              <w:pStyle w:val="Compact"/>
+            </w:pPr>
+            <w:r>
+              <w:t xml:space="preserve">varied</w:t>
+            </w:r>
+          </w:p>
+        </w:tc>
+        <w:tc>
+          <w:tcPr/>
+          <w:p>
+            <w:pPr>
+              <w:pStyle w:val="Compact"/>
+            </w:pPr>
+            <w:r>
+              <w:t xml:space="preserve">2026-05-14</w:t>
+            </w:r>
+          </w:p>
+        </w:tc>
+        <w:tc>
+          <w:tcPr/>
+          <w:p>
+            <w:pPr>
+              <w:pStyle w:val="Compact"/>
+            </w:pPr>
+            <w:r>
+              <w:t xml:space="preserve">Single-SKU Concierge model</w:t>
+            </w:r>
+          </w:p>
+        </w:tc>
+        <w:tc>
+          <w:tcPr/>
+          <w:p>
+            <w:pPr>
+              <w:pStyle w:val="Compact"/>
+            </w:pPr>
+            <w:r>
+              <w:t xml:space="preserve">₱4,999</w:t>
+            </w:r>
+          </w:p>
+        </w:tc>
+      </w:tr>
+      <w:tr>
+        <w:tc>
+          <w:tcPr/>
+          <w:p>
+            <w:pPr>
+              <w:pStyle w:val="Compact"/>
+            </w:pPr>
+            <w:r>
+              <w:t xml:space="preserve">AI Edited Highlight (prior)</w:t>
+            </w:r>
+          </w:p>
+        </w:tc>
+        <w:tc>
+          <w:tcPr/>
+          <w:p>
+            <w:pPr>
+              <w:pStyle w:val="Compact"/>
+            </w:pPr>
+            <w:r>
+              <w:t xml:space="preserve">₱4,999</w:t>
+            </w:r>
+          </w:p>
+        </w:tc>
+        <w:tc>
+          <w:tcPr/>
+          <w:p>
+            <w:pPr>
+              <w:pStyle w:val="Compact"/>
+            </w:pPr>
+            <w:r>
+              <w:t xml:space="preserve">2026-05-16</w:t>
+            </w:r>
+          </w:p>
+        </w:tc>
+        <w:tc>
+          <w:tcPr/>
+          <w:p>
+            <w:pPr>
+              <w:pStyle w:val="Compact"/>
+            </w:pPr>
+            <w:r>
+              <w:t xml:space="preserve">AI Edited Highlight (repriced)</w:t>
+            </w:r>
+          </w:p>
+        </w:tc>
+        <w:tc>
+          <w:tcPr/>
+          <w:p>
+            <w:pPr>
+              <w:pStyle w:val="Compact"/>
+            </w:pPr>
+            <w:r>
+              <w:t xml:space="preserve">₱3,499</w:t>
+            </w:r>
+          </w:p>
+        </w:tc>
+      </w:tr>
+      <w:tr>
+        <w:tc>
+          <w:tcPr/>
+          <w:p>
+            <w:pPr>
+              <w:pStyle w:val="Compact"/>
+            </w:pPr>
+            <w:r>
+              <w:t xml:space="preserve">Concierge 7-day card-less preview</w:t>
+            </w:r>
+          </w:p>
+        </w:tc>
+        <w:tc>
+          <w:tcPr/>
+          <w:p>
+            <w:pPr>
+              <w:pStyle w:val="Compact"/>
+            </w:pPr>
+            <w:r>
+              <w:t xml:space="preserve">FREE</w:t>
+            </w:r>
+          </w:p>
+        </w:tc>
+        <w:tc>
+          <w:tcPr/>
+          <w:p>
+            <w:pPr>
+              <w:pStyle w:val="Compact"/>
+            </w:pPr>
+            <w:r>
+              <w:t xml:space="preserve">2026-05-17</w:t>
+            </w:r>
+          </w:p>
+        </w:tc>
+        <w:tc>
+          <w:tcPr/>
+          <w:p>
+            <w:pPr>
+              <w:pStyle w:val="Compact"/>
+            </w:pPr>
+            <w:r>
+              <w:t xml:space="preserve">3-day card-less trial (account-level cap)</w:t>
+            </w:r>
+          </w:p>
+        </w:tc>
+        <w:tc>
+          <w:tcPr/>
+          <w:p>
+            <w:pPr>
+              <w:pStyle w:val="Compact"/>
+            </w:pPr>
+            <w:r>
+              <w:t xml:space="preserve">FREE</w:t>
+            </w:r>
+          </w:p>
+        </w:tc>
+      </w:tr>
+      <w:tr>
+        <w:tc>
+          <w:tcPr/>
+          <w:p>
+            <w:pPr>
+              <w:pStyle w:val="Compact"/>
+            </w:pPr>
+            <w:r>
+              <w:t xml:space="preserve">Panood Annual Streaming Plus</w:t>
+            </w:r>
+          </w:p>
+        </w:tc>
+        <w:tc>
+          <w:tcPr/>
+          <w:p>
+            <w:pPr>
+              <w:pStyle w:val="Compact"/>
+            </w:pPr>
+            <w:r>
+              <w:t xml:space="preserve">₱3,999 / yr</w:t>
+            </w:r>
+          </w:p>
+        </w:tc>
+        <w:tc>
+          <w:tcPr/>
+          <w:p>
+            <w:pPr>
+              <w:pStyle w:val="Compact"/>
+            </w:pPr>
+            <w:r>
+              <w:t xml:space="preserve">2026-05-17</w:t>
+            </w:r>
+          </w:p>
+        </w:tc>
+        <w:tc>
+          <w:tcPr/>
+          <w:p>
+            <w:pPr>
+              <w:pStyle w:val="Compact"/>
+            </w:pPr>
+            <w:r>
+              <w:t xml:space="preserve">Folded into Annual Streaming base</w:t>
+            </w:r>
+          </w:p>
+        </w:tc>
+        <w:tc>
+          <w:tcPr/>
+          <w:p>
+            <w:pPr>
+              <w:pStyle w:val="Compact"/>
+            </w:pPr>
+            <w:r>
+              <w:t xml:space="preserve">₱19,999 / yr</w:t>
+            </w:r>
+          </w:p>
+        </w:tc>
+      </w:tr>
+      <w:tr>
+        <w:tc>
+          <w:tcPr/>
+          <w:p>
+            <w:pPr>
+              <w:pStyle w:val="Compact"/>
+            </w:pPr>
+            <w:r>
+              <w:t xml:space="preserve">Panood Camera Sync</w:t>
+            </w:r>
+          </w:p>
+        </w:tc>
+        <w:tc>
+          <w:tcPr/>
+          <w:p>
+            <w:pPr>
+              <w:pStyle w:val="Compact"/>
+            </w:pPr>
+            <w:r>
+              <w:t xml:space="preserve">₱99 / day</w:t>
+            </w:r>
+          </w:p>
+        </w:tc>
+        <w:tc>
+          <w:tcPr/>
+          <w:p>
+            <w:pPr>
+              <w:pStyle w:val="Compact"/>
+            </w:pPr>
+            <w:r>
+              <w:t xml:space="preserve">2026-05-17</w:t>
+            </w:r>
+          </w:p>
+        </w:tc>
+        <w:tc>
+          <w:tcPr/>
+          <w:p>
+            <w:pPr>
+              <w:pStyle w:val="Compact"/>
+            </w:pPr>
+            <w:r>
+              <w:t xml:space="preserve">Built into Daily Broadcast base</w:t>
+            </w:r>
+          </w:p>
+        </w:tc>
+        <w:tc>
+          <w:tcPr/>
+          <w:p>
+            <w:pPr>
+              <w:pStyle w:val="Compact"/>
+            </w:pPr>
+            <w:r>
+              <w:t xml:space="preserve">₱2,499 / day</w:t>
+            </w:r>
+          </w:p>
+        </w:tc>
+      </w:tr>
+      <w:tr>
+        <w:tc>
+          <w:tcPr/>
+          <w:p>
+            <w:pPr>
+              <w:pStyle w:val="Compact"/>
+            </w:pPr>
+            <w:r>
+              <w:t xml:space="preserve">Panood Camera Add-on (per camera)</w:t>
+            </w:r>
+          </w:p>
+        </w:tc>
+        <w:tc>
+          <w:tcPr/>
+          <w:p>
+            <w:pPr>
+              <w:pStyle w:val="Compact"/>
+            </w:pPr>
+            <w:r>
+              <w:t xml:space="preserve">₱999</w:t>
+            </w:r>
+          </w:p>
+        </w:tc>
+        <w:tc>
+          <w:tcPr/>
+          <w:p>
+            <w:pPr>
+              <w:pStyle w:val="Compact"/>
+            </w:pPr>
+            <w:r>
+              <w:t xml:space="preserve">2026-05-17</w:t>
+            </w:r>
+          </w:p>
+        </w:tc>
+        <w:tc>
+          <w:tcPr/>
+          <w:p>
+            <w:pPr>
+              <w:pStyle w:val="Compact"/>
+            </w:pPr>
+            <w:r>
+              <w:t xml:space="preserve">Folded into Daily Broadcast base (multi-cam now built-in)</w:t>
+            </w:r>
+          </w:p>
+        </w:tc>
+        <w:tc>
+          <w:tcPr/>
+          <w:p>
+            <w:pPr>
+              <w:pStyle w:val="Compact"/>
+            </w:pPr>
+            <w:r>
+              <w:t xml:space="preserve">₱2,499 / day</w:t>
+            </w:r>
+          </w:p>
+        </w:tc>
+      </w:tr>
+      <w:tr>
+        <w:tc>
+          <w:tcPr/>
+          <w:p>
+            <w:pPr>
+              <w:pStyle w:val="Compact"/>
+            </w:pPr>
+            <w:r>
+              <w:t xml:space="preserve">Sponsored Boost Weekly</w:t>
+            </w:r>
+          </w:p>
+        </w:tc>
+        <w:tc>
+          <w:tcPr/>
+          <w:p>
+            <w:pPr>
+              <w:pStyle w:val="Compact"/>
+            </w:pPr>
+            <w:r>
+              <w:t xml:space="preserve">₱1,499 / week</w:t>
+            </w:r>
+          </w:p>
+        </w:tc>
+        <w:tc>
+          <w:tcPr/>
+          <w:p>
+            <w:pPr>
+              <w:pStyle w:val="Compact"/>
+            </w:pPr>
+            <w:r>
+              <w:t xml:space="preserve">2026-05-16</w:t>
+            </w:r>
+          </w:p>
+        </w:tc>
+        <w:tc>
+          <w:tcPr/>
+          <w:p>
+            <w:pPr>
+              <w:pStyle w:val="Compact"/>
+            </w:pPr>
+            <w:r>
+              <w:t xml:space="preserve">Boosted Ads 5km/10km/20km weekly tiers</w:t>
+            </w:r>
+          </w:p>
+        </w:tc>
+        <w:tc>
+          <w:tcPr/>
+          <w:p>
+            <w:pPr>
+              <w:pStyle w:val="Compact"/>
+            </w:pPr>
+            <w:r>
+              <w:t xml:space="preserve">₱4,999–14,999 / wk</w:t>
+            </w:r>
+          </w:p>
+        </w:tc>
+      </w:tr>
+      <w:tr>
+        <w:tc>
+          <w:tcPr/>
+          <w:p>
+            <w:pPr>
+              <w:pStyle w:val="Compact"/>
+            </w:pPr>
+            <w:r>
+              <w:t xml:space="preserve">Live Stream tiered SKUs (5–8 with crew bundles)</w:t>
+            </w:r>
+          </w:p>
+        </w:tc>
+        <w:tc>
+          <w:tcPr/>
+          <w:p>
+            <w:pPr>
+              <w:pStyle w:val="Compact"/>
+            </w:pPr>
+            <w:r>
+              <w:t xml:space="preserve">various</w:t>
+            </w:r>
+          </w:p>
+        </w:tc>
+        <w:tc>
+          <w:tcPr/>
+          <w:p>
+            <w:pPr>
+              <w:pStyle w:val="Compact"/>
+            </w:pPr>
+            <w:r>
+              <w:t xml:space="preserve">2026-05-09</w:t>
+            </w:r>
+          </w:p>
+        </w:tc>
+        <w:tc>
+          <w:tcPr/>
+          <w:p>
+            <w:pPr>
+              <w:pStyle w:val="Compact"/>
+            </w:pPr>
+            <w:r>
+              <w:t xml:space="preserve">Dropped from V1 — apparatus rule (price the tool, not the labor)</w:t>
+            </w:r>
+          </w:p>
+        </w:tc>
+        <w:tc>
+          <w:tcPr/>
+          <w:p>
+            <w:pPr>
+              <w:pStyle w:val="Compact"/>
+            </w:pPr>
+            <w:r>
+              <w:t xml:space="preserve">—</w:t>
+            </w:r>
+          </w:p>
+        </w:tc>
+      </w:tr>
+      <w:tr>
+        <w:tc>
+          <w:tcPr/>
+          <w:p>
+            <w:pPr>
+              <w:pStyle w:val="Compact"/>
+            </w:pPr>
+            <w:r>
+              <w:t xml:space="preserve">Wedding Ceremony +3 hrs add-on</w:t>
+            </w:r>
+          </w:p>
+        </w:tc>
+        <w:tc>
+          <w:tcPr/>
+          <w:p>
+            <w:pPr>
+              <w:pStyle w:val="Compact"/>
+            </w:pPr>
+            <w:r>
+              <w:t xml:space="preserve">₱999</w:t>
+            </w:r>
+          </w:p>
+        </w:tc>
+        <w:tc>
+          <w:tcPr/>
+          <w:p>
+            <w:pPr>
+              <w:pStyle w:val="Compact"/>
+            </w:pPr>
+            <w:r>
+              <w:t xml:space="preserve">2026-05-09</w:t>
+            </w:r>
+          </w:p>
+        </w:tc>
+        <w:tc>
+          <w:tcPr/>
+          <w:p>
+            <w:pPr>
+              <w:pStyle w:val="Compact"/>
+            </w:pPr>
+            <w:r>
+              <w:t xml:space="preserve">Per-day model (Daily Broadcast)</w:t>
+            </w:r>
+          </w:p>
+        </w:tc>
+        <w:tc>
+          <w:tcPr/>
+          <w:p>
+            <w:pPr>
+              <w:pStyle w:val="Compact"/>
+            </w:pPr>
+            <w:r>
+              <w:t xml:space="preserve">₱2,499 / day</w:t>
+            </w:r>
+          </w:p>
+        </w:tc>
+      </w:tr>
+    </w:tbl>
+    <w:p>
+      <w:r>
+        <w:pict>
+          <v:rect style="width:0;height:1.5pt" o:hralign="center" o:hrstd="t" o:hr="t"/>
+        </w:pict>
+      </w:r>
+    </w:p>
+    <w:bookmarkEnd w:id="50"/>
+    <w:bookmarkStart w:id="52" w:name="Xe0a64e4b78c866d74648b4f3932e545a6b6c60a"/>
+    <w:p>
+      <w:pPr>
+        <w:pStyle w:val="Heading2"/>
+      </w:pPr>
+      <w:r>
+        <w:t xml:space="preserve">9. Companion artifacts (binary; for stakeholder + financial modeling)</w:t>
+      </w:r>
+    </w:p>
+    <w:p>
+      <w:pPr>
+        <w:pStyle w:val="FirstParagraph"/>
+      </w:pPr>
+      <w:r>
         <w:t xml:space="preserve">Located in</w:t>
       </w:r>
       <w:r>
         <w:t xml:space="preserve"> </w:t>
       </w:r>
-      <w:hyperlink r:id="rId47">
+      <w:hyperlink r:id="rId51">
         <w:r>
           <w:rPr>
             <w:rStyle w:val="Hyperlink"/>
@@ -8657,8 +10200,8 @@
         </w:pict>
       </w:r>
     </w:p>
-    <w:bookmarkEnd w:id="48"/>
-    <w:bookmarkStart w:id="52" w:name="X517be19b3dcb16189081b7298fd75d5abd8e190"/>
+    <w:bookmarkEnd w:id="52"/>
+    <w:bookmarkStart w:id="56" w:name="X517be19b3dcb16189081b7298fd75d5abd8e190"/>
     <w:p>
       <w:pPr>
         <w:pStyle w:val="Heading2"/>
@@ -8712,7 +10255,7 @@
             <w:pPr>
               <w:pStyle w:val="Compact"/>
             </w:pPr>
-            <w:hyperlink r:id="rId49">
+            <w:hyperlink r:id="rId53">
               <w:r>
                 <w:rPr>
                   <w:rStyle w:val="Hyperlink"/>
@@ -8770,7 +10313,7 @@
             <w:pPr>
               <w:pStyle w:val="Compact"/>
             </w:pPr>
-            <w:hyperlink r:id="rId50">
+            <w:hyperlink r:id="rId54">
               <w:r>
                 <w:rPr>
                   <w:rStyle w:val="Hyperlink"/>
@@ -8857,7 +10400,7 @@
             <w:pPr>
               <w:pStyle w:val="Compact"/>
             </w:pPr>
-            <w:hyperlink r:id="rId28">
+            <w:hyperlink r:id="rId31">
               <w:r>
                 <w:rPr>
                   <w:rStyle w:val="Hyperlink"/>
@@ -8886,7 +10429,7 @@
             <w:pPr>
               <w:pStyle w:val="Compact"/>
             </w:pPr>
-            <w:hyperlink r:id="rId40">
+            <w:hyperlink r:id="rId45">
               <w:r>
                 <w:rPr>
                   <w:rStyle w:val="Hyperlink"/>
@@ -8915,7 +10458,7 @@
             <w:pPr>
               <w:pStyle w:val="Compact"/>
             </w:pPr>
-            <w:hyperlink r:id="rId30">
+            <w:hyperlink r:id="rId33">
               <w:r>
                 <w:rPr>
                   <w:rStyle w:val="Hyperlink"/>
@@ -8973,7 +10516,7 @@
             <w:pPr>
               <w:pStyle w:val="Compact"/>
             </w:pPr>
-            <w:hyperlink r:id="rId51">
+            <w:hyperlink r:id="rId55">
               <w:r>
                 <w:rPr>
                   <w:rStyle w:val="Hyperlink"/>
@@ -9090,8 +10633,8 @@
         </w:pict>
       </w:r>
     </w:p>
-    <w:bookmarkEnd w:id="52"/>
-    <w:bookmarkStart w:id="53" w:name="update-protocol"/>
+    <w:bookmarkEnd w:id="56"/>
+    <w:bookmarkStart w:id="57" w:name="update-protocol"/>
     <w:p>
       <w:pPr>
         <w:pStyle w:val="Heading2"/>
@@ -9460,8 +11003,8 @@
         </w:pict>
       </w:r>
     </w:p>
-    <w:bookmarkEnd w:id="53"/>
-    <w:bookmarkStart w:id="54" w:name="companions"/>
+    <w:bookmarkEnd w:id="57"/>
+    <w:bookmarkStart w:id="58" w:name="companions"/>
     <w:p>
       <w:pPr>
         <w:pStyle w:val="Heading2"/>
@@ -9507,11 +11050,11 @@
           <w:i/>
           <w:iCs/>
         </w:rPr>
-        <w:t xml:space="preserve">Last regenerated: 2026-05-17</w:t>
+        <w:t xml:space="preserve">Last regenerated: 2026-05-22 (Specialized Pro Tools architecture + Professional Mood Board pack pricing + 13-SKU placeholder added per CLAUDE.md fifth 2026-05-22 decision-log row)</w:t>
       </w:r>
     </w:p>
-    <w:bookmarkEnd w:id="54"/>
-    <w:bookmarkEnd w:id="55"/>
+    <w:bookmarkEnd w:id="58"/>
+    <w:bookmarkEnd w:id="59"/>
     <w:sectPr>
       <w:footnotePr>
         <w:numRestart w:val="eachSect"/>

--- a/Pricing.docx
+++ b/Pricing.docx
@@ -2,7 +2,7 @@
 <file path=word/document.xml><?xml version="1.0" encoding="utf-8"?>
 <w:document xmlns:w="http://schemas.openxmlformats.org/wordprocessingml/2006/main" xmlns:m="http://schemas.openxmlformats.org/officeDocument/2006/math" xmlns:r="http://schemas.openxmlformats.org/officeDocument/2006/relationships" xmlns:o="urn:schemas-microsoft-com:office:office" xmlns:v="urn:schemas-microsoft-com:vml" xmlns:w10="urn:schemas-microsoft-com:office:word" xmlns:a="http://schemas.openxmlformats.org/drawingml/2006/main" xmlns:pic="http://schemas.openxmlformats.org/drawingml/2006/picture" xmlns:wp="http://schemas.openxmlformats.org/drawingml/2006/wordprocessingDrawing">
   <w:body>
-    <w:bookmarkStart w:id="59" w:name="setnayan-pricing-v1-master-reference"/>
+    <w:bookmarkStart w:id="66" w:name="setnayan-pricing-v1-master-reference"/>
     <w:p>
       <w:pPr>
         <w:pStyle w:val="Heading1"/>
@@ -59,7 +59,137 @@
         <w:t xml:space="preserve"> </w:t>
       </w:r>
       <w:r>
-        <w:t xml:space="preserve">2026-05-17</w:t>
+        <w:t xml:space="preserve">2026-06-04 —</w:t>
+      </w:r>
+      <w:r>
+        <w:t xml:space="preserve"> </w:t>
+      </w:r>
+      <w:r>
+        <w:rPr>
+          <w:b/>
+          <w:bCs/>
+        </w:rPr>
+        <w:t xml:space="preserve">LIVE-SITE RECONCILIATION.</w:t>
+      </w:r>
+      <w:r>
+        <w:t xml:space="preserve"> </w:t>
+      </w:r>
+      <w:r>
+        <w:t xml:space="preserve">Realigned to the published catalog on setnayan.com (</w:t>
+      </w:r>
+      <w:r>
+        <w:rPr>
+          <w:rStyle w:val="VerbatimChar"/>
+        </w:rPr>
+        <w:t xml:space="preserve">/pricing</w:t>
+      </w:r>
+      <w:r>
+        <w:t xml:space="preserve">,</w:t>
+      </w:r>
+      <w:r>
+        <w:t xml:space="preserve"> </w:t>
+      </w:r>
+      <w:r>
+        <w:rPr>
+          <w:rStyle w:val="VerbatimChar"/>
+        </w:rPr>
+        <w:t xml:space="preserve">/</w:t>
+      </w:r>
+      <w:r>
+        <w:t xml:space="preserve">,</w:t>
+      </w:r>
+      <w:r>
+        <w:t xml:space="preserve"> </w:t>
+      </w:r>
+      <w:r>
+        <w:rPr>
+          <w:rStyle w:val="VerbatimChar"/>
+        </w:rPr>
+        <w:t xml:space="preserve">/features</w:t>
+      </w:r>
+      <w:r>
+        <w:t xml:space="preserve">,</w:t>
+      </w:r>
+      <w:r>
+        <w:t xml:space="preserve"> </w:t>
+      </w:r>
+      <w:r>
+        <w:rPr>
+          <w:rStyle w:val="VerbatimChar"/>
+        </w:rPr>
+        <w:t xml:space="preserve">/for-vendors</w:t>
+      </w:r>
+      <w:r>
+        <w:t xml:space="preserve">,</w:t>
+      </w:r>
+      <w:r>
+        <w:t xml:space="preserve"> </w:t>
+      </w:r>
+      <w:r>
+        <w:rPr>
+          <w:rStyle w:val="VerbatimChar"/>
+        </w:rPr>
+        <w:t xml:space="preserve">/how-it-works</w:t>
+      </w:r>
+      <w:r>
+        <w:t xml:space="preserve">). The live site is now the source of truth; where it contradicts itself,</w:t>
+      </w:r>
+      <w:r>
+        <w:t xml:space="preserve"> </w:t>
+      </w:r>
+      <w:r>
+        <w:rPr>
+          <w:rStyle w:val="VerbatimChar"/>
+        </w:rPr>
+        <w:t xml:space="preserve">/pricing</w:t>
+      </w:r>
+      <w:r>
+        <w:t xml:space="preserve"> </w:t>
+      </w:r>
+      <w:r>
+        <w:t xml:space="preserve">wins. See</w:t>
+      </w:r>
+      <w:r>
+        <w:t xml:space="preserve"> </w:t>
+      </w:r>
+      <w:r>
+        <w:rPr>
+          <w:b/>
+          <w:bCs/>
+        </w:rPr>
+        <w:t xml:space="preserve">§ 0</w:t>
+      </w:r>
+      <w:r>
+        <w:t xml:space="preserve"> </w:t>
+      </w:r>
+      <w:r>
+        <w:t xml:space="preserve">for the authoritative live catalog and</w:t>
+      </w:r>
+      <w:r>
+        <w:t xml:space="preserve"> </w:t>
+      </w:r>
+      <w:r>
+        <w:rPr>
+          <w:b/>
+          <w:bCs/>
+        </w:rPr>
+        <w:t xml:space="preserve">§ 0.1</w:t>
+      </w:r>
+      <w:r>
+        <w:t xml:space="preserve"> </w:t>
+      </w:r>
+      <w:r>
+        <w:t xml:space="preserve">for unresolved site-internal contradictions the owner must settle. Sections § 2–§ 8 below are the pre-reconciliation spec history, retained for lineage but</w:t>
+      </w:r>
+      <w:r>
+        <w:t xml:space="preserve"> </w:t>
+      </w:r>
+      <w:r>
+        <w:rPr>
+          <w:b/>
+          <w:bCs/>
+        </w:rPr>
+        <w:t xml:space="preserve">superseded by § 0 wherever they disagree.</w:t>
       </w:r>
       <w:r>
         <w:t xml:space="preserve"> </w:t>
@@ -123,7 +253,19 @@
         <w:t xml:space="preserve"> </w:t>
       </w:r>
       <w:r>
-        <w:t xml:space="preserve">the CLAUDE.md § Cost-per-event cheat sheet (line 117) is stale in places — see § 7 below for which rows need refreshing.</w:t>
+        <w:t xml:space="preserve">the CLAUDE.md § Cost-per-event cheat sheet is stale in places — see § 7. As of 2026-06-04 the larger drift is spec-vs-live-site; see § 0 and the standalone</w:t>
+      </w:r>
+      <w:r>
+        <w:t xml:space="preserve"> </w:t>
+      </w:r>
+      <w:r>
+        <w:rPr>
+          <w:rStyle w:val="VerbatimChar"/>
+        </w:rPr>
+        <w:t xml:space="preserve">Site_vs_Spec_Reconciliation_2026-06-04.md</w:t>
+      </w:r>
+      <w:r>
+        <w:t xml:space="preserve">.</w:t>
       </w:r>
     </w:p>
     <w:p>
@@ -133,13 +275,1999 @@
         </w:pict>
       </w:r>
     </w:p>
-    <w:bookmarkStart w:id="11" w:name="pricing-rules-locked"/>
+    <w:bookmarkStart w:id="14" w:name="X67cf1c71b6e84d00d035c1058b0fbe474f17464"/>
     <w:p>
       <w:pPr>
         <w:pStyle w:val="Heading2"/>
       </w:pPr>
       <w:r>
-        <w:t xml:space="preserve">1. Pricing rules (locked)</w:t>
+        <w:t xml:space="preserve">0. LIVE SITE CATALOG — authoritative as of 2026-06-04</w:t>
+      </w:r>
+    </w:p>
+    <w:p>
+      <w:pPr>
+        <w:pStyle w:val="BlockText"/>
+      </w:pPr>
+      <w:r>
+        <w:t xml:space="preserve">Mirrors setnayan.com/pricing exactly. Each customer SKU carries a build state the site shows:</w:t>
+      </w:r>
+      <w:r>
+        <w:t xml:space="preserve"> </w:t>
+      </w:r>
+      <w:r>
+        <w:rPr>
+          <w:b/>
+          <w:bCs/>
+        </w:rPr>
+        <w:t xml:space="preserve">Live</w:t>
+      </w:r>
+      <w:r>
+        <w:t xml:space="preserve">,</w:t>
+      </w:r>
+      <w:r>
+        <w:t xml:space="preserve"> </w:t>
+      </w:r>
+      <w:r>
+        <w:rPr>
+          <w:b/>
+          <w:bCs/>
+        </w:rPr>
+        <w:t xml:space="preserve">In build</w:t>
+      </w:r>
+      <w:r>
+        <w:t xml:space="preserve">, or</w:t>
+      </w:r>
+      <w:r>
+        <w:t xml:space="preserve"> </w:t>
+      </w:r>
+      <w:r>
+        <w:rPr>
+          <w:b/>
+          <w:bCs/>
+        </w:rPr>
+        <w:t xml:space="preserve">Coming soon</w:t>
+      </w:r>
+      <w:r>
+        <w:t xml:space="preserve">.</w:t>
+      </w:r>
+      <w:r>
+        <w:t xml:space="preserve"> </w:t>
+      </w:r>
+      <w:r>
+        <w:rPr>
+          <w:rStyle w:val="VerbatimChar"/>
+        </w:rPr>
+        <w:t xml:space="preserve">[Token]</w:t>
+      </w:r>
+      <w:r>
+        <w:t xml:space="preserve"> </w:t>
+      </w:r>
+      <w:r>
+        <w:t xml:space="preserve">=</w:t>
+      </w:r>
+      <w:r>
+        <w:t xml:space="preserve"> </w:t>
+      </w:r>
+      <w:r>
+        <w:t xml:space="preserve">“Token Worthy”</w:t>
+      </w:r>
+      <w:r>
+        <w:t xml:space="preserve"> </w:t>
+      </w:r>
+      <w:r>
+        <w:t xml:space="preserve">— redeemable with vendor tokens at a rate the vendor sets in their dashboard. This section supersedes §§ 2–8 wherever they disagree.</w:t>
+      </w:r>
+    </w:p>
+    <w:bookmarkStart w:id="9" w:name="a-couple-side-software-skus"/>
+    <w:p>
+      <w:pPr>
+        <w:pStyle w:val="Heading3"/>
+      </w:pPr>
+      <w:r>
+        <w:t xml:space="preserve">0.A Couple-side software SKUs</w:t>
+      </w:r>
+    </w:p>
+    <w:tbl>
+      <w:tblPr>
+        <w:tblStyle w:val="Table"/>
+        <w:tblW w:type="pct" w:w="5000"/>
+        <w:tblLayout w:type="fixed"/>
+        <w:tblLook w:firstRow="1" w:lastRow="0" w:firstColumn="0" w:lastColumn="0" w:noHBand="0" w:noVBand="0" w:val="0020"/>
+      </w:tblPr>
+      <w:tblGrid>
+        <w:gridCol w:w="1980"/>
+        <w:gridCol w:w="1980"/>
+        <w:gridCol w:w="1980"/>
+        <w:gridCol w:w="1980"/>
+      </w:tblGrid>
+      <w:tr>
+        <w:trPr>
+          <w:tblHeader w:val="on"/>
+        </w:trPr>
+        <w:tc>
+          <w:tcPr/>
+          <w:p>
+            <w:pPr>
+              <w:pStyle w:val="Compact"/>
+            </w:pPr>
+            <w:r>
+              <w:t xml:space="preserve">SKU</w:t>
+            </w:r>
+          </w:p>
+        </w:tc>
+        <w:tc>
+          <w:tcPr/>
+          <w:p>
+            <w:pPr>
+              <w:pStyle w:val="Compact"/>
+            </w:pPr>
+            <w:r>
+              <w:t xml:space="preserve">Price</w:t>
+            </w:r>
+          </w:p>
+        </w:tc>
+        <w:tc>
+          <w:tcPr/>
+          <w:p>
+            <w:pPr>
+              <w:pStyle w:val="Compact"/>
+            </w:pPr>
+            <w:r>
+              <w:t xml:space="preserve">Build state</w:t>
+            </w:r>
+          </w:p>
+        </w:tc>
+        <w:tc>
+          <w:tcPr/>
+          <w:p>
+            <w:pPr>
+              <w:pStyle w:val="Compact"/>
+            </w:pPr>
+            <w:r>
+              <w:t xml:space="preserve">What the site says</w:t>
+            </w:r>
+          </w:p>
+        </w:tc>
+      </w:tr>
+      <w:tr>
+        <w:tc>
+          <w:tcPr/>
+          <w:p>
+            <w:pPr>
+              <w:pStyle w:val="Compact"/>
+            </w:pPr>
+            <w:r>
+              <w:t xml:space="preserve">Animated Monogram</w:t>
+            </w:r>
+          </w:p>
+        </w:tc>
+        <w:tc>
+          <w:tcPr/>
+          <w:p>
+            <w:pPr>
+              <w:pStyle w:val="Compact"/>
+            </w:pPr>
+            <w:r>
+              <w:t xml:space="preserve">₱2,499</w:t>
+            </w:r>
+          </w:p>
+        </w:tc>
+        <w:tc>
+          <w:tcPr/>
+          <w:p>
+            <w:pPr>
+              <w:pStyle w:val="Compact"/>
+            </w:pPr>
+            <w:r>
+              <w:rPr>
+                <w:b/>
+                <w:bCs/>
+              </w:rPr>
+              <w:t xml:space="preserve">Live</w:t>
+            </w:r>
+          </w:p>
+        </w:tc>
+        <w:tc>
+          <w:tcPr/>
+          <w:p>
+            <w:pPr>
+              <w:pStyle w:val="Compact"/>
+            </w:pPr>
+            <w:r>
+              <w:t xml:space="preserve">Bespoke Monogram with Animation</w:t>
+            </w:r>
+          </w:p>
+        </w:tc>
+      </w:tr>
+      <w:tr>
+        <w:tc>
+          <w:tcPr/>
+          <w:p>
+            <w:pPr>
+              <w:pStyle w:val="Compact"/>
+            </w:pPr>
+            <w:r>
+              <w:t xml:space="preserve">Custom QR per Guest</w:t>
+            </w:r>
+          </w:p>
+        </w:tc>
+        <w:tc>
+          <w:tcPr/>
+          <w:p>
+            <w:pPr>
+              <w:pStyle w:val="Compact"/>
+            </w:pPr>
+            <w:r>
+              <w:t xml:space="preserve">₱1,499</w:t>
+            </w:r>
+          </w:p>
+        </w:tc>
+        <w:tc>
+          <w:tcPr/>
+          <w:p>
+            <w:pPr>
+              <w:pStyle w:val="Compact"/>
+            </w:pPr>
+            <w:r>
+              <w:rPr>
+                <w:b/>
+                <w:bCs/>
+              </w:rPr>
+              <w:t xml:space="preserve">Live</w:t>
+            </w:r>
+          </w:p>
+        </w:tc>
+        <w:tc>
+          <w:tcPr/>
+          <w:p>
+            <w:pPr>
+              <w:pStyle w:val="Compact"/>
+            </w:pPr>
+            <w:r>
+              <w:t xml:space="preserve">1 QR code per guest (up to 250 pax)</w:t>
+            </w:r>
+          </w:p>
+        </w:tc>
+      </w:tr>
+      <w:tr>
+        <w:tc>
+          <w:tcPr/>
+          <w:p>
+            <w:pPr>
+              <w:pStyle w:val="Compact"/>
+            </w:pPr>
+            <w:r>
+              <w:t xml:space="preserve">Indoor Blueprint</w:t>
+            </w:r>
+          </w:p>
+        </w:tc>
+        <w:tc>
+          <w:tcPr/>
+          <w:p>
+            <w:pPr>
+              <w:pStyle w:val="Compact"/>
+            </w:pPr>
+            <w:r>
+              <w:t xml:space="preserve">₱1,499</w:t>
+            </w:r>
+          </w:p>
+        </w:tc>
+        <w:tc>
+          <w:tcPr/>
+          <w:p>
+            <w:pPr>
+              <w:pStyle w:val="Compact"/>
+            </w:pPr>
+            <w:r>
+              <w:rPr>
+                <w:b/>
+                <w:bCs/>
+              </w:rPr>
+              <w:t xml:space="preserve">Live</w:t>
+            </w:r>
+          </w:p>
+        </w:tc>
+        <w:tc>
+          <w:tcPr/>
+          <w:p>
+            <w:pPr>
+              <w:pStyle w:val="Compact"/>
+            </w:pPr>
+            <w:r>
+              <w:t xml:space="preserve">Guided from entrance to table</w:t>
+            </w:r>
+          </w:p>
+        </w:tc>
+      </w:tr>
+      <w:tr>
+        <w:tc>
+          <w:tcPr/>
+          <w:p>
+            <w:pPr>
+              <w:pStyle w:val="Compact"/>
+            </w:pPr>
+            <w:r>
+              <w:t xml:space="preserve">Papic (5 Seats)</w:t>
+            </w:r>
+            <w:r>
+              <w:t xml:space="preserve"> </w:t>
+            </w:r>
+            <w:r>
+              <w:rPr>
+                <w:rStyle w:val="VerbatimChar"/>
+              </w:rPr>
+              <w:t xml:space="preserve">[Token]</w:t>
+            </w:r>
+          </w:p>
+        </w:tc>
+        <w:tc>
+          <w:tcPr/>
+          <w:p>
+            <w:pPr>
+              <w:pStyle w:val="Compact"/>
+            </w:pPr>
+            <w:r>
+              <w:t xml:space="preserve">₱2,999</w:t>
+            </w:r>
+          </w:p>
+        </w:tc>
+        <w:tc>
+          <w:tcPr/>
+          <w:p>
+            <w:pPr>
+              <w:pStyle w:val="Compact"/>
+            </w:pPr>
+            <w:r>
+              <w:rPr>
+                <w:b/>
+                <w:bCs/>
+              </w:rPr>
+              <w:t xml:space="preserve">Live</w:t>
+            </w:r>
+          </w:p>
+        </w:tc>
+        <w:tc>
+          <w:tcPr/>
+          <w:p>
+            <w:pPr>
+              <w:pStyle w:val="Compact"/>
+            </w:pPr>
+            <w:r>
+              <w:t xml:space="preserve">Unlimited photos + unlimited videos for 5 hours</w:t>
+            </w:r>
+          </w:p>
+        </w:tc>
+      </w:tr>
+      <w:tr>
+        <w:tc>
+          <w:tcPr/>
+          <w:p>
+            <w:pPr>
+              <w:pStyle w:val="Compact"/>
+            </w:pPr>
+            <w:r>
+              <w:t xml:space="preserve">Papic Guest (Disposable Camera)</w:t>
+            </w:r>
+            <w:r>
+              <w:t xml:space="preserve"> </w:t>
+            </w:r>
+            <w:r>
+              <w:rPr>
+                <w:rStyle w:val="VerbatimChar"/>
+              </w:rPr>
+              <w:t xml:space="preserve">[Token]</w:t>
+            </w:r>
+          </w:p>
+        </w:tc>
+        <w:tc>
+          <w:tcPr/>
+          <w:p>
+            <w:pPr>
+              <w:pStyle w:val="Compact"/>
+            </w:pPr>
+            <w:r>
+              <w:t xml:space="preserve">from ₱2,999</w:t>
+            </w:r>
+          </w:p>
+        </w:tc>
+        <w:tc>
+          <w:tcPr/>
+          <w:p>
+            <w:pPr>
+              <w:pStyle w:val="Compact"/>
+            </w:pPr>
+            <w:r>
+              <w:rPr>
+                <w:b/>
+                <w:bCs/>
+              </w:rPr>
+              <w:t xml:space="preserve">Live</w:t>
+            </w:r>
+          </w:p>
+        </w:tc>
+        <w:tc>
+          <w:tcPr/>
+          <w:p>
+            <w:pPr>
+              <w:pStyle w:val="Compact"/>
+            </w:pPr>
+            <w:r>
+              <w:t xml:space="preserve">24 photos + 10 × 5-second videos</w:t>
+            </w:r>
+          </w:p>
+        </w:tc>
+      </w:tr>
+      <w:tr>
+        <w:tc>
+          <w:tcPr/>
+          <w:p>
+            <w:pPr>
+              <w:pStyle w:val="Compact"/>
+            </w:pPr>
+            <w:r>
+              <w:t xml:space="preserve">Today’s Focus</w:t>
+            </w:r>
+          </w:p>
+        </w:tc>
+        <w:tc>
+          <w:tcPr/>
+          <w:p>
+            <w:pPr>
+              <w:pStyle w:val="Compact"/>
+            </w:pPr>
+            <w:r>
+              <w:t xml:space="preserve">₱1,499</w:t>
+            </w:r>
+          </w:p>
+        </w:tc>
+        <w:tc>
+          <w:tcPr/>
+          <w:p>
+            <w:pPr>
+              <w:pStyle w:val="Compact"/>
+            </w:pPr>
+            <w:r>
+              <w:rPr>
+                <w:b/>
+                <w:bCs/>
+              </w:rPr>
+              <w:t xml:space="preserve">Live</w:t>
+            </w:r>
+          </w:p>
+        </w:tc>
+        <w:tc>
+          <w:tcPr/>
+          <w:p>
+            <w:pPr>
+              <w:pStyle w:val="Compact"/>
+            </w:pPr>
+            <w:r>
+              <w:t xml:space="preserve">Assisted planning (the AI planner — replaces</w:t>
+            </w:r>
+            <w:r>
+              <w:t xml:space="preserve"> </w:t>
+            </w:r>
+            <w:r>
+              <w:t xml:space="preserve">“Setnayan Concierge”</w:t>
+            </w:r>
+            <w:r>
+              <w:t xml:space="preserve"> </w:t>
+            </w:r>
+            <w:r>
+              <w:t xml:space="preserve">naming)</w:t>
+            </w:r>
+          </w:p>
+        </w:tc>
+      </w:tr>
+      <w:tr>
+        <w:tc>
+          <w:tcPr/>
+          <w:p>
+            <w:pPr>
+              <w:pStyle w:val="Compact"/>
+            </w:pPr>
+            <w:r>
+              <w:t xml:space="preserve">High Res Archive</w:t>
+            </w:r>
+          </w:p>
+        </w:tc>
+        <w:tc>
+          <w:tcPr/>
+          <w:p>
+            <w:pPr>
+              <w:pStyle w:val="Compact"/>
+            </w:pPr>
+            <w:r>
+              <w:t xml:space="preserve">₱2,999 / yr</w:t>
+            </w:r>
+          </w:p>
+        </w:tc>
+        <w:tc>
+          <w:tcPr/>
+          <w:p>
+            <w:pPr>
+              <w:pStyle w:val="Compact"/>
+            </w:pPr>
+            <w:r>
+              <w:t xml:space="preserve">In build</w:t>
+            </w:r>
+          </w:p>
+        </w:tc>
+        <w:tc>
+          <w:tcPr/>
+          <w:p>
+            <w:pPr>
+              <w:pStyle w:val="Compact"/>
+            </w:pPr>
+            <w:r>
+              <w:t xml:space="preserve">Yearly archive, billed per year</w:t>
+            </w:r>
+          </w:p>
+        </w:tc>
+      </w:tr>
+      <w:tr>
+        <w:tc>
+          <w:tcPr/>
+          <w:p>
+            <w:pPr>
+              <w:pStyle w:val="Compact"/>
+            </w:pPr>
+            <w:r>
+              <w:t xml:space="preserve">Live Background</w:t>
+            </w:r>
+            <w:r>
+              <w:t xml:space="preserve"> </w:t>
+            </w:r>
+            <w:r>
+              <w:rPr>
+                <w:rStyle w:val="VerbatimChar"/>
+              </w:rPr>
+              <w:t xml:space="preserve">[Token]</w:t>
+            </w:r>
+          </w:p>
+        </w:tc>
+        <w:tc>
+          <w:tcPr/>
+          <w:p>
+            <w:pPr>
+              <w:pStyle w:val="Compact"/>
+            </w:pPr>
+            <w:r>
+              <w:t xml:space="preserve">₱2,499</w:t>
+            </w:r>
+          </w:p>
+        </w:tc>
+        <w:tc>
+          <w:tcPr/>
+          <w:p>
+            <w:pPr>
+              <w:pStyle w:val="Compact"/>
+            </w:pPr>
+            <w:r>
+              <w:t xml:space="preserve">In build</w:t>
+            </w:r>
+          </w:p>
+        </w:tc>
+        <w:tc>
+          <w:tcPr/>
+          <w:p>
+            <w:pPr>
+              <w:pStyle w:val="Compact"/>
+            </w:pPr>
+            <w:r>
+              <w:t xml:space="preserve">LED wall design background with monogram (was</w:t>
+            </w:r>
+            <w:r>
+              <w:t xml:space="preserve"> </w:t>
+            </w:r>
+            <w:r>
+              <w:t xml:space="preserve">“Pailaw”</w:t>
+            </w:r>
+            <w:r>
+              <w:t xml:space="preserve">/LED Background)</w:t>
+            </w:r>
+          </w:p>
+        </w:tc>
+      </w:tr>
+      <w:tr>
+        <w:tc>
+          <w:tcPr/>
+          <w:p>
+            <w:pPr>
+              <w:pStyle w:val="Compact"/>
+            </w:pPr>
+            <w:r>
+              <w:t xml:space="preserve">Panood (Website Add-on)</w:t>
+            </w:r>
+            <w:r>
+              <w:t xml:space="preserve"> </w:t>
+            </w:r>
+            <w:r>
+              <w:rPr>
+                <w:rStyle w:val="VerbatimChar"/>
+              </w:rPr>
+              <w:t xml:space="preserve">[Token]</w:t>
+            </w:r>
+          </w:p>
+        </w:tc>
+        <w:tc>
+          <w:tcPr/>
+          <w:p>
+            <w:pPr>
+              <w:pStyle w:val="Compact"/>
+            </w:pPr>
+            <w:r>
+              <w:t xml:space="preserve">₱3,499 / day</w:t>
+            </w:r>
+          </w:p>
+        </w:tc>
+        <w:tc>
+          <w:tcPr/>
+          <w:p>
+            <w:pPr>
+              <w:pStyle w:val="Compact"/>
+            </w:pPr>
+            <w:r>
+              <w:t xml:space="preserve">In build</w:t>
+            </w:r>
+          </w:p>
+        </w:tc>
+        <w:tc>
+          <w:tcPr/>
+          <w:p>
+            <w:pPr>
+              <w:pStyle w:val="Compact"/>
+            </w:pPr>
+            <w:r>
+              <w:t xml:space="preserve">Live streaming per day embedded on the event page</w:t>
+            </w:r>
+          </w:p>
+        </w:tc>
+      </w:tr>
+      <w:tr>
+        <w:tc>
+          <w:tcPr/>
+          <w:p>
+            <w:pPr>
+              <w:pStyle w:val="Compact"/>
+            </w:pPr>
+            <w:r>
+              <w:t xml:space="preserve">Patiktok</w:t>
+            </w:r>
+            <w:r>
+              <w:t xml:space="preserve"> </w:t>
+            </w:r>
+            <w:r>
+              <w:rPr>
+                <w:rStyle w:val="VerbatimChar"/>
+              </w:rPr>
+              <w:t xml:space="preserve">[Token]</w:t>
+            </w:r>
+          </w:p>
+        </w:tc>
+        <w:tc>
+          <w:tcPr/>
+          <w:p>
+            <w:pPr>
+              <w:pStyle w:val="Compact"/>
+            </w:pPr>
+            <w:r>
+              <w:t xml:space="preserve">₱2,499</w:t>
+            </w:r>
+          </w:p>
+        </w:tc>
+        <w:tc>
+          <w:tcPr/>
+          <w:p>
+            <w:pPr>
+              <w:pStyle w:val="Compact"/>
+            </w:pPr>
+            <w:r>
+              <w:t xml:space="preserve">In build</w:t>
+            </w:r>
+          </w:p>
+        </w:tc>
+        <w:tc>
+          <w:tcPr/>
+          <w:p>
+            <w:pPr>
+              <w:pStyle w:val="Compact"/>
+            </w:pPr>
+            <w:r>
+              <w:t xml:space="preserve">Up to 250 TikTok recordings</w:t>
+            </w:r>
+          </w:p>
+        </w:tc>
+      </w:tr>
+      <w:tr>
+        <w:tc>
+          <w:tcPr/>
+          <w:p>
+            <w:pPr>
+              <w:pStyle w:val="Compact"/>
+            </w:pPr>
+            <w:r>
+              <w:t xml:space="preserve">Pro Website</w:t>
+            </w:r>
+            <w:r>
+              <w:t xml:space="preserve"> </w:t>
+            </w:r>
+            <w:r>
+              <w:rPr>
+                <w:rStyle w:val="VerbatimChar"/>
+              </w:rPr>
+              <w:t xml:space="preserve">[Token]</w:t>
+            </w:r>
+          </w:p>
+        </w:tc>
+        <w:tc>
+          <w:tcPr/>
+          <w:p>
+            <w:pPr>
+              <w:pStyle w:val="Compact"/>
+            </w:pPr>
+            <w:r>
+              <w:t xml:space="preserve">₱5,499</w:t>
+            </w:r>
+          </w:p>
+        </w:tc>
+        <w:tc>
+          <w:tcPr/>
+          <w:p>
+            <w:pPr>
+              <w:pStyle w:val="Compact"/>
+            </w:pPr>
+            <w:r>
+              <w:t xml:space="preserve">In build</w:t>
+            </w:r>
+          </w:p>
+        </w:tc>
+        <w:tc>
+          <w:tcPr/>
+          <w:p>
+            <w:pPr>
+              <w:pStyle w:val="Compact"/>
+            </w:pPr>
+            <w:r>
+              <w:t xml:space="preserve">Premium invitation + event page + editorial</w:t>
+            </w:r>
+          </w:p>
+        </w:tc>
+      </w:tr>
+      <w:tr>
+        <w:tc>
+          <w:tcPr/>
+          <w:p>
+            <w:pPr>
+              <w:pStyle w:val="Compact"/>
+            </w:pPr>
+            <w:r>
+              <w:t xml:space="preserve">Call-Time Escalator</w:t>
+            </w:r>
+          </w:p>
+        </w:tc>
+        <w:tc>
+          <w:tcPr/>
+          <w:p>
+            <w:pPr>
+              <w:pStyle w:val="Compact"/>
+            </w:pPr>
+            <w:r>
+              <w:t xml:space="preserve">₱1,999</w:t>
+            </w:r>
+          </w:p>
+        </w:tc>
+        <w:tc>
+          <w:tcPr/>
+          <w:p>
+            <w:pPr>
+              <w:pStyle w:val="Compact"/>
+            </w:pPr>
+            <w:r>
+              <w:t xml:space="preserve">Coming soon</w:t>
+            </w:r>
+          </w:p>
+        </w:tc>
+        <w:tc>
+          <w:tcPr/>
+          <w:p>
+            <w:pPr>
+              <w:pStyle w:val="Compact"/>
+            </w:pPr>
+            <w:r>
+              <w:t xml:space="preserve">SMS update to all vendors</w:t>
+            </w:r>
+          </w:p>
+        </w:tc>
+      </w:tr>
+      <w:tr>
+        <w:tc>
+          <w:tcPr/>
+          <w:p>
+            <w:pPr>
+              <w:pStyle w:val="Compact"/>
+            </w:pPr>
+            <w:r>
+              <w:t xml:space="preserve">Camera Bridge</w:t>
+            </w:r>
+          </w:p>
+        </w:tc>
+        <w:tc>
+          <w:tcPr/>
+          <w:p>
+            <w:pPr>
+              <w:pStyle w:val="Compact"/>
+            </w:pPr>
+            <w:r>
+              <w:t xml:space="preserve">₱1,999</w:t>
+            </w:r>
+          </w:p>
+        </w:tc>
+        <w:tc>
+          <w:tcPr/>
+          <w:p>
+            <w:pPr>
+              <w:pStyle w:val="Compact"/>
+            </w:pPr>
+            <w:r>
+              <w:t xml:space="preserve">Coming soon</w:t>
+            </w:r>
+          </w:p>
+        </w:tc>
+        <w:tc>
+          <w:tcPr/>
+          <w:p>
+            <w:pPr>
+              <w:pStyle w:val="Compact"/>
+            </w:pPr>
+            <w:r>
+              <w:t xml:space="preserve">Connect DSLR to Papic and Panood</w:t>
+            </w:r>
+          </w:p>
+        </w:tc>
+      </w:tr>
+      <w:tr>
+        <w:tc>
+          <w:tcPr/>
+          <w:p>
+            <w:pPr>
+              <w:pStyle w:val="Compact"/>
+            </w:pPr>
+            <w:r>
+              <w:t xml:space="preserve">Guest Stories (Papic Add-on)</w:t>
+            </w:r>
+          </w:p>
+        </w:tc>
+        <w:tc>
+          <w:tcPr/>
+          <w:p>
+            <w:pPr>
+              <w:pStyle w:val="Compact"/>
+            </w:pPr>
+            <w:r>
+              <w:t xml:space="preserve">₱1,999</w:t>
+            </w:r>
+          </w:p>
+        </w:tc>
+        <w:tc>
+          <w:tcPr/>
+          <w:p>
+            <w:pPr>
+              <w:pStyle w:val="Compact"/>
+            </w:pPr>
+            <w:r>
+              <w:t xml:space="preserve">Coming soon</w:t>
+            </w:r>
+          </w:p>
+        </w:tc>
+        <w:tc>
+          <w:tcPr/>
+          <w:p>
+            <w:pPr>
+              <w:pStyle w:val="Compact"/>
+            </w:pPr>
+            <w:r>
+              <w:t xml:space="preserve">30-second story maker for guests</w:t>
+            </w:r>
+          </w:p>
+        </w:tc>
+      </w:tr>
+      <w:tr>
+        <w:tc>
+          <w:tcPr/>
+          <w:p>
+            <w:pPr>
+              <w:pStyle w:val="Compact"/>
+            </w:pPr>
+            <w:r>
+              <w:t xml:space="preserve">Live Venue Photo Wall</w:t>
+            </w:r>
+            <w:r>
+              <w:t xml:space="preserve"> </w:t>
+            </w:r>
+            <w:r>
+              <w:rPr>
+                <w:rStyle w:val="VerbatimChar"/>
+              </w:rPr>
+              <w:t xml:space="preserve">[Token]</w:t>
+            </w:r>
+          </w:p>
+        </w:tc>
+        <w:tc>
+          <w:tcPr/>
+          <w:p>
+            <w:pPr>
+              <w:pStyle w:val="Compact"/>
+            </w:pPr>
+            <w:r>
+              <w:t xml:space="preserve">₱2,499</w:t>
+            </w:r>
+          </w:p>
+        </w:tc>
+        <w:tc>
+          <w:tcPr/>
+          <w:p>
+            <w:pPr>
+              <w:pStyle w:val="Compact"/>
+            </w:pPr>
+            <w:r>
+              <w:t xml:space="preserve">Coming soon</w:t>
+            </w:r>
+          </w:p>
+        </w:tc>
+        <w:tc>
+          <w:tcPr/>
+          <w:p>
+            <w:pPr>
+              <w:pStyle w:val="Compact"/>
+            </w:pPr>
+            <w:r>
+              <w:t xml:space="preserve">Live photo collage with live count</w:t>
+            </w:r>
+          </w:p>
+        </w:tc>
+      </w:tr>
+      <w:tr>
+        <w:tc>
+          <w:tcPr/>
+          <w:p>
+            <w:pPr>
+              <w:pStyle w:val="Compact"/>
+            </w:pPr>
+            <w:r>
+              <w:t xml:space="preserve">Pabati</w:t>
+            </w:r>
+          </w:p>
+        </w:tc>
+        <w:tc>
+          <w:tcPr/>
+          <w:p>
+            <w:pPr>
+              <w:pStyle w:val="Compact"/>
+            </w:pPr>
+            <w:r>
+              <w:t xml:space="preserve">₱999</w:t>
+            </w:r>
+          </w:p>
+        </w:tc>
+        <w:tc>
+          <w:tcPr/>
+          <w:p>
+            <w:pPr>
+              <w:pStyle w:val="Compact"/>
+            </w:pPr>
+            <w:r>
+              <w:t xml:space="preserve">Coming soon</w:t>
+            </w:r>
+          </w:p>
+        </w:tc>
+        <w:tc>
+          <w:tcPr/>
+          <w:p>
+            <w:pPr>
+              <w:pStyle w:val="Compact"/>
+            </w:pPr>
+            <w:r>
+              <w:t xml:space="preserve">Up to 300 × 5-second videos</w:t>
+            </w:r>
+          </w:p>
+        </w:tc>
+      </w:tr>
+      <w:tr>
+        <w:tc>
+          <w:tcPr/>
+          <w:p>
+            <w:pPr>
+              <w:pStyle w:val="Compact"/>
+            </w:pPr>
+            <w:r>
+              <w:t xml:space="preserve">Pakanta</w:t>
+            </w:r>
+            <w:r>
+              <w:t xml:space="preserve"> </w:t>
+            </w:r>
+            <w:r>
+              <w:rPr>
+                <w:rStyle w:val="VerbatimChar"/>
+              </w:rPr>
+              <w:t xml:space="preserve">[Token]</w:t>
+            </w:r>
+          </w:p>
+        </w:tc>
+        <w:tc>
+          <w:tcPr/>
+          <w:p>
+            <w:pPr>
+              <w:pStyle w:val="Compact"/>
+            </w:pPr>
+            <w:r>
+              <w:t xml:space="preserve">₱2,499</w:t>
+            </w:r>
+          </w:p>
+        </w:tc>
+        <w:tc>
+          <w:tcPr/>
+          <w:p>
+            <w:pPr>
+              <w:pStyle w:val="Compact"/>
+            </w:pPr>
+            <w:r>
+              <w:t xml:space="preserve">Coming soon</w:t>
+            </w:r>
+          </w:p>
+        </w:tc>
+        <w:tc>
+          <w:tcPr/>
+          <w:p>
+            <w:pPr>
+              <w:pStyle w:val="Compact"/>
+            </w:pPr>
+            <w:r>
+              <w:t xml:space="preserve">Create a special song for the couple (single SKU — was 3 tiers)</w:t>
+            </w:r>
+          </w:p>
+        </w:tc>
+      </w:tr>
+      <w:tr>
+        <w:tc>
+          <w:tcPr/>
+          <w:p>
+            <w:pPr>
+              <w:pStyle w:val="Compact"/>
+            </w:pPr>
+            <w:r>
+              <w:t xml:space="preserve">Pakulay</w:t>
+            </w:r>
+          </w:p>
+        </w:tc>
+        <w:tc>
+          <w:tcPr/>
+          <w:p>
+            <w:pPr>
+              <w:pStyle w:val="Compact"/>
+            </w:pPr>
+            <w:r>
+              <w:t xml:space="preserve">₱0</w:t>
+            </w:r>
+          </w:p>
+        </w:tc>
+        <w:tc>
+          <w:tcPr/>
+          <w:p>
+            <w:pPr>
+              <w:pStyle w:val="Compact"/>
+            </w:pPr>
+            <w:r>
+              <w:t xml:space="preserve">Coming soon</w:t>
+            </w:r>
+          </w:p>
+        </w:tc>
+        <w:tc>
+          <w:tcPr/>
+          <w:p>
+            <w:pPr>
+              <w:pStyle w:val="Compact"/>
+            </w:pPr>
+            <w:r>
+              <w:t xml:space="preserve">Free mood board · palette + visual identity for every account</w:t>
+            </w:r>
+          </w:p>
+        </w:tc>
+      </w:tr>
+      <w:tr>
+        <w:tc>
+          <w:tcPr/>
+          <w:p>
+            <w:pPr>
+              <w:pStyle w:val="Compact"/>
+            </w:pPr>
+            <w:r>
+              <w:t xml:space="preserve">SDE (Papic Add-on)</w:t>
+            </w:r>
+            <w:r>
+              <w:t xml:space="preserve"> </w:t>
+            </w:r>
+            <w:r>
+              <w:rPr>
+                <w:rStyle w:val="VerbatimChar"/>
+              </w:rPr>
+              <w:t xml:space="preserve">[Token]</w:t>
+            </w:r>
+          </w:p>
+        </w:tc>
+        <w:tc>
+          <w:tcPr/>
+          <w:p>
+            <w:pPr>
+              <w:pStyle w:val="Compact"/>
+            </w:pPr>
+            <w:r>
+              <w:t xml:space="preserve">₱3,499</w:t>
+            </w:r>
+          </w:p>
+        </w:tc>
+        <w:tc>
+          <w:tcPr/>
+          <w:p>
+            <w:pPr>
+              <w:pStyle w:val="Compact"/>
+            </w:pPr>
+            <w:r>
+              <w:t xml:space="preserve">Coming soon</w:t>
+            </w:r>
+          </w:p>
+        </w:tc>
+        <w:tc>
+          <w:tcPr/>
+          <w:p>
+            <w:pPr>
+              <w:pStyle w:val="Compact"/>
+            </w:pPr>
+            <w:r>
+              <w:t xml:space="preserve">3-minute video compilation from Papic (a.k.a.</w:t>
+            </w:r>
+            <w:r>
+              <w:t xml:space="preserve"> </w:t>
+            </w:r>
+            <w:r>
+              <w:t xml:space="preserve">“Same-Day Edit”</w:t>
+            </w:r>
+            <w:r>
+              <w:t xml:space="preserve">)</w:t>
+            </w:r>
+          </w:p>
+        </w:tc>
+      </w:tr>
+      <w:tr>
+        <w:tc>
+          <w:tcPr/>
+          <w:p>
+            <w:pPr>
+              <w:pStyle w:val="Compact"/>
+            </w:pPr>
+            <w:r>
+              <w:t xml:space="preserve">Thank You Video (Papic Add-on)</w:t>
+            </w:r>
+            <w:r>
+              <w:t xml:space="preserve"> </w:t>
+            </w:r>
+            <w:r>
+              <w:rPr>
+                <w:rStyle w:val="VerbatimChar"/>
+              </w:rPr>
+              <w:t xml:space="preserve">[Token]</w:t>
+            </w:r>
+          </w:p>
+        </w:tc>
+        <w:tc>
+          <w:tcPr/>
+          <w:p>
+            <w:pPr>
+              <w:pStyle w:val="Compact"/>
+            </w:pPr>
+            <w:r>
+              <w:t xml:space="preserve">₱5,499</w:t>
+            </w:r>
+          </w:p>
+        </w:tc>
+        <w:tc>
+          <w:tcPr/>
+          <w:p>
+            <w:pPr>
+              <w:pStyle w:val="Compact"/>
+            </w:pPr>
+            <w:r>
+              <w:t xml:space="preserve">Coming soon</w:t>
+            </w:r>
+          </w:p>
+        </w:tc>
+        <w:tc>
+          <w:tcPr/>
+          <w:p>
+            <w:pPr>
+              <w:pStyle w:val="Compact"/>
+            </w:pPr>
+            <w:r>
+              <w:t xml:space="preserve">5-minute thank-you video for attendees</w:t>
+            </w:r>
+          </w:p>
+        </w:tc>
+      </w:tr>
+    </w:tbl>
+    <w:bookmarkEnd w:id="9"/>
+    <w:bookmarkStart w:id="10" w:name="b-bundles"/>
+    <w:p>
+      <w:pPr>
+        <w:pStyle w:val="Heading3"/>
+      </w:pPr>
+      <w:r>
+        <w:t xml:space="preserve">0.B Bundles</w:t>
+      </w:r>
+    </w:p>
+    <w:tbl>
+      <w:tblPr>
+        <w:tblStyle w:val="Table"/>
+        <w:tblW w:type="pct" w:w="5000"/>
+        <w:tblLayout w:type="fixed"/>
+        <w:tblLook w:firstRow="1" w:lastRow="0" w:firstColumn="0" w:lastColumn="0" w:noHBand="0" w:noVBand="0" w:val="0020"/>
+      </w:tblPr>
+      <w:tblGrid>
+        <w:gridCol w:w="2640"/>
+        <w:gridCol w:w="2640"/>
+        <w:gridCol w:w="2640"/>
+      </w:tblGrid>
+      <w:tr>
+        <w:trPr>
+          <w:tblHeader w:val="on"/>
+        </w:trPr>
+        <w:tc>
+          <w:tcPr/>
+          <w:p>
+            <w:pPr>
+              <w:pStyle w:val="Compact"/>
+            </w:pPr>
+            <w:r>
+              <w:t xml:space="preserve">Bundle</w:t>
+            </w:r>
+          </w:p>
+        </w:tc>
+        <w:tc>
+          <w:tcPr/>
+          <w:p>
+            <w:pPr>
+              <w:pStyle w:val="Compact"/>
+            </w:pPr>
+            <w:r>
+              <w:t xml:space="preserve">Price</w:t>
+            </w:r>
+          </w:p>
+        </w:tc>
+        <w:tc>
+          <w:tcPr/>
+          <w:p>
+            <w:pPr>
+              <w:pStyle w:val="Compact"/>
+            </w:pPr>
+            <w:r>
+              <w:t xml:space="preserve">Scope</w:t>
+            </w:r>
+          </w:p>
+        </w:tc>
+      </w:tr>
+      <w:tr>
+        <w:tc>
+          <w:tcPr/>
+          <w:p>
+            <w:pPr>
+              <w:pStyle w:val="Compact"/>
+            </w:pPr>
+            <w:r>
+              <w:t xml:space="preserve">Setnayan Guided Planner Suite</w:t>
+            </w:r>
+          </w:p>
+        </w:tc>
+        <w:tc>
+          <w:tcPr/>
+          <w:p>
+            <w:pPr>
+              <w:pStyle w:val="Compact"/>
+            </w:pPr>
+            <w:r>
+              <w:t xml:space="preserve">₱11,999</w:t>
+            </w:r>
+          </w:p>
+        </w:tc>
+        <w:tc>
+          <w:tcPr/>
+          <w:p>
+            <w:pPr>
+              <w:pStyle w:val="Compact"/>
+            </w:pPr>
+            <w:r>
+              <w:t xml:space="preserve">one-time, per event</w:t>
+            </w:r>
+          </w:p>
+        </w:tc>
+      </w:tr>
+      <w:tr>
+        <w:tc>
+          <w:tcPr/>
+          <w:p>
+            <w:pPr>
+              <w:pStyle w:val="Compact"/>
+            </w:pPr>
+            <w:r>
+              <w:t xml:space="preserve">Setnayan Comprehensive Media Pack Bundle</w:t>
+            </w:r>
+          </w:p>
+        </w:tc>
+        <w:tc>
+          <w:tcPr/>
+          <w:p>
+            <w:pPr>
+              <w:pStyle w:val="Compact"/>
+            </w:pPr>
+            <w:r>
+              <w:t xml:space="preserve">₱16,999</w:t>
+            </w:r>
+          </w:p>
+        </w:tc>
+        <w:tc>
+          <w:tcPr/>
+          <w:p>
+            <w:pPr>
+              <w:pStyle w:val="Compact"/>
+            </w:pPr>
+            <w:r>
+              <w:t xml:space="preserve">one-time, per event</w:t>
+            </w:r>
+          </w:p>
+        </w:tc>
+      </w:tr>
+    </w:tbl>
+    <w:bookmarkEnd w:id="10"/>
+    <w:bookmarkStart w:id="12" w:name="c-vendor-side-canonical-pricing"/>
+    <w:p>
+      <w:pPr>
+        <w:pStyle w:val="Heading3"/>
+      </w:pPr>
+      <w:r>
+        <w:t xml:space="preserve">0.C Vendor-side (canonical =</w:t>
+      </w:r>
+      <w:r>
+        <w:t xml:space="preserve"> </w:t>
+      </w:r>
+      <w:r>
+        <w:rPr>
+          <w:rStyle w:val="VerbatimChar"/>
+        </w:rPr>
+        <w:t xml:space="preserve">/pricing</w:t>
+      </w:r>
+      <w:r>
+        <w:t xml:space="preserve">)</w:t>
+      </w:r>
+    </w:p>
+    <w:tbl>
+      <w:tblPr>
+        <w:tblStyle w:val="Table"/>
+        <w:tblW w:type="pct" w:w="5000"/>
+        <w:tblLayout w:type="fixed"/>
+        <w:tblLook w:firstRow="1" w:lastRow="0" w:firstColumn="0" w:lastColumn="0" w:noHBand="0" w:noVBand="0" w:val="0020"/>
+      </w:tblPr>
+      <w:tblGrid>
+        <w:gridCol w:w="1980"/>
+        <w:gridCol w:w="1980"/>
+        <w:gridCol w:w="1980"/>
+        <w:gridCol w:w="1980"/>
+      </w:tblGrid>
+      <w:tr>
+        <w:trPr>
+          <w:tblHeader w:val="on"/>
+        </w:trPr>
+        <w:tc>
+          <w:tcPr/>
+          <w:p>
+            <w:pPr>
+              <w:pStyle w:val="Compact"/>
+            </w:pPr>
+            <w:r>
+              <w:t xml:space="preserve">SKU</w:t>
+            </w:r>
+          </w:p>
+        </w:tc>
+        <w:tc>
+          <w:tcPr/>
+          <w:p>
+            <w:pPr>
+              <w:pStyle w:val="Compact"/>
+            </w:pPr>
+            <w:r>
+              <w:t xml:space="preserve">Price</w:t>
+            </w:r>
+          </w:p>
+        </w:tc>
+        <w:tc>
+          <w:tcPr/>
+          <w:p>
+            <w:pPr>
+              <w:pStyle w:val="Compact"/>
+            </w:pPr>
+            <w:r>
+              <w:t xml:space="preserve">Annual</w:t>
+            </w:r>
+          </w:p>
+        </w:tc>
+        <w:tc>
+          <w:tcPr/>
+          <w:p>
+            <w:pPr>
+              <w:pStyle w:val="Compact"/>
+            </w:pPr>
+            <w:r>
+              <w:t xml:space="preserve">Notes</w:t>
+            </w:r>
+          </w:p>
+        </w:tc>
+      </w:tr>
+      <w:tr>
+        <w:tc>
+          <w:tcPr/>
+          <w:p>
+            <w:pPr>
+              <w:pStyle w:val="Compact"/>
+            </w:pPr>
+            <w:r>
+              <w:t xml:space="preserve">Pro Vendor (28-day prepaid block)</w:t>
+            </w:r>
+          </w:p>
+        </w:tc>
+        <w:tc>
+          <w:tcPr/>
+          <w:p>
+            <w:pPr>
+              <w:pStyle w:val="Compact"/>
+            </w:pPr>
+            <w:r>
+              <w:t xml:space="preserve">₱2,499 / 28 days</w:t>
+            </w:r>
+          </w:p>
+        </w:tc>
+        <w:tc>
+          <w:tcPr/>
+          <w:p>
+            <w:pPr>
+              <w:pStyle w:val="Compact"/>
+            </w:pPr>
+            <w:r>
+              <w:t xml:space="preserve">₱24,999 / yr (save ₱7,488 · 23%)</w:t>
+            </w:r>
+          </w:p>
+        </w:tc>
+        <w:tc>
+          <w:tcPr/>
+          <w:p>
+            <w:pPr>
+              <w:pStyle w:val="Compact"/>
+            </w:pPr>
+            <w:r>
+              <w:t xml:space="preserve">1 category · 5 sub-seats · free vendor site · 100 complimentary tokens once verified</w:t>
+            </w:r>
+          </w:p>
+        </w:tc>
+      </w:tr>
+      <w:tr>
+        <w:tc>
+          <w:tcPr/>
+          <w:p>
+            <w:pPr>
+              <w:pStyle w:val="Compact"/>
+            </w:pPr>
+            <w:r>
+              <w:t xml:space="preserve">Enterprise Vendor (28-day prepaid block)</w:t>
+            </w:r>
+          </w:p>
+        </w:tc>
+        <w:tc>
+          <w:tcPr/>
+          <w:p>
+            <w:pPr>
+              <w:pStyle w:val="Compact"/>
+            </w:pPr>
+            <w:r>
+              <w:t xml:space="preserve">₱5,499 / 28 days</w:t>
+            </w:r>
+          </w:p>
+        </w:tc>
+        <w:tc>
+          <w:tcPr/>
+          <w:p>
+            <w:pPr>
+              <w:pStyle w:val="Compact"/>
+            </w:pPr>
+            <w:r>
+              <w:t xml:space="preserve">₱54,999 / yr (save ₱16,488 · 23%)</w:t>
+            </w:r>
+          </w:p>
+        </w:tc>
+        <w:tc>
+          <w:tcPr/>
+          <w:p>
+            <w:pPr>
+              <w:pStyle w:val="Compact"/>
+            </w:pPr>
+            <w:r>
+              <w:t xml:space="preserve">all categories · unlimited sub-seats · 100 tokens</w:t>
+            </w:r>
+          </w:p>
+        </w:tc>
+      </w:tr>
+      <w:tr>
+        <w:tc>
+          <w:tcPr/>
+          <w:p>
+            <w:pPr>
+              <w:pStyle w:val="Compact"/>
+            </w:pPr>
+            <w:r>
+              <w:t xml:space="preserve">Additional Branch (per branch)</w:t>
+            </w:r>
+          </w:p>
+        </w:tc>
+        <w:tc>
+          <w:tcPr/>
+          <w:p>
+            <w:pPr>
+              <w:pStyle w:val="Compact"/>
+            </w:pPr>
+            <w:r>
+              <w:t xml:space="preserve">₱999 / 28 days</w:t>
+            </w:r>
+          </w:p>
+        </w:tc>
+        <w:tc>
+          <w:tcPr/>
+          <w:p>
+            <w:pPr>
+              <w:pStyle w:val="Compact"/>
+            </w:pPr>
+            <w:r>
+              <w:t xml:space="preserve">—</w:t>
+            </w:r>
+          </w:p>
+        </w:tc>
+        <w:tc>
+          <w:tcPr/>
+          <w:p>
+            <w:pPr>
+              <w:pStyle w:val="Compact"/>
+            </w:pPr>
+            <w:r>
+              <w:t xml:space="preserve">Enterprise only · apply-then-pay (0034) · BUILT 2026-06-05 (price ₱999 charm + Enterprise gate owner-locked 2026-06-05; supersedes the prior</w:t>
+            </w:r>
+            <w:r>
+              <w:t xml:space="preserve"> </w:t>
+            </w:r>
+            <w:r>
+              <w:t xml:space="preserve">“Pro+ only”</w:t>
+            </w:r>
+            <w:r>
+              <w:t xml:space="preserve">)</w:t>
+            </w:r>
+          </w:p>
+        </w:tc>
+      </w:tr>
+      <w:tr>
+        <w:tc>
+          <w:tcPr/>
+          <w:p>
+            <w:pPr>
+              <w:pStyle w:val="Compact"/>
+            </w:pPr>
+            <w:r>
+              <w:t xml:space="preserve">Feature boost (per feature, 7 days)</w:t>
+            </w:r>
+          </w:p>
+        </w:tc>
+        <w:tc>
+          <w:tcPr/>
+          <w:p>
+            <w:pPr>
+              <w:pStyle w:val="Compact"/>
+            </w:pPr>
+            <w:r>
+              <w:t xml:space="preserve">4–100 tokens</w:t>
+            </w:r>
+          </w:p>
+        </w:tc>
+        <w:tc>
+          <w:tcPr/>
+          <w:p>
+            <w:pPr>
+              <w:pStyle w:val="Compact"/>
+            </w:pPr>
+            <w:r>
+              <w:t xml:space="preserve">—</w:t>
+            </w:r>
+          </w:p>
+        </w:tc>
+        <w:tc>
+          <w:tcPr/>
+          <w:p>
+            <w:pPr>
+              <w:pStyle w:val="Compact"/>
+            </w:pPr>
+            <w:r>
+              <w:t xml:space="preserve">redeemed from token balance</w:t>
+            </w:r>
+          </w:p>
+        </w:tc>
+      </w:tr>
+    </w:tbl>
+    <w:p>
+      <w:pPr>
+        <w:pStyle w:val="BodyText"/>
+      </w:pPr>
+      <w:r>
+        <w:rPr>
+          <w:b/>
+          <w:bCs/>
+        </w:rPr>
+        <w:t xml:space="preserve">Token packs</w:t>
+      </w:r>
+      <w:r>
+        <w:t xml:space="preserve"> </w:t>
+      </w:r>
+      <w:r>
+        <w:t xml:space="preserve">(vendors top up; redeem against any</w:t>
+      </w:r>
+      <w:r>
+        <w:t xml:space="preserve"> </w:t>
+      </w:r>
+      <w:r>
+        <w:rPr>
+          <w:rStyle w:val="VerbatimChar"/>
+        </w:rPr>
+        <w:t xml:space="preserve">[Token]</w:t>
+      </w:r>
+      <w:r>
+        <w:t xml:space="preserve"> </w:t>
+      </w:r>
+      <w:r>
+        <w:t xml:space="preserve">couple SKU at the vendor’s dashboard rate):</w:t>
+      </w:r>
+    </w:p>
+    <w:tbl>
+      <w:tblPr>
+        <w:tblStyle w:val="Table"/>
+        <w:tblW w:type="auto" w:w="0"/>
+        <w:tblLook w:firstRow="1" w:lastRow="0" w:firstColumn="0" w:lastColumn="0" w:noHBand="0" w:noVBand="0" w:val="0020"/>
+      </w:tblPr>
+      <w:tblGrid>
+        <w:gridCol w:w="3960"/>
+        <w:gridCol w:w="3960"/>
+      </w:tblGrid>
+      <w:tr>
+        <w:trPr>
+          <w:tblHeader w:val="on"/>
+        </w:trPr>
+        <w:tc>
+          <w:tcPr/>
+          <w:p>
+            <w:pPr>
+              <w:pStyle w:val="Compact"/>
+            </w:pPr>
+            <w:r>
+              <w:t xml:space="preserve">Pack</w:t>
+            </w:r>
+          </w:p>
+        </w:tc>
+        <w:tc>
+          <w:tcPr/>
+          <w:p>
+            <w:pPr>
+              <w:pStyle w:val="Compact"/>
+            </w:pPr>
+            <w:r>
+              <w:t xml:space="preserve">Price</w:t>
+            </w:r>
+          </w:p>
+        </w:tc>
+      </w:tr>
+      <w:tr>
+        <w:tc>
+          <w:tcPr/>
+          <w:p>
+            <w:pPr>
+              <w:pStyle w:val="Compact"/>
+            </w:pPr>
+            <w:r>
+              <w:t xml:space="preserve">4 tokens</w:t>
+            </w:r>
+          </w:p>
+        </w:tc>
+        <w:tc>
+          <w:tcPr/>
+          <w:p>
+            <w:pPr>
+              <w:pStyle w:val="Compact"/>
+            </w:pPr>
+            <w:r>
+              <w:t xml:space="preserve">₱1,000</w:t>
+            </w:r>
+          </w:p>
+        </w:tc>
+      </w:tr>
+      <w:tr>
+        <w:tc>
+          <w:tcPr/>
+          <w:p>
+            <w:pPr>
+              <w:pStyle w:val="Compact"/>
+            </w:pPr>
+            <w:r>
+              <w:t xml:space="preserve">10 tokens</w:t>
+            </w:r>
+          </w:p>
+        </w:tc>
+        <w:tc>
+          <w:tcPr/>
+          <w:p>
+            <w:pPr>
+              <w:pStyle w:val="Compact"/>
+            </w:pPr>
+            <w:r>
+              <w:t xml:space="preserve">₱2,400</w:t>
+            </w:r>
+          </w:p>
+        </w:tc>
+      </w:tr>
+      <w:tr>
+        <w:tc>
+          <w:tcPr/>
+          <w:p>
+            <w:pPr>
+              <w:pStyle w:val="Compact"/>
+            </w:pPr>
+            <w:r>
+              <w:t xml:space="preserve">25 tokens</w:t>
+            </w:r>
+          </w:p>
+        </w:tc>
+        <w:tc>
+          <w:tcPr/>
+          <w:p>
+            <w:pPr>
+              <w:pStyle w:val="Compact"/>
+            </w:pPr>
+            <w:r>
+              <w:t xml:space="preserve">₱5,500</w:t>
+            </w:r>
+          </w:p>
+        </w:tc>
+      </w:tr>
+      <w:tr>
+        <w:tc>
+          <w:tcPr/>
+          <w:p>
+            <w:pPr>
+              <w:pStyle w:val="Compact"/>
+            </w:pPr>
+            <w:r>
+              <w:t xml:space="preserve">50 tokens</w:t>
+            </w:r>
+          </w:p>
+        </w:tc>
+        <w:tc>
+          <w:tcPr/>
+          <w:p>
+            <w:pPr>
+              <w:pStyle w:val="Compact"/>
+            </w:pPr>
+            <w:r>
+              <w:t xml:space="preserve">₱10,000</w:t>
+            </w:r>
+          </w:p>
+        </w:tc>
+      </w:tr>
+      <w:tr>
+        <w:tc>
+          <w:tcPr/>
+          <w:p>
+            <w:pPr>
+              <w:pStyle w:val="Compact"/>
+            </w:pPr>
+            <w:r>
+              <w:t xml:space="preserve">100 tokens</w:t>
+            </w:r>
+          </w:p>
+        </w:tc>
+        <w:tc>
+          <w:tcPr/>
+          <w:p>
+            <w:pPr>
+              <w:pStyle w:val="Compact"/>
+            </w:pPr>
+            <w:r>
+              <w:t xml:space="preserve">₱18,000</w:t>
+            </w:r>
+          </w:p>
+        </w:tc>
+      </w:tr>
+    </w:tbl>
+    <w:p>
+      <w:pPr>
+        <w:pStyle w:val="BodyText"/>
+      </w:pPr>
+      <w:r>
+        <w:t xml:space="preserve">Verified vendors receive</w:t>
+      </w:r>
+      <w:r>
+        <w:t xml:space="preserve"> </w:t>
+      </w:r>
+      <w:r>
+        <w:rPr>
+          <w:b/>
+          <w:bCs/>
+        </w:rPr>
+        <w:t xml:space="preserve">100 complimentary tokens</w:t>
+      </w:r>
+      <w:r>
+        <w:t xml:space="preserve"> </w:t>
+      </w:r>
+      <w:r>
+        <w:t xml:space="preserve">once verification is approved.</w:t>
+      </w:r>
+    </w:p>
+    <w:p>
+      <w:pPr>
+        <w:pStyle w:val="BodyText"/>
+      </w:pPr>
+      <w:r>
+        <w:rPr>
+          <w:b/>
+          <w:bCs/>
+        </w:rPr>
+        <w:t xml:space="preserve">Vendor token sinks (what a token buys):</w:t>
+      </w:r>
+      <w:r>
+        <w:t xml:space="preserve"> </w:t>
+      </w:r>
+      <w:r>
+        <w:t xml:space="preserve">(1)</w:t>
+      </w:r>
+      <w:r>
+        <w:t xml:space="preserve"> </w:t>
+      </w:r>
+      <w:r>
+        <w:rPr>
+          <w:b/>
+          <w:bCs/>
+        </w:rPr>
+        <w:t xml:space="preserve">answer a matched inquiry</w:t>
+      </w:r>
+      <w:r>
+        <w:t xml:space="preserve"> </w:t>
+      </w:r>
+      <w:r>
+        <w:t xml:space="preserve">— 1–3 tokens (₱100–₱300) to unlock a couple, idempotent per (vendor·event), covers ALL the vendor’s services, banded by the wedding’s region (see DECISION_LOG 2026-06-05 burn-reprice); (2)</w:t>
+      </w:r>
+      <w:r>
+        <w:t xml:space="preserve"> </w:t>
+      </w:r>
+      <w:r>
+        <w:rPr>
+          <w:b/>
+          <w:bCs/>
+        </w:rPr>
+        <w:t xml:space="preserve">redeem</w:t>
+      </w:r>
+      <w:r>
+        <w:t xml:space="preserve"> </w:t>
+      </w:r>
+      <w:r>
+        <w:t xml:space="preserve">against any</w:t>
+      </w:r>
+      <w:r>
+        <w:t xml:space="preserve"> </w:t>
+      </w:r>
+      <w:r>
+        <w:rPr>
+          <w:rStyle w:val="VerbatimChar"/>
+        </w:rPr>
+        <w:t xml:space="preserve">[Token]</w:t>
+      </w:r>
+      <w:r>
+        <w:t xml:space="preserve"> </w:t>
+      </w:r>
+      <w:r>
+        <w:t xml:space="preserve">couple SKU at the vendor’s dashboard rate; (3)</w:t>
+      </w:r>
+      <w:r>
+        <w:t xml:space="preserve"> </w:t>
+      </w:r>
+      <w:r>
+        <w:rPr>
+          <w:b/>
+          <w:bCs/>
+        </w:rPr>
+        <w:t xml:space="preserve">feature boost</w:t>
+      </w:r>
+      <w:r>
+        <w:t xml:space="preserve"> </w:t>
+      </w:r>
+      <w:r>
+        <w:t xml:space="preserve">(4–100 tokens / 7 days); (4)</w:t>
+      </w:r>
+      <w:r>
+        <w:t xml:space="preserve"> </w:t>
+      </w:r>
+      <w:r>
+        <w:rPr>
+          <w:b/>
+          <w:bCs/>
+        </w:rPr>
+        <w:t xml:space="preserve">🆕 sync an outside event = 1 token (₱100)</w:t>
+      </w:r>
+      <w:r>
+        <w:t xml:space="preserve"> </w:t>
+      </w:r>
+      <w:r>
+        <w:t xml:space="preserve">— adds an off-platform event to the vendor’s stats + free compile-all-events portfolio website + earns</w:t>
+      </w:r>
+      <w:r>
+        <w:t xml:space="preserve"> </w:t>
+      </w:r>
+      <w:r>
+        <w:rPr>
+          <w:b/>
+          <w:bCs/>
+        </w:rPr>
+        <w:t xml:space="preserve">1 verified review</w:t>
+      </w:r>
+      <w:r>
+        <w:t xml:space="preserve"> </w:t>
+      </w:r>
+      <w:r>
+        <w:t xml:space="preserve">+ blocks the date on the shared anti-double-book calendar (owner-locked 2026-06-05; see</w:t>
+      </w:r>
+      <w:r>
+        <w:t xml:space="preserve"> </w:t>
+      </w:r>
+      <w:hyperlink r:id="rId11">
+        <w:r>
+          <w:rPr>
+            <w:rStyle w:val="VerbatimChar"/>
+          </w:rPr>
+          <w:t xml:space="preserve">Vendor_Value_Proposition_and_Reviews_2026-06-05.md</w:t>
+        </w:r>
+      </w:hyperlink>
+      <w:r>
+        <w:t xml:space="preserve"> </w:t>
+      </w:r>
+      <w:r>
+        <w:t xml:space="preserve">Part C2).</w:t>
+      </w:r>
+    </w:p>
+    <w:bookmarkEnd w:id="12"/>
+    <w:bookmarkStart w:id="13" w:name="d-how-money-flows-per-pricing"/>
+    <w:p>
+      <w:pPr>
+        <w:pStyle w:val="Heading3"/>
+      </w:pPr>
+      <w:r>
+        <w:t xml:space="preserve">0.D How money flows (per</w:t>
+      </w:r>
+      <w:r>
+        <w:t xml:space="preserve"> </w:t>
+      </w:r>
+      <w:r>
+        <w:rPr>
+          <w:rStyle w:val="VerbatimChar"/>
+        </w:rPr>
+        <w:t xml:space="preserve">/pricing</w:t>
+      </w:r>
+      <w:r>
+        <w:t xml:space="preserve">)</w:t>
       </w:r>
     </w:p>
     <w:p>
@@ -155,13 +2283,13 @@
           <w:b/>
           <w:bCs/>
         </w:rPr>
-        <w:t xml:space="preserve">Currency:</w:t>
-      </w:r>
-      <w:r>
-        <w:t xml:space="preserve"> </w:t>
-      </w:r>
-      <w:r>
-        <w:t xml:space="preserve">PHP only. Never quote USD.</w:t>
+        <w:t xml:space="preserve">You → Setnayan:</w:t>
+      </w:r>
+      <w:r>
+        <w:t xml:space="preserve"> </w:t>
+      </w:r>
+      <w:r>
+        <w:t xml:space="preserve">software SKUs above, paid at 100% retail. PHP only · BIR receipts on every transaction.</w:t>
       </w:r>
     </w:p>
     <w:p>
@@ -177,28 +2305,26 @@
           <w:b/>
           <w:bCs/>
         </w:rPr>
-        <w:t xml:space="preserve">Storage format:</w:t>
-      </w:r>
-      <w:r>
-        <w:t xml:space="preserve"> </w:t>
-      </w:r>
-      <w:r>
-        <w:t xml:space="preserve">centavos in</w:t>
+        <w:t xml:space="preserve">You → Vendor (off-platform):</w:t>
+      </w:r>
+      <w:r>
+        <w:t xml:space="preserve"> </w:t>
+      </w:r>
+      <w:r>
+        <w:t xml:space="preserve">vendor packages settle directly with the vendor (bank / GCash / in person). Setnayan takes</w:t>
       </w:r>
       <w:r>
         <w:t xml:space="preserve"> </w:t>
       </w:r>
       <w:r>
         <w:rPr>
-          <w:rStyle w:val="VerbatimChar"/>
+          <w:b/>
+          <w:bCs/>
         </w:rPr>
-        <w:t xml:space="preserve">service_catalog</w:t>
-      </w:r>
-      <w:r>
-        <w:t xml:space="preserve"> </w:t>
-      </w:r>
-      <w:r>
-        <w:t xml:space="preserve">(e.g., ₱4,999 = 499,900 centavos).</w:t>
+        <w:t xml:space="preserve">0% commission</w:t>
+      </w:r>
+      <w:r>
+        <w:t xml:space="preserve">.</w:t>
       </w:r>
     </w:p>
     <w:p>
@@ -214,13 +2340,54 @@
           <w:b/>
           <w:bCs/>
         </w:rPr>
-        <w:t xml:space="preserve">Display format:</w:t>
-      </w:r>
-      <w:r>
-        <w:t xml:space="preserve"> </w:t>
-      </w:r>
-      <w:r>
-        <w:t xml:space="preserve">₱ with comma separators (₱4,999 not ₱4999).</w:t>
+        <w:t xml:space="preserve">Vendor → Setnayan:</w:t>
+      </w:r>
+      <w:r>
+        <w:t xml:space="preserve"> </w:t>
+      </w:r>
+      <w:r>
+        <w:t xml:space="preserve">28-day prepaid subscription for marketplace presence + token top-ups to redeem software for their own events.</w:t>
+      </w:r>
+    </w:p>
+    <w:p>
+      <w:r>
+        <w:pict>
+          <v:rect style="width:0;height:1.5pt" o:hralign="center" o:hrstd="t" o:hr="t"/>
+        </w:pict>
+      </w:r>
+    </w:p>
+    <w:bookmarkEnd w:id="13"/>
+    <w:bookmarkEnd w:id="14"/>
+    <w:bookmarkStart w:id="15" w:name="X09e1d70c1ea49b9ce93d680eedd6eab874b85ec"/>
+    <w:p>
+      <w:pPr>
+        <w:pStyle w:val="Heading2"/>
+      </w:pPr>
+      <w:r>
+        <w:t xml:space="preserve">0.1 UNRESOLVED SITE-INTERNAL CONTRADICTIONS — owner must settle</w:t>
+      </w:r>
+    </w:p>
+    <w:p>
+      <w:pPr>
+        <w:pStyle w:val="FirstParagraph"/>
+      </w:pPr>
+      <w:r>
+        <w:t xml:space="preserve">The live site disagrees with itself.</w:t>
+      </w:r>
+      <w:r>
+        <w:t xml:space="preserve"> </w:t>
+      </w:r>
+      <w:r>
+        <w:rPr>
+          <w:rStyle w:val="VerbatimChar"/>
+        </w:rPr>
+        <w:t xml:space="preserve">/pricing</w:t>
+      </w:r>
+      <w:r>
+        <w:t xml:space="preserve"> </w:t>
+      </w:r>
+      <w:r>
+        <w:t xml:space="preserve">is treated as canonical above, but these need a real decision and a single-source fix on the website:</w:t>
       </w:r>
     </w:p>
     <w:p>
@@ -228,7 +2395,7 @@
         <w:pStyle w:val="Compact"/>
         <w:numPr>
           <w:ilvl w:val="0"/>
-          <w:numId w:val="1001"/>
+          <w:numId w:val="1002"/>
         </w:numPr>
       </w:pPr>
       <w:r>
@@ -236,13 +2403,94 @@
           <w:b/>
           <w:bCs/>
         </w:rPr>
-        <w:t xml:space="preserve">Charm pricing ladder</w:t>
-      </w:r>
-      <w:r>
-        <w:t xml:space="preserve"> </w:t>
-      </w:r>
-      <w:r>
-        <w:t xml:space="preserve">(locked 2026-05-08, refined 2026-05-12, B2B tiers charm-corrected 2026-05-17): ₱49, ₱99, ₱199, ₱499, ₱999, ₱1,499, ₱1,999, ₱2,499, ₱2,999, ₱4,999, ₱9,999, ₱19,999, ₱24,999. Higher tiers follow the same -1 pattern (₱49,999, ₱99,999, ₱249,999, ₱799,999 for B2B).</w:t>
+        <w:t xml:space="preserve">Vendor Pro price appears four different ways.</w:t>
+      </w:r>
+      <w:r>
+        <w:t xml:space="preserve"> </w:t>
+      </w:r>
+      <w:r>
+        <w:rPr>
+          <w:rStyle w:val="VerbatimChar"/>
+        </w:rPr>
+        <w:t xml:space="preserve">/pricing</w:t>
+      </w:r>
+      <w:r>
+        <w:t xml:space="preserve"> </w:t>
+      </w:r>
+      <w:r>
+        <w:t xml:space="preserve">₱2,499 / 28 days · homepage ₱1,999 / 28 days ·</w:t>
+      </w:r>
+      <w:r>
+        <w:t xml:space="preserve"> </w:t>
+      </w:r>
+      <w:r>
+        <w:rPr>
+          <w:rStyle w:val="VerbatimChar"/>
+        </w:rPr>
+        <w:t xml:space="preserve">/for-vendors</w:t>
+      </w:r>
+      <w:r>
+        <w:t xml:space="preserve"> </w:t>
+      </w:r>
+      <w:r>
+        <w:t xml:space="preserve">₱4,999 /</w:t>
+      </w:r>
+      <w:r>
+        <w:t xml:space="preserve"> </w:t>
+      </w:r>
+      <w:r>
+        <w:rPr>
+          <w:b/>
+          <w:bCs/>
+        </w:rPr>
+        <w:t xml:space="preserve">week</w:t>
+      </w:r>
+      <w:r>
+        <w:t xml:space="preserve"> </w:t>
+      </w:r>
+      <w:r>
+        <w:t xml:space="preserve">(founder ₱3,999/wk) ·</w:t>
+      </w:r>
+      <w:r>
+        <w:t xml:space="preserve"> </w:t>
+      </w:r>
+      <w:r>
+        <w:rPr>
+          <w:rStyle w:val="VerbatimChar"/>
+        </w:rPr>
+        <w:t xml:space="preserve">/how-it-works</w:t>
+      </w:r>
+      <w:r>
+        <w:t xml:space="preserve"> </w:t>
+      </w:r>
+      <w:r>
+        <w:t xml:space="preserve">₱499 /</w:t>
+      </w:r>
+      <w:r>
+        <w:t xml:space="preserve"> </w:t>
+      </w:r>
+      <w:r>
+        <w:rPr>
+          <w:b/>
+          <w:bCs/>
+        </w:rPr>
+        <w:t xml:space="preserve">week</w:t>
+      </w:r>
+      <w:r>
+        <w:t xml:space="preserve">. These are different</w:t>
+      </w:r>
+      <w:r>
+        <w:t xml:space="preserve"> </w:t>
+      </w:r>
+      <w:r>
+        <w:rPr>
+          <w:i/>
+          <w:iCs/>
+        </w:rPr>
+        <w:t xml:space="preserve">models</w:t>
+      </w:r>
+      <w:r>
+        <w:t xml:space="preserve">, not typos.</w:t>
       </w:r>
     </w:p>
     <w:p>
@@ -250,7 +2498,7 @@
         <w:pStyle w:val="Compact"/>
         <w:numPr>
           <w:ilvl w:val="0"/>
-          <w:numId w:val="1001"/>
+          <w:numId w:val="1002"/>
         </w:numPr>
       </w:pPr>
       <w:r>
@@ -258,13 +2506,72 @@
           <w:b/>
           <w:bCs/>
         </w:rPr>
-        <w:t xml:space="preserve">Apparatus pricing principle:</w:t>
-      </w:r>
-      <w:r>
-        <w:t xml:space="preserve"> </w:t>
-      </w:r>
-      <w:r>
-        <w:t xml:space="preserve">every SKU prices the tool / service / capability — never raw hardware, labor, or hours (except per-day / per-hour capacity units for time-bounded services like Panood).</w:t>
+        <w:t xml:space="preserve">Commission.</w:t>
+      </w:r>
+      <w:r>
+        <w:t xml:space="preserve"> </w:t>
+      </w:r>
+      <w:r>
+        <w:t xml:space="preserve">Homepage +</w:t>
+      </w:r>
+      <w:r>
+        <w:t xml:space="preserve"> </w:t>
+      </w:r>
+      <w:r>
+        <w:rPr>
+          <w:rStyle w:val="VerbatimChar"/>
+        </w:rPr>
+        <w:t xml:space="preserve">/pricing</w:t>
+      </w:r>
+      <w:r>
+        <w:t xml:space="preserve"> </w:t>
+      </w:r>
+      <w:r>
+        <w:t xml:space="preserve">say</w:t>
+      </w:r>
+      <w:r>
+        <w:t xml:space="preserve"> </w:t>
+      </w:r>
+      <w:r>
+        <w:rPr>
+          <w:b/>
+          <w:bCs/>
+        </w:rPr>
+        <w:t xml:space="preserve">0% commission</w:t>
+      </w:r>
+      <w:r>
+        <w:t xml:space="preserve">;</w:t>
+      </w:r>
+      <w:r>
+        <w:t xml:space="preserve"> </w:t>
+      </w:r>
+      <w:r>
+        <w:rPr>
+          <w:rStyle w:val="VerbatimChar"/>
+        </w:rPr>
+        <w:t xml:space="preserve">/for-vendors</w:t>
+      </w:r>
+      <w:r>
+        <w:t xml:space="preserve"> </w:t>
+      </w:r>
+      <w:r>
+        <w:t xml:space="preserve">says Setnayan Pay is a</w:t>
+      </w:r>
+      <w:r>
+        <w:t xml:space="preserve"> </w:t>
+      </w:r>
+      <w:r>
+        <w:rPr>
+          <w:b/>
+          <w:bCs/>
+        </w:rPr>
+        <w:t xml:space="preserve">flat 5.0%</w:t>
+      </w:r>
+      <w:r>
+        <w:t xml:space="preserve"> </w:t>
+      </w:r>
+      <w:r>
+        <w:t xml:space="preserve">on every booking. Mutually exclusive.</w:t>
       </w:r>
     </w:p>
     <w:p>
@@ -272,7 +2579,7 @@
         <w:pStyle w:val="Compact"/>
         <w:numPr>
           <w:ilvl w:val="0"/>
-          <w:numId w:val="1001"/>
+          <w:numId w:val="1002"/>
         </w:numPr>
       </w:pPr>
       <w:r>
@@ -280,13 +2587,13 @@
           <w:b/>
           <w:bCs/>
         </w:rPr>
-        <w:t xml:space="preserve">Wallet retired</w:t>
-      </w:r>
-      <w:r>
-        <w:t xml:space="preserve"> </w:t>
-      </w:r>
-      <w:r>
-        <w:t xml:space="preserve">(2026-05-11): the iteration 0003 token wallet is decommissioned. All payment is</w:t>
+        <w:t xml:space="preserve">Verification badge.</w:t>
+      </w:r>
+      <w:r>
+        <w:t xml:space="preserve"> </w:t>
+      </w:r>
+      <w:r>
+        <w:t xml:space="preserve">Homepage charges</w:t>
       </w:r>
       <w:r>
         <w:t xml:space="preserve"> </w:t>
@@ -296,13 +2603,56 @@
           <w:b/>
           <w:bCs/>
         </w:rPr>
-        <w:t xml:space="preserve">apply-then-pay direct in PHP</w:t>
-      </w:r>
-      <w:r>
-        <w:t xml:space="preserve"> </w:t>
-      </w:r>
-      <w:r>
-        <w:t xml:space="preserve">with manual admin reconciliation. No wallet / balance / tokens UI anywhere in the product (memory rule).</w:t>
+        <w:t xml:space="preserve">₱1,499 lifetime + ₱499 refresh</w:t>
+      </w:r>
+      <w:r>
+        <w:t xml:space="preserve">;</w:t>
+      </w:r>
+      <w:r>
+        <w:t xml:space="preserve"> </w:t>
+      </w:r>
+      <w:r>
+        <w:rPr>
+          <w:rStyle w:val="VerbatimChar"/>
+        </w:rPr>
+        <w:t xml:space="preserve">/pricing</w:t>
+      </w:r>
+      <w:r>
+        <w:t xml:space="preserve"> </w:t>
+      </w:r>
+      <w:r>
+        <w:t xml:space="preserve">and</w:t>
+      </w:r>
+      <w:r>
+        <w:t xml:space="preserve"> </w:t>
+      </w:r>
+      <w:r>
+        <w:rPr>
+          <w:rStyle w:val="VerbatimChar"/>
+        </w:rPr>
+        <w:t xml:space="preserve">/for-vendors</w:t>
+      </w:r>
+      <w:r>
+        <w:t xml:space="preserve"> </w:t>
+      </w:r>
+      <w:r>
+        <w:t xml:space="preserve">say listing/verification is free with</w:t>
+      </w:r>
+      <w:r>
+        <w:t xml:space="preserve"> </w:t>
+      </w:r>
+      <w:r>
+        <w:rPr>
+          <w:b/>
+          <w:bCs/>
+        </w:rPr>
+        <w:t xml:space="preserve">100 complimentary tokens</w:t>
+      </w:r>
+      <w:r>
+        <w:t xml:space="preserve"> </w:t>
+      </w:r>
+      <w:r>
+        <w:t xml:space="preserve">on approval.</w:t>
       </w:r>
     </w:p>
     <w:p>
@@ -310,7 +2660,7 @@
         <w:pStyle w:val="Compact"/>
         <w:numPr>
           <w:ilvl w:val="0"/>
-          <w:numId w:val="1001"/>
+          <w:numId w:val="1002"/>
         </w:numPr>
       </w:pPr>
       <w:r>
@@ -318,13 +2668,116 @@
           <w:b/>
           <w:bCs/>
         </w:rPr>
-        <w:t xml:space="preserve">No-refund SKUs</w:t>
-      </w:r>
-      <w:r>
-        <w:t xml:space="preserve"> </w:t>
-      </w:r>
-      <w:r>
-        <w:t xml:space="preserve">are marked explicitly; refundable SKUs default to 14-day refund window unless otherwise stated.</w:t>
+        <w:t xml:space="preserve">“Today’s Focus”</w:t>
+      </w:r>
+      <w:r>
+        <w:rPr>
+          <w:b/>
+          <w:bCs/>
+        </w:rPr>
+        <w:t xml:space="preserve"> </w:t>
+      </w:r>
+      <w:r>
+        <w:rPr>
+          <w:b/>
+          <w:bCs/>
+        </w:rPr>
+        <w:t xml:space="preserve">vs</w:t>
+      </w:r>
+      <w:r>
+        <w:rPr>
+          <w:b/>
+          <w:bCs/>
+        </w:rPr>
+        <w:t xml:space="preserve"> </w:t>
+      </w:r>
+      <w:r>
+        <w:rPr>
+          <w:b/>
+          <w:bCs/>
+        </w:rPr>
+        <w:t xml:space="preserve">“Setnayan Concierge.”</w:t>
+      </w:r>
+      <w:r>
+        <w:t xml:space="preserve"> </w:t>
+      </w:r>
+      <w:r>
+        <w:t xml:space="preserve">The AI planner SKU is</w:t>
+      </w:r>
+      <w:r>
+        <w:t xml:space="preserve"> </w:t>
+      </w:r>
+      <w:r>
+        <w:rPr>
+          <w:b/>
+          <w:bCs/>
+        </w:rPr>
+        <w:t xml:space="preserve">Today’s Focus ₱1,499</w:t>
+      </w:r>
+      <w:r>
+        <w:t xml:space="preserve"> </w:t>
+      </w:r>
+      <w:r>
+        <w:t xml:space="preserve">(homepage,</w:t>
+      </w:r>
+      <w:r>
+        <w:t xml:space="preserve"> </w:t>
+      </w:r>
+      <w:r>
+        <w:rPr>
+          <w:rStyle w:val="VerbatimChar"/>
+        </w:rPr>
+        <w:t xml:space="preserve">/pricing</w:t>
+      </w:r>
+      <w:r>
+        <w:t xml:space="preserve">). But</w:t>
+      </w:r>
+      <w:r>
+        <w:t xml:space="preserve"> </w:t>
+      </w:r>
+      <w:r>
+        <w:rPr>
+          <w:rStyle w:val="VerbatimChar"/>
+        </w:rPr>
+        <w:t xml:space="preserve">/for-vendors</w:t>
+      </w:r>
+      <w:r>
+        <w:t xml:space="preserve"> </w:t>
+      </w:r>
+      <w:r>
+        <w:t xml:space="preserve">still advertises a free</w:t>
+      </w:r>
+      <w:r>
+        <w:t xml:space="preserve"> </w:t>
+      </w:r>
+      <w:r>
+        <w:rPr>
+          <w:b/>
+          <w:bCs/>
+        </w:rPr>
+        <w:t xml:space="preserve">“Setnayan Concierge”</w:t>
+      </w:r>
+      <w:r>
+        <w:t xml:space="preserve"> </w:t>
+      </w:r>
+      <w:r>
+        <w:t xml:space="preserve">worth</w:t>
+      </w:r>
+      <w:r>
+        <w:t xml:space="preserve"> </w:t>
+      </w:r>
+      <w:r>
+        <w:rPr>
+          <w:b/>
+          <w:bCs/>
+        </w:rPr>
+        <w:t xml:space="preserve">₱2,499</w:t>
+      </w:r>
+      <w:r>
+        <w:t xml:space="preserve"> </w:t>
+      </w:r>
+      <w:r>
+        <w:t xml:space="preserve">per booked couple. Same product two names + two prices, or two different things? Decide and unify.</w:t>
       </w:r>
     </w:p>
     <w:p>
@@ -332,7 +2785,334 @@
         <w:pStyle w:val="Compact"/>
         <w:numPr>
           <w:ilvl w:val="0"/>
-          <w:numId w:val="1001"/>
+          <w:numId w:val="1002"/>
+        </w:numPr>
+      </w:pPr>
+      <w:r>
+        <w:rPr>
+          <w:b/>
+          <w:bCs/>
+        </w:rPr>
+        <w:t xml:space="preserve">Enterprise</w:t>
+      </w:r>
+      <w:r>
+        <w:t xml:space="preserve"> </w:t>
+      </w:r>
+      <w:r>
+        <w:t xml:space="preserve">(₱5,499 / 28 days) and</w:t>
+      </w:r>
+      <w:r>
+        <w:t xml:space="preserve"> </w:t>
+      </w:r>
+      <w:r>
+        <w:rPr>
+          <w:b/>
+          <w:bCs/>
+        </w:rPr>
+        <w:t xml:space="preserve">Today’s Focus</w:t>
+      </w:r>
+      <w:r>
+        <w:t xml:space="preserve"> </w:t>
+      </w:r>
+      <w:r>
+        <w:t xml:space="preserve">(₱1,499) are consistent across pages — no action.</w:t>
+      </w:r>
+    </w:p>
+    <w:p>
+      <w:r>
+        <w:pict>
+          <v:rect style="width:0;height:1.5pt" o:hralign="center" o:hrstd="t" o:hr="t"/>
+        </w:pict>
+      </w:r>
+    </w:p>
+    <w:bookmarkEnd w:id="15"/>
+    <w:bookmarkStart w:id="18" w:name="pricing-rules-locked"/>
+    <w:p>
+      <w:pPr>
+        <w:pStyle w:val="Heading2"/>
+      </w:pPr>
+      <w:r>
+        <w:t xml:space="preserve">1. Pricing rules (locked)</w:t>
+      </w:r>
+    </w:p>
+    <w:p>
+      <w:pPr>
+        <w:pStyle w:val="Compact"/>
+        <w:numPr>
+          <w:ilvl w:val="0"/>
+          <w:numId w:val="1003"/>
+        </w:numPr>
+      </w:pPr>
+      <w:r>
+        <w:rPr>
+          <w:b/>
+          <w:bCs/>
+        </w:rPr>
+        <w:t xml:space="preserve">Currency:</w:t>
+      </w:r>
+      <w:r>
+        <w:t xml:space="preserve"> </w:t>
+      </w:r>
+      <w:r>
+        <w:t xml:space="preserve">PHP only. Never quote USD.</w:t>
+      </w:r>
+    </w:p>
+    <w:p>
+      <w:pPr>
+        <w:pStyle w:val="Compact"/>
+        <w:numPr>
+          <w:ilvl w:val="0"/>
+          <w:numId w:val="1003"/>
+        </w:numPr>
+      </w:pPr>
+      <w:r>
+        <w:rPr>
+          <w:b/>
+          <w:bCs/>
+        </w:rPr>
+        <w:t xml:space="preserve">Storage format:</w:t>
+      </w:r>
+      <w:r>
+        <w:t xml:space="preserve"> </w:t>
+      </w:r>
+      <w:r>
+        <w:t xml:space="preserve">centavos in</w:t>
+      </w:r>
+      <w:r>
+        <w:t xml:space="preserve"> </w:t>
+      </w:r>
+      <w:r>
+        <w:rPr>
+          <w:rStyle w:val="VerbatimChar"/>
+        </w:rPr>
+        <w:t xml:space="preserve">service_catalog</w:t>
+      </w:r>
+      <w:r>
+        <w:t xml:space="preserve"> </w:t>
+      </w:r>
+      <w:r>
+        <w:t xml:space="preserve">(e.g., ₱4,999 = 499,900 centavos).</w:t>
+      </w:r>
+    </w:p>
+    <w:p>
+      <w:pPr>
+        <w:pStyle w:val="Compact"/>
+        <w:numPr>
+          <w:ilvl w:val="0"/>
+          <w:numId w:val="1003"/>
+        </w:numPr>
+      </w:pPr>
+      <w:r>
+        <w:rPr>
+          <w:b/>
+          <w:bCs/>
+        </w:rPr>
+        <w:t xml:space="preserve">Display format:</w:t>
+      </w:r>
+      <w:r>
+        <w:t xml:space="preserve"> </w:t>
+      </w:r>
+      <w:r>
+        <w:t xml:space="preserve">₱ with comma separators (₱4,999 not ₱4999).</w:t>
+      </w:r>
+    </w:p>
+    <w:p>
+      <w:pPr>
+        <w:pStyle w:val="Compact"/>
+        <w:numPr>
+          <w:ilvl w:val="0"/>
+          <w:numId w:val="1003"/>
+        </w:numPr>
+      </w:pPr>
+      <w:r>
+        <w:rPr>
+          <w:b/>
+          <w:bCs/>
+        </w:rPr>
+        <w:t xml:space="preserve">Charm pricing ladder</w:t>
+      </w:r>
+      <w:r>
+        <w:t xml:space="preserve"> </w:t>
+      </w:r>
+      <w:r>
+        <w:t xml:space="preserve">(locked 2026-05-08, refined 2026-05-12, B2B tiers charm-corrected 2026-05-17): ₱49, ₱99, ₱199, ₱499, ₱999, ₱1,499, ₱1,999, ₱2,499, ₱2,999, ₱4,999, ₱9,999, ₱19,999, ₱24,999. Higher tiers follow the same -1 pattern (₱49,999, ₱99,999, ₱249,999, ₱799,999 for B2B).</w:t>
+      </w:r>
+    </w:p>
+    <w:p>
+      <w:pPr>
+        <w:pStyle w:val="Compact"/>
+        <w:numPr>
+          <w:ilvl w:val="0"/>
+          <w:numId w:val="1003"/>
+        </w:numPr>
+      </w:pPr>
+      <w:r>
+        <w:rPr>
+          <w:b/>
+          <w:bCs/>
+        </w:rPr>
+        <w:t xml:space="preserve">Apparatus pricing principle:</w:t>
+      </w:r>
+      <w:r>
+        <w:t xml:space="preserve"> </w:t>
+      </w:r>
+      <w:r>
+        <w:t xml:space="preserve">every SKU prices the tool / service / capability — never raw hardware, labor, or hours (except per-day / per-hour capacity units for time-bounded services like Panood).</w:t>
+      </w:r>
+    </w:p>
+    <w:p>
+      <w:pPr>
+        <w:pStyle w:val="Compact"/>
+        <w:numPr>
+          <w:ilvl w:val="0"/>
+          <w:numId w:val="1003"/>
+        </w:numPr>
+      </w:pPr>
+      <w:r>
+        <w:rPr>
+          <w:b/>
+          <w:bCs/>
+        </w:rPr>
+        <w:t xml:space="preserve">Payment model (reconciled 2026-06-04):</w:t>
+      </w:r>
+      <w:r>
+        <w:t xml:space="preserve"> </w:t>
+      </w:r>
+      <w:r>
+        <w:t xml:space="preserve">customers pay</w:t>
+      </w:r>
+      <w:r>
+        <w:t xml:space="preserve"> </w:t>
+      </w:r>
+      <w:r>
+        <w:rPr>
+          <w:b/>
+          <w:bCs/>
+        </w:rPr>
+        <w:t xml:space="preserve">apply-then-pay direct in PHP</w:t>
+      </w:r>
+      <w:r>
+        <w:t xml:space="preserve"> </w:t>
+      </w:r>
+      <w:r>
+        <w:t xml:space="preserve">with manual admin reconciliation (BIR receipt on every software purchase). The iteration 0003</w:t>
+      </w:r>
+      <w:r>
+        <w:t xml:space="preserve"> </w:t>
+      </w:r>
+      <w:r>
+        <w:rPr>
+          <w:i/>
+          <w:iCs/>
+        </w:rPr>
+        <w:t xml:space="preserve">customer</w:t>
+      </w:r>
+      <w:r>
+        <w:t xml:space="preserve"> </w:t>
+      </w:r>
+      <w:r>
+        <w:t xml:space="preserve">token wallet stays retired — couples never see a token balance.</w:t>
+      </w:r>
+      <w:r>
+        <w:t xml:space="preserve"> </w:t>
+      </w:r>
+      <w:r>
+        <w:rPr>
+          <w:b/>
+          <w:bCs/>
+        </w:rPr>
+        <w:t xml:space="preserve">However, a vendor-side token economy is now LIVE on the site:</w:t>
+      </w:r>
+      <w:r>
+        <w:t xml:space="preserve"> </w:t>
+      </w:r>
+      <w:r>
+        <w:t xml:space="preserve">vendors buy token packs (4–100 tokens, ₱1,000–₱18,000), receive 100 complimentary tokens on verification, and redeem them against any</w:t>
+      </w:r>
+      <w:r>
+        <w:t xml:space="preserve"> </w:t>
+      </w:r>
+      <w:r>
+        <w:t xml:space="preserve">“Token Worthy”</w:t>
+      </w:r>
+      <w:r>
+        <w:t xml:space="preserve"> </w:t>
+      </w:r>
+      <w:r>
+        <w:t xml:space="preserve">couple SKU (marked</w:t>
+      </w:r>
+      <w:r>
+        <w:t xml:space="preserve"> </w:t>
+      </w:r>
+      <w:r>
+        <w:rPr>
+          <w:rStyle w:val="VerbatimChar"/>
+        </w:rPr>
+        <w:t xml:space="preserve">[Token]</w:t>
+      </w:r>
+      <w:r>
+        <w:t xml:space="preserve"> </w:t>
+      </w:r>
+      <w:r>
+        <w:t xml:space="preserve">in § 0) at a rate they set in their dashboard. This reverses the blanket</w:t>
+      </w:r>
+      <w:r>
+        <w:t xml:space="preserve"> </w:t>
+      </w:r>
+      <w:r>
+        <w:t xml:space="preserve">“no tokens UI anywhere”</w:t>
+      </w:r>
+      <w:r>
+        <w:t xml:space="preserve"> </w:t>
+      </w:r>
+      <w:r>
+        <w:t xml:space="preserve">memory rule — tokens exist on the</w:t>
+      </w:r>
+      <w:r>
+        <w:t xml:space="preserve"> </w:t>
+      </w:r>
+      <w:r>
+        <w:rPr>
+          <w:b/>
+          <w:bCs/>
+        </w:rPr>
+        <w:t xml:space="preserve">vendor</w:t>
+      </w:r>
+      <w:r>
+        <w:t xml:space="preserve"> </w:t>
+      </w:r>
+      <w:r>
+        <w:t xml:space="preserve">side only. See § 0.C.</w:t>
+      </w:r>
+    </w:p>
+    <w:p>
+      <w:pPr>
+        <w:pStyle w:val="Compact"/>
+        <w:numPr>
+          <w:ilvl w:val="0"/>
+          <w:numId w:val="1003"/>
+        </w:numPr>
+      </w:pPr>
+      <w:r>
+        <w:rPr>
+          <w:b/>
+          <w:bCs/>
+        </w:rPr>
+        <w:t xml:space="preserve">No-refund SKUs</w:t>
+      </w:r>
+      <w:r>
+        <w:t xml:space="preserve"> </w:t>
+      </w:r>
+      <w:r>
+        <w:t xml:space="preserve">are marked explicitly; refundable SKUs default to 14-day refund window unless otherwise stated.</w:t>
+      </w:r>
+    </w:p>
+    <w:p>
+      <w:pPr>
+        <w:pStyle w:val="Compact"/>
+        <w:numPr>
+          <w:ilvl w:val="0"/>
+          <w:numId w:val="1003"/>
         </w:numPr>
       </w:pPr>
       <w:r>
@@ -393,7 +3173,7 @@
       <w:r>
         <w:t xml:space="preserve"> </w:t>
       </w:r>
-      <w:hyperlink r:id="rId9">
+      <w:hyperlink r:id="rId16">
         <w:r>
           <w:rPr>
             <w:rStyle w:val="Hyperlink"/>
@@ -413,7 +3193,7 @@
         <w:pStyle w:val="Compact"/>
         <w:numPr>
           <w:ilvl w:val="0"/>
-          <w:numId w:val="1001"/>
+          <w:numId w:val="1003"/>
         </w:numPr>
       </w:pPr>
       <w:r>
@@ -474,7 +3254,7 @@
       <w:r>
         <w:t xml:space="preserve"> </w:t>
       </w:r>
-      <w:hyperlink r:id="rId10">
+      <w:hyperlink r:id="rId17">
         <w:r>
           <w:rPr>
             <w:rStyle w:val="Hyperlink"/>
@@ -503,7 +3283,7 @@
         <w:pStyle w:val="Compact"/>
         <w:numPr>
           <w:ilvl w:val="0"/>
-          <w:numId w:val="1001"/>
+          <w:numId w:val="1003"/>
         </w:numPr>
       </w:pPr>
       <w:r>
@@ -557,8 +3337,8 @@
         </w:pict>
       </w:r>
     </w:p>
-    <w:bookmarkEnd w:id="11"/>
-    <w:bookmarkStart w:id="30" w:name="core-platform-skus-couple-side"/>
+    <w:bookmarkEnd w:id="18"/>
+    <w:bookmarkStart w:id="37" w:name="core-platform-skus-couple-side"/>
     <w:p>
       <w:pPr>
         <w:pStyle w:val="Heading2"/>
@@ -567,7 +3347,7 @@
         <w:t xml:space="preserve">2. Core platform SKUs · couple-side</w:t>
       </w:r>
     </w:p>
-    <w:bookmarkStart w:id="13" w:name="papic-paparazzi-capture"/>
+    <w:bookmarkStart w:id="20" w:name="papic-paparazzi-capture"/>
     <w:p>
       <w:pPr>
         <w:pStyle w:val="Heading3"/>
@@ -701,7 +3481,7 @@
             <w:pPr>
               <w:pStyle w:val="Compact"/>
             </w:pPr>
-            <w:hyperlink r:id="rId12">
+            <w:hyperlink r:id="rId19">
               <w:r>
                 <w:rPr>
                   <w:rStyle w:val="Hyperlink"/>
@@ -763,7 +3543,7 @@
             <w:pPr>
               <w:pStyle w:val="Compact"/>
             </w:pPr>
-            <w:hyperlink r:id="rId12">
+            <w:hyperlink r:id="rId19">
               <w:r>
                 <w:rPr>
                   <w:rStyle w:val="Hyperlink"/>
@@ -825,7 +3605,7 @@
             <w:pPr>
               <w:pStyle w:val="Compact"/>
             </w:pPr>
-            <w:hyperlink r:id="rId12">
+            <w:hyperlink r:id="rId19">
               <w:r>
                 <w:rPr>
                   <w:rStyle w:val="Hyperlink"/>
@@ -891,7 +3671,7 @@
             <w:pPr>
               <w:pStyle w:val="Compact"/>
             </w:pPr>
-            <w:hyperlink r:id="rId12">
+            <w:hyperlink r:id="rId19">
               <w:r>
                 <w:rPr>
                   <w:rStyle w:val="Hyperlink"/>
@@ -953,7 +3733,7 @@
             <w:pPr>
               <w:pStyle w:val="Compact"/>
             </w:pPr>
-            <w:hyperlink r:id="rId12">
+            <w:hyperlink r:id="rId19">
               <w:r>
                 <w:rPr>
                   <w:rStyle w:val="Hyperlink"/>
@@ -1015,7 +3795,7 @@
             <w:pPr>
               <w:pStyle w:val="Compact"/>
             </w:pPr>
-            <w:hyperlink r:id="rId12">
+            <w:hyperlink r:id="rId19">
               <w:r>
                 <w:rPr>
                   <w:rStyle w:val="Hyperlink"/>
@@ -1077,7 +3857,7 @@
             <w:pPr>
               <w:pStyle w:val="Compact"/>
             </w:pPr>
-            <w:hyperlink r:id="rId12">
+            <w:hyperlink r:id="rId19">
               <w:r>
                 <w:rPr>
                   <w:rStyle w:val="Hyperlink"/>
@@ -1143,7 +3923,7 @@
             <w:pPr>
               <w:pStyle w:val="Compact"/>
             </w:pPr>
-            <w:hyperlink r:id="rId12">
+            <w:hyperlink r:id="rId19">
               <w:r>
                 <w:rPr>
                   <w:rStyle w:val="Hyperlink"/>
@@ -1209,7 +3989,7 @@
             <w:pPr>
               <w:pStyle w:val="Compact"/>
             </w:pPr>
-            <w:hyperlink r:id="rId12">
+            <w:hyperlink r:id="rId19">
               <w:r>
                 <w:rPr>
                   <w:rStyle w:val="Hyperlink"/>
@@ -1275,7 +4055,7 @@
             <w:pPr>
               <w:pStyle w:val="Compact"/>
             </w:pPr>
-            <w:hyperlink r:id="rId12">
+            <w:hyperlink r:id="rId19">
               <w:r>
                 <w:rPr>
                   <w:rStyle w:val="Hyperlink"/>
@@ -1337,7 +4117,7 @@
             <w:pPr>
               <w:pStyle w:val="Compact"/>
             </w:pPr>
-            <w:hyperlink r:id="rId12">
+            <w:hyperlink r:id="rId19">
               <w:r>
                 <w:rPr>
                   <w:rStyle w:val="Hyperlink"/>
@@ -1367,8 +4147,8 @@
         <w:t xml:space="preserve">seat SKUs + camera add-on + Cam Bridge tiers + per-template ship in V1. The 4 deferred SKUs (Credits, Premium Guest Camera Pack, Personal Album, Memory Book) reactivate in V1.5+ — they’re documented here for spec continuity, not as bookable items at launch.</w:t>
       </w:r>
     </w:p>
-    <w:bookmarkEnd w:id="13"/>
-    <w:bookmarkStart w:id="15" w:name="panood-live-broadcast"/>
+    <w:bookmarkEnd w:id="20"/>
+    <w:bookmarkStart w:id="22" w:name="panood-live-broadcast"/>
     <w:p>
       <w:pPr>
         <w:pStyle w:val="Heading3"/>
@@ -1502,7 +4282,7 @@
             <w:pPr>
               <w:pStyle w:val="Compact"/>
             </w:pPr>
-            <w:hyperlink r:id="rId14">
+            <w:hyperlink r:id="rId21">
               <w:r>
                 <w:rPr>
                   <w:rStyle w:val="Hyperlink"/>
@@ -1564,7 +4344,7 @@
             <w:pPr>
               <w:pStyle w:val="Compact"/>
             </w:pPr>
-            <w:hyperlink r:id="rId14">
+            <w:hyperlink r:id="rId21">
               <w:r>
                 <w:rPr>
                   <w:rStyle w:val="Hyperlink"/>
@@ -1626,7 +4406,7 @@
             <w:pPr>
               <w:pStyle w:val="Compact"/>
             </w:pPr>
-            <w:hyperlink r:id="rId14">
+            <w:hyperlink r:id="rId21">
               <w:r>
                 <w:rPr>
                   <w:rStyle w:val="Hyperlink"/>
@@ -1688,7 +4468,7 @@
             <w:pPr>
               <w:pStyle w:val="Compact"/>
             </w:pPr>
-            <w:hyperlink r:id="rId14">
+            <w:hyperlink r:id="rId21">
               <w:r>
                 <w:rPr>
                   <w:rStyle w:val="Hyperlink"/>
@@ -1750,7 +4530,7 @@
             <w:pPr>
               <w:pStyle w:val="Compact"/>
             </w:pPr>
-            <w:hyperlink r:id="rId14">
+            <w:hyperlink r:id="rId21">
               <w:r>
                 <w:rPr>
                   <w:rStyle w:val="Hyperlink"/>
@@ -1812,7 +4592,7 @@
             <w:pPr>
               <w:pStyle w:val="Compact"/>
             </w:pPr>
-            <w:hyperlink r:id="rId14">
+            <w:hyperlink r:id="rId21">
               <w:r>
                 <w:rPr>
                   <w:rStyle w:val="Hyperlink"/>
@@ -1874,7 +4654,7 @@
             <w:pPr>
               <w:pStyle w:val="Compact"/>
             </w:pPr>
-            <w:hyperlink r:id="rId14">
+            <w:hyperlink r:id="rId21">
               <w:r>
                 <w:rPr>
                   <w:rStyle w:val="Hyperlink"/>
@@ -1936,7 +4716,7 @@
             <w:pPr>
               <w:pStyle w:val="Compact"/>
             </w:pPr>
-            <w:hyperlink r:id="rId14">
+            <w:hyperlink r:id="rId21">
               <w:r>
                 <w:rPr>
                   <w:rStyle w:val="Hyperlink"/>
@@ -1998,7 +4778,7 @@
             <w:pPr>
               <w:pStyle w:val="Compact"/>
             </w:pPr>
-            <w:hyperlink r:id="rId14">
+            <w:hyperlink r:id="rId21">
               <w:r>
                 <w:rPr>
                   <w:rStyle w:val="Hyperlink"/>
@@ -2060,7 +4840,7 @@
             <w:pPr>
               <w:pStyle w:val="Compact"/>
             </w:pPr>
-            <w:hyperlink r:id="rId14">
+            <w:hyperlink r:id="rId21">
               <w:r>
                 <w:rPr>
                   <w:rStyle w:val="Hyperlink"/>
@@ -2122,7 +4902,7 @@
             <w:pPr>
               <w:pStyle w:val="Compact"/>
             </w:pPr>
-            <w:hyperlink r:id="rId14">
+            <w:hyperlink r:id="rId21">
               <w:r>
                 <w:rPr>
                   <w:rStyle w:val="Hyperlink"/>
@@ -2134,8 +4914,8 @@
         </w:tc>
       </w:tr>
     </w:tbl>
-    <w:bookmarkEnd w:id="15"/>
-    <w:bookmarkStart w:id="17" w:name="X1ce4f192e781773c98568c3e3bc874f0fa895e2"/>
+    <w:bookmarkEnd w:id="22"/>
+    <w:bookmarkStart w:id="24" w:name="X1ce4f192e781773c98568c3e3bc874f0fa895e2"/>
     <w:p>
       <w:pPr>
         <w:pStyle w:val="Heading3"/>
@@ -2269,7 +5049,7 @@
             <w:pPr>
               <w:pStyle w:val="Compact"/>
             </w:pPr>
-            <w:hyperlink r:id="rId16">
+            <w:hyperlink r:id="rId23">
               <w:r>
                 <w:rPr>
                   <w:rStyle w:val="Hyperlink"/>
@@ -2331,7 +5111,7 @@
             <w:pPr>
               <w:pStyle w:val="Compact"/>
             </w:pPr>
-            <w:hyperlink r:id="rId16">
+            <w:hyperlink r:id="rId23">
               <w:r>
                 <w:rPr>
                   <w:rStyle w:val="Hyperlink"/>
@@ -2351,8 +5131,8 @@
         <w:t xml:space="preserve">Patiktok Cam Bridge tiers reflect lower per-DSLR value than Panood/Papic (short-form reels vs. broadcast / paparazzi). Locked 2026-05-17 as part of the 6-SKU Cam Bridge rollout.</w:t>
       </w:r>
     </w:p>
-    <w:bookmarkEnd w:id="17"/>
-    <w:bookmarkStart w:id="19" w:name="save-the-date-iteration-0024"/>
+    <w:bookmarkEnd w:id="24"/>
+    <w:bookmarkStart w:id="26" w:name="save-the-date-iteration-0024"/>
     <w:p>
       <w:pPr>
         <w:pStyle w:val="Heading3"/>
@@ -2486,7 +5266,7 @@
             <w:pPr>
               <w:pStyle w:val="Compact"/>
             </w:pPr>
-            <w:hyperlink r:id="rId18">
+            <w:hyperlink r:id="rId25">
               <w:r>
                 <w:rPr>
                   <w:rStyle w:val="Hyperlink"/>
@@ -2498,8 +5278,8 @@
         </w:tc>
       </w:tr>
     </w:tbl>
-    <w:bookmarkEnd w:id="19"/>
-    <w:bookmarkStart w:id="21" w:name="X26c79bbdf733588d502c02bd79f6428dc696699"/>
+    <w:bookmarkEnd w:id="26"/>
+    <w:bookmarkStart w:id="28" w:name="X26c79bbdf733588d502c02bd79f6428dc696699"/>
     <w:p>
       <w:pPr>
         <w:pStyle w:val="Heading3"/>
@@ -2643,7 +5423,7 @@
             <w:pPr>
               <w:pStyle w:val="Compact"/>
             </w:pPr>
-            <w:hyperlink r:id="rId20">
+            <w:hyperlink r:id="rId27">
               <w:r>
                 <w:rPr>
                   <w:rStyle w:val="Hyperlink"/>
@@ -2717,7 +5497,7 @@
             <w:pPr>
               <w:pStyle w:val="Compact"/>
             </w:pPr>
-            <w:hyperlink r:id="rId20">
+            <w:hyperlink r:id="rId27">
               <w:r>
                 <w:rPr>
                   <w:rStyle w:val="Hyperlink"/>
@@ -2729,8 +5509,8 @@
         </w:tc>
       </w:tr>
     </w:tbl>
-    <w:bookmarkEnd w:id="21"/>
-    <w:bookmarkStart w:id="23" w:name="X148e430c9557ae95e24f70fd06c81b7d169ea25"/>
+    <w:bookmarkEnd w:id="28"/>
+    <w:bookmarkStart w:id="30" w:name="X148e430c9557ae95e24f70fd06c81b7d169ea25"/>
     <w:p>
       <w:pPr>
         <w:pStyle w:val="Heading3"/>
@@ -2864,7 +5644,7 @@
             <w:pPr>
               <w:pStyle w:val="Compact"/>
             </w:pPr>
-            <w:hyperlink r:id="rId22">
+            <w:hyperlink r:id="rId29">
               <w:r>
                 <w:rPr>
                   <w:rStyle w:val="Hyperlink"/>
@@ -2926,7 +5706,7 @@
             <w:pPr>
               <w:pStyle w:val="Compact"/>
             </w:pPr>
-            <w:hyperlink r:id="rId22">
+            <w:hyperlink r:id="rId29">
               <w:r>
                 <w:rPr>
                   <w:rStyle w:val="Hyperlink"/>
@@ -2988,7 +5768,7 @@
             <w:pPr>
               <w:pStyle w:val="Compact"/>
             </w:pPr>
-            <w:hyperlink r:id="rId22">
+            <w:hyperlink r:id="rId29">
               <w:r>
                 <w:rPr>
                   <w:rStyle w:val="Hyperlink"/>
@@ -3000,8 +5780,8 @@
         </w:tc>
       </w:tr>
     </w:tbl>
-    <w:bookmarkEnd w:id="23"/>
-    <w:bookmarkStart w:id="25" w:name="bespoke-monogram-iteration-0037"/>
+    <w:bookmarkEnd w:id="30"/>
+    <w:bookmarkStart w:id="32" w:name="bespoke-monogram-iteration-0037"/>
     <w:p>
       <w:pPr>
         <w:pStyle w:val="Heading3"/>
@@ -3145,7 +5925,7 @@
             <w:pPr>
               <w:pStyle w:val="Compact"/>
             </w:pPr>
-            <w:hyperlink r:id="rId24">
+            <w:hyperlink r:id="rId31">
               <w:r>
                 <w:rPr>
                   <w:rStyle w:val="Hyperlink"/>
@@ -3207,7 +5987,7 @@
             <w:pPr>
               <w:pStyle w:val="Compact"/>
             </w:pPr>
-            <w:hyperlink r:id="rId24">
+            <w:hyperlink r:id="rId31">
               <w:r>
                 <w:rPr>
                   <w:rStyle w:val="Hyperlink"/>
@@ -3219,8 +5999,8 @@
         </w:tc>
       </w:tr>
     </w:tbl>
-    <w:bookmarkEnd w:id="25"/>
-    <w:bookmarkStart w:id="26" w:name="led-background-iteration-0005"/>
+    <w:bookmarkEnd w:id="32"/>
+    <w:bookmarkStart w:id="33" w:name="led-background-iteration-0005"/>
     <w:p>
       <w:pPr>
         <w:pStyle w:val="Heading3"/>
@@ -3436,8 +6216,8 @@
         <w:t xml:space="preserve">LED prices not directly grepped from 0005 iteration .md in the latest sweep. Cross-check against iteration 0005 before using in production.</w:t>
       </w:r>
     </w:p>
-    <w:bookmarkEnd w:id="26"/>
-    <w:bookmarkStart w:id="29" w:name="X09d6d1077668ec5b5ea11202db05d98d652dc17"/>
+    <w:bookmarkEnd w:id="33"/>
+    <w:bookmarkStart w:id="36" w:name="X09d6d1077668ec5b5ea11202db05d98d652dc17"/>
     <w:p>
       <w:pPr>
         <w:pStyle w:val="Heading3"/>
@@ -3456,7 +6236,7 @@
       <w:r>
         <w:t xml:space="preserve"> </w:t>
       </w:r>
-      <w:hyperlink r:id="rId27">
+      <w:hyperlink r:id="rId34">
         <w:r>
           <w:rPr>
             <w:rStyle w:val="Hyperlink"/>
@@ -3662,7 +6442,7 @@
             <w:pPr>
               <w:pStyle w:val="Compact"/>
             </w:pPr>
-            <w:hyperlink r:id="rId27">
+            <w:hyperlink r:id="rId34">
               <w:r>
                 <w:rPr>
                   <w:rStyle w:val="Hyperlink"/>
@@ -3679,7 +6459,7 @@
             <w:r>
               <w:t xml:space="preserve"> </w:t>
             </w:r>
-            <w:hyperlink r:id="rId28">
+            <w:hyperlink r:id="rId35">
               <w:r>
                 <w:rPr>
                   <w:rStyle w:val="Hyperlink"/>
@@ -3956,9 +6736,9 @@
         </w:pict>
       </w:r>
     </w:p>
-    <w:bookmarkEnd w:id="29"/>
-    <w:bookmarkEnd w:id="30"/>
-    <w:bookmarkStart w:id="32" w:name="setnayan-concierge-iteration-0016"/>
+    <w:bookmarkEnd w:id="36"/>
+    <w:bookmarkEnd w:id="37"/>
+    <w:bookmarkStart w:id="39" w:name="setnayan-concierge-iteration-0016"/>
     <w:p>
       <w:pPr>
         <w:pStyle w:val="Heading2"/>
@@ -4100,7 +6880,7 @@
             <w:pPr>
               <w:pStyle w:val="Compact"/>
             </w:pPr>
-            <w:hyperlink r:id="rId31">
+            <w:hyperlink r:id="rId38">
               <w:r>
                 <w:rPr>
                   <w:rStyle w:val="Hyperlink"/>
@@ -4162,7 +6942,7 @@
             <w:pPr>
               <w:pStyle w:val="Compact"/>
             </w:pPr>
-            <w:hyperlink r:id="rId31">
+            <w:hyperlink r:id="rId38">
               <w:r>
                 <w:rPr>
                   <w:rStyle w:val="Hyperlink"/>
@@ -4223,8 +7003,8 @@
         </w:pict>
       </w:r>
     </w:p>
-    <w:bookmarkEnd w:id="32"/>
-    <w:bookmarkStart w:id="41" w:name="X737655faf5e4b66e9a6b66bb0695c23a4b74897"/>
+    <w:bookmarkEnd w:id="39"/>
+    <w:bookmarkStart w:id="48" w:name="X737655faf5e4b66e9a6b66bb0695c23a4b74897"/>
     <w:p>
       <w:pPr>
         <w:pStyle w:val="Heading2"/>
@@ -4241,7 +7021,7 @@
         <w:t xml:space="preserve">These are what verified vendors pay Setnayan for visibility, tools, and integrations. Couple-side never sees these prices.</w:t>
       </w:r>
     </w:p>
-    <w:bookmarkStart w:id="34" w:name="vendor-pro-subscription"/>
+    <w:bookmarkStart w:id="41" w:name="vendor-pro-subscription"/>
     <w:p>
       <w:pPr>
         <w:pStyle w:val="Heading3"/>
@@ -4375,7 +7155,7 @@
             <w:pPr>
               <w:pStyle w:val="Compact"/>
             </w:pPr>
-            <w:hyperlink r:id="rId33">
+            <w:hyperlink r:id="rId40">
               <w:r>
                 <w:rPr>
                   <w:rStyle w:val="Hyperlink"/>
@@ -4437,7 +7217,7 @@
             <w:pPr>
               <w:pStyle w:val="Compact"/>
             </w:pPr>
-            <w:hyperlink r:id="rId33">
+            <w:hyperlink r:id="rId40">
               <w:r>
                 <w:rPr>
                   <w:rStyle w:val="Hyperlink"/>
@@ -4449,8 +7229,8 @@
         </w:tc>
       </w:tr>
     </w:tbl>
-    <w:bookmarkEnd w:id="34"/>
-    <w:bookmarkStart w:id="35" w:name="boosted-ads-geo-radius-targeting"/>
+    <w:bookmarkEnd w:id="41"/>
+    <w:bookmarkStart w:id="42" w:name="boosted-ads-geo-radius-targeting"/>
     <w:p>
       <w:pPr>
         <w:pStyle w:val="Heading3"/>
@@ -4584,7 +7364,7 @@
             <w:pPr>
               <w:pStyle w:val="Compact"/>
             </w:pPr>
-            <w:hyperlink r:id="rId33">
+            <w:hyperlink r:id="rId40">
               <w:r>
                 <w:rPr>
                   <w:rStyle w:val="Hyperlink"/>
@@ -4646,7 +7426,7 @@
             <w:pPr>
               <w:pStyle w:val="Compact"/>
             </w:pPr>
-            <w:hyperlink r:id="rId33">
+            <w:hyperlink r:id="rId40">
               <w:r>
                 <w:rPr>
                   <w:rStyle w:val="Hyperlink"/>
@@ -4708,7 +7488,7 @@
             <w:pPr>
               <w:pStyle w:val="Compact"/>
             </w:pPr>
-            <w:hyperlink r:id="rId33">
+            <w:hyperlink r:id="rId40">
               <w:r>
                 <w:rPr>
                   <w:rStyle w:val="Hyperlink"/>
@@ -4720,8 +7500,8 @@
         </w:tc>
       </w:tr>
     </w:tbl>
-    <w:bookmarkEnd w:id="35"/>
-    <w:bookmarkStart w:id="36" w:name="sponsored-boost-premium-long-commit"/>
+    <w:bookmarkEnd w:id="42"/>
+    <w:bookmarkStart w:id="43" w:name="sponsored-boost-premium-long-commit"/>
     <w:p>
       <w:pPr>
         <w:pStyle w:val="Heading3"/>
@@ -4855,7 +7635,7 @@
             <w:pPr>
               <w:pStyle w:val="Compact"/>
             </w:pPr>
-            <w:hyperlink r:id="rId33">
+            <w:hyperlink r:id="rId40">
               <w:r>
                 <w:rPr>
                   <w:rStyle w:val="Hyperlink"/>
@@ -4917,7 +7697,7 @@
             <w:pPr>
               <w:pStyle w:val="Compact"/>
             </w:pPr>
-            <w:hyperlink r:id="rId33">
+            <w:hyperlink r:id="rId40">
               <w:r>
                 <w:rPr>
                   <w:rStyle w:val="Hyperlink"/>
@@ -4929,8 +7709,8 @@
         </w:tc>
       </w:tr>
     </w:tbl>
-    <w:bookmarkEnd w:id="36"/>
-    <w:bookmarkStart w:id="37" w:name="tool-integrations-à-la-carte"/>
+    <w:bookmarkEnd w:id="43"/>
+    <w:bookmarkStart w:id="44" w:name="tool-integrations-à-la-carte"/>
     <w:p>
       <w:pPr>
         <w:pStyle w:val="Heading3"/>
@@ -5064,7 +7844,7 @@
             <w:pPr>
               <w:pStyle w:val="Compact"/>
             </w:pPr>
-            <w:hyperlink r:id="rId33">
+            <w:hyperlink r:id="rId40">
               <w:r>
                 <w:rPr>
                   <w:rStyle w:val="Hyperlink"/>
@@ -5126,7 +7906,7 @@
             <w:pPr>
               <w:pStyle w:val="Compact"/>
             </w:pPr>
-            <w:hyperlink r:id="rId33">
+            <w:hyperlink r:id="rId40">
               <w:r>
                 <w:rPr>
                   <w:rStyle w:val="Hyperlink"/>
@@ -5188,7 +7968,7 @@
             <w:pPr>
               <w:pStyle w:val="Compact"/>
             </w:pPr>
-            <w:hyperlink r:id="rId33">
+            <w:hyperlink r:id="rId40">
               <w:r>
                 <w:rPr>
                   <w:rStyle w:val="Hyperlink"/>
@@ -5250,7 +8030,7 @@
             <w:pPr>
               <w:pStyle w:val="Compact"/>
             </w:pPr>
-            <w:hyperlink r:id="rId33">
+            <w:hyperlink r:id="rId40">
               <w:r>
                 <w:rPr>
                   <w:rStyle w:val="Hyperlink"/>
@@ -5312,7 +8092,7 @@
             <w:pPr>
               <w:pStyle w:val="Compact"/>
             </w:pPr>
-            <w:hyperlink r:id="rId33">
+            <w:hyperlink r:id="rId40">
               <w:r>
                 <w:rPr>
                   <w:rStyle w:val="Hyperlink"/>
@@ -5384,7 +8164,7 @@
             <w:pPr>
               <w:pStyle w:val="Compact"/>
             </w:pPr>
-            <w:hyperlink r:id="rId33">
+            <w:hyperlink r:id="rId40">
               <w:r>
                 <w:rPr>
                   <w:rStyle w:val="Hyperlink"/>
@@ -5396,8 +8176,8 @@
         </w:tc>
       </w:tr>
     </w:tbl>
-    <w:bookmarkEnd w:id="37"/>
-    <w:bookmarkStart w:id="38" w:name="non-pro-vendor-utilities"/>
+    <w:bookmarkEnd w:id="44"/>
+    <w:bookmarkStart w:id="45" w:name="non-pro-vendor-utilities"/>
     <w:p>
       <w:pPr>
         <w:pStyle w:val="Heading3"/>
@@ -5531,7 +8311,7 @@
             <w:pPr>
               <w:pStyle w:val="Compact"/>
             </w:pPr>
-            <w:hyperlink r:id="rId33">
+            <w:hyperlink r:id="rId40">
               <w:r>
                 <w:rPr>
                   <w:rStyle w:val="Hyperlink"/>
@@ -5543,8 +8323,8 @@
         </w:tc>
       </w:tr>
     </w:tbl>
-    <w:bookmarkEnd w:id="38"/>
-    <w:bookmarkStart w:id="40" w:name="X1af1347afa59d4db20fd4c28daab05e64663043"/>
+    <w:bookmarkEnd w:id="45"/>
+    <w:bookmarkStart w:id="47" w:name="X1af1347afa59d4db20fd4c28daab05e64663043"/>
     <w:p>
       <w:pPr>
         <w:pStyle w:val="Heading3"/>
@@ -5563,7 +8343,7 @@
       <w:r>
         <w:t xml:space="preserve"> </w:t>
       </w:r>
-      <w:hyperlink r:id="rId28">
+      <w:hyperlink r:id="rId35">
         <w:r>
           <w:rPr>
             <w:rStyle w:val="Hyperlink"/>
@@ -5580,7 +8360,7 @@
       <w:r>
         <w:t xml:space="preserve"> </w:t>
       </w:r>
-      <w:hyperlink r:id="rId33">
+      <w:hyperlink r:id="rId40">
         <w:r>
           <w:rPr>
             <w:rStyle w:val="Hyperlink"/>
@@ -6561,7 +9341,7 @@
       <w:r>
         <w:t xml:space="preserve"> </w:t>
       </w:r>
-      <w:hyperlink r:id="rId39">
+      <w:hyperlink r:id="rId46">
         <w:r>
           <w:rPr>
             <w:rStyle w:val="Hyperlink"/>
@@ -6580,9 +9360,9 @@
         </w:pict>
       </w:r>
     </w:p>
-    <w:bookmarkEnd w:id="40"/>
-    <w:bookmarkEnd w:id="41"/>
-    <w:bookmarkStart w:id="47" w:name="X327b3c7c004584cb68a3bc8f76c7a68334f8226"/>
+    <w:bookmarkEnd w:id="47"/>
+    <w:bookmarkEnd w:id="48"/>
+    <w:bookmarkStart w:id="54" w:name="X327b3c7c004584cb68a3bc8f76c7a68334f8226"/>
     <w:p>
       <w:pPr>
         <w:pStyle w:val="Heading2"/>
@@ -6599,7 +9379,7 @@
         <w:t xml:space="preserve">These are fee policies vendors set themselves at onboarding (iteration 0006). They’re NOT Setnayan platform prices — they’re between the vendor and the couple. Setnayan surfaces them in confirmation modals and applies them via the mediator (V1) or via 0034 Phase 2 auto-debit.</w:t>
       </w:r>
     </w:p>
-    <w:bookmarkStart w:id="42" w:name="X71347799efd12051d72bd42b5a9520981fcabce"/>
+    <w:bookmarkStart w:id="49" w:name="X71347799efd12051d72bd42b5a9520981fcabce"/>
     <w:p>
       <w:pPr>
         <w:pStyle w:val="Heading3"/>
@@ -6614,210 +9394,6 @@
       </w:pPr>
       <w:r>
         <w:t xml:space="preserve">Vendor declares at onboarding whether they charge a fee for date changes, scaled to proximity. Common patterns:</w:t>
-      </w:r>
-    </w:p>
-    <w:p>
-      <w:pPr>
-        <w:pStyle w:val="Compact"/>
-        <w:numPr>
-          <w:ilvl w:val="0"/>
-          <w:numId w:val="1002"/>
-        </w:numPr>
-      </w:pPr>
-      <w:r>
-        <w:rPr>
-          <w:i/>
-          <w:iCs/>
-        </w:rPr>
-        <w:t xml:space="preserve">“No fee 60+ days out, 50% inside 30 days, 100% inside 14 days”</w:t>
-      </w:r>
-    </w:p>
-    <w:p>
-      <w:pPr>
-        <w:pStyle w:val="Compact"/>
-        <w:numPr>
-          <w:ilvl w:val="0"/>
-          <w:numId w:val="1002"/>
-        </w:numPr>
-      </w:pPr>
-      <w:r>
-        <w:rPr>
-          <w:i/>
-          <w:iCs/>
-        </w:rPr>
-        <w:t xml:space="preserve">“₱5,000 flat fee for any date change inside T-21 days”</w:t>
-      </w:r>
-    </w:p>
-    <w:p>
-      <w:pPr>
-        <w:pStyle w:val="Compact"/>
-        <w:numPr>
-          <w:ilvl w:val="0"/>
-          <w:numId w:val="1002"/>
-        </w:numPr>
-      </w:pPr>
-      <w:r>
-        <w:rPr>
-          <w:i/>
-          <w:iCs/>
-        </w:rPr>
-        <w:t xml:space="preserve">“No reschedule fee — included in base price”</w:t>
-      </w:r>
-    </w:p>
-    <w:p>
-      <w:pPr>
-        <w:pStyle w:val="FirstParagraph"/>
-      </w:pPr>
-      <w:r>
-        <w:t xml:space="preserve">Surfaced in the § 10.1 confirmation modal when ≥1 affected vendor has a non-zero fee at the current proximity. V1: manual mediator action. V2 (0034 Phase 2): auto-debit on vendor accept.</w:t>
-      </w:r>
-    </w:p>
-    <w:bookmarkEnd w:id="42"/>
-    <w:bookmarkStart w:id="43" w:name="Xab9f68577e4599973bc97418d8fe58b1c1749a5"/>
-    <w:p>
-      <w:pPr>
-        <w:pStyle w:val="Heading3"/>
-      </w:pPr>
-      <w:r>
-        <w:t xml:space="preserve">5.2 Relocation fee policy (venue changes · iteration 0021 § 11.3)</w:t>
-      </w:r>
-    </w:p>
-    <w:p>
-      <w:pPr>
-        <w:pStyle w:val="FirstParagraph"/>
-      </w:pPr>
-      <w:r>
-        <w:t xml:space="preserve">Vendor declares travel-cost rules at onboarding.</w:t>
-      </w:r>
-      <w:r>
-        <w:t xml:space="preserve"> </w:t>
-      </w:r>
-      <w:r>
-        <w:rPr>
-          <w:b/>
-          <w:bCs/>
-        </w:rPr>
-        <w:t xml:space="preserve">Illustrative examples</w:t>
-      </w:r>
-      <w:r>
-        <w:t xml:space="preserve"> </w:t>
-      </w:r>
-      <w:r>
-        <w:t xml:space="preserve">from the spec:</w:t>
-      </w:r>
-    </w:p>
-    <w:p>
-      <w:pPr>
-        <w:pStyle w:val="Compact"/>
-        <w:numPr>
-          <w:ilvl w:val="0"/>
-          <w:numId w:val="1003"/>
-        </w:numPr>
-      </w:pPr>
-      <w:r>
-        <w:rPr>
-          <w:i/>
-          <w:iCs/>
-        </w:rPr>
-        <w:t xml:space="preserve">“Free within 30 km of home base; ₱5,000 per additional 10 km”</w:t>
-      </w:r>
-    </w:p>
-    <w:p>
-      <w:pPr>
-        <w:pStyle w:val="Compact"/>
-        <w:numPr>
-          <w:ilvl w:val="0"/>
-          <w:numId w:val="1003"/>
-        </w:numPr>
-      </w:pPr>
-      <w:r>
-        <w:rPr>
-          <w:i/>
-          <w:iCs/>
-        </w:rPr>
-        <w:t xml:space="preserve">“Free within Metro Manila; ₱15,000 flat for Tagaytay; case-by-case beyond”</w:t>
-      </w:r>
-    </w:p>
-    <w:p>
-      <w:pPr>
-        <w:pStyle w:val="Compact"/>
-        <w:numPr>
-          <w:ilvl w:val="0"/>
-          <w:numId w:val="1003"/>
-        </w:numPr>
-      </w:pPr>
-      <w:r>
-        <w:rPr>
-          <w:i/>
-          <w:iCs/>
-        </w:rPr>
-        <w:t xml:space="preserve">“₱8,000 equipment transport fee for any venue change inside T-30 days”</w:t>
-      </w:r>
-    </w:p>
-    <w:p>
-      <w:pPr>
-        <w:pStyle w:val="BlockText"/>
-      </w:pPr>
-      <w:r>
-        <w:t xml:space="preserve">⚠</w:t>
-      </w:r>
-      <w:r>
-        <w:t xml:space="preserve"> </w:t>
-      </w:r>
-      <w:r>
-        <w:rPr>
-          <w:b/>
-          <w:bCs/>
-        </w:rPr>
-        <w:t xml:space="preserve">These examples are illustrative.</w:t>
-      </w:r>
-      <w:r>
-        <w:t xml:space="preserve"> </w:t>
-      </w:r>
-      <w:r>
-        <w:t xml:space="preserve">Vendors set their own policy; the numbers above are sample text in the spec, not platform-mandated rates.</w:t>
-      </w:r>
-    </w:p>
-    <w:p>
-      <w:pPr>
-        <w:pStyle w:val="FirstParagraph"/>
-      </w:pPr>
-      <w:r>
-        <w:t xml:space="preserve">Same surfacing pattern as reschedule fees — modal at § 11.1, manual mediator V1, auto-debit V2.</w:t>
-      </w:r>
-    </w:p>
-    <w:bookmarkEnd w:id="43"/>
-    <w:bookmarkStart w:id="44" w:name="X11faf474eea7b7ad18f2176fce16ebd5e50d082"/>
-    <w:p>
-      <w:pPr>
-        <w:pStyle w:val="Heading3"/>
-      </w:pPr>
-      <w:r>
-        <w:t xml:space="preserve">5.3 Per-head / per-table rates (guest count changes · iteration 0021 § 12.3)</w:t>
-      </w:r>
-    </w:p>
-    <w:p>
-      <w:pPr>
-        <w:pStyle w:val="FirstParagraph"/>
-      </w:pPr>
-      <w:r>
-        <w:t xml:space="preserve">Vendors who are guest-count-dependent (catering, florals, mobile bar, lights &amp; sound, name cards/favors/print — see § 12.1 of 0021) capture per-head or per-table rates at booking.</w:t>
-      </w:r>
-      <w:r>
-        <w:t xml:space="preserve"> </w:t>
-      </w:r>
-      <w:r>
-        <w:rPr>
-          <w:b/>
-          <w:bCs/>
-        </w:rPr>
-        <w:t xml:space="preserve">Illustrative examples</w:t>
-      </w:r>
-      <w:r>
-        <w:t xml:space="preserve"> </w:t>
-      </w:r>
-      <w:r>
-        <w:t xml:space="preserve">from the spec:</w:t>
       </w:r>
     </w:p>
     <w:p>
@@ -6829,7 +9405,11 @@
         </w:numPr>
       </w:pPr>
       <w:r>
-        <w:t xml:space="preserve">Casa Manila Catering — ₱1,200 / plate</w:t>
+        <w:rPr>
+          <w:i/>
+          <w:iCs/>
+        </w:rPr>
+        <w:t xml:space="preserve">“No fee 60+ days out, 50% inside 30 days, 100% inside 14 days”</w:t>
       </w:r>
     </w:p>
     <w:p>
@@ -6841,7 +9421,11 @@
         </w:numPr>
       </w:pPr>
       <w:r>
-        <w:t xml:space="preserve">Bloomwood Florals — ₱5,500 / table</w:t>
+        <w:rPr>
+          <w:i/>
+          <w:iCs/>
+        </w:rPr>
+        <w:t xml:space="preserve">“₱5,000 flat fee for any date change inside T-21 days”</w:t>
       </w:r>
     </w:p>
     <w:p>
@@ -6853,7 +9437,101 @@
         </w:numPr>
       </w:pPr>
       <w:r>
-        <w:t xml:space="preserve">Lumiere Lights &amp; Sound — flat (capacity ceiling-bounded)</w:t>
+        <w:rPr>
+          <w:i/>
+          <w:iCs/>
+        </w:rPr>
+        <w:t xml:space="preserve">“No reschedule fee — included in base price”</w:t>
+      </w:r>
+    </w:p>
+    <w:p>
+      <w:pPr>
+        <w:pStyle w:val="FirstParagraph"/>
+      </w:pPr>
+      <w:r>
+        <w:t xml:space="preserve">Surfaced in the § 10.1 confirmation modal when ≥1 affected vendor has a non-zero fee at the current proximity. V1: manual mediator action. V2 (0034 Phase 2): auto-debit on vendor accept.</w:t>
+      </w:r>
+    </w:p>
+    <w:bookmarkEnd w:id="49"/>
+    <w:bookmarkStart w:id="50" w:name="Xab9f68577e4599973bc97418d8fe58b1c1749a5"/>
+    <w:p>
+      <w:pPr>
+        <w:pStyle w:val="Heading3"/>
+      </w:pPr>
+      <w:r>
+        <w:t xml:space="preserve">5.2 Relocation fee policy (venue changes · iteration 0021 § 11.3)</w:t>
+      </w:r>
+    </w:p>
+    <w:p>
+      <w:pPr>
+        <w:pStyle w:val="FirstParagraph"/>
+      </w:pPr>
+      <w:r>
+        <w:t xml:space="preserve">Vendor declares travel-cost rules at onboarding.</w:t>
+      </w:r>
+      <w:r>
+        <w:t xml:space="preserve"> </w:t>
+      </w:r>
+      <w:r>
+        <w:rPr>
+          <w:b/>
+          <w:bCs/>
+        </w:rPr>
+        <w:t xml:space="preserve">Illustrative examples</w:t>
+      </w:r>
+      <w:r>
+        <w:t xml:space="preserve"> </w:t>
+      </w:r>
+      <w:r>
+        <w:t xml:space="preserve">from the spec:</w:t>
+      </w:r>
+    </w:p>
+    <w:p>
+      <w:pPr>
+        <w:pStyle w:val="Compact"/>
+        <w:numPr>
+          <w:ilvl w:val="0"/>
+          <w:numId w:val="1005"/>
+        </w:numPr>
+      </w:pPr>
+      <w:r>
+        <w:rPr>
+          <w:i/>
+          <w:iCs/>
+        </w:rPr>
+        <w:t xml:space="preserve">“Free within 30 km of home base; ₱5,000 per additional 10 km”</w:t>
+      </w:r>
+    </w:p>
+    <w:p>
+      <w:pPr>
+        <w:pStyle w:val="Compact"/>
+        <w:numPr>
+          <w:ilvl w:val="0"/>
+          <w:numId w:val="1005"/>
+        </w:numPr>
+      </w:pPr>
+      <w:r>
+        <w:rPr>
+          <w:i/>
+          <w:iCs/>
+        </w:rPr>
+        <w:t xml:space="preserve">“Free within Metro Manila; ₱15,000 flat for Tagaytay; case-by-case beyond”</w:t>
+      </w:r>
+    </w:p>
+    <w:p>
+      <w:pPr>
+        <w:pStyle w:val="Compact"/>
+        <w:numPr>
+          <w:ilvl w:val="0"/>
+          <w:numId w:val="1005"/>
+        </w:numPr>
+      </w:pPr>
+      <w:r>
+        <w:rPr>
+          <w:i/>
+          <w:iCs/>
+        </w:rPr>
+        <w:t xml:space="preserve">“₱8,000 equipment transport fee for any venue change inside T-30 days”</w:t>
       </w:r>
     </w:p>
     <w:p>
@@ -6877,22 +9555,7 @@
         <w:t xml:space="preserve"> </w:t>
       </w:r>
       <w:r>
-        <w:t xml:space="preserve">Real vendor rates are captured per-vendor at booking via</w:t>
-      </w:r>
-      <w:r>
-        <w:t xml:space="preserve"> </w:t>
-      </w:r>
-      <w:r>
-        <w:rPr>
-          <w:rStyle w:val="VerbatimChar"/>
-        </w:rPr>
-        <w:t xml:space="preserve">vendor_event_window.confirmed_guest_count</w:t>
-      </w:r>
-      <w:r>
-        <w:t xml:space="preserve"> </w:t>
-      </w:r>
-      <w:r>
-        <w:t xml:space="preserve">× per-head rate. Vendors enter their actual numbers; Setnayan does not set them.</w:t>
+        <w:t xml:space="preserve">Vendors set their own policy; the numbers above are sample text in the spec, not platform-mandated rates.</w:t>
       </w:r>
     </w:p>
     <w:p>
@@ -6900,6 +9563,123 @@
         <w:pStyle w:val="FirstParagraph"/>
       </w:pPr>
       <w:r>
+        <w:t xml:space="preserve">Same surfacing pattern as reschedule fees — modal at § 11.1, manual mediator V1, auto-debit V2.</w:t>
+      </w:r>
+    </w:p>
+    <w:bookmarkEnd w:id="50"/>
+    <w:bookmarkStart w:id="51" w:name="X11faf474eea7b7ad18f2176fce16ebd5e50d082"/>
+    <w:p>
+      <w:pPr>
+        <w:pStyle w:val="Heading3"/>
+      </w:pPr>
+      <w:r>
+        <w:t xml:space="preserve">5.3 Per-head / per-table rates (guest count changes · iteration 0021 § 12.3)</w:t>
+      </w:r>
+    </w:p>
+    <w:p>
+      <w:pPr>
+        <w:pStyle w:val="FirstParagraph"/>
+      </w:pPr>
+      <w:r>
+        <w:t xml:space="preserve">Vendors who are guest-count-dependent (catering, florals, mobile bar, lights &amp; sound, name cards/favors/print — see § 12.1 of 0021) capture per-head or per-table rates at booking.</w:t>
+      </w:r>
+      <w:r>
+        <w:t xml:space="preserve"> </w:t>
+      </w:r>
+      <w:r>
+        <w:rPr>
+          <w:b/>
+          <w:bCs/>
+        </w:rPr>
+        <w:t xml:space="preserve">Illustrative examples</w:t>
+      </w:r>
+      <w:r>
+        <w:t xml:space="preserve"> </w:t>
+      </w:r>
+      <w:r>
+        <w:t xml:space="preserve">from the spec:</w:t>
+      </w:r>
+    </w:p>
+    <w:p>
+      <w:pPr>
+        <w:pStyle w:val="Compact"/>
+        <w:numPr>
+          <w:ilvl w:val="0"/>
+          <w:numId w:val="1006"/>
+        </w:numPr>
+      </w:pPr>
+      <w:r>
+        <w:t xml:space="preserve">Casa Manila Catering — ₱1,200 / plate</w:t>
+      </w:r>
+    </w:p>
+    <w:p>
+      <w:pPr>
+        <w:pStyle w:val="Compact"/>
+        <w:numPr>
+          <w:ilvl w:val="0"/>
+          <w:numId w:val="1006"/>
+        </w:numPr>
+      </w:pPr>
+      <w:r>
+        <w:t xml:space="preserve">Bloomwood Florals — ₱5,500 / table</w:t>
+      </w:r>
+    </w:p>
+    <w:p>
+      <w:pPr>
+        <w:pStyle w:val="Compact"/>
+        <w:numPr>
+          <w:ilvl w:val="0"/>
+          <w:numId w:val="1006"/>
+        </w:numPr>
+      </w:pPr>
+      <w:r>
+        <w:t xml:space="preserve">Lumiere Lights &amp; Sound — flat (capacity ceiling-bounded)</w:t>
+      </w:r>
+    </w:p>
+    <w:p>
+      <w:pPr>
+        <w:pStyle w:val="BlockText"/>
+      </w:pPr>
+      <w:r>
+        <w:t xml:space="preserve">⚠</w:t>
+      </w:r>
+      <w:r>
+        <w:t xml:space="preserve"> </w:t>
+      </w:r>
+      <w:r>
+        <w:rPr>
+          <w:b/>
+          <w:bCs/>
+        </w:rPr>
+        <w:t xml:space="preserve">These examples are illustrative.</w:t>
+      </w:r>
+      <w:r>
+        <w:t xml:space="preserve"> </w:t>
+      </w:r>
+      <w:r>
+        <w:t xml:space="preserve">Real vendor rates are captured per-vendor at booking via</w:t>
+      </w:r>
+      <w:r>
+        <w:t xml:space="preserve"> </w:t>
+      </w:r>
+      <w:r>
+        <w:rPr>
+          <w:rStyle w:val="VerbatimChar"/>
+        </w:rPr>
+        <w:t xml:space="preserve">vendor_event_window.confirmed_guest_count</w:t>
+      </w:r>
+      <w:r>
+        <w:t xml:space="preserve"> </w:t>
+      </w:r>
+      <w:r>
+        <w:t xml:space="preserve">× per-head rate. Vendors enter their actual numbers; Setnayan does not set them.</w:t>
+      </w:r>
+    </w:p>
+    <w:p>
+      <w:pPr>
+        <w:pStyle w:val="FirstParagraph"/>
+      </w:pPr>
+      <w:r>
         <w:t xml:space="preserve">The § 12.3 modal computes the cost delta at the time of a guest-count increase (e.g.,</w:t>
       </w:r>
       <w:r>
@@ -6912,8 +9692,8 @@
         <w:t xml:space="preserve">) and surfaces both per-vendor and total impact before couple confirms.</w:t>
       </w:r>
     </w:p>
-    <w:bookmarkEnd w:id="44"/>
-    <w:bookmarkStart w:id="46" w:name="X5efda879f3473b354051bb9aa28c199b32c1b7e"/>
+    <w:bookmarkEnd w:id="51"/>
+    <w:bookmarkStart w:id="53" w:name="X5efda879f3473b354051bb9aa28c199b32c1b7e"/>
     <w:p>
       <w:pPr>
         <w:pStyle w:val="Heading3"/>
@@ -7462,7 +10242,7 @@
       <w:r>
         <w:t xml:space="preserve"> </w:t>
       </w:r>
-      <w:hyperlink r:id="rId45">
+      <w:hyperlink r:id="rId52">
         <w:r>
           <w:rPr>
             <w:rStyle w:val="Hyperlink"/>
@@ -7484,9 +10264,9 @@
         </w:pict>
       </w:r>
     </w:p>
-    <w:bookmarkEnd w:id="46"/>
-    <w:bookmarkEnd w:id="47"/>
-    <w:bookmarkStart w:id="48" w:name="X9bd2d3719dc1ecf8ec7216f00b1f501f0e213ed"/>
+    <w:bookmarkEnd w:id="53"/>
+    <w:bookmarkEnd w:id="54"/>
+    <w:bookmarkStart w:id="55" w:name="X9bd2d3719dc1ecf8ec7216f00b1f501f0e213ed"/>
     <w:p>
       <w:pPr>
         <w:pStyle w:val="Heading2"/>
@@ -8383,8 +11163,8 @@
         </w:pict>
       </w:r>
     </w:p>
-    <w:bookmarkEnd w:id="48"/>
-    <w:bookmarkStart w:id="49" w:name="X1356e193794515b2922bec543ab3ffab832ab7d"/>
+    <w:bookmarkEnd w:id="55"/>
+    <w:bookmarkStart w:id="56" w:name="X1356e193794515b2922bec543ab3ffab832ab7d"/>
     <w:p>
       <w:pPr>
         <w:pStyle w:val="Heading2"/>
@@ -8403,7 +11183,7 @@
       <w:r>
         <w:t xml:space="preserve"> </w:t>
       </w:r>
-      <w:hyperlink r:id="rId28">
+      <w:hyperlink r:id="rId35">
         <w:r>
           <w:rPr>
             <w:rStyle w:val="Hyperlink"/>
@@ -8669,7 +11449,7 @@
       <w:r>
         <w:t xml:space="preserve"> </w:t>
       </w:r>
-      <w:hyperlink r:id="rId28">
+      <w:hyperlink r:id="rId35">
         <w:r>
           <w:rPr>
             <w:rStyle w:val="Hyperlink"/>
@@ -8718,8 +11498,8 @@
         </w:pict>
       </w:r>
     </w:p>
-    <w:bookmarkEnd w:id="49"/>
-    <w:bookmarkStart w:id="50" w:name="retired-skus-historical-context"/>
+    <w:bookmarkEnd w:id="56"/>
+    <w:bookmarkStart w:id="57" w:name="retired-skus-historical-context"/>
     <w:p>
       <w:pPr>
         <w:pStyle w:val="Heading2"/>
@@ -9836,8 +12616,8 @@
         </w:pict>
       </w:r>
     </w:p>
-    <w:bookmarkEnd w:id="50"/>
-    <w:bookmarkStart w:id="52" w:name="Xe0a64e4b78c866d74648b4f3932e545a6b6c60a"/>
+    <w:bookmarkEnd w:id="57"/>
+    <w:bookmarkStart w:id="59" w:name="Xe0a64e4b78c866d74648b4f3932e545a6b6c60a"/>
     <w:p>
       <w:pPr>
         <w:pStyle w:val="Heading2"/>
@@ -9856,7 +12636,7 @@
       <w:r>
         <w:t xml:space="preserve"> </w:t>
       </w:r>
-      <w:hyperlink r:id="rId51">
+      <w:hyperlink r:id="rId58">
         <w:r>
           <w:rPr>
             <w:rStyle w:val="Hyperlink"/>
@@ -10200,8 +12980,8 @@
         </w:pict>
       </w:r>
     </w:p>
-    <w:bookmarkEnd w:id="52"/>
-    <w:bookmarkStart w:id="56" w:name="X517be19b3dcb16189081b7298fd75d5abd8e190"/>
+    <w:bookmarkEnd w:id="59"/>
+    <w:bookmarkStart w:id="63" w:name="X517be19b3dcb16189081b7298fd75d5abd8e190"/>
     <w:p>
       <w:pPr>
         <w:pStyle w:val="Heading2"/>
@@ -10255,7 +13035,7 @@
             <w:pPr>
               <w:pStyle w:val="Compact"/>
             </w:pPr>
-            <w:hyperlink r:id="rId53">
+            <w:hyperlink r:id="rId60">
               <w:r>
                 <w:rPr>
                   <w:rStyle w:val="Hyperlink"/>
@@ -10284,7 +13064,7 @@
             <w:pPr>
               <w:pStyle w:val="Compact"/>
             </w:pPr>
-            <w:hyperlink r:id="rId20">
+            <w:hyperlink r:id="rId27">
               <w:r>
                 <w:rPr>
                   <w:rStyle w:val="Hyperlink"/>
@@ -10313,7 +13093,7 @@
             <w:pPr>
               <w:pStyle w:val="Compact"/>
             </w:pPr>
-            <w:hyperlink r:id="rId54">
+            <w:hyperlink r:id="rId61">
               <w:r>
                 <w:rPr>
                   <w:rStyle w:val="Hyperlink"/>
@@ -10342,7 +13122,7 @@
             <w:pPr>
               <w:pStyle w:val="Compact"/>
             </w:pPr>
-            <w:hyperlink r:id="rId14">
+            <w:hyperlink r:id="rId21">
               <w:r>
                 <w:rPr>
                   <w:rStyle w:val="Hyperlink"/>
@@ -10371,7 +13151,7 @@
             <w:pPr>
               <w:pStyle w:val="Compact"/>
             </w:pPr>
-            <w:hyperlink r:id="rId12">
+            <w:hyperlink r:id="rId19">
               <w:r>
                 <w:rPr>
                   <w:rStyle w:val="Hyperlink"/>
@@ -10400,7 +13180,7 @@
             <w:pPr>
               <w:pStyle w:val="Compact"/>
             </w:pPr>
-            <w:hyperlink r:id="rId31">
+            <w:hyperlink r:id="rId38">
               <w:r>
                 <w:rPr>
                   <w:rStyle w:val="Hyperlink"/>
@@ -10429,7 +13209,7 @@
             <w:pPr>
               <w:pStyle w:val="Compact"/>
             </w:pPr>
-            <w:hyperlink r:id="rId45">
+            <w:hyperlink r:id="rId52">
               <w:r>
                 <w:rPr>
                   <w:rStyle w:val="Hyperlink"/>
@@ -10458,7 +13238,7 @@
             <w:pPr>
               <w:pStyle w:val="Compact"/>
             </w:pPr>
-            <w:hyperlink r:id="rId33">
+            <w:hyperlink r:id="rId40">
               <w:r>
                 <w:rPr>
                   <w:rStyle w:val="Hyperlink"/>
@@ -10487,7 +13267,7 @@
             <w:pPr>
               <w:pStyle w:val="Compact"/>
             </w:pPr>
-            <w:hyperlink r:id="rId18">
+            <w:hyperlink r:id="rId25">
               <w:r>
                 <w:rPr>
                   <w:rStyle w:val="Hyperlink"/>
@@ -10516,7 +13296,7 @@
             <w:pPr>
               <w:pStyle w:val="Compact"/>
             </w:pPr>
-            <w:hyperlink r:id="rId55">
+            <w:hyperlink r:id="rId62">
               <w:r>
                 <w:rPr>
                   <w:rStyle w:val="Hyperlink"/>
@@ -10545,7 +13325,7 @@
             <w:pPr>
               <w:pStyle w:val="Compact"/>
             </w:pPr>
-            <w:hyperlink r:id="rId9">
+            <w:hyperlink r:id="rId16">
               <w:r>
                 <w:rPr>
                   <w:rStyle w:val="Hyperlink"/>
@@ -10574,7 +13354,7 @@
             <w:pPr>
               <w:pStyle w:val="Compact"/>
             </w:pPr>
-            <w:hyperlink r:id="rId22">
+            <w:hyperlink r:id="rId29">
               <w:r>
                 <w:rPr>
                   <w:rStyle w:val="Hyperlink"/>
@@ -10603,7 +13383,7 @@
             <w:pPr>
               <w:pStyle w:val="Compact"/>
             </w:pPr>
-            <w:hyperlink r:id="rId24">
+            <w:hyperlink r:id="rId31">
               <w:r>
                 <w:rPr>
                   <w:rStyle w:val="Hyperlink"/>
@@ -10633,8 +13413,8 @@
         </w:pict>
       </w:r>
     </w:p>
-    <w:bookmarkEnd w:id="56"/>
-    <w:bookmarkStart w:id="57" w:name="update-protocol"/>
+    <w:bookmarkEnd w:id="63"/>
+    <w:bookmarkStart w:id="64" w:name="update-protocol"/>
     <w:p>
       <w:pPr>
         <w:pStyle w:val="Heading2"/>
@@ -10655,7 +13435,7 @@
       <w:pPr>
         <w:numPr>
           <w:ilvl w:val="0"/>
-          <w:numId w:val="1005"/>
+          <w:numId w:val="1007"/>
         </w:numPr>
       </w:pPr>
       <w:r>
@@ -10676,7 +13456,7 @@
       <w:pPr>
         <w:numPr>
           <w:ilvl w:val="0"/>
-          <w:numId w:val="1005"/>
+          <w:numId w:val="1007"/>
         </w:numPr>
       </w:pPr>
       <w:r>
@@ -10712,7 +13492,7 @@
       <w:pPr>
         <w:numPr>
           <w:ilvl w:val="0"/>
-          <w:numId w:val="1005"/>
+          <w:numId w:val="1007"/>
         </w:numPr>
       </w:pPr>
       <w:r>
@@ -10733,7 +13513,7 @@
       <w:pPr>
         <w:numPr>
           <w:ilvl w:val="0"/>
-          <w:numId w:val="1005"/>
+          <w:numId w:val="1007"/>
         </w:numPr>
       </w:pPr>
       <w:r>
@@ -10754,7 +13534,7 @@
       <w:pPr>
         <w:numPr>
           <w:ilvl w:val="0"/>
-          <w:numId w:val="1005"/>
+          <w:numId w:val="1007"/>
         </w:numPr>
       </w:pPr>
       <w:r>
@@ -10823,7 +13603,7 @@
       <w:pPr>
         <w:numPr>
           <w:ilvl w:val="0"/>
-          <w:numId w:val="1005"/>
+          <w:numId w:val="1007"/>
         </w:numPr>
       </w:pPr>
       <w:r>
@@ -10844,7 +13624,7 @@
       <w:pPr>
         <w:numPr>
           <w:ilvl w:val="0"/>
-          <w:numId w:val="1005"/>
+          <w:numId w:val="1007"/>
         </w:numPr>
       </w:pPr>
       <w:r>
@@ -10899,7 +13679,7 @@
       <w:r>
         <w:t xml:space="preserve"> </w:t>
       </w:r>
-      <w:hyperlink r:id="rId10">
+      <w:hyperlink r:id="rId17">
         <w:r>
           <w:rPr>
             <w:rStyle w:val="Hyperlink"/>
@@ -11003,8 +13783,8 @@
         </w:pict>
       </w:r>
     </w:p>
-    <w:bookmarkEnd w:id="57"/>
-    <w:bookmarkStart w:id="58" w:name="companions"/>
+    <w:bookmarkEnd w:id="64"/>
+    <w:bookmarkStart w:id="65" w:name="companions"/>
     <w:p>
       <w:pPr>
         <w:pStyle w:val="Heading2"/>
@@ -11018,7 +13798,7 @@
         <w:pStyle w:val="Compact"/>
         <w:numPr>
           <w:ilvl w:val="0"/>
-          <w:numId w:val="1006"/>
+          <w:numId w:val="1008"/>
         </w:numPr>
       </w:pPr>
       <w:r>
@@ -11053,8 +13833,8 @@
         <w:t xml:space="preserve">Last regenerated: 2026-05-22 (Specialized Pro Tools architecture + Professional Mood Board pack pricing + 13-SKU placeholder added per CLAUDE.md fifth 2026-05-22 decision-log row)</w:t>
       </w:r>
     </w:p>
-    <w:bookmarkEnd w:id="58"/>
-    <w:bookmarkEnd w:id="59"/>
+    <w:bookmarkEnd w:id="65"/>
+    <w:bookmarkEnd w:id="66"/>
     <w:sectPr>
       <w:footnotePr>
         <w:numRestart w:val="eachSect"/>
@@ -11360,15 +14140,6 @@
     <w:abstractNumId w:val="991"/>
   </w:num>
   <w:num w:numId="1002">
-    <w:abstractNumId w:val="991"/>
-  </w:num>
-  <w:num w:numId="1003">
-    <w:abstractNumId w:val="991"/>
-  </w:num>
-  <w:num w:numId="1004">
-    <w:abstractNumId w:val="991"/>
-  </w:num>
-  <w:num w:numId="1005">
     <w:abstractNumId w:val="99411"/>
     <w:lvlOverride w:ilvl="0">
       <w:startOverride w:val="1"/>
@@ -11398,7 +14169,49 @@
       <w:startOverride w:val="1"/>
     </w:lvlOverride>
   </w:num>
+  <w:num w:numId="1003">
+    <w:abstractNumId w:val="991"/>
+  </w:num>
+  <w:num w:numId="1004">
+    <w:abstractNumId w:val="991"/>
+  </w:num>
+  <w:num w:numId="1005">
+    <w:abstractNumId w:val="991"/>
+  </w:num>
   <w:num w:numId="1006">
+    <w:abstractNumId w:val="991"/>
+  </w:num>
+  <w:num w:numId="1007">
+    <w:abstractNumId w:val="99411"/>
+    <w:lvlOverride w:ilvl="0">
+      <w:startOverride w:val="1"/>
+    </w:lvlOverride>
+    <w:lvlOverride w:ilvl="1">
+      <w:startOverride w:val="1"/>
+    </w:lvlOverride>
+    <w:lvlOverride w:ilvl="2">
+      <w:startOverride w:val="1"/>
+    </w:lvlOverride>
+    <w:lvlOverride w:ilvl="3">
+      <w:startOverride w:val="1"/>
+    </w:lvlOverride>
+    <w:lvlOverride w:ilvl="4">
+      <w:startOverride w:val="1"/>
+    </w:lvlOverride>
+    <w:lvlOverride w:ilvl="5">
+      <w:startOverride w:val="1"/>
+    </w:lvlOverride>
+    <w:lvlOverride w:ilvl="6">
+      <w:startOverride w:val="1"/>
+    </w:lvlOverride>
+    <w:lvlOverride w:ilvl="7">
+      <w:startOverride w:val="1"/>
+    </w:lvlOverride>
+    <w:lvlOverride w:ilvl="8">
+      <w:startOverride w:val="1"/>
+    </w:lvlOverride>
+  </w:num>
+  <w:num w:numId="1008">
     <w:abstractNumId w:val="991"/>
   </w:num>
 </w:numbering>
